--- a/SOFTWARE DESIGN DOCUMENT.docx
+++ b/SOFTWARE DESIGN DOCUMENT.docx
@@ -1665,7 +1665,7 @@
           <w:lang w:eastAsia="en-IN" w:bidi="hi-IN"/>
         </w:rPr>
         <w:pict w14:anchorId="3E392CD9">
-          <v:rect id="_x0000_i1180" style="width:0;height:1.5pt" o:hralign="center" o:hrstd="t" o:hr="t" fillcolor="#a0a0a0" stroked="f"/>
+          <v:rect id="_x0000_i1030" style="width:0;height:1.5pt" o:hralign="center" o:hrstd="t" o:hr="t" fillcolor="#a0a0a0" stroked="f"/>
         </w:pict>
       </w:r>
     </w:p>
@@ -14318,9 +14318,928 @@
           <w:szCs w:val="28"/>
           <w:lang w:eastAsia="en-IN" w:bidi="hi-IN"/>
         </w:rPr>
+        <w:t>Consumers DB</w:t>
+      </w:r>
+    </w:p>
+    <w:p>
+      <w:pPr>
+        <w:spacing w:after="0" w:line="240" w:lineRule="auto"/>
+        <w:outlineLvl w:val="2"/>
+        <w:rPr>
+          <w:rFonts w:ascii="Times New Roman" w:eastAsia="Times New Roman" w:hAnsi="Times New Roman" w:cs="Times New Roman"/>
+          <w:b/>
+          <w:bCs/>
+          <w:sz w:val="27"/>
+          <w:szCs w:val="27"/>
+          <w:lang w:eastAsia="en-IN" w:bidi="hi-IN"/>
+        </w:rPr>
+      </w:pPr>
+      <w:r>
+        <w:rPr>
+          <w:rFonts w:ascii="Times New Roman" w:eastAsia="Times New Roman" w:hAnsi="Times New Roman" w:cs="Times New Roman"/>
+          <w:b/>
+          <w:bCs/>
+          <w:sz w:val="27"/>
+          <w:szCs w:val="27"/>
+          <w:lang w:eastAsia="en-IN" w:bidi="hi-IN"/>
+        </w:rPr>
         <w:t>Consumer</w:t>
       </w:r>
       <w:r>
+        <w:rPr>
+          <w:rFonts w:ascii="Times New Roman" w:eastAsia="Times New Roman" w:hAnsi="Times New Roman" w:cs="Times New Roman"/>
+          <w:b/>
+          <w:bCs/>
+          <w:sz w:val="27"/>
+          <w:szCs w:val="27"/>
+          <w:lang w:eastAsia="en-IN" w:bidi="hi-IN"/>
+        </w:rPr>
+        <w:t xml:space="preserve"> Document</w:t>
+      </w:r>
+    </w:p>
+    <w:p>
+      <w:pPr>
+        <w:spacing w:after="0" w:line="240" w:lineRule="auto"/>
+        <w:outlineLvl w:val="2"/>
+        <w:rPr>
+          <w:rFonts w:ascii="Courier New" w:eastAsia="Times New Roman" w:hAnsi="Courier New" w:cs="Courier New"/>
+          <w:sz w:val="20"/>
+          <w:szCs w:val="20"/>
+          <w:lang w:eastAsia="en-IN" w:bidi="hi-IN"/>
+        </w:rPr>
+      </w:pPr>
+      <w:r>
+        <w:rPr>
+          <w:rFonts w:ascii="Courier New" w:eastAsia="Times New Roman" w:hAnsi="Courier New" w:cs="Courier New"/>
+          <w:sz w:val="20"/>
+          <w:szCs w:val="20"/>
+          <w:lang w:eastAsia="en-IN" w:bidi="hi-IN"/>
+        </w:rPr>
+        <w:t>{</w:t>
+      </w:r>
+    </w:p>
+    <w:p>
+      <w:pPr>
+        <w:spacing w:after="0" w:line="240" w:lineRule="auto"/>
+        <w:outlineLvl w:val="2"/>
+        <w:rPr>
+          <w:rFonts w:ascii="Courier New" w:eastAsia="Times New Roman" w:hAnsi="Courier New" w:cs="Courier New"/>
+          <w:sz w:val="20"/>
+          <w:szCs w:val="20"/>
+          <w:lang w:eastAsia="en-IN" w:bidi="hi-IN"/>
+        </w:rPr>
+      </w:pPr>
+      <w:r>
+        <w:rPr>
+          <w:rFonts w:ascii="Courier New" w:eastAsia="Times New Roman" w:hAnsi="Courier New" w:cs="Courier New"/>
+          <w:sz w:val="20"/>
+          <w:szCs w:val="20"/>
+          <w:lang w:eastAsia="en-IN" w:bidi="hi-IN"/>
+        </w:rPr>
+        <w:t xml:space="preserve">  "_id": </w:t>
+      </w:r>
+      <w:proofErr w:type="spellStart"/>
+      <w:r>
+        <w:rPr>
+          <w:rFonts w:ascii="Courier New" w:eastAsia="Times New Roman" w:hAnsi="Courier New" w:cs="Courier New"/>
+          <w:sz w:val="20"/>
+          <w:szCs w:val="20"/>
+          <w:lang w:eastAsia="en-IN" w:bidi="hi-IN"/>
+        </w:rPr>
+        <w:t>ObjectId</w:t>
+      </w:r>
+      <w:proofErr w:type="spellEnd"/>
+      <w:r>
+        <w:rPr>
+          <w:rFonts w:ascii="Courier New" w:eastAsia="Times New Roman" w:hAnsi="Courier New" w:cs="Courier New"/>
+          <w:sz w:val="20"/>
+          <w:szCs w:val="20"/>
+          <w:lang w:eastAsia="en-IN" w:bidi="hi-IN"/>
+        </w:rPr>
+        <w:t>,</w:t>
+      </w:r>
+    </w:p>
+    <w:p>
+      <w:pPr>
+        <w:spacing w:after="0" w:line="240" w:lineRule="auto"/>
+        <w:outlineLvl w:val="2"/>
+        <w:rPr>
+          <w:rFonts w:ascii="Courier New" w:eastAsia="Times New Roman" w:hAnsi="Courier New" w:cs="Courier New"/>
+          <w:sz w:val="20"/>
+          <w:szCs w:val="20"/>
+          <w:lang w:eastAsia="en-IN" w:bidi="hi-IN"/>
+        </w:rPr>
+      </w:pPr>
+      <w:r>
+        <w:rPr>
+          <w:rFonts w:ascii="Courier New" w:eastAsia="Times New Roman" w:hAnsi="Courier New" w:cs="Courier New"/>
+          <w:sz w:val="20"/>
+          <w:szCs w:val="20"/>
+          <w:lang w:eastAsia="en-IN" w:bidi="hi-IN"/>
+        </w:rPr>
+        <w:t xml:space="preserve">  "</w:t>
+      </w:r>
+      <w:proofErr w:type="spellStart"/>
+      <w:r>
+        <w:rPr>
+          <w:rFonts w:ascii="Courier New" w:eastAsia="Times New Roman" w:hAnsi="Courier New" w:cs="Courier New"/>
+          <w:sz w:val="20"/>
+          <w:szCs w:val="20"/>
+          <w:lang w:eastAsia="en-IN" w:bidi="hi-IN"/>
+        </w:rPr>
+        <w:t>fullName</w:t>
+      </w:r>
+      <w:proofErr w:type="spellEnd"/>
+      <w:r>
+        <w:rPr>
+          <w:rFonts w:ascii="Courier New" w:eastAsia="Times New Roman" w:hAnsi="Courier New" w:cs="Courier New"/>
+          <w:sz w:val="20"/>
+          <w:szCs w:val="20"/>
+          <w:lang w:eastAsia="en-IN" w:bidi="hi-IN"/>
+        </w:rPr>
+        <w:t>": "string",</w:t>
+      </w:r>
+    </w:p>
+    <w:p>
+      <w:pPr>
+        <w:spacing w:after="0" w:line="240" w:lineRule="auto"/>
+        <w:outlineLvl w:val="2"/>
+        <w:rPr>
+          <w:rFonts w:ascii="Courier New" w:eastAsia="Times New Roman" w:hAnsi="Courier New" w:cs="Courier New"/>
+          <w:sz w:val="20"/>
+          <w:szCs w:val="20"/>
+          <w:lang w:eastAsia="en-IN" w:bidi="hi-IN"/>
+        </w:rPr>
+      </w:pPr>
+      <w:r>
+        <w:rPr>
+          <w:rFonts w:ascii="Courier New" w:eastAsia="Times New Roman" w:hAnsi="Courier New" w:cs="Courier New"/>
+          <w:sz w:val="20"/>
+          <w:szCs w:val="20"/>
+          <w:lang w:eastAsia="en-IN" w:bidi="hi-IN"/>
+        </w:rPr>
+        <w:t xml:space="preserve">  "email": "string",</w:t>
+      </w:r>
+    </w:p>
+    <w:p>
+      <w:pPr>
+        <w:spacing w:after="0" w:line="240" w:lineRule="auto"/>
+        <w:outlineLvl w:val="2"/>
+        <w:rPr>
+          <w:rFonts w:ascii="Courier New" w:eastAsia="Times New Roman" w:hAnsi="Courier New" w:cs="Courier New"/>
+          <w:sz w:val="20"/>
+          <w:szCs w:val="20"/>
+          <w:lang w:eastAsia="en-IN" w:bidi="hi-IN"/>
+        </w:rPr>
+      </w:pPr>
+      <w:r>
+        <w:rPr>
+          <w:rFonts w:ascii="Courier New" w:eastAsia="Times New Roman" w:hAnsi="Courier New" w:cs="Courier New"/>
+          <w:sz w:val="20"/>
+          <w:szCs w:val="20"/>
+          <w:lang w:eastAsia="en-IN" w:bidi="hi-IN"/>
+        </w:rPr>
+        <w:t xml:space="preserve">  "phone": "string",</w:t>
+      </w:r>
+    </w:p>
+    <w:p>
+      <w:pPr>
+        <w:spacing w:after="0" w:line="240" w:lineRule="auto"/>
+        <w:outlineLvl w:val="2"/>
+        <w:rPr>
+          <w:rFonts w:ascii="Courier New" w:eastAsia="Times New Roman" w:hAnsi="Courier New" w:cs="Courier New"/>
+          <w:sz w:val="20"/>
+          <w:szCs w:val="20"/>
+          <w:lang w:eastAsia="en-IN" w:bidi="hi-IN"/>
+        </w:rPr>
+      </w:pPr>
+      <w:r>
+        <w:rPr>
+          <w:rFonts w:ascii="Courier New" w:eastAsia="Times New Roman" w:hAnsi="Courier New" w:cs="Courier New"/>
+          <w:sz w:val="20"/>
+          <w:szCs w:val="20"/>
+          <w:lang w:eastAsia="en-IN" w:bidi="hi-IN"/>
+        </w:rPr>
+        <w:t xml:space="preserve">  "addressLine1": "string",</w:t>
+      </w:r>
+    </w:p>
+    <w:p>
+      <w:pPr>
+        <w:spacing w:after="0" w:line="240" w:lineRule="auto"/>
+        <w:outlineLvl w:val="2"/>
+        <w:rPr>
+          <w:rFonts w:ascii="Courier New" w:eastAsia="Times New Roman" w:hAnsi="Courier New" w:cs="Courier New"/>
+          <w:sz w:val="20"/>
+          <w:szCs w:val="20"/>
+          <w:lang w:eastAsia="en-IN" w:bidi="hi-IN"/>
+        </w:rPr>
+      </w:pPr>
+      <w:r>
+        <w:rPr>
+          <w:rFonts w:ascii="Courier New" w:eastAsia="Times New Roman" w:hAnsi="Courier New" w:cs="Courier New"/>
+          <w:sz w:val="20"/>
+          <w:szCs w:val="20"/>
+          <w:lang w:eastAsia="en-IN" w:bidi="hi-IN"/>
+        </w:rPr>
+        <w:t xml:space="preserve">  "city": "string",</w:t>
+      </w:r>
+    </w:p>
+    <w:p>
+      <w:pPr>
+        <w:spacing w:after="0" w:line="240" w:lineRule="auto"/>
+        <w:outlineLvl w:val="2"/>
+        <w:rPr>
+          <w:rFonts w:ascii="Courier New" w:eastAsia="Times New Roman" w:hAnsi="Courier New" w:cs="Courier New"/>
+          <w:sz w:val="20"/>
+          <w:szCs w:val="20"/>
+          <w:lang w:eastAsia="en-IN" w:bidi="hi-IN"/>
+        </w:rPr>
+      </w:pPr>
+      <w:r>
+        <w:rPr>
+          <w:rFonts w:ascii="Courier New" w:eastAsia="Times New Roman" w:hAnsi="Courier New" w:cs="Courier New"/>
+          <w:sz w:val="20"/>
+          <w:szCs w:val="20"/>
+          <w:lang w:eastAsia="en-IN" w:bidi="hi-IN"/>
+        </w:rPr>
+        <w:t xml:space="preserve">  "state": "string",</w:t>
+      </w:r>
+    </w:p>
+    <w:p>
+      <w:pPr>
+        <w:spacing w:after="0" w:line="240" w:lineRule="auto"/>
+        <w:outlineLvl w:val="2"/>
+        <w:rPr>
+          <w:rFonts w:ascii="Courier New" w:eastAsia="Times New Roman" w:hAnsi="Courier New" w:cs="Courier New"/>
+          <w:sz w:val="20"/>
+          <w:szCs w:val="20"/>
+          <w:lang w:eastAsia="en-IN" w:bidi="hi-IN"/>
+        </w:rPr>
+      </w:pPr>
+      <w:r>
+        <w:rPr>
+          <w:rFonts w:ascii="Courier New" w:eastAsia="Times New Roman" w:hAnsi="Courier New" w:cs="Courier New"/>
+          <w:sz w:val="20"/>
+          <w:szCs w:val="20"/>
+          <w:lang w:eastAsia="en-IN" w:bidi="hi-IN"/>
+        </w:rPr>
+        <w:t xml:space="preserve">  "</w:t>
+      </w:r>
+      <w:proofErr w:type="spellStart"/>
+      <w:r>
+        <w:rPr>
+          <w:rFonts w:ascii="Courier New" w:eastAsia="Times New Roman" w:hAnsi="Courier New" w:cs="Courier New"/>
+          <w:sz w:val="20"/>
+          <w:szCs w:val="20"/>
+          <w:lang w:eastAsia="en-IN" w:bidi="hi-IN"/>
+        </w:rPr>
+        <w:t>postalCode</w:t>
+      </w:r>
+      <w:proofErr w:type="spellEnd"/>
+      <w:r>
+        <w:rPr>
+          <w:rFonts w:ascii="Courier New" w:eastAsia="Times New Roman" w:hAnsi="Courier New" w:cs="Courier New"/>
+          <w:sz w:val="20"/>
+          <w:szCs w:val="20"/>
+          <w:lang w:eastAsia="en-IN" w:bidi="hi-IN"/>
+        </w:rPr>
+        <w:t>": "string",</w:t>
+      </w:r>
+    </w:p>
+    <w:p>
+      <w:pPr>
+        <w:spacing w:after="0" w:line="240" w:lineRule="auto"/>
+        <w:outlineLvl w:val="2"/>
+        <w:rPr>
+          <w:rFonts w:ascii="Courier New" w:eastAsia="Times New Roman" w:hAnsi="Courier New" w:cs="Courier New"/>
+          <w:sz w:val="20"/>
+          <w:szCs w:val="20"/>
+          <w:lang w:eastAsia="en-IN" w:bidi="hi-IN"/>
+        </w:rPr>
+      </w:pPr>
+      <w:r>
+        <w:rPr>
+          <w:rFonts w:ascii="Courier New" w:eastAsia="Times New Roman" w:hAnsi="Courier New" w:cs="Courier New"/>
+          <w:sz w:val="20"/>
+          <w:szCs w:val="20"/>
+          <w:lang w:eastAsia="en-IN" w:bidi="hi-IN"/>
+        </w:rPr>
+        <w:t xml:space="preserve">  "active": true,</w:t>
+      </w:r>
+    </w:p>
+    <w:p>
+      <w:pPr>
+        <w:spacing w:after="0" w:line="240" w:lineRule="auto"/>
+        <w:outlineLvl w:val="2"/>
+        <w:rPr>
+          <w:rFonts w:ascii="Courier New" w:eastAsia="Times New Roman" w:hAnsi="Courier New" w:cs="Courier New"/>
+          <w:sz w:val="20"/>
+          <w:szCs w:val="20"/>
+          <w:lang w:eastAsia="en-IN" w:bidi="hi-IN"/>
+        </w:rPr>
+      </w:pPr>
+      <w:r>
+        <w:rPr>
+          <w:rFonts w:ascii="Courier New" w:eastAsia="Times New Roman" w:hAnsi="Courier New" w:cs="Courier New"/>
+          <w:sz w:val="20"/>
+          <w:szCs w:val="20"/>
+          <w:lang w:eastAsia="en-IN" w:bidi="hi-IN"/>
+        </w:rPr>
+        <w:t xml:space="preserve">  "</w:t>
+      </w:r>
+      <w:proofErr w:type="spellStart"/>
+      <w:r>
+        <w:rPr>
+          <w:rFonts w:ascii="Courier New" w:eastAsia="Times New Roman" w:hAnsi="Courier New" w:cs="Courier New"/>
+          <w:sz w:val="20"/>
+          <w:szCs w:val="20"/>
+          <w:lang w:eastAsia="en-IN" w:bidi="hi-IN"/>
+        </w:rPr>
+        <w:t>createdAt</w:t>
+      </w:r>
+      <w:proofErr w:type="spellEnd"/>
+      <w:r>
+        <w:rPr>
+          <w:rFonts w:ascii="Courier New" w:eastAsia="Times New Roman" w:hAnsi="Courier New" w:cs="Courier New"/>
+          <w:sz w:val="20"/>
+          <w:szCs w:val="20"/>
+          <w:lang w:eastAsia="en-IN" w:bidi="hi-IN"/>
+        </w:rPr>
+        <w:t xml:space="preserve">": </w:t>
+      </w:r>
+      <w:proofErr w:type="spellStart"/>
+      <w:r>
+        <w:rPr>
+          <w:rFonts w:ascii="Courier New" w:eastAsia="Times New Roman" w:hAnsi="Courier New" w:cs="Courier New"/>
+          <w:sz w:val="20"/>
+          <w:szCs w:val="20"/>
+          <w:lang w:eastAsia="en-IN" w:bidi="hi-IN"/>
+        </w:rPr>
+        <w:t>ISODate</w:t>
+      </w:r>
+      <w:proofErr w:type="spellEnd"/>
+      <w:r>
+        <w:rPr>
+          <w:rFonts w:ascii="Courier New" w:eastAsia="Times New Roman" w:hAnsi="Courier New" w:cs="Courier New"/>
+          <w:sz w:val="20"/>
+          <w:szCs w:val="20"/>
+          <w:lang w:eastAsia="en-IN" w:bidi="hi-IN"/>
+        </w:rPr>
+        <w:t>,</w:t>
+      </w:r>
+    </w:p>
+    <w:p>
+      <w:pPr>
+        <w:spacing w:after="0" w:line="240" w:lineRule="auto"/>
+        <w:outlineLvl w:val="2"/>
+        <w:rPr>
+          <w:rFonts w:ascii="Courier New" w:eastAsia="Times New Roman" w:hAnsi="Courier New" w:cs="Courier New"/>
+          <w:sz w:val="20"/>
+          <w:szCs w:val="20"/>
+          <w:lang w:eastAsia="en-IN" w:bidi="hi-IN"/>
+        </w:rPr>
+      </w:pPr>
+      <w:r>
+        <w:rPr>
+          <w:rFonts w:ascii="Courier New" w:eastAsia="Times New Roman" w:hAnsi="Courier New" w:cs="Courier New"/>
+          <w:sz w:val="20"/>
+          <w:szCs w:val="20"/>
+          <w:lang w:eastAsia="en-IN" w:bidi="hi-IN"/>
+        </w:rPr>
+        <w:t xml:space="preserve">  "</w:t>
+      </w:r>
+      <w:proofErr w:type="spellStart"/>
+      <w:r>
+        <w:rPr>
+          <w:rFonts w:ascii="Courier New" w:eastAsia="Times New Roman" w:hAnsi="Courier New" w:cs="Courier New"/>
+          <w:sz w:val="20"/>
+          <w:szCs w:val="20"/>
+          <w:lang w:eastAsia="en-IN" w:bidi="hi-IN"/>
+        </w:rPr>
+        <w:t>updatedAt</w:t>
+      </w:r>
+      <w:proofErr w:type="spellEnd"/>
+      <w:r>
+        <w:rPr>
+          <w:rFonts w:ascii="Courier New" w:eastAsia="Times New Roman" w:hAnsi="Courier New" w:cs="Courier New"/>
+          <w:sz w:val="20"/>
+          <w:szCs w:val="20"/>
+          <w:lang w:eastAsia="en-IN" w:bidi="hi-IN"/>
+        </w:rPr>
+        <w:t xml:space="preserve">": </w:t>
+      </w:r>
+      <w:proofErr w:type="spellStart"/>
+      <w:r>
+        <w:rPr>
+          <w:rFonts w:ascii="Courier New" w:eastAsia="Times New Roman" w:hAnsi="Courier New" w:cs="Courier New"/>
+          <w:sz w:val="20"/>
+          <w:szCs w:val="20"/>
+          <w:lang w:eastAsia="en-IN" w:bidi="hi-IN"/>
+        </w:rPr>
+        <w:t>ISODate</w:t>
+      </w:r>
+      <w:proofErr w:type="spellEnd"/>
+    </w:p>
+    <w:p>
+      <w:pPr>
+        <w:spacing w:after="0" w:line="240" w:lineRule="auto"/>
+        <w:outlineLvl w:val="2"/>
+        <w:rPr>
+          <w:rFonts w:ascii="Courier New" w:eastAsia="Times New Roman" w:hAnsi="Courier New" w:cs="Courier New"/>
+          <w:sz w:val="20"/>
+          <w:szCs w:val="20"/>
+          <w:lang w:eastAsia="en-IN" w:bidi="hi-IN"/>
+        </w:rPr>
+      </w:pPr>
+      <w:r>
+        <w:rPr>
+          <w:rFonts w:ascii="Courier New" w:eastAsia="Times New Roman" w:hAnsi="Courier New" w:cs="Courier New"/>
+          <w:sz w:val="20"/>
+          <w:szCs w:val="20"/>
+          <w:lang w:eastAsia="en-IN" w:bidi="hi-IN"/>
+        </w:rPr>
+        <w:t>}</w:t>
+      </w:r>
+    </w:p>
+    <w:p>
+      <w:pPr>
+        <w:spacing w:after="0" w:line="240" w:lineRule="auto"/>
+        <w:outlineLvl w:val="2"/>
+        <w:rPr>
+          <w:rFonts w:ascii="Courier New" w:eastAsia="Times New Roman" w:hAnsi="Courier New" w:cs="Courier New"/>
+          <w:sz w:val="20"/>
+          <w:szCs w:val="20"/>
+          <w:lang w:eastAsia="en-IN" w:bidi="hi-IN"/>
+        </w:rPr>
+      </w:pPr>
+    </w:p>
+    <w:p>
+      <w:pPr>
+        <w:spacing w:after="0" w:line="240" w:lineRule="auto"/>
+        <w:outlineLvl w:val="2"/>
+        <w:rPr>
+          <w:rFonts w:ascii="Times New Roman" w:eastAsia="Times New Roman" w:hAnsi="Times New Roman" w:cs="Times New Roman"/>
+          <w:b/>
+          <w:bCs/>
+          <w:sz w:val="27"/>
+          <w:szCs w:val="27"/>
+          <w:lang w:eastAsia="en-IN" w:bidi="hi-IN"/>
+        </w:rPr>
+      </w:pPr>
+      <w:r>
+        <w:rPr>
+          <w:rFonts w:ascii="Times New Roman" w:eastAsia="Times New Roman" w:hAnsi="Times New Roman" w:cs="Times New Roman"/>
+          <w:b/>
+          <w:bCs/>
+          <w:sz w:val="27"/>
+          <w:szCs w:val="27"/>
+          <w:lang w:eastAsia="en-IN" w:bidi="hi-IN"/>
+        </w:rPr>
+        <w:t>Consumer Request</w:t>
+      </w:r>
+      <w:r>
+        <w:rPr>
+          <w:rFonts w:ascii="Times New Roman" w:eastAsia="Times New Roman" w:hAnsi="Times New Roman" w:cs="Times New Roman"/>
+          <w:b/>
+          <w:bCs/>
+          <w:sz w:val="27"/>
+          <w:szCs w:val="27"/>
+          <w:lang w:eastAsia="en-IN" w:bidi="hi-IN"/>
+        </w:rPr>
+        <w:t xml:space="preserve"> Document</w:t>
+      </w:r>
+    </w:p>
+    <w:p>
+      <w:pPr>
+        <w:spacing w:after="0" w:line="240" w:lineRule="auto"/>
+        <w:outlineLvl w:val="2"/>
+        <w:rPr>
+          <w:rFonts w:ascii="Courier New" w:eastAsia="Times New Roman" w:hAnsi="Courier New" w:cs="Courier New"/>
+          <w:sz w:val="20"/>
+          <w:szCs w:val="20"/>
+          <w:lang w:eastAsia="en-IN" w:bidi="hi-IN"/>
+        </w:rPr>
+      </w:pPr>
+      <w:r>
+        <w:rPr>
+          <w:rFonts w:ascii="Courier New" w:eastAsia="Times New Roman" w:hAnsi="Courier New" w:cs="Courier New"/>
+          <w:sz w:val="20"/>
+          <w:szCs w:val="20"/>
+          <w:lang w:eastAsia="en-IN" w:bidi="hi-IN"/>
+        </w:rPr>
+        <w:t>{</w:t>
+      </w:r>
+    </w:p>
+    <w:p>
+      <w:pPr>
+        <w:spacing w:after="0" w:line="240" w:lineRule="auto"/>
+        <w:outlineLvl w:val="2"/>
+        <w:rPr>
+          <w:rFonts w:ascii="Courier New" w:eastAsia="Times New Roman" w:hAnsi="Courier New" w:cs="Courier New"/>
+          <w:sz w:val="20"/>
+          <w:szCs w:val="20"/>
+          <w:lang w:eastAsia="en-IN" w:bidi="hi-IN"/>
+        </w:rPr>
+      </w:pPr>
+      <w:r>
+        <w:rPr>
+          <w:rFonts w:ascii="Courier New" w:eastAsia="Times New Roman" w:hAnsi="Courier New" w:cs="Courier New"/>
+          <w:sz w:val="20"/>
+          <w:szCs w:val="20"/>
+          <w:lang w:eastAsia="en-IN" w:bidi="hi-IN"/>
+        </w:rPr>
+        <w:t xml:space="preserve">  "_id": </w:t>
+      </w:r>
+      <w:proofErr w:type="spellStart"/>
+      <w:r>
+        <w:rPr>
+          <w:rFonts w:ascii="Courier New" w:eastAsia="Times New Roman" w:hAnsi="Courier New" w:cs="Courier New"/>
+          <w:sz w:val="20"/>
+          <w:szCs w:val="20"/>
+          <w:lang w:eastAsia="en-IN" w:bidi="hi-IN"/>
+        </w:rPr>
+        <w:t>ObjectId</w:t>
+      </w:r>
+      <w:proofErr w:type="spellEnd"/>
+      <w:r>
+        <w:rPr>
+          <w:rFonts w:ascii="Courier New" w:eastAsia="Times New Roman" w:hAnsi="Courier New" w:cs="Courier New"/>
+          <w:sz w:val="20"/>
+          <w:szCs w:val="20"/>
+          <w:lang w:eastAsia="en-IN" w:bidi="hi-IN"/>
+        </w:rPr>
+        <w:t>,</w:t>
+      </w:r>
+    </w:p>
+    <w:p>
+      <w:pPr>
+        <w:spacing w:after="0" w:line="240" w:lineRule="auto"/>
+        <w:outlineLvl w:val="2"/>
+        <w:rPr>
+          <w:rFonts w:ascii="Courier New" w:eastAsia="Times New Roman" w:hAnsi="Courier New" w:cs="Courier New"/>
+          <w:sz w:val="20"/>
+          <w:szCs w:val="20"/>
+          <w:lang w:eastAsia="en-IN" w:bidi="hi-IN"/>
+        </w:rPr>
+      </w:pPr>
+      <w:r>
+        <w:rPr>
+          <w:rFonts w:ascii="Courier New" w:eastAsia="Times New Roman" w:hAnsi="Courier New" w:cs="Courier New"/>
+          <w:sz w:val="20"/>
+          <w:szCs w:val="20"/>
+          <w:lang w:eastAsia="en-IN" w:bidi="hi-IN"/>
+        </w:rPr>
+        <w:t xml:space="preserve">  "</w:t>
+      </w:r>
+      <w:proofErr w:type="spellStart"/>
+      <w:r>
+        <w:rPr>
+          <w:rFonts w:ascii="Courier New" w:eastAsia="Times New Roman" w:hAnsi="Courier New" w:cs="Courier New"/>
+          <w:sz w:val="20"/>
+          <w:szCs w:val="20"/>
+          <w:lang w:eastAsia="en-IN" w:bidi="hi-IN"/>
+        </w:rPr>
+        <w:t>fullName</w:t>
+      </w:r>
+      <w:proofErr w:type="spellEnd"/>
+      <w:r>
+        <w:rPr>
+          <w:rFonts w:ascii="Courier New" w:eastAsia="Times New Roman" w:hAnsi="Courier New" w:cs="Courier New"/>
+          <w:sz w:val="20"/>
+          <w:szCs w:val="20"/>
+          <w:lang w:eastAsia="en-IN" w:bidi="hi-IN"/>
+        </w:rPr>
+        <w:t>": "string",</w:t>
+      </w:r>
+    </w:p>
+    <w:p>
+      <w:pPr>
+        <w:spacing w:after="0" w:line="240" w:lineRule="auto"/>
+        <w:outlineLvl w:val="2"/>
+        <w:rPr>
+          <w:rFonts w:ascii="Courier New" w:eastAsia="Times New Roman" w:hAnsi="Courier New" w:cs="Courier New"/>
+          <w:sz w:val="20"/>
+          <w:szCs w:val="20"/>
+          <w:lang w:eastAsia="en-IN" w:bidi="hi-IN"/>
+        </w:rPr>
+      </w:pPr>
+      <w:r>
+        <w:rPr>
+          <w:rFonts w:ascii="Courier New" w:eastAsia="Times New Roman" w:hAnsi="Courier New" w:cs="Courier New"/>
+          <w:sz w:val="20"/>
+          <w:szCs w:val="20"/>
+          <w:lang w:eastAsia="en-IN" w:bidi="hi-IN"/>
+        </w:rPr>
+        <w:t xml:space="preserve">  "email": "string",</w:t>
+      </w:r>
+    </w:p>
+    <w:p>
+      <w:pPr>
+        <w:spacing w:after="0" w:line="240" w:lineRule="auto"/>
+        <w:outlineLvl w:val="2"/>
+        <w:rPr>
+          <w:rFonts w:ascii="Courier New" w:eastAsia="Times New Roman" w:hAnsi="Courier New" w:cs="Courier New"/>
+          <w:sz w:val="20"/>
+          <w:szCs w:val="20"/>
+          <w:lang w:eastAsia="en-IN" w:bidi="hi-IN"/>
+        </w:rPr>
+      </w:pPr>
+      <w:r>
+        <w:rPr>
+          <w:rFonts w:ascii="Courier New" w:eastAsia="Times New Roman" w:hAnsi="Courier New" w:cs="Courier New"/>
+          <w:sz w:val="20"/>
+          <w:szCs w:val="20"/>
+          <w:lang w:eastAsia="en-IN" w:bidi="hi-IN"/>
+        </w:rPr>
+        <w:t xml:space="preserve">  "phone": "string",</w:t>
+      </w:r>
+    </w:p>
+    <w:p>
+      <w:pPr>
+        <w:spacing w:after="0" w:line="240" w:lineRule="auto"/>
+        <w:outlineLvl w:val="2"/>
+        <w:rPr>
+          <w:rFonts w:ascii="Courier New" w:eastAsia="Times New Roman" w:hAnsi="Courier New" w:cs="Courier New"/>
+          <w:sz w:val="20"/>
+          <w:szCs w:val="20"/>
+          <w:lang w:eastAsia="en-IN" w:bidi="hi-IN"/>
+        </w:rPr>
+      </w:pPr>
+      <w:r>
+        <w:rPr>
+          <w:rFonts w:ascii="Courier New" w:eastAsia="Times New Roman" w:hAnsi="Courier New" w:cs="Courier New"/>
+          <w:sz w:val="20"/>
+          <w:szCs w:val="20"/>
+          <w:lang w:eastAsia="en-IN" w:bidi="hi-IN"/>
+        </w:rPr>
+        <w:t xml:space="preserve">  "addressLine1": "string",</w:t>
+      </w:r>
+    </w:p>
+    <w:p>
+      <w:pPr>
+        <w:spacing w:after="0" w:line="240" w:lineRule="auto"/>
+        <w:outlineLvl w:val="2"/>
+        <w:rPr>
+          <w:rFonts w:ascii="Courier New" w:eastAsia="Times New Roman" w:hAnsi="Courier New" w:cs="Courier New"/>
+          <w:sz w:val="20"/>
+          <w:szCs w:val="20"/>
+          <w:lang w:eastAsia="en-IN" w:bidi="hi-IN"/>
+        </w:rPr>
+      </w:pPr>
+      <w:r>
+        <w:rPr>
+          <w:rFonts w:ascii="Courier New" w:eastAsia="Times New Roman" w:hAnsi="Courier New" w:cs="Courier New"/>
+          <w:sz w:val="20"/>
+          <w:szCs w:val="20"/>
+          <w:lang w:eastAsia="en-IN" w:bidi="hi-IN"/>
+        </w:rPr>
+        <w:t xml:space="preserve">  "city": "string",</w:t>
+      </w:r>
+    </w:p>
+    <w:p>
+      <w:pPr>
+        <w:spacing w:after="0" w:line="240" w:lineRule="auto"/>
+        <w:outlineLvl w:val="2"/>
+        <w:rPr>
+          <w:rFonts w:ascii="Courier New" w:eastAsia="Times New Roman" w:hAnsi="Courier New" w:cs="Courier New"/>
+          <w:sz w:val="20"/>
+          <w:szCs w:val="20"/>
+          <w:lang w:eastAsia="en-IN" w:bidi="hi-IN"/>
+        </w:rPr>
+      </w:pPr>
+      <w:r>
+        <w:rPr>
+          <w:rFonts w:ascii="Courier New" w:eastAsia="Times New Roman" w:hAnsi="Courier New" w:cs="Courier New"/>
+          <w:sz w:val="20"/>
+          <w:szCs w:val="20"/>
+          <w:lang w:eastAsia="en-IN" w:bidi="hi-IN"/>
+        </w:rPr>
+        <w:t xml:space="preserve">  "state": "string",</w:t>
+      </w:r>
+    </w:p>
+    <w:p>
+      <w:pPr>
+        <w:spacing w:after="0" w:line="240" w:lineRule="auto"/>
+        <w:outlineLvl w:val="2"/>
+        <w:rPr>
+          <w:rFonts w:ascii="Courier New" w:eastAsia="Times New Roman" w:hAnsi="Courier New" w:cs="Courier New"/>
+          <w:sz w:val="20"/>
+          <w:szCs w:val="20"/>
+          <w:lang w:eastAsia="en-IN" w:bidi="hi-IN"/>
+        </w:rPr>
+      </w:pPr>
+      <w:r>
+        <w:rPr>
+          <w:rFonts w:ascii="Courier New" w:eastAsia="Times New Roman" w:hAnsi="Courier New" w:cs="Courier New"/>
+          <w:sz w:val="20"/>
+          <w:szCs w:val="20"/>
+          <w:lang w:eastAsia="en-IN" w:bidi="hi-IN"/>
+        </w:rPr>
+        <w:t xml:space="preserve">  "</w:t>
+      </w:r>
+      <w:proofErr w:type="spellStart"/>
+      <w:r>
+        <w:rPr>
+          <w:rFonts w:ascii="Courier New" w:eastAsia="Times New Roman" w:hAnsi="Courier New" w:cs="Courier New"/>
+          <w:sz w:val="20"/>
+          <w:szCs w:val="20"/>
+          <w:lang w:eastAsia="en-IN" w:bidi="hi-IN"/>
+        </w:rPr>
+        <w:t>postalCode</w:t>
+      </w:r>
+      <w:proofErr w:type="spellEnd"/>
+      <w:r>
+        <w:rPr>
+          <w:rFonts w:ascii="Courier New" w:eastAsia="Times New Roman" w:hAnsi="Courier New" w:cs="Courier New"/>
+          <w:sz w:val="20"/>
+          <w:szCs w:val="20"/>
+          <w:lang w:eastAsia="en-IN" w:bidi="hi-IN"/>
+        </w:rPr>
+        <w:t>": "string",</w:t>
+      </w:r>
+    </w:p>
+    <w:p>
+      <w:pPr>
+        <w:spacing w:after="0" w:line="240" w:lineRule="auto"/>
+        <w:outlineLvl w:val="2"/>
+        <w:rPr>
+          <w:rFonts w:ascii="Courier New" w:eastAsia="Times New Roman" w:hAnsi="Courier New" w:cs="Courier New"/>
+          <w:sz w:val="20"/>
+          <w:szCs w:val="20"/>
+          <w:lang w:eastAsia="en-IN" w:bidi="hi-IN"/>
+        </w:rPr>
+      </w:pPr>
+      <w:r>
+        <w:rPr>
+          <w:rFonts w:ascii="Courier New" w:eastAsia="Times New Roman" w:hAnsi="Courier New" w:cs="Courier New"/>
+          <w:sz w:val="20"/>
+          <w:szCs w:val="20"/>
+          <w:lang w:eastAsia="en-IN" w:bidi="hi-IN"/>
+        </w:rPr>
+        <w:t xml:space="preserve">  "status": "PENDING | APPROVED | REJECTED",</w:t>
+      </w:r>
+    </w:p>
+    <w:p>
+      <w:pPr>
+        <w:spacing w:after="0" w:line="240" w:lineRule="auto"/>
+        <w:outlineLvl w:val="2"/>
+        <w:rPr>
+          <w:rFonts w:ascii="Courier New" w:eastAsia="Times New Roman" w:hAnsi="Courier New" w:cs="Courier New"/>
+          <w:sz w:val="20"/>
+          <w:szCs w:val="20"/>
+          <w:lang w:eastAsia="en-IN" w:bidi="hi-IN"/>
+        </w:rPr>
+      </w:pPr>
+      <w:r>
+        <w:rPr>
+          <w:rFonts w:ascii="Courier New" w:eastAsia="Times New Roman" w:hAnsi="Courier New" w:cs="Courier New"/>
+          <w:sz w:val="20"/>
+          <w:szCs w:val="20"/>
+          <w:lang w:eastAsia="en-IN" w:bidi="hi-IN"/>
+        </w:rPr>
+        <w:t xml:space="preserve">  "</w:t>
+      </w:r>
+      <w:proofErr w:type="spellStart"/>
+      <w:r>
+        <w:rPr>
+          <w:rFonts w:ascii="Courier New" w:eastAsia="Times New Roman" w:hAnsi="Courier New" w:cs="Courier New"/>
+          <w:sz w:val="20"/>
+          <w:szCs w:val="20"/>
+          <w:lang w:eastAsia="en-IN" w:bidi="hi-IN"/>
+        </w:rPr>
+        <w:t>createdAt</w:t>
+      </w:r>
+      <w:proofErr w:type="spellEnd"/>
+      <w:r>
+        <w:rPr>
+          <w:rFonts w:ascii="Courier New" w:eastAsia="Times New Roman" w:hAnsi="Courier New" w:cs="Courier New"/>
+          <w:sz w:val="20"/>
+          <w:szCs w:val="20"/>
+          <w:lang w:eastAsia="en-IN" w:bidi="hi-IN"/>
+        </w:rPr>
+        <w:t xml:space="preserve">": </w:t>
+      </w:r>
+      <w:proofErr w:type="spellStart"/>
+      <w:r>
+        <w:rPr>
+          <w:rFonts w:ascii="Courier New" w:eastAsia="Times New Roman" w:hAnsi="Courier New" w:cs="Courier New"/>
+          <w:sz w:val="20"/>
+          <w:szCs w:val="20"/>
+          <w:lang w:eastAsia="en-IN" w:bidi="hi-IN"/>
+        </w:rPr>
+        <w:t>ISODate</w:t>
+      </w:r>
+      <w:proofErr w:type="spellEnd"/>
+      <w:r>
+        <w:rPr>
+          <w:rFonts w:ascii="Courier New" w:eastAsia="Times New Roman" w:hAnsi="Courier New" w:cs="Courier New"/>
+          <w:sz w:val="20"/>
+          <w:szCs w:val="20"/>
+          <w:lang w:eastAsia="en-IN" w:bidi="hi-IN"/>
+        </w:rPr>
+        <w:t>,</w:t>
+      </w:r>
+    </w:p>
+    <w:p>
+      <w:pPr>
+        <w:spacing w:after="0" w:line="240" w:lineRule="auto"/>
+        <w:outlineLvl w:val="2"/>
+        <w:rPr>
+          <w:rFonts w:ascii="Courier New" w:eastAsia="Times New Roman" w:hAnsi="Courier New" w:cs="Courier New"/>
+          <w:sz w:val="20"/>
+          <w:szCs w:val="20"/>
+          <w:lang w:eastAsia="en-IN" w:bidi="hi-IN"/>
+        </w:rPr>
+      </w:pPr>
+      <w:r>
+        <w:rPr>
+          <w:rFonts w:ascii="Courier New" w:eastAsia="Times New Roman" w:hAnsi="Courier New" w:cs="Courier New"/>
+          <w:b/>
+          <w:bCs/>
+          <w:sz w:val="27"/>
+          <w:szCs w:val="27"/>
+          <w:lang w:eastAsia="en-IN" w:bidi="hi-IN"/>
+        </w:rPr>
+        <w:t xml:space="preserve">  </w:t>
+      </w:r>
+      <w:r>
+        <w:rPr>
+          <w:rFonts w:ascii="Courier New" w:eastAsia="Times New Roman" w:hAnsi="Courier New" w:cs="Courier New"/>
+          <w:sz w:val="20"/>
+          <w:szCs w:val="20"/>
+          <w:lang w:eastAsia="en-IN" w:bidi="hi-IN"/>
+        </w:rPr>
+        <w:t>"</w:t>
+      </w:r>
+      <w:proofErr w:type="spellStart"/>
+      <w:r>
+        <w:rPr>
+          <w:rFonts w:ascii="Courier New" w:eastAsia="Times New Roman" w:hAnsi="Courier New" w:cs="Courier New"/>
+          <w:sz w:val="20"/>
+          <w:szCs w:val="20"/>
+          <w:lang w:eastAsia="en-IN" w:bidi="hi-IN"/>
+        </w:rPr>
+        <w:t>updatedAt</w:t>
+      </w:r>
+      <w:proofErr w:type="spellEnd"/>
+      <w:r>
+        <w:rPr>
+          <w:rFonts w:ascii="Courier New" w:eastAsia="Times New Roman" w:hAnsi="Courier New" w:cs="Courier New"/>
+          <w:sz w:val="20"/>
+          <w:szCs w:val="20"/>
+          <w:lang w:eastAsia="en-IN" w:bidi="hi-IN"/>
+        </w:rPr>
+        <w:t xml:space="preserve">": </w:t>
+      </w:r>
+      <w:proofErr w:type="spellStart"/>
+      <w:r>
+        <w:rPr>
+          <w:rFonts w:ascii="Courier New" w:eastAsia="Times New Roman" w:hAnsi="Courier New" w:cs="Courier New"/>
+          <w:sz w:val="20"/>
+          <w:szCs w:val="20"/>
+          <w:lang w:eastAsia="en-IN" w:bidi="hi-IN"/>
+        </w:rPr>
+        <w:t>ISODate</w:t>
+      </w:r>
+      <w:proofErr w:type="spellEnd"/>
+    </w:p>
+    <w:p>
+      <w:pPr>
+        <w:spacing w:after="0" w:line="240" w:lineRule="auto"/>
+        <w:outlineLvl w:val="2"/>
+        <w:rPr>
+          <w:rFonts w:ascii="Courier New" w:eastAsia="Times New Roman" w:hAnsi="Courier New" w:cs="Courier New"/>
+          <w:sz w:val="20"/>
+          <w:szCs w:val="20"/>
+          <w:lang w:eastAsia="en-IN" w:bidi="hi-IN"/>
+        </w:rPr>
+      </w:pPr>
+      <w:r>
+        <w:rPr>
+          <w:rFonts w:ascii="Courier New" w:eastAsia="Times New Roman" w:hAnsi="Courier New" w:cs="Courier New"/>
+          <w:sz w:val="20"/>
+          <w:szCs w:val="20"/>
+          <w:lang w:eastAsia="en-IN" w:bidi="hi-IN"/>
+        </w:rPr>
+        <w:t>}</w:t>
+      </w:r>
+    </w:p>
+    <w:p>
+      <w:pPr>
+        <w:spacing w:after="0" w:line="240" w:lineRule="auto"/>
+        <w:outlineLvl w:val="2"/>
+        <w:rPr>
+          <w:rFonts w:ascii="Courier New" w:eastAsia="Times New Roman" w:hAnsi="Courier New" w:cs="Courier New"/>
+          <w:sz w:val="20"/>
+          <w:szCs w:val="20"/>
+          <w:lang w:eastAsia="en-IN" w:bidi="hi-IN"/>
+        </w:rPr>
+      </w:pPr>
+    </w:p>
+    <w:p>
+      <w:pPr>
+        <w:spacing w:after="0" w:line="240" w:lineRule="auto"/>
+        <w:outlineLvl w:val="2"/>
         <w:rPr>
           <w:rFonts w:ascii="Times New Roman" w:eastAsia="Times New Roman" w:hAnsi="Times New Roman" w:cs="Times New Roman"/>
           <w:b/>
@@ -14329,7 +15248,28 @@
           <w:szCs w:val="28"/>
           <w:lang w:eastAsia="en-IN" w:bidi="hi-IN"/>
         </w:rPr>
-        <w:t>s DB</w:t>
+      </w:pPr>
+      <w:r>
+        <w:rPr>
+          <w:rFonts w:ascii="Times New Roman" w:eastAsia="Times New Roman" w:hAnsi="Times New Roman" w:cs="Times New Roman"/>
+          <w:b/>
+          <w:bCs/>
+          <w:sz w:val="28"/>
+          <w:szCs w:val="28"/>
+          <w:lang w:eastAsia="en-IN" w:bidi="hi-IN"/>
+        </w:rPr>
+        <w:t>Meter</w:t>
+      </w:r>
+      <w:r>
+        <w:rPr>
+          <w:rFonts w:ascii="Times New Roman" w:eastAsia="Times New Roman" w:hAnsi="Times New Roman" w:cs="Times New Roman"/>
+          <w:b/>
+          <w:bCs/>
+          <w:sz w:val="28"/>
+          <w:szCs w:val="28"/>
+          <w:lang w:eastAsia="en-IN" w:bidi="hi-IN"/>
+        </w:rPr>
+        <w:t xml:space="preserve"> DB</w:t>
       </w:r>
     </w:p>
     <w:p>
@@ -14354,7 +15294,7 @@
           <w:szCs w:val="27"/>
           <w:lang w:eastAsia="en-IN" w:bidi="hi-IN"/>
         </w:rPr>
-        <w:t>Consumer</w:t>
+        <w:t>Connection Request</w:t>
       </w:r>
       <w:r>
         <w:rPr>
@@ -14458,7 +15398,7 @@
           <w:szCs w:val="20"/>
           <w:lang w:eastAsia="en-IN" w:bidi="hi-IN"/>
         </w:rPr>
-        <w:t>fullName</w:t>
+        <w:t>consumerId</w:t>
       </w:r>
       <w:proofErr w:type="spellEnd"/>
       <w:r>
@@ -14468,7 +15408,27 @@
           <w:szCs w:val="20"/>
           <w:lang w:eastAsia="en-IN" w:bidi="hi-IN"/>
         </w:rPr>
-        <w:t>": "string",</w:t>
+        <w:t>": "</w:t>
+      </w:r>
+      <w:proofErr w:type="spellStart"/>
+      <w:r>
+        <w:rPr>
+          <w:rFonts w:ascii="Courier New" w:eastAsia="Times New Roman" w:hAnsi="Courier New" w:cs="Courier New"/>
+          <w:sz w:val="20"/>
+          <w:szCs w:val="20"/>
+          <w:lang w:eastAsia="en-IN" w:bidi="hi-IN"/>
+        </w:rPr>
+        <w:t>ObjectId</w:t>
+      </w:r>
+      <w:proofErr w:type="spellEnd"/>
+      <w:r>
+        <w:rPr>
+          <w:rFonts w:ascii="Courier New" w:eastAsia="Times New Roman" w:hAnsi="Courier New" w:cs="Courier New"/>
+          <w:sz w:val="20"/>
+          <w:szCs w:val="20"/>
+          <w:lang w:eastAsia="en-IN" w:bidi="hi-IN"/>
+        </w:rPr>
+        <w:t>",</w:t>
       </w:r>
     </w:p>
     <w:p>
@@ -14489,7 +15449,27 @@
           <w:szCs w:val="20"/>
           <w:lang w:eastAsia="en-IN" w:bidi="hi-IN"/>
         </w:rPr>
-        <w:t xml:space="preserve">  "email": "string",</w:t>
+        <w:t xml:space="preserve">  "</w:t>
+      </w:r>
+      <w:proofErr w:type="spellStart"/>
+      <w:r>
+        <w:rPr>
+          <w:rFonts w:ascii="Courier New" w:eastAsia="Times New Roman" w:hAnsi="Courier New" w:cs="Courier New"/>
+          <w:sz w:val="20"/>
+          <w:szCs w:val="20"/>
+          <w:lang w:eastAsia="en-IN" w:bidi="hi-IN"/>
+        </w:rPr>
+        <w:t>utilityType</w:t>
+      </w:r>
+      <w:proofErr w:type="spellEnd"/>
+      <w:r>
+        <w:rPr>
+          <w:rFonts w:ascii="Courier New" w:eastAsia="Times New Roman" w:hAnsi="Courier New" w:cs="Courier New"/>
+          <w:sz w:val="20"/>
+          <w:szCs w:val="20"/>
+          <w:lang w:eastAsia="en-IN" w:bidi="hi-IN"/>
+        </w:rPr>
+        <w:t>": "ELECTRICITY | GAS | WATER",</w:t>
       </w:r>
     </w:p>
     <w:p>
@@ -14510,7 +15490,27 @@
           <w:szCs w:val="20"/>
           <w:lang w:eastAsia="en-IN" w:bidi="hi-IN"/>
         </w:rPr>
-        <w:t xml:space="preserve">  "phone": "string",</w:t>
+        <w:t xml:space="preserve">  "</w:t>
+      </w:r>
+      <w:proofErr w:type="spellStart"/>
+      <w:r>
+        <w:rPr>
+          <w:rFonts w:ascii="Courier New" w:eastAsia="Times New Roman" w:hAnsi="Courier New" w:cs="Courier New"/>
+          <w:sz w:val="20"/>
+          <w:szCs w:val="20"/>
+          <w:lang w:eastAsia="en-IN" w:bidi="hi-IN"/>
+        </w:rPr>
+        <w:t>tariffPlan</w:t>
+      </w:r>
+      <w:proofErr w:type="spellEnd"/>
+      <w:r>
+        <w:rPr>
+          <w:rFonts w:ascii="Courier New" w:eastAsia="Times New Roman" w:hAnsi="Courier New" w:cs="Courier New"/>
+          <w:sz w:val="20"/>
+          <w:szCs w:val="20"/>
+          <w:lang w:eastAsia="en-IN" w:bidi="hi-IN"/>
+        </w:rPr>
+        <w:t>": "DOMESTIC | COMMERCIAL",</w:t>
       </w:r>
     </w:p>
     <w:p>
@@ -14531,7 +15531,7 @@
           <w:szCs w:val="20"/>
           <w:lang w:eastAsia="en-IN" w:bidi="hi-IN"/>
         </w:rPr>
-        <w:t xml:space="preserve">  "addressLine1": "string",</w:t>
+        <w:t xml:space="preserve">  "status": "PENDING | APPROVED | REJECTED",</w:t>
       </w:r>
     </w:p>
     <w:p>
@@ -14552,48 +15552,6 @@
           <w:szCs w:val="20"/>
           <w:lang w:eastAsia="en-IN" w:bidi="hi-IN"/>
         </w:rPr>
-        <w:t xml:space="preserve">  "city": "string",</w:t>
-      </w:r>
-    </w:p>
-    <w:p>
-      <w:pPr>
-        <w:spacing w:after="0" w:line="240" w:lineRule="auto"/>
-        <w:outlineLvl w:val="2"/>
-        <w:rPr>
-          <w:rFonts w:ascii="Courier New" w:eastAsia="Times New Roman" w:hAnsi="Courier New" w:cs="Courier New"/>
-          <w:sz w:val="20"/>
-          <w:szCs w:val="20"/>
-          <w:lang w:eastAsia="en-IN" w:bidi="hi-IN"/>
-        </w:rPr>
-      </w:pPr>
-      <w:r>
-        <w:rPr>
-          <w:rFonts w:ascii="Courier New" w:eastAsia="Times New Roman" w:hAnsi="Courier New" w:cs="Courier New"/>
-          <w:sz w:val="20"/>
-          <w:szCs w:val="20"/>
-          <w:lang w:eastAsia="en-IN" w:bidi="hi-IN"/>
-        </w:rPr>
-        <w:t xml:space="preserve">  "state": "string",</w:t>
-      </w:r>
-    </w:p>
-    <w:p>
-      <w:pPr>
-        <w:spacing w:after="0" w:line="240" w:lineRule="auto"/>
-        <w:outlineLvl w:val="2"/>
-        <w:rPr>
-          <w:rFonts w:ascii="Courier New" w:eastAsia="Times New Roman" w:hAnsi="Courier New" w:cs="Courier New"/>
-          <w:sz w:val="20"/>
-          <w:szCs w:val="20"/>
-          <w:lang w:eastAsia="en-IN" w:bidi="hi-IN"/>
-        </w:rPr>
-      </w:pPr>
-      <w:r>
-        <w:rPr>
-          <w:rFonts w:ascii="Courier New" w:eastAsia="Times New Roman" w:hAnsi="Courier New" w:cs="Courier New"/>
-          <w:sz w:val="20"/>
-          <w:szCs w:val="20"/>
-          <w:lang w:eastAsia="en-IN" w:bidi="hi-IN"/>
-        </w:rPr>
         <w:t xml:space="preserve">  "</w:t>
       </w:r>
       <w:proofErr w:type="spellStart"/>
@@ -14604,130 +15562,7 @@
           <w:szCs w:val="20"/>
           <w:lang w:eastAsia="en-IN" w:bidi="hi-IN"/>
         </w:rPr>
-        <w:t>postalCode</w:t>
-      </w:r>
-      <w:proofErr w:type="spellEnd"/>
-      <w:r>
-        <w:rPr>
-          <w:rFonts w:ascii="Courier New" w:eastAsia="Times New Roman" w:hAnsi="Courier New" w:cs="Courier New"/>
-          <w:sz w:val="20"/>
-          <w:szCs w:val="20"/>
-          <w:lang w:eastAsia="en-IN" w:bidi="hi-IN"/>
-        </w:rPr>
-        <w:t>": "string",</w:t>
-      </w:r>
-    </w:p>
-    <w:p>
-      <w:pPr>
-        <w:spacing w:after="0" w:line="240" w:lineRule="auto"/>
-        <w:outlineLvl w:val="2"/>
-        <w:rPr>
-          <w:rFonts w:ascii="Courier New" w:eastAsia="Times New Roman" w:hAnsi="Courier New" w:cs="Courier New"/>
-          <w:sz w:val="20"/>
-          <w:szCs w:val="20"/>
-          <w:lang w:eastAsia="en-IN" w:bidi="hi-IN"/>
-        </w:rPr>
-      </w:pPr>
-      <w:r>
-        <w:rPr>
-          <w:rFonts w:ascii="Courier New" w:eastAsia="Times New Roman" w:hAnsi="Courier New" w:cs="Courier New"/>
-          <w:sz w:val="20"/>
-          <w:szCs w:val="20"/>
-          <w:lang w:eastAsia="en-IN" w:bidi="hi-IN"/>
-        </w:rPr>
-        <w:t xml:space="preserve">  "active": true,</w:t>
-      </w:r>
-    </w:p>
-    <w:p>
-      <w:pPr>
-        <w:spacing w:after="0" w:line="240" w:lineRule="auto"/>
-        <w:outlineLvl w:val="2"/>
-        <w:rPr>
-          <w:rFonts w:ascii="Courier New" w:eastAsia="Times New Roman" w:hAnsi="Courier New" w:cs="Courier New"/>
-          <w:sz w:val="20"/>
-          <w:szCs w:val="20"/>
-          <w:lang w:eastAsia="en-IN" w:bidi="hi-IN"/>
-        </w:rPr>
-      </w:pPr>
-      <w:r>
-        <w:rPr>
-          <w:rFonts w:ascii="Courier New" w:eastAsia="Times New Roman" w:hAnsi="Courier New" w:cs="Courier New"/>
-          <w:sz w:val="20"/>
-          <w:szCs w:val="20"/>
-          <w:lang w:eastAsia="en-IN" w:bidi="hi-IN"/>
-        </w:rPr>
-        <w:t xml:space="preserve">  "</w:t>
-      </w:r>
-      <w:proofErr w:type="spellStart"/>
-      <w:r>
-        <w:rPr>
-          <w:rFonts w:ascii="Courier New" w:eastAsia="Times New Roman" w:hAnsi="Courier New" w:cs="Courier New"/>
-          <w:sz w:val="20"/>
-          <w:szCs w:val="20"/>
-          <w:lang w:eastAsia="en-IN" w:bidi="hi-IN"/>
-        </w:rPr>
         <w:t>createdAt</w:t>
-      </w:r>
-      <w:proofErr w:type="spellEnd"/>
-      <w:r>
-        <w:rPr>
-          <w:rFonts w:ascii="Courier New" w:eastAsia="Times New Roman" w:hAnsi="Courier New" w:cs="Courier New"/>
-          <w:sz w:val="20"/>
-          <w:szCs w:val="20"/>
-          <w:lang w:eastAsia="en-IN" w:bidi="hi-IN"/>
-        </w:rPr>
-        <w:t xml:space="preserve">": </w:t>
-      </w:r>
-      <w:proofErr w:type="spellStart"/>
-      <w:r>
-        <w:rPr>
-          <w:rFonts w:ascii="Courier New" w:eastAsia="Times New Roman" w:hAnsi="Courier New" w:cs="Courier New"/>
-          <w:sz w:val="20"/>
-          <w:szCs w:val="20"/>
-          <w:lang w:eastAsia="en-IN" w:bidi="hi-IN"/>
-        </w:rPr>
-        <w:t>ISODate</w:t>
-      </w:r>
-      <w:proofErr w:type="spellEnd"/>
-      <w:r>
-        <w:rPr>
-          <w:rFonts w:ascii="Courier New" w:eastAsia="Times New Roman" w:hAnsi="Courier New" w:cs="Courier New"/>
-          <w:sz w:val="20"/>
-          <w:szCs w:val="20"/>
-          <w:lang w:eastAsia="en-IN" w:bidi="hi-IN"/>
-        </w:rPr>
-        <w:t>,</w:t>
-      </w:r>
-    </w:p>
-    <w:p>
-      <w:pPr>
-        <w:spacing w:after="0" w:line="240" w:lineRule="auto"/>
-        <w:outlineLvl w:val="2"/>
-        <w:rPr>
-          <w:rFonts w:ascii="Courier New" w:eastAsia="Times New Roman" w:hAnsi="Courier New" w:cs="Courier New"/>
-          <w:sz w:val="20"/>
-          <w:szCs w:val="20"/>
-          <w:lang w:eastAsia="en-IN" w:bidi="hi-IN"/>
-        </w:rPr>
-      </w:pPr>
-      <w:r>
-        <w:rPr>
-          <w:rFonts w:ascii="Courier New" w:eastAsia="Times New Roman" w:hAnsi="Courier New" w:cs="Courier New"/>
-          <w:sz w:val="20"/>
-          <w:szCs w:val="20"/>
-          <w:lang w:eastAsia="en-IN" w:bidi="hi-IN"/>
-        </w:rPr>
-        <w:t xml:space="preserve">  "</w:t>
-      </w:r>
-      <w:proofErr w:type="spellStart"/>
-      <w:r>
-        <w:rPr>
-          <w:rFonts w:ascii="Courier New" w:eastAsia="Times New Roman" w:hAnsi="Courier New" w:cs="Courier New"/>
-          <w:sz w:val="20"/>
-          <w:szCs w:val="20"/>
-          <w:lang w:eastAsia="en-IN" w:bidi="hi-IN"/>
-        </w:rPr>
-        <w:t>updatedAt</w:t>
       </w:r>
       <w:proofErr w:type="spellEnd"/>
       <w:r>
@@ -14806,7 +15641,7 @@
           <w:szCs w:val="27"/>
           <w:lang w:eastAsia="en-IN" w:bidi="hi-IN"/>
         </w:rPr>
-        <w:t>Consumer</w:t>
+        <w:t>Meter</w:t>
       </w:r>
       <w:r>
         <w:rPr>
@@ -14817,9 +15652,416 @@
           <w:szCs w:val="27"/>
           <w:lang w:eastAsia="en-IN" w:bidi="hi-IN"/>
         </w:rPr>
-        <w:t xml:space="preserve"> Request</w:t>
-      </w:r>
-      <w:r>
+        <w:t xml:space="preserve"> Document</w:t>
+      </w:r>
+    </w:p>
+    <w:p>
+      <w:pPr>
+        <w:spacing w:after="0" w:line="240" w:lineRule="auto"/>
+        <w:outlineLvl w:val="2"/>
+        <w:rPr>
+          <w:rFonts w:ascii="Courier New" w:eastAsia="Times New Roman" w:hAnsi="Courier New" w:cs="Courier New"/>
+          <w:sz w:val="20"/>
+          <w:szCs w:val="20"/>
+          <w:lang w:eastAsia="en-IN" w:bidi="hi-IN"/>
+        </w:rPr>
+      </w:pPr>
+      <w:r>
+        <w:rPr>
+          <w:rFonts w:ascii="Courier New" w:eastAsia="Times New Roman" w:hAnsi="Courier New" w:cs="Courier New"/>
+          <w:sz w:val="20"/>
+          <w:szCs w:val="20"/>
+          <w:lang w:eastAsia="en-IN" w:bidi="hi-IN"/>
+        </w:rPr>
+        <w:t>{</w:t>
+      </w:r>
+    </w:p>
+    <w:p>
+      <w:pPr>
+        <w:spacing w:after="0" w:line="240" w:lineRule="auto"/>
+        <w:outlineLvl w:val="2"/>
+        <w:rPr>
+          <w:rFonts w:ascii="Courier New" w:eastAsia="Times New Roman" w:hAnsi="Courier New" w:cs="Courier New"/>
+          <w:sz w:val="20"/>
+          <w:szCs w:val="20"/>
+          <w:lang w:eastAsia="en-IN" w:bidi="hi-IN"/>
+        </w:rPr>
+      </w:pPr>
+      <w:r>
+        <w:rPr>
+          <w:rFonts w:ascii="Courier New" w:eastAsia="Times New Roman" w:hAnsi="Courier New" w:cs="Courier New"/>
+          <w:sz w:val="20"/>
+          <w:szCs w:val="20"/>
+          <w:lang w:eastAsia="en-IN" w:bidi="hi-IN"/>
+        </w:rPr>
+        <w:t xml:space="preserve">  "_id": </w:t>
+      </w:r>
+      <w:proofErr w:type="spellStart"/>
+      <w:r>
+        <w:rPr>
+          <w:rFonts w:ascii="Courier New" w:eastAsia="Times New Roman" w:hAnsi="Courier New" w:cs="Courier New"/>
+          <w:sz w:val="20"/>
+          <w:szCs w:val="20"/>
+          <w:lang w:eastAsia="en-IN" w:bidi="hi-IN"/>
+        </w:rPr>
+        <w:t>ObjectId</w:t>
+      </w:r>
+      <w:proofErr w:type="spellEnd"/>
+      <w:r>
+        <w:rPr>
+          <w:rFonts w:ascii="Courier New" w:eastAsia="Times New Roman" w:hAnsi="Courier New" w:cs="Courier New"/>
+          <w:sz w:val="20"/>
+          <w:szCs w:val="20"/>
+          <w:lang w:eastAsia="en-IN" w:bidi="hi-IN"/>
+        </w:rPr>
+        <w:t>,</w:t>
+      </w:r>
+    </w:p>
+    <w:p>
+      <w:pPr>
+        <w:spacing w:after="0" w:line="240" w:lineRule="auto"/>
+        <w:outlineLvl w:val="2"/>
+        <w:rPr>
+          <w:rFonts w:ascii="Courier New" w:eastAsia="Times New Roman" w:hAnsi="Courier New" w:cs="Courier New"/>
+          <w:sz w:val="20"/>
+          <w:szCs w:val="20"/>
+          <w:lang w:eastAsia="en-IN" w:bidi="hi-IN"/>
+        </w:rPr>
+      </w:pPr>
+      <w:r>
+        <w:rPr>
+          <w:rFonts w:ascii="Courier New" w:eastAsia="Times New Roman" w:hAnsi="Courier New" w:cs="Courier New"/>
+          <w:sz w:val="20"/>
+          <w:szCs w:val="20"/>
+          <w:lang w:eastAsia="en-IN" w:bidi="hi-IN"/>
+        </w:rPr>
+        <w:t xml:space="preserve">  "</w:t>
+      </w:r>
+      <w:proofErr w:type="spellStart"/>
+      <w:r>
+        <w:rPr>
+          <w:rFonts w:ascii="Courier New" w:eastAsia="Times New Roman" w:hAnsi="Courier New" w:cs="Courier New"/>
+          <w:sz w:val="20"/>
+          <w:szCs w:val="20"/>
+          <w:lang w:eastAsia="en-IN" w:bidi="hi-IN"/>
+        </w:rPr>
+        <w:t>meterNumber</w:t>
+      </w:r>
+      <w:proofErr w:type="spellEnd"/>
+      <w:r>
+        <w:rPr>
+          <w:rFonts w:ascii="Courier New" w:eastAsia="Times New Roman" w:hAnsi="Courier New" w:cs="Courier New"/>
+          <w:sz w:val="20"/>
+          <w:szCs w:val="20"/>
+          <w:lang w:eastAsia="en-IN" w:bidi="hi-IN"/>
+        </w:rPr>
+        <w:t>": "string",</w:t>
+      </w:r>
+    </w:p>
+    <w:p>
+      <w:pPr>
+        <w:spacing w:after="0" w:line="240" w:lineRule="auto"/>
+        <w:outlineLvl w:val="2"/>
+        <w:rPr>
+          <w:rFonts w:ascii="Courier New" w:eastAsia="Times New Roman" w:hAnsi="Courier New" w:cs="Courier New"/>
+          <w:sz w:val="20"/>
+          <w:szCs w:val="20"/>
+          <w:lang w:eastAsia="en-IN" w:bidi="hi-IN"/>
+        </w:rPr>
+      </w:pPr>
+      <w:r>
+        <w:rPr>
+          <w:rFonts w:ascii="Courier New" w:eastAsia="Times New Roman" w:hAnsi="Courier New" w:cs="Courier New"/>
+          <w:sz w:val="20"/>
+          <w:szCs w:val="20"/>
+          <w:lang w:eastAsia="en-IN" w:bidi="hi-IN"/>
+        </w:rPr>
+        <w:t xml:space="preserve">  "</w:t>
+      </w:r>
+      <w:proofErr w:type="spellStart"/>
+      <w:r>
+        <w:rPr>
+          <w:rFonts w:ascii="Courier New" w:eastAsia="Times New Roman" w:hAnsi="Courier New" w:cs="Courier New"/>
+          <w:sz w:val="20"/>
+          <w:szCs w:val="20"/>
+          <w:lang w:eastAsia="en-IN" w:bidi="hi-IN"/>
+        </w:rPr>
+        <w:t>consumerId</w:t>
+      </w:r>
+      <w:proofErr w:type="spellEnd"/>
+      <w:r>
+        <w:rPr>
+          <w:rFonts w:ascii="Courier New" w:eastAsia="Times New Roman" w:hAnsi="Courier New" w:cs="Courier New"/>
+          <w:sz w:val="20"/>
+          <w:szCs w:val="20"/>
+          <w:lang w:eastAsia="en-IN" w:bidi="hi-IN"/>
+        </w:rPr>
+        <w:t>": "</w:t>
+      </w:r>
+      <w:proofErr w:type="spellStart"/>
+      <w:r>
+        <w:rPr>
+          <w:rFonts w:ascii="Courier New" w:eastAsia="Times New Roman" w:hAnsi="Courier New" w:cs="Courier New"/>
+          <w:sz w:val="20"/>
+          <w:szCs w:val="20"/>
+          <w:lang w:eastAsia="en-IN" w:bidi="hi-IN"/>
+        </w:rPr>
+        <w:t>ObjectId</w:t>
+      </w:r>
+      <w:proofErr w:type="spellEnd"/>
+      <w:r>
+        <w:rPr>
+          <w:rFonts w:ascii="Courier New" w:eastAsia="Times New Roman" w:hAnsi="Courier New" w:cs="Courier New"/>
+          <w:sz w:val="20"/>
+          <w:szCs w:val="20"/>
+          <w:lang w:eastAsia="en-IN" w:bidi="hi-IN"/>
+        </w:rPr>
+        <w:t>",</w:t>
+      </w:r>
+    </w:p>
+    <w:p>
+      <w:pPr>
+        <w:spacing w:after="0" w:line="240" w:lineRule="auto"/>
+        <w:outlineLvl w:val="2"/>
+        <w:rPr>
+          <w:rFonts w:ascii="Courier New" w:eastAsia="Times New Roman" w:hAnsi="Courier New" w:cs="Courier New"/>
+          <w:sz w:val="20"/>
+          <w:szCs w:val="20"/>
+          <w:lang w:eastAsia="en-IN" w:bidi="hi-IN"/>
+        </w:rPr>
+      </w:pPr>
+      <w:r>
+        <w:rPr>
+          <w:rFonts w:ascii="Courier New" w:eastAsia="Times New Roman" w:hAnsi="Courier New" w:cs="Courier New"/>
+          <w:sz w:val="20"/>
+          <w:szCs w:val="20"/>
+          <w:lang w:eastAsia="en-IN" w:bidi="hi-IN"/>
+        </w:rPr>
+        <w:lastRenderedPageBreak/>
+        <w:t xml:space="preserve">  "</w:t>
+      </w:r>
+      <w:proofErr w:type="spellStart"/>
+      <w:r>
+        <w:rPr>
+          <w:rFonts w:ascii="Courier New" w:eastAsia="Times New Roman" w:hAnsi="Courier New" w:cs="Courier New"/>
+          <w:sz w:val="20"/>
+          <w:szCs w:val="20"/>
+          <w:lang w:eastAsia="en-IN" w:bidi="hi-IN"/>
+        </w:rPr>
+        <w:t>utilityType</w:t>
+      </w:r>
+      <w:proofErr w:type="spellEnd"/>
+      <w:r>
+        <w:rPr>
+          <w:rFonts w:ascii="Courier New" w:eastAsia="Times New Roman" w:hAnsi="Courier New" w:cs="Courier New"/>
+          <w:sz w:val="20"/>
+          <w:szCs w:val="20"/>
+          <w:lang w:eastAsia="en-IN" w:bidi="hi-IN"/>
+        </w:rPr>
+        <w:t>": "ELECTRICITY | GAS | WATER",</w:t>
+      </w:r>
+    </w:p>
+    <w:p>
+      <w:pPr>
+        <w:spacing w:after="0" w:line="240" w:lineRule="auto"/>
+        <w:outlineLvl w:val="2"/>
+        <w:rPr>
+          <w:rFonts w:ascii="Courier New" w:eastAsia="Times New Roman" w:hAnsi="Courier New" w:cs="Courier New"/>
+          <w:sz w:val="20"/>
+          <w:szCs w:val="20"/>
+          <w:lang w:eastAsia="en-IN" w:bidi="hi-IN"/>
+        </w:rPr>
+      </w:pPr>
+      <w:r>
+        <w:rPr>
+          <w:rFonts w:ascii="Courier New" w:eastAsia="Times New Roman" w:hAnsi="Courier New" w:cs="Courier New"/>
+          <w:sz w:val="20"/>
+          <w:szCs w:val="20"/>
+          <w:lang w:eastAsia="en-IN" w:bidi="hi-IN"/>
+        </w:rPr>
+        <w:t xml:space="preserve">  "</w:t>
+      </w:r>
+      <w:proofErr w:type="spellStart"/>
+      <w:r>
+        <w:rPr>
+          <w:rFonts w:ascii="Courier New" w:eastAsia="Times New Roman" w:hAnsi="Courier New" w:cs="Courier New"/>
+          <w:sz w:val="20"/>
+          <w:szCs w:val="20"/>
+          <w:lang w:eastAsia="en-IN" w:bidi="hi-IN"/>
+        </w:rPr>
+        <w:t>tariffPlan</w:t>
+      </w:r>
+      <w:proofErr w:type="spellEnd"/>
+      <w:r>
+        <w:rPr>
+          <w:rFonts w:ascii="Courier New" w:eastAsia="Times New Roman" w:hAnsi="Courier New" w:cs="Courier New"/>
+          <w:sz w:val="20"/>
+          <w:szCs w:val="20"/>
+          <w:lang w:eastAsia="en-IN" w:bidi="hi-IN"/>
+        </w:rPr>
+        <w:t>": "DOMESTIC | COMMERCIAL",</w:t>
+      </w:r>
+    </w:p>
+    <w:p>
+      <w:pPr>
+        <w:spacing w:after="0" w:line="240" w:lineRule="auto"/>
+        <w:outlineLvl w:val="2"/>
+        <w:rPr>
+          <w:rFonts w:ascii="Courier New" w:eastAsia="Times New Roman" w:hAnsi="Courier New" w:cs="Courier New"/>
+          <w:sz w:val="20"/>
+          <w:szCs w:val="20"/>
+          <w:lang w:eastAsia="en-IN" w:bidi="hi-IN"/>
+        </w:rPr>
+      </w:pPr>
+      <w:r>
+        <w:rPr>
+          <w:rFonts w:ascii="Courier New" w:eastAsia="Times New Roman" w:hAnsi="Courier New" w:cs="Courier New"/>
+          <w:sz w:val="20"/>
+          <w:szCs w:val="20"/>
+          <w:lang w:eastAsia="en-IN" w:bidi="hi-IN"/>
+        </w:rPr>
+        <w:t xml:space="preserve">  "</w:t>
+      </w:r>
+      <w:proofErr w:type="spellStart"/>
+      <w:r>
+        <w:rPr>
+          <w:rFonts w:ascii="Courier New" w:eastAsia="Times New Roman" w:hAnsi="Courier New" w:cs="Courier New"/>
+          <w:sz w:val="20"/>
+          <w:szCs w:val="20"/>
+          <w:lang w:eastAsia="en-IN" w:bidi="hi-IN"/>
+        </w:rPr>
+        <w:t>lastReading</w:t>
+      </w:r>
+      <w:proofErr w:type="spellEnd"/>
+      <w:r>
+        <w:rPr>
+          <w:rFonts w:ascii="Courier New" w:eastAsia="Times New Roman" w:hAnsi="Courier New" w:cs="Courier New"/>
+          <w:sz w:val="20"/>
+          <w:szCs w:val="20"/>
+          <w:lang w:eastAsia="en-IN" w:bidi="hi-IN"/>
+        </w:rPr>
+        <w:t>": "number",</w:t>
+      </w:r>
+    </w:p>
+    <w:p>
+      <w:pPr>
+        <w:spacing w:after="0" w:line="240" w:lineRule="auto"/>
+        <w:outlineLvl w:val="2"/>
+        <w:rPr>
+          <w:rFonts w:ascii="Courier New" w:eastAsia="Times New Roman" w:hAnsi="Courier New" w:cs="Courier New"/>
+          <w:sz w:val="20"/>
+          <w:szCs w:val="20"/>
+          <w:lang w:eastAsia="en-IN" w:bidi="hi-IN"/>
+        </w:rPr>
+      </w:pPr>
+      <w:r>
+        <w:rPr>
+          <w:rFonts w:ascii="Courier New" w:eastAsia="Times New Roman" w:hAnsi="Courier New" w:cs="Courier New"/>
+          <w:sz w:val="20"/>
+          <w:szCs w:val="20"/>
+          <w:lang w:eastAsia="en-IN" w:bidi="hi-IN"/>
+        </w:rPr>
+        <w:t xml:space="preserve">  "</w:t>
+      </w:r>
+      <w:proofErr w:type="spellStart"/>
+      <w:r>
+        <w:rPr>
+          <w:rFonts w:ascii="Courier New" w:eastAsia="Times New Roman" w:hAnsi="Courier New" w:cs="Courier New"/>
+          <w:sz w:val="20"/>
+          <w:szCs w:val="20"/>
+          <w:lang w:eastAsia="en-IN" w:bidi="hi-IN"/>
+        </w:rPr>
+        <w:t>installationDate</w:t>
+      </w:r>
+      <w:proofErr w:type="spellEnd"/>
+      <w:r>
+        <w:rPr>
+          <w:rFonts w:ascii="Courier New" w:eastAsia="Times New Roman" w:hAnsi="Courier New" w:cs="Courier New"/>
+          <w:sz w:val="20"/>
+          <w:szCs w:val="20"/>
+          <w:lang w:eastAsia="en-IN" w:bidi="hi-IN"/>
+        </w:rPr>
+        <w:t xml:space="preserve">": </w:t>
+      </w:r>
+      <w:proofErr w:type="spellStart"/>
+      <w:r>
+        <w:rPr>
+          <w:rFonts w:ascii="Courier New" w:eastAsia="Times New Roman" w:hAnsi="Courier New" w:cs="Courier New"/>
+          <w:sz w:val="20"/>
+          <w:szCs w:val="20"/>
+          <w:lang w:eastAsia="en-IN" w:bidi="hi-IN"/>
+        </w:rPr>
+        <w:t>ISODate</w:t>
+      </w:r>
+      <w:proofErr w:type="spellEnd"/>
+      <w:r>
+        <w:rPr>
+          <w:rFonts w:ascii="Courier New" w:eastAsia="Times New Roman" w:hAnsi="Courier New" w:cs="Courier New"/>
+          <w:sz w:val="20"/>
+          <w:szCs w:val="20"/>
+          <w:lang w:eastAsia="en-IN" w:bidi="hi-IN"/>
+        </w:rPr>
+        <w:t>,</w:t>
+      </w:r>
+    </w:p>
+    <w:p>
+      <w:pPr>
+        <w:spacing w:after="0" w:line="240" w:lineRule="auto"/>
+        <w:outlineLvl w:val="2"/>
+        <w:rPr>
+          <w:rFonts w:ascii="Courier New" w:eastAsia="Times New Roman" w:hAnsi="Courier New" w:cs="Courier New"/>
+          <w:sz w:val="20"/>
+          <w:szCs w:val="20"/>
+          <w:lang w:eastAsia="en-IN" w:bidi="hi-IN"/>
+        </w:rPr>
+      </w:pPr>
+      <w:r>
+        <w:rPr>
+          <w:rFonts w:ascii="Courier New" w:eastAsia="Times New Roman" w:hAnsi="Courier New" w:cs="Courier New"/>
+          <w:sz w:val="20"/>
+          <w:szCs w:val="20"/>
+          <w:lang w:eastAsia="en-IN" w:bidi="hi-IN"/>
+        </w:rPr>
+        <w:t xml:space="preserve">  "active": true</w:t>
+      </w:r>
+    </w:p>
+    <w:p>
+      <w:pPr>
+        <w:spacing w:after="0" w:line="240" w:lineRule="auto"/>
+        <w:outlineLvl w:val="2"/>
+        <w:rPr>
+          <w:rFonts w:ascii="Courier New" w:eastAsia="Times New Roman" w:hAnsi="Courier New" w:cs="Courier New"/>
+          <w:sz w:val="20"/>
+          <w:szCs w:val="20"/>
+          <w:lang w:eastAsia="en-IN" w:bidi="hi-IN"/>
+        </w:rPr>
+      </w:pPr>
+      <w:r>
+        <w:rPr>
+          <w:rFonts w:ascii="Courier New" w:eastAsia="Times New Roman" w:hAnsi="Courier New" w:cs="Courier New"/>
+          <w:sz w:val="20"/>
+          <w:szCs w:val="20"/>
+          <w:lang w:eastAsia="en-IN" w:bidi="hi-IN"/>
+        </w:rPr>
+        <w:t>}</w:t>
+      </w:r>
+    </w:p>
+    <w:p>
+      <w:pPr>
+        <w:spacing w:after="0" w:line="240" w:lineRule="auto"/>
+        <w:outlineLvl w:val="2"/>
+        <w:rPr>
+          <w:rFonts w:ascii="Courier New" w:eastAsia="Times New Roman" w:hAnsi="Courier New" w:cs="Courier New"/>
+          <w:sz w:val="20"/>
+          <w:szCs w:val="20"/>
+          <w:lang w:eastAsia="en-IN" w:bidi="hi-IN"/>
+        </w:rPr>
+      </w:pPr>
+    </w:p>
+    <w:p>
+      <w:pPr>
+        <w:spacing w:after="0" w:line="240" w:lineRule="auto"/>
+        <w:outlineLvl w:val="2"/>
         <w:rPr>
           <w:rFonts w:ascii="Times New Roman" w:eastAsia="Times New Roman" w:hAnsi="Times New Roman" w:cs="Times New Roman"/>
           <w:b/>
@@ -14828,370 +16070,70 @@
           <w:szCs w:val="27"/>
           <w:lang w:eastAsia="en-IN" w:bidi="hi-IN"/>
         </w:rPr>
-        <w:t xml:space="preserve"> Document</w:t>
-      </w:r>
-    </w:p>
-    <w:p>
-      <w:pPr>
-        <w:spacing w:after="0" w:line="240" w:lineRule="auto"/>
-        <w:outlineLvl w:val="2"/>
-        <w:rPr>
-          <w:rFonts w:ascii="Courier New" w:eastAsia="Times New Roman" w:hAnsi="Courier New" w:cs="Courier New"/>
-          <w:sz w:val="20"/>
-          <w:szCs w:val="20"/>
-          <w:lang w:eastAsia="en-IN" w:bidi="hi-IN"/>
-        </w:rPr>
-      </w:pPr>
-      <w:r>
-        <w:rPr>
-          <w:rFonts w:ascii="Courier New" w:eastAsia="Times New Roman" w:hAnsi="Courier New" w:cs="Courier New"/>
-          <w:sz w:val="20"/>
-          <w:szCs w:val="20"/>
-          <w:lang w:eastAsia="en-IN" w:bidi="hi-IN"/>
-        </w:rPr>
-        <w:t>{</w:t>
-      </w:r>
-    </w:p>
-    <w:p>
-      <w:pPr>
-        <w:spacing w:after="0" w:line="240" w:lineRule="auto"/>
-        <w:outlineLvl w:val="2"/>
-        <w:rPr>
-          <w:rFonts w:ascii="Courier New" w:eastAsia="Times New Roman" w:hAnsi="Courier New" w:cs="Courier New"/>
-          <w:sz w:val="20"/>
-          <w:szCs w:val="20"/>
-          <w:lang w:eastAsia="en-IN" w:bidi="hi-IN"/>
-        </w:rPr>
-      </w:pPr>
-      <w:r>
-        <w:rPr>
-          <w:rFonts w:ascii="Courier New" w:eastAsia="Times New Roman" w:hAnsi="Courier New" w:cs="Courier New"/>
-          <w:sz w:val="20"/>
-          <w:szCs w:val="20"/>
-          <w:lang w:eastAsia="en-IN" w:bidi="hi-IN"/>
-        </w:rPr>
-        <w:t xml:space="preserve">  "_id": </w:t>
-      </w:r>
-      <w:proofErr w:type="spellStart"/>
-      <w:r>
-        <w:rPr>
-          <w:rFonts w:ascii="Courier New" w:eastAsia="Times New Roman" w:hAnsi="Courier New" w:cs="Courier New"/>
-          <w:sz w:val="20"/>
-          <w:szCs w:val="20"/>
-          <w:lang w:eastAsia="en-IN" w:bidi="hi-IN"/>
-        </w:rPr>
-        <w:t>ObjectId</w:t>
-      </w:r>
-      <w:proofErr w:type="spellEnd"/>
-      <w:r>
-        <w:rPr>
-          <w:rFonts w:ascii="Courier New" w:eastAsia="Times New Roman" w:hAnsi="Courier New" w:cs="Courier New"/>
-          <w:sz w:val="20"/>
-          <w:szCs w:val="20"/>
-          <w:lang w:eastAsia="en-IN" w:bidi="hi-IN"/>
-        </w:rPr>
-        <w:t>,</w:t>
-      </w:r>
-    </w:p>
-    <w:p>
-      <w:pPr>
-        <w:spacing w:after="0" w:line="240" w:lineRule="auto"/>
-        <w:outlineLvl w:val="2"/>
-        <w:rPr>
-          <w:rFonts w:ascii="Courier New" w:eastAsia="Times New Roman" w:hAnsi="Courier New" w:cs="Courier New"/>
-          <w:sz w:val="20"/>
-          <w:szCs w:val="20"/>
-          <w:lang w:eastAsia="en-IN" w:bidi="hi-IN"/>
-        </w:rPr>
-      </w:pPr>
-      <w:r>
-        <w:rPr>
-          <w:rFonts w:ascii="Courier New" w:eastAsia="Times New Roman" w:hAnsi="Courier New" w:cs="Courier New"/>
-          <w:sz w:val="20"/>
-          <w:szCs w:val="20"/>
-          <w:lang w:eastAsia="en-IN" w:bidi="hi-IN"/>
-        </w:rPr>
-        <w:t xml:space="preserve">  "</w:t>
-      </w:r>
-      <w:proofErr w:type="spellStart"/>
-      <w:r>
-        <w:rPr>
-          <w:rFonts w:ascii="Courier New" w:eastAsia="Times New Roman" w:hAnsi="Courier New" w:cs="Courier New"/>
-          <w:sz w:val="20"/>
-          <w:szCs w:val="20"/>
-          <w:lang w:eastAsia="en-IN" w:bidi="hi-IN"/>
-        </w:rPr>
-        <w:t>fullName</w:t>
-      </w:r>
-      <w:proofErr w:type="spellEnd"/>
-      <w:r>
-        <w:rPr>
-          <w:rFonts w:ascii="Courier New" w:eastAsia="Times New Roman" w:hAnsi="Courier New" w:cs="Courier New"/>
-          <w:sz w:val="20"/>
-          <w:szCs w:val="20"/>
-          <w:lang w:eastAsia="en-IN" w:bidi="hi-IN"/>
-        </w:rPr>
-        <w:t>": "string",</w:t>
-      </w:r>
-    </w:p>
-    <w:p>
-      <w:pPr>
-        <w:spacing w:after="0" w:line="240" w:lineRule="auto"/>
-        <w:outlineLvl w:val="2"/>
-        <w:rPr>
-          <w:rFonts w:ascii="Courier New" w:eastAsia="Times New Roman" w:hAnsi="Courier New" w:cs="Courier New"/>
-          <w:sz w:val="20"/>
-          <w:szCs w:val="20"/>
-          <w:lang w:eastAsia="en-IN" w:bidi="hi-IN"/>
-        </w:rPr>
-      </w:pPr>
-      <w:r>
-        <w:rPr>
-          <w:rFonts w:ascii="Courier New" w:eastAsia="Times New Roman" w:hAnsi="Courier New" w:cs="Courier New"/>
-          <w:sz w:val="20"/>
-          <w:szCs w:val="20"/>
-          <w:lang w:eastAsia="en-IN" w:bidi="hi-IN"/>
-        </w:rPr>
-        <w:t xml:space="preserve">  "email": "string",</w:t>
-      </w:r>
-    </w:p>
-    <w:p>
-      <w:pPr>
-        <w:spacing w:after="0" w:line="240" w:lineRule="auto"/>
-        <w:outlineLvl w:val="2"/>
-        <w:rPr>
-          <w:rFonts w:ascii="Courier New" w:eastAsia="Times New Roman" w:hAnsi="Courier New" w:cs="Courier New"/>
-          <w:sz w:val="20"/>
-          <w:szCs w:val="20"/>
-          <w:lang w:eastAsia="en-IN" w:bidi="hi-IN"/>
-        </w:rPr>
-      </w:pPr>
-      <w:r>
-        <w:rPr>
-          <w:rFonts w:ascii="Courier New" w:eastAsia="Times New Roman" w:hAnsi="Courier New" w:cs="Courier New"/>
-          <w:sz w:val="20"/>
-          <w:szCs w:val="20"/>
-          <w:lang w:eastAsia="en-IN" w:bidi="hi-IN"/>
-        </w:rPr>
-        <w:t xml:space="preserve">  "phone": "string",</w:t>
-      </w:r>
-    </w:p>
-    <w:p>
-      <w:pPr>
-        <w:spacing w:after="0" w:line="240" w:lineRule="auto"/>
-        <w:outlineLvl w:val="2"/>
-        <w:rPr>
-          <w:rFonts w:ascii="Courier New" w:eastAsia="Times New Roman" w:hAnsi="Courier New" w:cs="Courier New"/>
-          <w:sz w:val="20"/>
-          <w:szCs w:val="20"/>
-          <w:lang w:eastAsia="en-IN" w:bidi="hi-IN"/>
-        </w:rPr>
-      </w:pPr>
-      <w:r>
-        <w:rPr>
-          <w:rFonts w:ascii="Courier New" w:eastAsia="Times New Roman" w:hAnsi="Courier New" w:cs="Courier New"/>
-          <w:sz w:val="20"/>
-          <w:szCs w:val="20"/>
-          <w:lang w:eastAsia="en-IN" w:bidi="hi-IN"/>
-        </w:rPr>
-        <w:t xml:space="preserve">  "addressLine1": "string",</w:t>
-      </w:r>
-    </w:p>
-    <w:p>
-      <w:pPr>
-        <w:spacing w:after="0" w:line="240" w:lineRule="auto"/>
-        <w:outlineLvl w:val="2"/>
-        <w:rPr>
-          <w:rFonts w:ascii="Courier New" w:eastAsia="Times New Roman" w:hAnsi="Courier New" w:cs="Courier New"/>
-          <w:sz w:val="20"/>
-          <w:szCs w:val="20"/>
-          <w:lang w:eastAsia="en-IN" w:bidi="hi-IN"/>
-        </w:rPr>
-      </w:pPr>
-      <w:r>
-        <w:rPr>
-          <w:rFonts w:ascii="Courier New" w:eastAsia="Times New Roman" w:hAnsi="Courier New" w:cs="Courier New"/>
-          <w:sz w:val="20"/>
-          <w:szCs w:val="20"/>
-          <w:lang w:eastAsia="en-IN" w:bidi="hi-IN"/>
-        </w:rPr>
-        <w:t xml:space="preserve">  "city": "string",</w:t>
-      </w:r>
-    </w:p>
-    <w:p>
-      <w:pPr>
-        <w:spacing w:after="0" w:line="240" w:lineRule="auto"/>
-        <w:outlineLvl w:val="2"/>
-        <w:rPr>
-          <w:rFonts w:ascii="Courier New" w:eastAsia="Times New Roman" w:hAnsi="Courier New" w:cs="Courier New"/>
-          <w:sz w:val="20"/>
-          <w:szCs w:val="20"/>
-          <w:lang w:eastAsia="en-IN" w:bidi="hi-IN"/>
-        </w:rPr>
-      </w:pPr>
-      <w:r>
-        <w:rPr>
-          <w:rFonts w:ascii="Courier New" w:eastAsia="Times New Roman" w:hAnsi="Courier New" w:cs="Courier New"/>
-          <w:sz w:val="20"/>
-          <w:szCs w:val="20"/>
-          <w:lang w:eastAsia="en-IN" w:bidi="hi-IN"/>
-        </w:rPr>
-        <w:t xml:space="preserve">  "state": "string",</w:t>
-      </w:r>
-    </w:p>
-    <w:p>
-      <w:pPr>
-        <w:spacing w:after="0" w:line="240" w:lineRule="auto"/>
-        <w:outlineLvl w:val="2"/>
-        <w:rPr>
-          <w:rFonts w:ascii="Courier New" w:eastAsia="Times New Roman" w:hAnsi="Courier New" w:cs="Courier New"/>
-          <w:sz w:val="20"/>
-          <w:szCs w:val="20"/>
-          <w:lang w:eastAsia="en-IN" w:bidi="hi-IN"/>
-        </w:rPr>
-      </w:pPr>
-      <w:r>
-        <w:rPr>
-          <w:rFonts w:ascii="Courier New" w:eastAsia="Times New Roman" w:hAnsi="Courier New" w:cs="Courier New"/>
-          <w:sz w:val="20"/>
-          <w:szCs w:val="20"/>
-          <w:lang w:eastAsia="en-IN" w:bidi="hi-IN"/>
-        </w:rPr>
-        <w:t xml:space="preserve">  "</w:t>
-      </w:r>
-      <w:proofErr w:type="spellStart"/>
-      <w:r>
-        <w:rPr>
-          <w:rFonts w:ascii="Courier New" w:eastAsia="Times New Roman" w:hAnsi="Courier New" w:cs="Courier New"/>
-          <w:sz w:val="20"/>
-          <w:szCs w:val="20"/>
-          <w:lang w:eastAsia="en-IN" w:bidi="hi-IN"/>
-        </w:rPr>
-        <w:t>postalCode</w:t>
-      </w:r>
-      <w:proofErr w:type="spellEnd"/>
-      <w:r>
-        <w:rPr>
-          <w:rFonts w:ascii="Courier New" w:eastAsia="Times New Roman" w:hAnsi="Courier New" w:cs="Courier New"/>
-          <w:sz w:val="20"/>
-          <w:szCs w:val="20"/>
-          <w:lang w:eastAsia="en-IN" w:bidi="hi-IN"/>
-        </w:rPr>
-        <w:t>": "string",</w:t>
-      </w:r>
-    </w:p>
-    <w:p>
-      <w:pPr>
-        <w:spacing w:after="0" w:line="240" w:lineRule="auto"/>
-        <w:outlineLvl w:val="2"/>
-        <w:rPr>
-          <w:rFonts w:ascii="Courier New" w:eastAsia="Times New Roman" w:hAnsi="Courier New" w:cs="Courier New"/>
-          <w:sz w:val="20"/>
-          <w:szCs w:val="20"/>
-          <w:lang w:eastAsia="en-IN" w:bidi="hi-IN"/>
-        </w:rPr>
-      </w:pPr>
-      <w:r>
-        <w:rPr>
-          <w:rFonts w:ascii="Courier New" w:eastAsia="Times New Roman" w:hAnsi="Courier New" w:cs="Courier New"/>
-          <w:sz w:val="20"/>
-          <w:szCs w:val="20"/>
-          <w:lang w:eastAsia="en-IN" w:bidi="hi-IN"/>
-        </w:rPr>
-        <w:t xml:space="preserve">  "status": "PENDING | APPROVED | REJECTED",</w:t>
-      </w:r>
-    </w:p>
-    <w:p>
-      <w:pPr>
-        <w:spacing w:after="0" w:line="240" w:lineRule="auto"/>
-        <w:outlineLvl w:val="2"/>
-        <w:rPr>
-          <w:rFonts w:ascii="Courier New" w:eastAsia="Times New Roman" w:hAnsi="Courier New" w:cs="Courier New"/>
-          <w:sz w:val="20"/>
-          <w:szCs w:val="20"/>
-          <w:lang w:eastAsia="en-IN" w:bidi="hi-IN"/>
-        </w:rPr>
-      </w:pPr>
-      <w:r>
-        <w:rPr>
-          <w:rFonts w:ascii="Courier New" w:eastAsia="Times New Roman" w:hAnsi="Courier New" w:cs="Courier New"/>
-          <w:sz w:val="20"/>
-          <w:szCs w:val="20"/>
-          <w:lang w:eastAsia="en-IN" w:bidi="hi-IN"/>
-        </w:rPr>
-        <w:t xml:space="preserve">  "</w:t>
-      </w:r>
-      <w:proofErr w:type="spellStart"/>
-      <w:r>
-        <w:rPr>
-          <w:rFonts w:ascii="Courier New" w:eastAsia="Times New Roman" w:hAnsi="Courier New" w:cs="Courier New"/>
-          <w:sz w:val="20"/>
-          <w:szCs w:val="20"/>
-          <w:lang w:eastAsia="en-IN" w:bidi="hi-IN"/>
-        </w:rPr>
-        <w:t>createdAt</w:t>
-      </w:r>
-      <w:proofErr w:type="spellEnd"/>
-      <w:r>
-        <w:rPr>
-          <w:rFonts w:ascii="Courier New" w:eastAsia="Times New Roman" w:hAnsi="Courier New" w:cs="Courier New"/>
-          <w:sz w:val="20"/>
-          <w:szCs w:val="20"/>
-          <w:lang w:eastAsia="en-IN" w:bidi="hi-IN"/>
-        </w:rPr>
-        <w:t xml:space="preserve">": </w:t>
-      </w:r>
-      <w:proofErr w:type="spellStart"/>
-      <w:r>
-        <w:rPr>
-          <w:rFonts w:ascii="Courier New" w:eastAsia="Times New Roman" w:hAnsi="Courier New" w:cs="Courier New"/>
-          <w:sz w:val="20"/>
-          <w:szCs w:val="20"/>
-          <w:lang w:eastAsia="en-IN" w:bidi="hi-IN"/>
-        </w:rPr>
-        <w:t>ISODate</w:t>
-      </w:r>
-      <w:proofErr w:type="spellEnd"/>
-      <w:r>
-        <w:rPr>
-          <w:rFonts w:ascii="Courier New" w:eastAsia="Times New Roman" w:hAnsi="Courier New" w:cs="Courier New"/>
-          <w:sz w:val="20"/>
-          <w:szCs w:val="20"/>
-          <w:lang w:eastAsia="en-IN" w:bidi="hi-IN"/>
-        </w:rPr>
-        <w:t>,</w:t>
-      </w:r>
-    </w:p>
-    <w:p>
-      <w:pPr>
-        <w:spacing w:after="0" w:line="240" w:lineRule="auto"/>
-        <w:outlineLvl w:val="2"/>
-        <w:rPr>
-          <w:rFonts w:ascii="Courier New" w:eastAsia="Times New Roman" w:hAnsi="Courier New" w:cs="Courier New"/>
-          <w:sz w:val="20"/>
-          <w:szCs w:val="20"/>
-          <w:lang w:eastAsia="en-IN" w:bidi="hi-IN"/>
-        </w:rPr>
-      </w:pPr>
-      <w:r>
-        <w:rPr>
-          <w:rFonts w:ascii="Courier New" w:eastAsia="Times New Roman" w:hAnsi="Courier New" w:cs="Courier New"/>
+      </w:pPr>
+      <w:r>
+        <w:rPr>
+          <w:rFonts w:ascii="Times New Roman" w:eastAsia="Times New Roman" w:hAnsi="Times New Roman" w:cs="Times New Roman"/>
           <w:b/>
           <w:bCs/>
           <w:sz w:val="27"/>
           <w:szCs w:val="27"/>
           <w:lang w:eastAsia="en-IN" w:bidi="hi-IN"/>
         </w:rPr>
-        <w:t xml:space="preserve">  </w:t>
-      </w:r>
-      <w:r>
-        <w:rPr>
-          <w:rFonts w:ascii="Courier New" w:eastAsia="Times New Roman" w:hAnsi="Courier New" w:cs="Courier New"/>
-          <w:sz w:val="20"/>
-          <w:szCs w:val="20"/>
-          <w:lang w:eastAsia="en-IN" w:bidi="hi-IN"/>
-        </w:rPr>
-        <w:t>"</w:t>
+        <w:t>Meter Reading</w:t>
+      </w:r>
+      <w:r>
+        <w:rPr>
+          <w:rFonts w:ascii="Times New Roman" w:eastAsia="Times New Roman" w:hAnsi="Times New Roman" w:cs="Times New Roman"/>
+          <w:b/>
+          <w:bCs/>
+          <w:sz w:val="27"/>
+          <w:szCs w:val="27"/>
+          <w:lang w:eastAsia="en-IN" w:bidi="hi-IN"/>
+        </w:rPr>
+        <w:t xml:space="preserve"> Document</w:t>
+      </w:r>
+    </w:p>
+    <w:p>
+      <w:pPr>
+        <w:spacing w:after="0" w:line="240" w:lineRule="auto"/>
+        <w:outlineLvl w:val="2"/>
+        <w:rPr>
+          <w:rFonts w:ascii="Courier New" w:eastAsia="Times New Roman" w:hAnsi="Courier New" w:cs="Courier New"/>
+          <w:sz w:val="20"/>
+          <w:szCs w:val="20"/>
+          <w:lang w:eastAsia="en-IN" w:bidi="hi-IN"/>
+        </w:rPr>
+      </w:pPr>
+      <w:r>
+        <w:rPr>
+          <w:rFonts w:ascii="Courier New" w:eastAsia="Times New Roman" w:hAnsi="Courier New" w:cs="Courier New"/>
+          <w:sz w:val="20"/>
+          <w:szCs w:val="20"/>
+          <w:lang w:eastAsia="en-IN" w:bidi="hi-IN"/>
+        </w:rPr>
+        <w:t>{</w:t>
+      </w:r>
+    </w:p>
+    <w:p>
+      <w:pPr>
+        <w:spacing w:after="0" w:line="240" w:lineRule="auto"/>
+        <w:outlineLvl w:val="2"/>
+        <w:rPr>
+          <w:rFonts w:ascii="Courier New" w:eastAsia="Times New Roman" w:hAnsi="Courier New" w:cs="Courier New"/>
+          <w:sz w:val="20"/>
+          <w:szCs w:val="20"/>
+          <w:lang w:eastAsia="en-IN" w:bidi="hi-IN"/>
+        </w:rPr>
+      </w:pPr>
+      <w:r>
+        <w:rPr>
+          <w:rFonts w:ascii="Courier New" w:eastAsia="Times New Roman" w:hAnsi="Courier New" w:cs="Courier New"/>
+          <w:sz w:val="20"/>
+          <w:szCs w:val="20"/>
+          <w:lang w:eastAsia="en-IN" w:bidi="hi-IN"/>
+        </w:rPr>
+        <w:t xml:space="preserve">  "_id": </w:t>
       </w:r>
       <w:proofErr w:type="spellStart"/>
       <w:r>
@@ -15201,7 +16143,130 @@
           <w:szCs w:val="20"/>
           <w:lang w:eastAsia="en-IN" w:bidi="hi-IN"/>
         </w:rPr>
-        <w:t>updatedAt</w:t>
+        <w:t>ObjectId</w:t>
+      </w:r>
+      <w:proofErr w:type="spellEnd"/>
+      <w:r>
+        <w:rPr>
+          <w:rFonts w:ascii="Courier New" w:eastAsia="Times New Roman" w:hAnsi="Courier New" w:cs="Courier New"/>
+          <w:sz w:val="20"/>
+          <w:szCs w:val="20"/>
+          <w:lang w:eastAsia="en-IN" w:bidi="hi-IN"/>
+        </w:rPr>
+        <w:t>,</w:t>
+      </w:r>
+    </w:p>
+    <w:p>
+      <w:pPr>
+        <w:spacing w:after="0" w:line="240" w:lineRule="auto"/>
+        <w:outlineLvl w:val="2"/>
+        <w:rPr>
+          <w:rFonts w:ascii="Courier New" w:eastAsia="Times New Roman" w:hAnsi="Courier New" w:cs="Courier New"/>
+          <w:sz w:val="20"/>
+          <w:szCs w:val="20"/>
+          <w:lang w:eastAsia="en-IN" w:bidi="hi-IN"/>
+        </w:rPr>
+      </w:pPr>
+      <w:r>
+        <w:rPr>
+          <w:rFonts w:ascii="Courier New" w:eastAsia="Times New Roman" w:hAnsi="Courier New" w:cs="Courier New"/>
+          <w:sz w:val="20"/>
+          <w:szCs w:val="20"/>
+          <w:lang w:eastAsia="en-IN" w:bidi="hi-IN"/>
+        </w:rPr>
+        <w:t xml:space="preserve">  "</w:t>
+      </w:r>
+      <w:proofErr w:type="spellStart"/>
+      <w:r>
+        <w:rPr>
+          <w:rFonts w:ascii="Courier New" w:eastAsia="Times New Roman" w:hAnsi="Courier New" w:cs="Courier New"/>
+          <w:sz w:val="20"/>
+          <w:szCs w:val="20"/>
+          <w:lang w:eastAsia="en-IN" w:bidi="hi-IN"/>
+        </w:rPr>
+        <w:t>meterNumber</w:t>
+      </w:r>
+      <w:proofErr w:type="spellEnd"/>
+      <w:r>
+        <w:rPr>
+          <w:rFonts w:ascii="Courier New" w:eastAsia="Times New Roman" w:hAnsi="Courier New" w:cs="Courier New"/>
+          <w:sz w:val="20"/>
+          <w:szCs w:val="20"/>
+          <w:lang w:eastAsia="en-IN" w:bidi="hi-IN"/>
+        </w:rPr>
+        <w:t>": "string",</w:t>
+      </w:r>
+    </w:p>
+    <w:p>
+      <w:pPr>
+        <w:spacing w:after="0" w:line="240" w:lineRule="auto"/>
+        <w:outlineLvl w:val="2"/>
+        <w:rPr>
+          <w:rFonts w:ascii="Courier New" w:eastAsia="Times New Roman" w:hAnsi="Courier New" w:cs="Courier New"/>
+          <w:sz w:val="20"/>
+          <w:szCs w:val="20"/>
+          <w:lang w:eastAsia="en-IN" w:bidi="hi-IN"/>
+        </w:rPr>
+      </w:pPr>
+      <w:r>
+        <w:rPr>
+          <w:rFonts w:ascii="Courier New" w:eastAsia="Times New Roman" w:hAnsi="Courier New" w:cs="Courier New"/>
+          <w:sz w:val="20"/>
+          <w:szCs w:val="20"/>
+          <w:lang w:eastAsia="en-IN" w:bidi="hi-IN"/>
+        </w:rPr>
+        <w:t xml:space="preserve">  "</w:t>
+      </w:r>
+      <w:proofErr w:type="spellStart"/>
+      <w:r>
+        <w:rPr>
+          <w:rFonts w:ascii="Courier New" w:eastAsia="Times New Roman" w:hAnsi="Courier New" w:cs="Courier New"/>
+          <w:sz w:val="20"/>
+          <w:szCs w:val="20"/>
+          <w:lang w:eastAsia="en-IN" w:bidi="hi-IN"/>
+        </w:rPr>
+        <w:t>readingValue</w:t>
+      </w:r>
+      <w:proofErr w:type="spellEnd"/>
+      <w:r>
+        <w:rPr>
+          <w:rFonts w:ascii="Courier New" w:eastAsia="Times New Roman" w:hAnsi="Courier New" w:cs="Courier New"/>
+          <w:sz w:val="20"/>
+          <w:szCs w:val="20"/>
+          <w:lang w:eastAsia="en-IN" w:bidi="hi-IN"/>
+        </w:rPr>
+        <w:t>": "number",</w:t>
+      </w:r>
+    </w:p>
+    <w:p>
+      <w:pPr>
+        <w:spacing w:after="0" w:line="240" w:lineRule="auto"/>
+        <w:outlineLvl w:val="2"/>
+        <w:rPr>
+          <w:rFonts w:ascii="Courier New" w:eastAsia="Times New Roman" w:hAnsi="Courier New" w:cs="Courier New"/>
+          <w:sz w:val="20"/>
+          <w:szCs w:val="20"/>
+          <w:lang w:eastAsia="en-IN" w:bidi="hi-IN"/>
+        </w:rPr>
+      </w:pPr>
+      <w:r>
+        <w:rPr>
+          <w:rFonts w:ascii="Courier New" w:eastAsia="Times New Roman" w:hAnsi="Courier New" w:cs="Courier New"/>
+          <w:sz w:val="20"/>
+          <w:szCs w:val="20"/>
+          <w:lang w:eastAsia="en-IN" w:bidi="hi-IN"/>
+        </w:rPr>
+        <w:t xml:space="preserve">  "</w:t>
+      </w:r>
+      <w:proofErr w:type="spellStart"/>
+      <w:r>
+        <w:rPr>
+          <w:rFonts w:ascii="Courier New" w:eastAsia="Times New Roman" w:hAnsi="Courier New" w:cs="Courier New"/>
+          <w:sz w:val="20"/>
+          <w:szCs w:val="20"/>
+          <w:lang w:eastAsia="en-IN" w:bidi="hi-IN"/>
+        </w:rPr>
+        <w:t>readingDate</w:t>
       </w:r>
       <w:proofErr w:type="spellEnd"/>
       <w:r>
@@ -15280,7 +16345,7 @@
           <w:szCs w:val="28"/>
           <w:lang w:eastAsia="en-IN" w:bidi="hi-IN"/>
         </w:rPr>
-        <w:t>Meter</w:t>
+        <w:t>Tariff</w:t>
       </w:r>
       <w:r>
         <w:rPr>
@@ -15316,7 +16381,7 @@
           <w:szCs w:val="27"/>
           <w:lang w:eastAsia="en-IN" w:bidi="hi-IN"/>
         </w:rPr>
-        <w:t>Connection Request</w:t>
+        <w:t>Tariff</w:t>
       </w:r>
       <w:r>
         <w:rPr>
@@ -15420,7 +16485,7 @@
           <w:szCs w:val="20"/>
           <w:lang w:eastAsia="en-IN" w:bidi="hi-IN"/>
         </w:rPr>
-        <w:t>consumerId</w:t>
+        <w:t>utilityType</w:t>
       </w:r>
       <w:proofErr w:type="spellEnd"/>
       <w:r>
@@ -15430,7 +16495,112 @@
           <w:szCs w:val="20"/>
           <w:lang w:eastAsia="en-IN" w:bidi="hi-IN"/>
         </w:rPr>
-        <w:t>": "</w:t>
+        <w:t>": "ELECTRICITY | GAS | WATER",</w:t>
+      </w:r>
+    </w:p>
+    <w:p>
+      <w:pPr>
+        <w:spacing w:after="0" w:line="240" w:lineRule="auto"/>
+        <w:outlineLvl w:val="2"/>
+        <w:rPr>
+          <w:rFonts w:ascii="Courier New" w:eastAsia="Times New Roman" w:hAnsi="Courier New" w:cs="Courier New"/>
+          <w:sz w:val="20"/>
+          <w:szCs w:val="20"/>
+          <w:lang w:eastAsia="en-IN" w:bidi="hi-IN"/>
+        </w:rPr>
+      </w:pPr>
+      <w:r>
+        <w:rPr>
+          <w:rFonts w:ascii="Courier New" w:eastAsia="Times New Roman" w:hAnsi="Courier New" w:cs="Courier New"/>
+          <w:sz w:val="20"/>
+          <w:szCs w:val="20"/>
+          <w:lang w:eastAsia="en-IN" w:bidi="hi-IN"/>
+        </w:rPr>
+        <w:t xml:space="preserve">  "plans": [</w:t>
+      </w:r>
+    </w:p>
+    <w:p>
+      <w:pPr>
+        <w:spacing w:after="0" w:line="240" w:lineRule="auto"/>
+        <w:outlineLvl w:val="2"/>
+        <w:rPr>
+          <w:rFonts w:ascii="Courier New" w:eastAsia="Times New Roman" w:hAnsi="Courier New" w:cs="Courier New"/>
+          <w:sz w:val="20"/>
+          <w:szCs w:val="20"/>
+          <w:lang w:eastAsia="en-IN" w:bidi="hi-IN"/>
+        </w:rPr>
+      </w:pPr>
+      <w:r>
+        <w:rPr>
+          <w:rFonts w:ascii="Courier New" w:eastAsia="Times New Roman" w:hAnsi="Courier New" w:cs="Courier New"/>
+          <w:sz w:val="20"/>
+          <w:szCs w:val="20"/>
+          <w:lang w:eastAsia="en-IN" w:bidi="hi-IN"/>
+        </w:rPr>
+        <w:t xml:space="preserve">    {</w:t>
+      </w:r>
+    </w:p>
+    <w:p>
+      <w:pPr>
+        <w:spacing w:after="0" w:line="240" w:lineRule="auto"/>
+        <w:outlineLvl w:val="2"/>
+        <w:rPr>
+          <w:rFonts w:ascii="Courier New" w:eastAsia="Times New Roman" w:hAnsi="Courier New" w:cs="Courier New"/>
+          <w:sz w:val="20"/>
+          <w:szCs w:val="20"/>
+          <w:lang w:eastAsia="en-IN" w:bidi="hi-IN"/>
+        </w:rPr>
+      </w:pPr>
+      <w:r>
+        <w:rPr>
+          <w:rFonts w:ascii="Courier New" w:eastAsia="Times New Roman" w:hAnsi="Courier New" w:cs="Courier New"/>
+          <w:sz w:val="20"/>
+          <w:szCs w:val="20"/>
+          <w:lang w:eastAsia="en-IN" w:bidi="hi-IN"/>
+        </w:rPr>
+        <w:t xml:space="preserve">      "plan": "DOMESTIC | COMMERCIAL",</w:t>
+      </w:r>
+    </w:p>
+    <w:p>
+      <w:pPr>
+        <w:spacing w:after="0" w:line="240" w:lineRule="auto"/>
+        <w:outlineLvl w:val="2"/>
+        <w:rPr>
+          <w:rFonts w:ascii="Courier New" w:eastAsia="Times New Roman" w:hAnsi="Courier New" w:cs="Courier New"/>
+          <w:sz w:val="20"/>
+          <w:szCs w:val="20"/>
+          <w:lang w:eastAsia="en-IN" w:bidi="hi-IN"/>
+        </w:rPr>
+      </w:pPr>
+      <w:r>
+        <w:rPr>
+          <w:rFonts w:ascii="Courier New" w:eastAsia="Times New Roman" w:hAnsi="Courier New" w:cs="Courier New"/>
+          <w:sz w:val="20"/>
+          <w:szCs w:val="20"/>
+          <w:lang w:eastAsia="en-IN" w:bidi="hi-IN"/>
+        </w:rPr>
+        <w:t xml:space="preserve">      "active": true,</w:t>
+      </w:r>
+    </w:p>
+    <w:p>
+      <w:pPr>
+        <w:spacing w:after="0" w:line="240" w:lineRule="auto"/>
+        <w:outlineLvl w:val="2"/>
+        <w:rPr>
+          <w:rFonts w:ascii="Courier New" w:eastAsia="Times New Roman" w:hAnsi="Courier New" w:cs="Courier New"/>
+          <w:sz w:val="20"/>
+          <w:szCs w:val="20"/>
+          <w:lang w:eastAsia="en-IN" w:bidi="hi-IN"/>
+        </w:rPr>
+      </w:pPr>
+      <w:r>
+        <w:rPr>
+          <w:rFonts w:ascii="Courier New" w:eastAsia="Times New Roman" w:hAnsi="Courier New" w:cs="Courier New"/>
+          <w:sz w:val="20"/>
+          <w:szCs w:val="20"/>
+          <w:lang w:eastAsia="en-IN" w:bidi="hi-IN"/>
+        </w:rPr>
+        <w:t xml:space="preserve">      "</w:t>
       </w:r>
       <w:proofErr w:type="spellStart"/>
       <w:r>
@@ -15440,7 +16610,7 @@
           <w:szCs w:val="20"/>
           <w:lang w:eastAsia="en-IN" w:bidi="hi-IN"/>
         </w:rPr>
-        <w:t>ObjectId</w:t>
+        <w:t>fixedCharge</w:t>
       </w:r>
       <w:proofErr w:type="spellEnd"/>
       <w:r>
@@ -15450,7 +16620,7 @@
           <w:szCs w:val="20"/>
           <w:lang w:eastAsia="en-IN" w:bidi="hi-IN"/>
         </w:rPr>
-        <w:t>",</w:t>
+        <w:t>": "number",</w:t>
       </w:r>
     </w:p>
     <w:p>
@@ -15471,6 +16641,523 @@
           <w:szCs w:val="20"/>
           <w:lang w:eastAsia="en-IN" w:bidi="hi-IN"/>
         </w:rPr>
+        <w:t xml:space="preserve">      "</w:t>
+      </w:r>
+      <w:proofErr w:type="spellStart"/>
+      <w:r>
+        <w:rPr>
+          <w:rFonts w:ascii="Courier New" w:eastAsia="Times New Roman" w:hAnsi="Courier New" w:cs="Courier New"/>
+          <w:sz w:val="20"/>
+          <w:szCs w:val="20"/>
+          <w:lang w:eastAsia="en-IN" w:bidi="hi-IN"/>
+        </w:rPr>
+        <w:t>taxPercentage</w:t>
+      </w:r>
+      <w:proofErr w:type="spellEnd"/>
+      <w:r>
+        <w:rPr>
+          <w:rFonts w:ascii="Courier New" w:eastAsia="Times New Roman" w:hAnsi="Courier New" w:cs="Courier New"/>
+          <w:sz w:val="20"/>
+          <w:szCs w:val="20"/>
+          <w:lang w:eastAsia="en-IN" w:bidi="hi-IN"/>
+        </w:rPr>
+        <w:t>": "number",</w:t>
+      </w:r>
+    </w:p>
+    <w:p>
+      <w:pPr>
+        <w:spacing w:after="0" w:line="240" w:lineRule="auto"/>
+        <w:outlineLvl w:val="2"/>
+        <w:rPr>
+          <w:rFonts w:ascii="Courier New" w:eastAsia="Times New Roman" w:hAnsi="Courier New" w:cs="Courier New"/>
+          <w:sz w:val="20"/>
+          <w:szCs w:val="20"/>
+          <w:lang w:eastAsia="en-IN" w:bidi="hi-IN"/>
+        </w:rPr>
+      </w:pPr>
+      <w:r>
+        <w:rPr>
+          <w:rFonts w:ascii="Courier New" w:eastAsia="Times New Roman" w:hAnsi="Courier New" w:cs="Courier New"/>
+          <w:sz w:val="20"/>
+          <w:szCs w:val="20"/>
+          <w:lang w:eastAsia="en-IN" w:bidi="hi-IN"/>
+        </w:rPr>
+        <w:t xml:space="preserve">      "slabs": [</w:t>
+      </w:r>
+    </w:p>
+    <w:p>
+      <w:pPr>
+        <w:spacing w:after="0" w:line="240" w:lineRule="auto"/>
+        <w:outlineLvl w:val="2"/>
+        <w:rPr>
+          <w:rFonts w:ascii="Courier New" w:eastAsia="Times New Roman" w:hAnsi="Courier New" w:cs="Courier New"/>
+          <w:sz w:val="20"/>
+          <w:szCs w:val="20"/>
+          <w:lang w:eastAsia="en-IN" w:bidi="hi-IN"/>
+        </w:rPr>
+      </w:pPr>
+      <w:r>
+        <w:rPr>
+          <w:rFonts w:ascii="Courier New" w:eastAsia="Times New Roman" w:hAnsi="Courier New" w:cs="Courier New"/>
+          <w:sz w:val="20"/>
+          <w:szCs w:val="20"/>
+          <w:lang w:eastAsia="en-IN" w:bidi="hi-IN"/>
+        </w:rPr>
+        <w:t xml:space="preserve">        {</w:t>
+      </w:r>
+    </w:p>
+    <w:p>
+      <w:pPr>
+        <w:spacing w:after="0" w:line="240" w:lineRule="auto"/>
+        <w:outlineLvl w:val="2"/>
+        <w:rPr>
+          <w:rFonts w:ascii="Courier New" w:eastAsia="Times New Roman" w:hAnsi="Courier New" w:cs="Courier New"/>
+          <w:sz w:val="20"/>
+          <w:szCs w:val="20"/>
+          <w:lang w:eastAsia="en-IN" w:bidi="hi-IN"/>
+        </w:rPr>
+      </w:pPr>
+      <w:r>
+        <w:rPr>
+          <w:rFonts w:ascii="Courier New" w:eastAsia="Times New Roman" w:hAnsi="Courier New" w:cs="Courier New"/>
+          <w:sz w:val="20"/>
+          <w:szCs w:val="20"/>
+          <w:lang w:eastAsia="en-IN" w:bidi="hi-IN"/>
+        </w:rPr>
+        <w:t xml:space="preserve">          "</w:t>
+      </w:r>
+      <w:proofErr w:type="spellStart"/>
+      <w:r>
+        <w:rPr>
+          <w:rFonts w:ascii="Courier New" w:eastAsia="Times New Roman" w:hAnsi="Courier New" w:cs="Courier New"/>
+          <w:sz w:val="20"/>
+          <w:szCs w:val="20"/>
+          <w:lang w:eastAsia="en-IN" w:bidi="hi-IN"/>
+        </w:rPr>
+        <w:t>fromUnit</w:t>
+      </w:r>
+      <w:proofErr w:type="spellEnd"/>
+      <w:r>
+        <w:rPr>
+          <w:rFonts w:ascii="Courier New" w:eastAsia="Times New Roman" w:hAnsi="Courier New" w:cs="Courier New"/>
+          <w:sz w:val="20"/>
+          <w:szCs w:val="20"/>
+          <w:lang w:eastAsia="en-IN" w:bidi="hi-IN"/>
+        </w:rPr>
+        <w:t>": "number",</w:t>
+      </w:r>
+    </w:p>
+    <w:p>
+      <w:pPr>
+        <w:spacing w:after="0" w:line="240" w:lineRule="auto"/>
+        <w:outlineLvl w:val="2"/>
+        <w:rPr>
+          <w:rFonts w:ascii="Courier New" w:eastAsia="Times New Roman" w:hAnsi="Courier New" w:cs="Courier New"/>
+          <w:sz w:val="20"/>
+          <w:szCs w:val="20"/>
+          <w:lang w:eastAsia="en-IN" w:bidi="hi-IN"/>
+        </w:rPr>
+      </w:pPr>
+      <w:r>
+        <w:rPr>
+          <w:rFonts w:ascii="Courier New" w:eastAsia="Times New Roman" w:hAnsi="Courier New" w:cs="Courier New"/>
+          <w:sz w:val="20"/>
+          <w:szCs w:val="20"/>
+          <w:lang w:eastAsia="en-IN" w:bidi="hi-IN"/>
+        </w:rPr>
+        <w:t xml:space="preserve">          "</w:t>
+      </w:r>
+      <w:proofErr w:type="spellStart"/>
+      <w:r>
+        <w:rPr>
+          <w:rFonts w:ascii="Courier New" w:eastAsia="Times New Roman" w:hAnsi="Courier New" w:cs="Courier New"/>
+          <w:sz w:val="20"/>
+          <w:szCs w:val="20"/>
+          <w:lang w:eastAsia="en-IN" w:bidi="hi-IN"/>
+        </w:rPr>
+        <w:t>toUnit</w:t>
+      </w:r>
+      <w:proofErr w:type="spellEnd"/>
+      <w:r>
+        <w:rPr>
+          <w:rFonts w:ascii="Courier New" w:eastAsia="Times New Roman" w:hAnsi="Courier New" w:cs="Courier New"/>
+          <w:sz w:val="20"/>
+          <w:szCs w:val="20"/>
+          <w:lang w:eastAsia="en-IN" w:bidi="hi-IN"/>
+        </w:rPr>
+        <w:t>": "number",</w:t>
+      </w:r>
+    </w:p>
+    <w:p>
+      <w:pPr>
+        <w:spacing w:after="0" w:line="240" w:lineRule="auto"/>
+        <w:outlineLvl w:val="2"/>
+        <w:rPr>
+          <w:rFonts w:ascii="Courier New" w:eastAsia="Times New Roman" w:hAnsi="Courier New" w:cs="Courier New"/>
+          <w:sz w:val="20"/>
+          <w:szCs w:val="20"/>
+          <w:lang w:eastAsia="en-IN" w:bidi="hi-IN"/>
+        </w:rPr>
+      </w:pPr>
+      <w:r>
+        <w:rPr>
+          <w:rFonts w:ascii="Courier New" w:eastAsia="Times New Roman" w:hAnsi="Courier New" w:cs="Courier New"/>
+          <w:sz w:val="20"/>
+          <w:szCs w:val="20"/>
+          <w:lang w:eastAsia="en-IN" w:bidi="hi-IN"/>
+        </w:rPr>
+        <w:t xml:space="preserve">          "</w:t>
+      </w:r>
+      <w:proofErr w:type="spellStart"/>
+      <w:r>
+        <w:rPr>
+          <w:rFonts w:ascii="Courier New" w:eastAsia="Times New Roman" w:hAnsi="Courier New" w:cs="Courier New"/>
+          <w:sz w:val="20"/>
+          <w:szCs w:val="20"/>
+          <w:lang w:eastAsia="en-IN" w:bidi="hi-IN"/>
+        </w:rPr>
+        <w:t>ratePerUnit</w:t>
+      </w:r>
+      <w:proofErr w:type="spellEnd"/>
+      <w:r>
+        <w:rPr>
+          <w:rFonts w:ascii="Courier New" w:eastAsia="Times New Roman" w:hAnsi="Courier New" w:cs="Courier New"/>
+          <w:sz w:val="20"/>
+          <w:szCs w:val="20"/>
+          <w:lang w:eastAsia="en-IN" w:bidi="hi-IN"/>
+        </w:rPr>
+        <w:t>": "number"</w:t>
+      </w:r>
+    </w:p>
+    <w:p>
+      <w:pPr>
+        <w:spacing w:after="0" w:line="240" w:lineRule="auto"/>
+        <w:outlineLvl w:val="2"/>
+        <w:rPr>
+          <w:rFonts w:ascii="Courier New" w:eastAsia="Times New Roman" w:hAnsi="Courier New" w:cs="Courier New"/>
+          <w:sz w:val="20"/>
+          <w:szCs w:val="20"/>
+          <w:lang w:eastAsia="en-IN" w:bidi="hi-IN"/>
+        </w:rPr>
+      </w:pPr>
+      <w:r>
+        <w:rPr>
+          <w:rFonts w:ascii="Courier New" w:eastAsia="Times New Roman" w:hAnsi="Courier New" w:cs="Courier New"/>
+          <w:sz w:val="20"/>
+          <w:szCs w:val="20"/>
+          <w:lang w:eastAsia="en-IN" w:bidi="hi-IN"/>
+        </w:rPr>
+        <w:t xml:space="preserve">        }</w:t>
+      </w:r>
+    </w:p>
+    <w:p>
+      <w:pPr>
+        <w:spacing w:after="0" w:line="240" w:lineRule="auto"/>
+        <w:outlineLvl w:val="2"/>
+        <w:rPr>
+          <w:rFonts w:ascii="Courier New" w:eastAsia="Times New Roman" w:hAnsi="Courier New" w:cs="Courier New"/>
+          <w:sz w:val="20"/>
+          <w:szCs w:val="20"/>
+          <w:lang w:eastAsia="en-IN" w:bidi="hi-IN"/>
+        </w:rPr>
+      </w:pPr>
+      <w:r>
+        <w:rPr>
+          <w:rFonts w:ascii="Courier New" w:eastAsia="Times New Roman" w:hAnsi="Courier New" w:cs="Courier New"/>
+          <w:sz w:val="20"/>
+          <w:szCs w:val="20"/>
+          <w:lang w:eastAsia="en-IN" w:bidi="hi-IN"/>
+        </w:rPr>
+        <w:t xml:space="preserve">      ],</w:t>
+      </w:r>
+    </w:p>
+    <w:p>
+      <w:pPr>
+        <w:spacing w:after="0" w:line="240" w:lineRule="auto"/>
+        <w:outlineLvl w:val="2"/>
+        <w:rPr>
+          <w:rFonts w:ascii="Courier New" w:eastAsia="Times New Roman" w:hAnsi="Courier New" w:cs="Courier New"/>
+          <w:sz w:val="20"/>
+          <w:szCs w:val="20"/>
+          <w:lang w:eastAsia="en-IN" w:bidi="hi-IN"/>
+        </w:rPr>
+      </w:pPr>
+      <w:r>
+        <w:rPr>
+          <w:rFonts w:ascii="Courier New" w:eastAsia="Times New Roman" w:hAnsi="Courier New" w:cs="Courier New"/>
+          <w:sz w:val="20"/>
+          <w:szCs w:val="20"/>
+          <w:lang w:eastAsia="en-IN" w:bidi="hi-IN"/>
+        </w:rPr>
+        <w:t xml:space="preserve">      "</w:t>
+      </w:r>
+      <w:proofErr w:type="spellStart"/>
+      <w:r>
+        <w:rPr>
+          <w:rFonts w:ascii="Courier New" w:eastAsia="Times New Roman" w:hAnsi="Courier New" w:cs="Courier New"/>
+          <w:sz w:val="20"/>
+          <w:szCs w:val="20"/>
+          <w:lang w:eastAsia="en-IN" w:bidi="hi-IN"/>
+        </w:rPr>
+        <w:t>overduePenaltySlabs</w:t>
+      </w:r>
+      <w:proofErr w:type="spellEnd"/>
+      <w:r>
+        <w:rPr>
+          <w:rFonts w:ascii="Courier New" w:eastAsia="Times New Roman" w:hAnsi="Courier New" w:cs="Courier New"/>
+          <w:sz w:val="20"/>
+          <w:szCs w:val="20"/>
+          <w:lang w:eastAsia="en-IN" w:bidi="hi-IN"/>
+        </w:rPr>
+        <w:t>": [</w:t>
+      </w:r>
+    </w:p>
+    <w:p>
+      <w:pPr>
+        <w:spacing w:after="0" w:line="240" w:lineRule="auto"/>
+        <w:outlineLvl w:val="2"/>
+        <w:rPr>
+          <w:rFonts w:ascii="Courier New" w:eastAsia="Times New Roman" w:hAnsi="Courier New" w:cs="Courier New"/>
+          <w:sz w:val="20"/>
+          <w:szCs w:val="20"/>
+          <w:lang w:eastAsia="en-IN" w:bidi="hi-IN"/>
+        </w:rPr>
+      </w:pPr>
+      <w:r>
+        <w:rPr>
+          <w:rFonts w:ascii="Courier New" w:eastAsia="Times New Roman" w:hAnsi="Courier New" w:cs="Courier New"/>
+          <w:sz w:val="20"/>
+          <w:szCs w:val="20"/>
+          <w:lang w:eastAsia="en-IN" w:bidi="hi-IN"/>
+        </w:rPr>
+        <w:t xml:space="preserve">        {</w:t>
+      </w:r>
+    </w:p>
+    <w:p>
+      <w:pPr>
+        <w:spacing w:after="0" w:line="240" w:lineRule="auto"/>
+        <w:outlineLvl w:val="2"/>
+        <w:rPr>
+          <w:rFonts w:ascii="Courier New" w:eastAsia="Times New Roman" w:hAnsi="Courier New" w:cs="Courier New"/>
+          <w:sz w:val="20"/>
+          <w:szCs w:val="20"/>
+          <w:lang w:eastAsia="en-IN" w:bidi="hi-IN"/>
+        </w:rPr>
+      </w:pPr>
+      <w:r>
+        <w:rPr>
+          <w:rFonts w:ascii="Courier New" w:eastAsia="Times New Roman" w:hAnsi="Courier New" w:cs="Courier New"/>
+          <w:sz w:val="20"/>
+          <w:szCs w:val="20"/>
+          <w:lang w:eastAsia="en-IN" w:bidi="hi-IN"/>
+        </w:rPr>
+        <w:t xml:space="preserve">          "</w:t>
+      </w:r>
+      <w:proofErr w:type="spellStart"/>
+      <w:r>
+        <w:rPr>
+          <w:rFonts w:ascii="Courier New" w:eastAsia="Times New Roman" w:hAnsi="Courier New" w:cs="Courier New"/>
+          <w:sz w:val="20"/>
+          <w:szCs w:val="20"/>
+          <w:lang w:eastAsia="en-IN" w:bidi="hi-IN"/>
+        </w:rPr>
+        <w:t>fromDay</w:t>
+      </w:r>
+      <w:proofErr w:type="spellEnd"/>
+      <w:r>
+        <w:rPr>
+          <w:rFonts w:ascii="Courier New" w:eastAsia="Times New Roman" w:hAnsi="Courier New" w:cs="Courier New"/>
+          <w:sz w:val="20"/>
+          <w:szCs w:val="20"/>
+          <w:lang w:eastAsia="en-IN" w:bidi="hi-IN"/>
+        </w:rPr>
+        <w:t>": "number",</w:t>
+      </w:r>
+    </w:p>
+    <w:p>
+      <w:pPr>
+        <w:spacing w:after="0" w:line="240" w:lineRule="auto"/>
+        <w:outlineLvl w:val="2"/>
+        <w:rPr>
+          <w:rFonts w:ascii="Courier New" w:eastAsia="Times New Roman" w:hAnsi="Courier New" w:cs="Courier New"/>
+          <w:sz w:val="20"/>
+          <w:szCs w:val="20"/>
+          <w:lang w:eastAsia="en-IN" w:bidi="hi-IN"/>
+        </w:rPr>
+      </w:pPr>
+      <w:r>
+        <w:rPr>
+          <w:rFonts w:ascii="Courier New" w:eastAsia="Times New Roman" w:hAnsi="Courier New" w:cs="Courier New"/>
+          <w:sz w:val="20"/>
+          <w:szCs w:val="20"/>
+          <w:lang w:eastAsia="en-IN" w:bidi="hi-IN"/>
+        </w:rPr>
+        <w:t xml:space="preserve">          "</w:t>
+      </w:r>
+      <w:proofErr w:type="spellStart"/>
+      <w:r>
+        <w:rPr>
+          <w:rFonts w:ascii="Courier New" w:eastAsia="Times New Roman" w:hAnsi="Courier New" w:cs="Courier New"/>
+          <w:sz w:val="20"/>
+          <w:szCs w:val="20"/>
+          <w:lang w:eastAsia="en-IN" w:bidi="hi-IN"/>
+        </w:rPr>
+        <w:t>toDay</w:t>
+      </w:r>
+      <w:proofErr w:type="spellEnd"/>
+      <w:r>
+        <w:rPr>
+          <w:rFonts w:ascii="Courier New" w:eastAsia="Times New Roman" w:hAnsi="Courier New" w:cs="Courier New"/>
+          <w:sz w:val="20"/>
+          <w:szCs w:val="20"/>
+          <w:lang w:eastAsia="en-IN" w:bidi="hi-IN"/>
+        </w:rPr>
+        <w:t>": "number",</w:t>
+      </w:r>
+    </w:p>
+    <w:p>
+      <w:pPr>
+        <w:spacing w:after="0" w:line="240" w:lineRule="auto"/>
+        <w:outlineLvl w:val="2"/>
+        <w:rPr>
+          <w:rFonts w:ascii="Courier New" w:eastAsia="Times New Roman" w:hAnsi="Courier New" w:cs="Courier New"/>
+          <w:sz w:val="20"/>
+          <w:szCs w:val="20"/>
+          <w:lang w:eastAsia="en-IN" w:bidi="hi-IN"/>
+        </w:rPr>
+      </w:pPr>
+      <w:r>
+        <w:rPr>
+          <w:rFonts w:ascii="Courier New" w:eastAsia="Times New Roman" w:hAnsi="Courier New" w:cs="Courier New"/>
+          <w:sz w:val="20"/>
+          <w:szCs w:val="20"/>
+          <w:lang w:eastAsia="en-IN" w:bidi="hi-IN"/>
+        </w:rPr>
+        <w:t xml:space="preserve">          "</w:t>
+      </w:r>
+      <w:proofErr w:type="spellStart"/>
+      <w:r>
+        <w:rPr>
+          <w:rFonts w:ascii="Courier New" w:eastAsia="Times New Roman" w:hAnsi="Courier New" w:cs="Courier New"/>
+          <w:sz w:val="20"/>
+          <w:szCs w:val="20"/>
+          <w:lang w:eastAsia="en-IN" w:bidi="hi-IN"/>
+        </w:rPr>
+        <w:t>penaltyPercentage</w:t>
+      </w:r>
+      <w:proofErr w:type="spellEnd"/>
+      <w:r>
+        <w:rPr>
+          <w:rFonts w:ascii="Courier New" w:eastAsia="Times New Roman" w:hAnsi="Courier New" w:cs="Courier New"/>
+          <w:sz w:val="20"/>
+          <w:szCs w:val="20"/>
+          <w:lang w:eastAsia="en-IN" w:bidi="hi-IN"/>
+        </w:rPr>
+        <w:t>": "number"</w:t>
+      </w:r>
+    </w:p>
+    <w:p>
+      <w:pPr>
+        <w:spacing w:after="0" w:line="240" w:lineRule="auto"/>
+        <w:outlineLvl w:val="2"/>
+        <w:rPr>
+          <w:rFonts w:ascii="Courier New" w:eastAsia="Times New Roman" w:hAnsi="Courier New" w:cs="Courier New"/>
+          <w:sz w:val="20"/>
+          <w:szCs w:val="20"/>
+          <w:lang w:eastAsia="en-IN" w:bidi="hi-IN"/>
+        </w:rPr>
+      </w:pPr>
+      <w:r>
+        <w:rPr>
+          <w:rFonts w:ascii="Courier New" w:eastAsia="Times New Roman" w:hAnsi="Courier New" w:cs="Courier New"/>
+          <w:sz w:val="20"/>
+          <w:szCs w:val="20"/>
+          <w:lang w:eastAsia="en-IN" w:bidi="hi-IN"/>
+        </w:rPr>
+        <w:t xml:space="preserve">        }</w:t>
+      </w:r>
+    </w:p>
+    <w:p>
+      <w:pPr>
+        <w:spacing w:after="0" w:line="240" w:lineRule="auto"/>
+        <w:outlineLvl w:val="2"/>
+        <w:rPr>
+          <w:rFonts w:ascii="Courier New" w:eastAsia="Times New Roman" w:hAnsi="Courier New" w:cs="Courier New"/>
+          <w:sz w:val="20"/>
+          <w:szCs w:val="20"/>
+          <w:lang w:eastAsia="en-IN" w:bidi="hi-IN"/>
+        </w:rPr>
+      </w:pPr>
+      <w:r>
+        <w:rPr>
+          <w:rFonts w:ascii="Courier New" w:eastAsia="Times New Roman" w:hAnsi="Courier New" w:cs="Courier New"/>
+          <w:sz w:val="20"/>
+          <w:szCs w:val="20"/>
+          <w:lang w:eastAsia="en-IN" w:bidi="hi-IN"/>
+        </w:rPr>
+        <w:t xml:space="preserve">      ]</w:t>
+      </w:r>
+    </w:p>
+    <w:p>
+      <w:pPr>
+        <w:spacing w:after="0" w:line="240" w:lineRule="auto"/>
+        <w:outlineLvl w:val="2"/>
+        <w:rPr>
+          <w:rFonts w:ascii="Courier New" w:eastAsia="Times New Roman" w:hAnsi="Courier New" w:cs="Courier New"/>
+          <w:sz w:val="20"/>
+          <w:szCs w:val="20"/>
+          <w:lang w:eastAsia="en-IN" w:bidi="hi-IN"/>
+        </w:rPr>
+      </w:pPr>
+      <w:r>
+        <w:rPr>
+          <w:rFonts w:ascii="Courier New" w:eastAsia="Times New Roman" w:hAnsi="Courier New" w:cs="Courier New"/>
+          <w:sz w:val="20"/>
+          <w:szCs w:val="20"/>
+          <w:lang w:eastAsia="en-IN" w:bidi="hi-IN"/>
+        </w:rPr>
+        <w:t xml:space="preserve">    }</w:t>
+      </w:r>
+    </w:p>
+    <w:p>
+      <w:pPr>
+        <w:spacing w:after="0" w:line="240" w:lineRule="auto"/>
+        <w:outlineLvl w:val="2"/>
+        <w:rPr>
+          <w:rFonts w:ascii="Courier New" w:eastAsia="Times New Roman" w:hAnsi="Courier New" w:cs="Courier New"/>
+          <w:sz w:val="20"/>
+          <w:szCs w:val="20"/>
+          <w:lang w:eastAsia="en-IN" w:bidi="hi-IN"/>
+        </w:rPr>
+      </w:pPr>
+      <w:r>
+        <w:rPr>
+          <w:rFonts w:ascii="Courier New" w:eastAsia="Times New Roman" w:hAnsi="Courier New" w:cs="Courier New"/>
+          <w:sz w:val="20"/>
+          <w:szCs w:val="20"/>
+          <w:lang w:eastAsia="en-IN" w:bidi="hi-IN"/>
+        </w:rPr>
+        <w:t xml:space="preserve">  ],</w:t>
+      </w:r>
+    </w:p>
+    <w:p>
+      <w:pPr>
+        <w:spacing w:after="0" w:line="240" w:lineRule="auto"/>
+        <w:outlineLvl w:val="2"/>
+        <w:rPr>
+          <w:rFonts w:ascii="Courier New" w:eastAsia="Times New Roman" w:hAnsi="Courier New" w:cs="Courier New"/>
+          <w:sz w:val="20"/>
+          <w:szCs w:val="20"/>
+          <w:lang w:eastAsia="en-IN" w:bidi="hi-IN"/>
+        </w:rPr>
+      </w:pPr>
+      <w:r>
+        <w:rPr>
+          <w:rFonts w:ascii="Courier New" w:eastAsia="Times New Roman" w:hAnsi="Courier New" w:cs="Courier New"/>
+          <w:sz w:val="20"/>
+          <w:szCs w:val="20"/>
+          <w:lang w:eastAsia="en-IN" w:bidi="hi-IN"/>
+        </w:rPr>
         <w:t xml:space="preserve">  "</w:t>
       </w:r>
       <w:proofErr w:type="spellStart"/>
@@ -15481,7 +17168,7 @@
           <w:szCs w:val="20"/>
           <w:lang w:eastAsia="en-IN" w:bidi="hi-IN"/>
         </w:rPr>
-        <w:t>utilityType</w:t>
+        <w:t>effectiveFrom</w:t>
       </w:r>
       <w:proofErr w:type="spellEnd"/>
       <w:r>
@@ -15491,8 +17178,19 @@
           <w:szCs w:val="20"/>
           <w:lang w:eastAsia="en-IN" w:bidi="hi-IN"/>
         </w:rPr>
-        <w:t>": "ELECTRICITY | GAS | WATER",</w:t>
-      </w:r>
+        <w:t xml:space="preserve">": </w:t>
+      </w:r>
+      <w:proofErr w:type="spellStart"/>
+      <w:r>
+        <w:rPr>
+          <w:rFonts w:ascii="Courier New" w:eastAsia="Times New Roman" w:hAnsi="Courier New" w:cs="Courier New"/>
+          <w:sz w:val="20"/>
+          <w:szCs w:val="20"/>
+          <w:lang w:eastAsia="en-IN" w:bidi="hi-IN"/>
+        </w:rPr>
+        <w:t>ISODate</w:t>
+      </w:r>
+      <w:proofErr w:type="spellEnd"/>
     </w:p>
     <w:p>
       <w:pPr>
@@ -15512,27 +17210,7 @@
           <w:szCs w:val="20"/>
           <w:lang w:eastAsia="en-IN" w:bidi="hi-IN"/>
         </w:rPr>
-        <w:t xml:space="preserve">  "</w:t>
-      </w:r>
-      <w:proofErr w:type="spellStart"/>
-      <w:r>
-        <w:rPr>
-          <w:rFonts w:ascii="Courier New" w:eastAsia="Times New Roman" w:hAnsi="Courier New" w:cs="Courier New"/>
-          <w:sz w:val="20"/>
-          <w:szCs w:val="20"/>
-          <w:lang w:eastAsia="en-IN" w:bidi="hi-IN"/>
-        </w:rPr>
-        <w:t>tariffPlan</w:t>
-      </w:r>
-      <w:proofErr w:type="spellEnd"/>
-      <w:r>
-        <w:rPr>
-          <w:rFonts w:ascii="Courier New" w:eastAsia="Times New Roman" w:hAnsi="Courier New" w:cs="Courier New"/>
-          <w:sz w:val="20"/>
-          <w:szCs w:val="20"/>
-          <w:lang w:eastAsia="en-IN" w:bidi="hi-IN"/>
-        </w:rPr>
-        <w:t>": "DOMESTIC | COMMERCIAL",</w:t>
+        <w:t>}</w:t>
       </w:r>
     </w:p>
     <w:p>
@@ -15546,100 +17224,42 @@
           <w:lang w:eastAsia="en-IN" w:bidi="hi-IN"/>
         </w:rPr>
       </w:pPr>
-      <w:r>
-        <w:rPr>
-          <w:rFonts w:ascii="Courier New" w:eastAsia="Times New Roman" w:hAnsi="Courier New" w:cs="Courier New"/>
-          <w:sz w:val="20"/>
-          <w:szCs w:val="20"/>
-          <w:lang w:eastAsia="en-IN" w:bidi="hi-IN"/>
-        </w:rPr>
-        <w:t xml:space="preserve">  "status": "PENDING | APPROVED | REJECTED",</w:t>
-      </w:r>
     </w:p>
     <w:p>
       <w:pPr>
         <w:spacing w:after="0" w:line="240" w:lineRule="auto"/>
         <w:outlineLvl w:val="2"/>
         <w:rPr>
-          <w:rFonts w:ascii="Courier New" w:eastAsia="Times New Roman" w:hAnsi="Courier New" w:cs="Courier New"/>
-          <w:sz w:val="20"/>
-          <w:szCs w:val="20"/>
-          <w:lang w:eastAsia="en-IN" w:bidi="hi-IN"/>
-        </w:rPr>
-      </w:pPr>
-      <w:r>
-        <w:rPr>
-          <w:rFonts w:ascii="Courier New" w:eastAsia="Times New Roman" w:hAnsi="Courier New" w:cs="Courier New"/>
-          <w:sz w:val="20"/>
-          <w:szCs w:val="20"/>
-          <w:lang w:eastAsia="en-IN" w:bidi="hi-IN"/>
-        </w:rPr>
-        <w:t xml:space="preserve">  "</w:t>
-      </w:r>
-      <w:proofErr w:type="spellStart"/>
-      <w:r>
-        <w:rPr>
-          <w:rFonts w:ascii="Courier New" w:eastAsia="Times New Roman" w:hAnsi="Courier New" w:cs="Courier New"/>
-          <w:sz w:val="20"/>
-          <w:szCs w:val="20"/>
-          <w:lang w:eastAsia="en-IN" w:bidi="hi-IN"/>
-        </w:rPr>
-        <w:t>createdAt</w:t>
-      </w:r>
-      <w:proofErr w:type="spellEnd"/>
-      <w:r>
-        <w:rPr>
-          <w:rFonts w:ascii="Courier New" w:eastAsia="Times New Roman" w:hAnsi="Courier New" w:cs="Courier New"/>
-          <w:sz w:val="20"/>
-          <w:szCs w:val="20"/>
-          <w:lang w:eastAsia="en-IN" w:bidi="hi-IN"/>
-        </w:rPr>
-        <w:t xml:space="preserve">": </w:t>
-      </w:r>
-      <w:proofErr w:type="spellStart"/>
-      <w:r>
-        <w:rPr>
-          <w:rFonts w:ascii="Courier New" w:eastAsia="Times New Roman" w:hAnsi="Courier New" w:cs="Courier New"/>
-          <w:sz w:val="20"/>
-          <w:szCs w:val="20"/>
-          <w:lang w:eastAsia="en-IN" w:bidi="hi-IN"/>
-        </w:rPr>
-        <w:t>ISODate</w:t>
-      </w:r>
-      <w:proofErr w:type="spellEnd"/>
-    </w:p>
-    <w:p>
-      <w:pPr>
-        <w:spacing w:after="0" w:line="240" w:lineRule="auto"/>
-        <w:outlineLvl w:val="2"/>
-        <w:rPr>
-          <w:rFonts w:ascii="Courier New" w:eastAsia="Times New Roman" w:hAnsi="Courier New" w:cs="Courier New"/>
-          <w:sz w:val="20"/>
-          <w:szCs w:val="20"/>
-          <w:lang w:eastAsia="en-IN" w:bidi="hi-IN"/>
-        </w:rPr>
-      </w:pPr>
-      <w:r>
-        <w:rPr>
-          <w:rFonts w:ascii="Courier New" w:eastAsia="Times New Roman" w:hAnsi="Courier New" w:cs="Courier New"/>
-          <w:sz w:val="20"/>
-          <w:szCs w:val="20"/>
-          <w:lang w:eastAsia="en-IN" w:bidi="hi-IN"/>
-        </w:rPr>
-        <w:t>}</w:t>
-      </w:r>
-    </w:p>
-    <w:p>
-      <w:pPr>
-        <w:spacing w:after="0" w:line="240" w:lineRule="auto"/>
-        <w:outlineLvl w:val="2"/>
-        <w:rPr>
-          <w:rFonts w:ascii="Courier New" w:eastAsia="Times New Roman" w:hAnsi="Courier New" w:cs="Courier New"/>
-          <w:sz w:val="20"/>
-          <w:szCs w:val="20"/>
-          <w:lang w:eastAsia="en-IN" w:bidi="hi-IN"/>
-        </w:rPr>
-      </w:pPr>
+          <w:rFonts w:ascii="Times New Roman" w:eastAsia="Times New Roman" w:hAnsi="Times New Roman" w:cs="Times New Roman"/>
+          <w:b/>
+          <w:bCs/>
+          <w:sz w:val="28"/>
+          <w:szCs w:val="28"/>
+          <w:lang w:eastAsia="en-IN" w:bidi="hi-IN"/>
+        </w:rPr>
+      </w:pPr>
+      <w:r>
+        <w:rPr>
+          <w:rFonts w:ascii="Times New Roman" w:eastAsia="Times New Roman" w:hAnsi="Times New Roman" w:cs="Times New Roman"/>
+          <w:b/>
+          <w:bCs/>
+          <w:sz w:val="28"/>
+          <w:szCs w:val="28"/>
+          <w:lang w:eastAsia="en-IN" w:bidi="hi-IN"/>
+        </w:rPr>
+        <w:t>Bills &amp; Payments</w:t>
+      </w:r>
+      <w:r>
+        <w:rPr>
+          <w:rFonts w:ascii="Times New Roman" w:eastAsia="Times New Roman" w:hAnsi="Times New Roman" w:cs="Times New Roman"/>
+          <w:b/>
+          <w:bCs/>
+          <w:sz w:val="28"/>
+          <w:szCs w:val="28"/>
+          <w:lang w:eastAsia="en-IN" w:bidi="hi-IN"/>
+        </w:rPr>
+        <w:t xml:space="preserve"> DB</w:t>
+      </w:r>
     </w:p>
     <w:p>
       <w:pPr>
@@ -15663,7 +17283,7 @@
           <w:szCs w:val="27"/>
           <w:lang w:eastAsia="en-IN" w:bidi="hi-IN"/>
         </w:rPr>
-        <w:t>Meter</w:t>
+        <w:t>Bill</w:t>
       </w:r>
       <w:r>
         <w:rPr>
@@ -15767,6 +17387,67 @@
           <w:szCs w:val="20"/>
           <w:lang w:eastAsia="en-IN" w:bidi="hi-IN"/>
         </w:rPr>
+        <w:t>consumerId</w:t>
+      </w:r>
+      <w:proofErr w:type="spellEnd"/>
+      <w:r>
+        <w:rPr>
+          <w:rFonts w:ascii="Courier New" w:eastAsia="Times New Roman" w:hAnsi="Courier New" w:cs="Courier New"/>
+          <w:sz w:val="20"/>
+          <w:szCs w:val="20"/>
+          <w:lang w:eastAsia="en-IN" w:bidi="hi-IN"/>
+        </w:rPr>
+        <w:t>": "</w:t>
+      </w:r>
+      <w:proofErr w:type="spellStart"/>
+      <w:r>
+        <w:rPr>
+          <w:rFonts w:ascii="Courier New" w:eastAsia="Times New Roman" w:hAnsi="Courier New" w:cs="Courier New"/>
+          <w:sz w:val="20"/>
+          <w:szCs w:val="20"/>
+          <w:lang w:eastAsia="en-IN" w:bidi="hi-IN"/>
+        </w:rPr>
+        <w:t>ObjectId</w:t>
+      </w:r>
+      <w:proofErr w:type="spellEnd"/>
+      <w:r>
+        <w:rPr>
+          <w:rFonts w:ascii="Courier New" w:eastAsia="Times New Roman" w:hAnsi="Courier New" w:cs="Courier New"/>
+          <w:sz w:val="20"/>
+          <w:szCs w:val="20"/>
+          <w:lang w:eastAsia="en-IN" w:bidi="hi-IN"/>
+        </w:rPr>
+        <w:t>",</w:t>
+      </w:r>
+    </w:p>
+    <w:p>
+      <w:pPr>
+        <w:spacing w:after="0" w:line="240" w:lineRule="auto"/>
+        <w:outlineLvl w:val="2"/>
+        <w:rPr>
+          <w:rFonts w:ascii="Courier New" w:eastAsia="Times New Roman" w:hAnsi="Courier New" w:cs="Courier New"/>
+          <w:sz w:val="20"/>
+          <w:szCs w:val="20"/>
+          <w:lang w:eastAsia="en-IN" w:bidi="hi-IN"/>
+        </w:rPr>
+      </w:pPr>
+      <w:r>
+        <w:rPr>
+          <w:rFonts w:ascii="Courier New" w:eastAsia="Times New Roman" w:hAnsi="Courier New" w:cs="Courier New"/>
+          <w:sz w:val="20"/>
+          <w:szCs w:val="20"/>
+          <w:lang w:eastAsia="en-IN" w:bidi="hi-IN"/>
+        </w:rPr>
+        <w:t xml:space="preserve">  "</w:t>
+      </w:r>
+      <w:proofErr w:type="spellStart"/>
+      <w:r>
+        <w:rPr>
+          <w:rFonts w:ascii="Courier New" w:eastAsia="Times New Roman" w:hAnsi="Courier New" w:cs="Courier New"/>
+          <w:sz w:val="20"/>
+          <w:szCs w:val="20"/>
+          <w:lang w:eastAsia="en-IN" w:bidi="hi-IN"/>
+        </w:rPr>
         <w:t>meterNumber</w:t>
       </w:r>
       <w:proofErr w:type="spellEnd"/>
@@ -15808,7 +17489,7 @@
           <w:szCs w:val="20"/>
           <w:lang w:eastAsia="en-IN" w:bidi="hi-IN"/>
         </w:rPr>
-        <w:t>consumerId</w:t>
+        <w:t>utilityType</w:t>
       </w:r>
       <w:proofErr w:type="spellEnd"/>
       <w:r>
@@ -15818,7 +17499,28 @@
           <w:szCs w:val="20"/>
           <w:lang w:eastAsia="en-IN" w:bidi="hi-IN"/>
         </w:rPr>
-        <w:t>": "</w:t>
+        <w:t>": "ELECTRICITY | GAS | WATER",</w:t>
+      </w:r>
+    </w:p>
+    <w:p>
+      <w:pPr>
+        <w:spacing w:after="0" w:line="240" w:lineRule="auto"/>
+        <w:outlineLvl w:val="2"/>
+        <w:rPr>
+          <w:rFonts w:ascii="Courier New" w:eastAsia="Times New Roman" w:hAnsi="Courier New" w:cs="Courier New"/>
+          <w:sz w:val="20"/>
+          <w:szCs w:val="20"/>
+          <w:lang w:eastAsia="en-IN" w:bidi="hi-IN"/>
+        </w:rPr>
+      </w:pPr>
+      <w:r>
+        <w:rPr>
+          <w:rFonts w:ascii="Courier New" w:eastAsia="Times New Roman" w:hAnsi="Courier New" w:cs="Courier New"/>
+          <w:sz w:val="20"/>
+          <w:szCs w:val="20"/>
+          <w:lang w:eastAsia="en-IN" w:bidi="hi-IN"/>
+        </w:rPr>
+        <w:t xml:space="preserve">  "</w:t>
       </w:r>
       <w:proofErr w:type="spellStart"/>
       <w:r>
@@ -15828,7 +17530,7 @@
           <w:szCs w:val="20"/>
           <w:lang w:eastAsia="en-IN" w:bidi="hi-IN"/>
         </w:rPr>
-        <w:t>ObjectId</w:t>
+        <w:t>tariffPlan</w:t>
       </w:r>
       <w:proofErr w:type="spellEnd"/>
       <w:r>
@@ -15838,7 +17540,356 @@
           <w:szCs w:val="20"/>
           <w:lang w:eastAsia="en-IN" w:bidi="hi-IN"/>
         </w:rPr>
-        <w:t>",</w:t>
+        <w:t>": "DOMESTIC | COMMERCIAL",</w:t>
+      </w:r>
+    </w:p>
+    <w:p>
+      <w:pPr>
+        <w:spacing w:after="0" w:line="240" w:lineRule="auto"/>
+        <w:outlineLvl w:val="2"/>
+        <w:rPr>
+          <w:rFonts w:ascii="Courier New" w:eastAsia="Times New Roman" w:hAnsi="Courier New" w:cs="Courier New"/>
+          <w:sz w:val="20"/>
+          <w:szCs w:val="20"/>
+          <w:lang w:eastAsia="en-IN" w:bidi="hi-IN"/>
+        </w:rPr>
+      </w:pPr>
+      <w:r>
+        <w:rPr>
+          <w:rFonts w:ascii="Courier New" w:eastAsia="Times New Roman" w:hAnsi="Courier New" w:cs="Courier New"/>
+          <w:sz w:val="20"/>
+          <w:szCs w:val="20"/>
+          <w:lang w:eastAsia="en-IN" w:bidi="hi-IN"/>
+        </w:rPr>
+        <w:t xml:space="preserve">  "</w:t>
+      </w:r>
+      <w:proofErr w:type="spellStart"/>
+      <w:r>
+        <w:rPr>
+          <w:rFonts w:ascii="Courier New" w:eastAsia="Times New Roman" w:hAnsi="Courier New" w:cs="Courier New"/>
+          <w:sz w:val="20"/>
+          <w:szCs w:val="20"/>
+          <w:lang w:eastAsia="en-IN" w:bidi="hi-IN"/>
+        </w:rPr>
+        <w:t>previousReading</w:t>
+      </w:r>
+      <w:proofErr w:type="spellEnd"/>
+      <w:r>
+        <w:rPr>
+          <w:rFonts w:ascii="Courier New" w:eastAsia="Times New Roman" w:hAnsi="Courier New" w:cs="Courier New"/>
+          <w:sz w:val="20"/>
+          <w:szCs w:val="20"/>
+          <w:lang w:eastAsia="en-IN" w:bidi="hi-IN"/>
+        </w:rPr>
+        <w:t>": "number",</w:t>
+      </w:r>
+    </w:p>
+    <w:p>
+      <w:pPr>
+        <w:spacing w:after="0" w:line="240" w:lineRule="auto"/>
+        <w:outlineLvl w:val="2"/>
+        <w:rPr>
+          <w:rFonts w:ascii="Courier New" w:eastAsia="Times New Roman" w:hAnsi="Courier New" w:cs="Courier New"/>
+          <w:sz w:val="20"/>
+          <w:szCs w:val="20"/>
+          <w:lang w:eastAsia="en-IN" w:bidi="hi-IN"/>
+        </w:rPr>
+      </w:pPr>
+      <w:r>
+        <w:rPr>
+          <w:rFonts w:ascii="Courier New" w:eastAsia="Times New Roman" w:hAnsi="Courier New" w:cs="Courier New"/>
+          <w:sz w:val="20"/>
+          <w:szCs w:val="20"/>
+          <w:lang w:eastAsia="en-IN" w:bidi="hi-IN"/>
+        </w:rPr>
+        <w:t xml:space="preserve">  "</w:t>
+      </w:r>
+      <w:proofErr w:type="spellStart"/>
+      <w:r>
+        <w:rPr>
+          <w:rFonts w:ascii="Courier New" w:eastAsia="Times New Roman" w:hAnsi="Courier New" w:cs="Courier New"/>
+          <w:sz w:val="20"/>
+          <w:szCs w:val="20"/>
+          <w:lang w:eastAsia="en-IN" w:bidi="hi-IN"/>
+        </w:rPr>
+        <w:t>currentReading</w:t>
+      </w:r>
+      <w:proofErr w:type="spellEnd"/>
+      <w:r>
+        <w:rPr>
+          <w:rFonts w:ascii="Courier New" w:eastAsia="Times New Roman" w:hAnsi="Courier New" w:cs="Courier New"/>
+          <w:sz w:val="20"/>
+          <w:szCs w:val="20"/>
+          <w:lang w:eastAsia="en-IN" w:bidi="hi-IN"/>
+        </w:rPr>
+        <w:t>": "number",</w:t>
+      </w:r>
+    </w:p>
+    <w:p>
+      <w:pPr>
+        <w:spacing w:after="0" w:line="240" w:lineRule="auto"/>
+        <w:outlineLvl w:val="2"/>
+        <w:rPr>
+          <w:rFonts w:ascii="Courier New" w:eastAsia="Times New Roman" w:hAnsi="Courier New" w:cs="Courier New"/>
+          <w:sz w:val="20"/>
+          <w:szCs w:val="20"/>
+          <w:lang w:eastAsia="en-IN" w:bidi="hi-IN"/>
+        </w:rPr>
+      </w:pPr>
+      <w:r>
+        <w:rPr>
+          <w:rFonts w:ascii="Courier New" w:eastAsia="Times New Roman" w:hAnsi="Courier New" w:cs="Courier New"/>
+          <w:sz w:val="20"/>
+          <w:szCs w:val="20"/>
+          <w:lang w:eastAsia="en-IN" w:bidi="hi-IN"/>
+        </w:rPr>
+        <w:t xml:space="preserve">  "</w:t>
+      </w:r>
+      <w:proofErr w:type="spellStart"/>
+      <w:r>
+        <w:rPr>
+          <w:rFonts w:ascii="Courier New" w:eastAsia="Times New Roman" w:hAnsi="Courier New" w:cs="Courier New"/>
+          <w:sz w:val="20"/>
+          <w:szCs w:val="20"/>
+          <w:lang w:eastAsia="en-IN" w:bidi="hi-IN"/>
+        </w:rPr>
+        <w:t>unitsConsumed</w:t>
+      </w:r>
+      <w:proofErr w:type="spellEnd"/>
+      <w:r>
+        <w:rPr>
+          <w:rFonts w:ascii="Courier New" w:eastAsia="Times New Roman" w:hAnsi="Courier New" w:cs="Courier New"/>
+          <w:sz w:val="20"/>
+          <w:szCs w:val="20"/>
+          <w:lang w:eastAsia="en-IN" w:bidi="hi-IN"/>
+        </w:rPr>
+        <w:t>": "number",</w:t>
+      </w:r>
+    </w:p>
+    <w:p>
+      <w:pPr>
+        <w:spacing w:after="0" w:line="240" w:lineRule="auto"/>
+        <w:outlineLvl w:val="2"/>
+        <w:rPr>
+          <w:rFonts w:ascii="Courier New" w:eastAsia="Times New Roman" w:hAnsi="Courier New" w:cs="Courier New"/>
+          <w:sz w:val="20"/>
+          <w:szCs w:val="20"/>
+          <w:lang w:eastAsia="en-IN" w:bidi="hi-IN"/>
+        </w:rPr>
+      </w:pPr>
+      <w:r>
+        <w:rPr>
+          <w:rFonts w:ascii="Courier New" w:eastAsia="Times New Roman" w:hAnsi="Courier New" w:cs="Courier New"/>
+          <w:sz w:val="20"/>
+          <w:szCs w:val="20"/>
+          <w:lang w:eastAsia="en-IN" w:bidi="hi-IN"/>
+        </w:rPr>
+        <w:t xml:space="preserve">  "</w:t>
+      </w:r>
+      <w:proofErr w:type="spellStart"/>
+      <w:r>
+        <w:rPr>
+          <w:rFonts w:ascii="Courier New" w:eastAsia="Times New Roman" w:hAnsi="Courier New" w:cs="Courier New"/>
+          <w:sz w:val="20"/>
+          <w:szCs w:val="20"/>
+          <w:lang w:eastAsia="en-IN" w:bidi="hi-IN"/>
+        </w:rPr>
+        <w:t>energyCharge</w:t>
+      </w:r>
+      <w:proofErr w:type="spellEnd"/>
+      <w:r>
+        <w:rPr>
+          <w:rFonts w:ascii="Courier New" w:eastAsia="Times New Roman" w:hAnsi="Courier New" w:cs="Courier New"/>
+          <w:sz w:val="20"/>
+          <w:szCs w:val="20"/>
+          <w:lang w:eastAsia="en-IN" w:bidi="hi-IN"/>
+        </w:rPr>
+        <w:t>": "number",</w:t>
+      </w:r>
+    </w:p>
+    <w:p>
+      <w:pPr>
+        <w:spacing w:after="0" w:line="240" w:lineRule="auto"/>
+        <w:outlineLvl w:val="2"/>
+        <w:rPr>
+          <w:rFonts w:ascii="Courier New" w:eastAsia="Times New Roman" w:hAnsi="Courier New" w:cs="Courier New"/>
+          <w:sz w:val="20"/>
+          <w:szCs w:val="20"/>
+          <w:lang w:eastAsia="en-IN" w:bidi="hi-IN"/>
+        </w:rPr>
+      </w:pPr>
+      <w:r>
+        <w:rPr>
+          <w:rFonts w:ascii="Courier New" w:eastAsia="Times New Roman" w:hAnsi="Courier New" w:cs="Courier New"/>
+          <w:sz w:val="20"/>
+          <w:szCs w:val="20"/>
+          <w:lang w:eastAsia="en-IN" w:bidi="hi-IN"/>
+        </w:rPr>
+        <w:t xml:space="preserve">  "</w:t>
+      </w:r>
+      <w:proofErr w:type="spellStart"/>
+      <w:r>
+        <w:rPr>
+          <w:rFonts w:ascii="Courier New" w:eastAsia="Times New Roman" w:hAnsi="Courier New" w:cs="Courier New"/>
+          <w:sz w:val="20"/>
+          <w:szCs w:val="20"/>
+          <w:lang w:eastAsia="en-IN" w:bidi="hi-IN"/>
+        </w:rPr>
+        <w:t>fixedCharge</w:t>
+      </w:r>
+      <w:proofErr w:type="spellEnd"/>
+      <w:r>
+        <w:rPr>
+          <w:rFonts w:ascii="Courier New" w:eastAsia="Times New Roman" w:hAnsi="Courier New" w:cs="Courier New"/>
+          <w:sz w:val="20"/>
+          <w:szCs w:val="20"/>
+          <w:lang w:eastAsia="en-IN" w:bidi="hi-IN"/>
+        </w:rPr>
+        <w:t>": "number",</w:t>
+      </w:r>
+    </w:p>
+    <w:p>
+      <w:pPr>
+        <w:spacing w:after="0" w:line="240" w:lineRule="auto"/>
+        <w:outlineLvl w:val="2"/>
+        <w:rPr>
+          <w:rFonts w:ascii="Courier New" w:eastAsia="Times New Roman" w:hAnsi="Courier New" w:cs="Courier New"/>
+          <w:sz w:val="20"/>
+          <w:szCs w:val="20"/>
+          <w:lang w:eastAsia="en-IN" w:bidi="hi-IN"/>
+        </w:rPr>
+      </w:pPr>
+      <w:r>
+        <w:rPr>
+          <w:rFonts w:ascii="Courier New" w:eastAsia="Times New Roman" w:hAnsi="Courier New" w:cs="Courier New"/>
+          <w:sz w:val="20"/>
+          <w:szCs w:val="20"/>
+          <w:lang w:eastAsia="en-IN" w:bidi="hi-IN"/>
+        </w:rPr>
+        <w:t xml:space="preserve">  "</w:t>
+      </w:r>
+      <w:proofErr w:type="spellStart"/>
+      <w:r>
+        <w:rPr>
+          <w:rFonts w:ascii="Courier New" w:eastAsia="Times New Roman" w:hAnsi="Courier New" w:cs="Courier New"/>
+          <w:sz w:val="20"/>
+          <w:szCs w:val="20"/>
+          <w:lang w:eastAsia="en-IN" w:bidi="hi-IN"/>
+        </w:rPr>
+        <w:t>taxAmount</w:t>
+      </w:r>
+      <w:proofErr w:type="spellEnd"/>
+      <w:r>
+        <w:rPr>
+          <w:rFonts w:ascii="Courier New" w:eastAsia="Times New Roman" w:hAnsi="Courier New" w:cs="Courier New"/>
+          <w:sz w:val="20"/>
+          <w:szCs w:val="20"/>
+          <w:lang w:eastAsia="en-IN" w:bidi="hi-IN"/>
+        </w:rPr>
+        <w:t>": "number",</w:t>
+      </w:r>
+    </w:p>
+    <w:p>
+      <w:pPr>
+        <w:spacing w:after="0" w:line="240" w:lineRule="auto"/>
+        <w:outlineLvl w:val="2"/>
+        <w:rPr>
+          <w:rFonts w:ascii="Courier New" w:eastAsia="Times New Roman" w:hAnsi="Courier New" w:cs="Courier New"/>
+          <w:sz w:val="20"/>
+          <w:szCs w:val="20"/>
+          <w:lang w:eastAsia="en-IN" w:bidi="hi-IN"/>
+        </w:rPr>
+      </w:pPr>
+      <w:r>
+        <w:rPr>
+          <w:rFonts w:ascii="Courier New" w:eastAsia="Times New Roman" w:hAnsi="Courier New" w:cs="Courier New"/>
+          <w:sz w:val="20"/>
+          <w:szCs w:val="20"/>
+          <w:lang w:eastAsia="en-IN" w:bidi="hi-IN"/>
+        </w:rPr>
+        <w:t xml:space="preserve">  "</w:t>
+      </w:r>
+      <w:proofErr w:type="spellStart"/>
+      <w:r>
+        <w:rPr>
+          <w:rFonts w:ascii="Courier New" w:eastAsia="Times New Roman" w:hAnsi="Courier New" w:cs="Courier New"/>
+          <w:sz w:val="20"/>
+          <w:szCs w:val="20"/>
+          <w:lang w:eastAsia="en-IN" w:bidi="hi-IN"/>
+        </w:rPr>
+        <w:t>penaltyAmount</w:t>
+      </w:r>
+      <w:proofErr w:type="spellEnd"/>
+      <w:r>
+        <w:rPr>
+          <w:rFonts w:ascii="Courier New" w:eastAsia="Times New Roman" w:hAnsi="Courier New" w:cs="Courier New"/>
+          <w:sz w:val="20"/>
+          <w:szCs w:val="20"/>
+          <w:lang w:eastAsia="en-IN" w:bidi="hi-IN"/>
+        </w:rPr>
+        <w:t>": "number",</w:t>
+      </w:r>
+    </w:p>
+    <w:p>
+      <w:pPr>
+        <w:spacing w:after="0" w:line="240" w:lineRule="auto"/>
+        <w:outlineLvl w:val="2"/>
+        <w:rPr>
+          <w:rFonts w:ascii="Courier New" w:eastAsia="Times New Roman" w:hAnsi="Courier New" w:cs="Courier New"/>
+          <w:sz w:val="20"/>
+          <w:szCs w:val="20"/>
+          <w:lang w:eastAsia="en-IN" w:bidi="hi-IN"/>
+        </w:rPr>
+      </w:pPr>
+      <w:r>
+        <w:rPr>
+          <w:rFonts w:ascii="Courier New" w:eastAsia="Times New Roman" w:hAnsi="Courier New" w:cs="Courier New"/>
+          <w:sz w:val="20"/>
+          <w:szCs w:val="20"/>
+          <w:lang w:eastAsia="en-IN" w:bidi="hi-IN"/>
+        </w:rPr>
+        <w:t xml:space="preserve">  "</w:t>
+      </w:r>
+      <w:proofErr w:type="spellStart"/>
+      <w:r>
+        <w:rPr>
+          <w:rFonts w:ascii="Courier New" w:eastAsia="Times New Roman" w:hAnsi="Courier New" w:cs="Courier New"/>
+          <w:sz w:val="20"/>
+          <w:szCs w:val="20"/>
+          <w:lang w:eastAsia="en-IN" w:bidi="hi-IN"/>
+        </w:rPr>
+        <w:t>totalAmount</w:t>
+      </w:r>
+      <w:proofErr w:type="spellEnd"/>
+      <w:r>
+        <w:rPr>
+          <w:rFonts w:ascii="Courier New" w:eastAsia="Times New Roman" w:hAnsi="Courier New" w:cs="Courier New"/>
+          <w:sz w:val="20"/>
+          <w:szCs w:val="20"/>
+          <w:lang w:eastAsia="en-IN" w:bidi="hi-IN"/>
+        </w:rPr>
+        <w:t>": "number",</w:t>
+      </w:r>
+    </w:p>
+    <w:p>
+      <w:pPr>
+        <w:spacing w:after="0" w:line="240" w:lineRule="auto"/>
+        <w:outlineLvl w:val="2"/>
+        <w:rPr>
+          <w:rFonts w:ascii="Courier New" w:eastAsia="Times New Roman" w:hAnsi="Courier New" w:cs="Courier New"/>
+          <w:sz w:val="20"/>
+          <w:szCs w:val="20"/>
+          <w:lang w:eastAsia="en-IN" w:bidi="hi-IN"/>
+        </w:rPr>
+      </w:pPr>
+      <w:r>
+        <w:rPr>
+          <w:rFonts w:ascii="Courier New" w:eastAsia="Times New Roman" w:hAnsi="Courier New" w:cs="Courier New"/>
+          <w:sz w:val="20"/>
+          <w:szCs w:val="20"/>
+          <w:lang w:eastAsia="en-IN" w:bidi="hi-IN"/>
+        </w:rPr>
+        <w:t xml:space="preserve">  "status": "DUE | PAID | OVERDUE",</w:t>
       </w:r>
     </w:p>
     <w:p>
@@ -15870,7 +17921,7 @@
           <w:szCs w:val="20"/>
           <w:lang w:eastAsia="en-IN" w:bidi="hi-IN"/>
         </w:rPr>
-        <w:t>utilityType</w:t>
+        <w:t>generatedAt</w:t>
       </w:r>
       <w:proofErr w:type="spellEnd"/>
       <w:r>
@@ -15880,7 +17931,27 @@
           <w:szCs w:val="20"/>
           <w:lang w:eastAsia="en-IN" w:bidi="hi-IN"/>
         </w:rPr>
-        <w:t>": "ELECTRICITY | GAS | WATER",</w:t>
+        <w:t xml:space="preserve">": </w:t>
+      </w:r>
+      <w:proofErr w:type="spellStart"/>
+      <w:r>
+        <w:rPr>
+          <w:rFonts w:ascii="Courier New" w:eastAsia="Times New Roman" w:hAnsi="Courier New" w:cs="Courier New"/>
+          <w:sz w:val="20"/>
+          <w:szCs w:val="20"/>
+          <w:lang w:eastAsia="en-IN" w:bidi="hi-IN"/>
+        </w:rPr>
+        <w:t>ISODate</w:t>
+      </w:r>
+      <w:proofErr w:type="spellEnd"/>
+      <w:r>
+        <w:rPr>
+          <w:rFonts w:ascii="Courier New" w:eastAsia="Times New Roman" w:hAnsi="Courier New" w:cs="Courier New"/>
+          <w:sz w:val="20"/>
+          <w:szCs w:val="20"/>
+          <w:lang w:eastAsia="en-IN" w:bidi="hi-IN"/>
+        </w:rPr>
+        <w:t>,</w:t>
       </w:r>
     </w:p>
     <w:p>
@@ -15911,7 +17982,7 @@
           <w:szCs w:val="20"/>
           <w:lang w:eastAsia="en-IN" w:bidi="hi-IN"/>
         </w:rPr>
-        <w:t>tariffPlan</w:t>
+        <w:t>dueDate</w:t>
       </w:r>
       <w:proofErr w:type="spellEnd"/>
       <w:r>
@@ -15921,7 +17992,27 @@
           <w:szCs w:val="20"/>
           <w:lang w:eastAsia="en-IN" w:bidi="hi-IN"/>
         </w:rPr>
-        <w:t>": "DOMESTIC | COMMERCIAL",</w:t>
+        <w:t xml:space="preserve">": </w:t>
+      </w:r>
+      <w:proofErr w:type="spellStart"/>
+      <w:r>
+        <w:rPr>
+          <w:rFonts w:ascii="Courier New" w:eastAsia="Times New Roman" w:hAnsi="Courier New" w:cs="Courier New"/>
+          <w:sz w:val="20"/>
+          <w:szCs w:val="20"/>
+          <w:lang w:eastAsia="en-IN" w:bidi="hi-IN"/>
+        </w:rPr>
+        <w:t>ISODate</w:t>
+      </w:r>
+      <w:proofErr w:type="spellEnd"/>
+      <w:r>
+        <w:rPr>
+          <w:rFonts w:ascii="Courier New" w:eastAsia="Times New Roman" w:hAnsi="Courier New" w:cs="Courier New"/>
+          <w:sz w:val="20"/>
+          <w:szCs w:val="20"/>
+          <w:lang w:eastAsia="en-IN" w:bidi="hi-IN"/>
+        </w:rPr>
+        <w:t>,</w:t>
       </w:r>
     </w:p>
     <w:p>
@@ -15952,7 +18043,7 @@
           <w:szCs w:val="20"/>
           <w:lang w:eastAsia="en-IN" w:bidi="hi-IN"/>
         </w:rPr>
-        <w:t>lastReading</w:t>
+        <w:t>lastUpdatedAt</w:t>
       </w:r>
       <w:proofErr w:type="spellEnd"/>
       <w:r>
@@ -15962,8 +18053,19 @@
           <w:szCs w:val="20"/>
           <w:lang w:eastAsia="en-IN" w:bidi="hi-IN"/>
         </w:rPr>
-        <w:t>": "number",</w:t>
-      </w:r>
+        <w:t xml:space="preserve">": </w:t>
+      </w:r>
+      <w:proofErr w:type="spellStart"/>
+      <w:r>
+        <w:rPr>
+          <w:rFonts w:ascii="Courier New" w:eastAsia="Times New Roman" w:hAnsi="Courier New" w:cs="Courier New"/>
+          <w:sz w:val="20"/>
+          <w:szCs w:val="20"/>
+          <w:lang w:eastAsia="en-IN" w:bidi="hi-IN"/>
+        </w:rPr>
+        <w:t>ISODate</w:t>
+      </w:r>
+      <w:proofErr w:type="spellEnd"/>
     </w:p>
     <w:p>
       <w:pPr>
@@ -15983,47 +18085,7 @@
           <w:szCs w:val="20"/>
           <w:lang w:eastAsia="en-IN" w:bidi="hi-IN"/>
         </w:rPr>
-        <w:t xml:space="preserve">  "</w:t>
-      </w:r>
-      <w:proofErr w:type="spellStart"/>
-      <w:r>
-        <w:rPr>
-          <w:rFonts w:ascii="Courier New" w:eastAsia="Times New Roman" w:hAnsi="Courier New" w:cs="Courier New"/>
-          <w:sz w:val="20"/>
-          <w:szCs w:val="20"/>
-          <w:lang w:eastAsia="en-IN" w:bidi="hi-IN"/>
-        </w:rPr>
-        <w:t>installationDate</w:t>
-      </w:r>
-      <w:proofErr w:type="spellEnd"/>
-      <w:r>
-        <w:rPr>
-          <w:rFonts w:ascii="Courier New" w:eastAsia="Times New Roman" w:hAnsi="Courier New" w:cs="Courier New"/>
-          <w:sz w:val="20"/>
-          <w:szCs w:val="20"/>
-          <w:lang w:eastAsia="en-IN" w:bidi="hi-IN"/>
-        </w:rPr>
-        <w:t xml:space="preserve">": </w:t>
-      </w:r>
-      <w:proofErr w:type="spellStart"/>
-      <w:r>
-        <w:rPr>
-          <w:rFonts w:ascii="Courier New" w:eastAsia="Times New Roman" w:hAnsi="Courier New" w:cs="Courier New"/>
-          <w:sz w:val="20"/>
-          <w:szCs w:val="20"/>
-          <w:lang w:eastAsia="en-IN" w:bidi="hi-IN"/>
-        </w:rPr>
-        <w:t>ISODate</w:t>
-      </w:r>
-      <w:proofErr w:type="spellEnd"/>
-      <w:r>
-        <w:rPr>
-          <w:rFonts w:ascii="Courier New" w:eastAsia="Times New Roman" w:hAnsi="Courier New" w:cs="Courier New"/>
-          <w:sz w:val="20"/>
-          <w:szCs w:val="20"/>
-          <w:lang w:eastAsia="en-IN" w:bidi="hi-IN"/>
-        </w:rPr>
-        <w:t>,</w:t>
+        <w:t>}</w:t>
       </w:r>
     </w:p>
     <w:p>
@@ -16037,15 +18099,6 @@
           <w:lang w:eastAsia="en-IN" w:bidi="hi-IN"/>
         </w:rPr>
       </w:pPr>
-      <w:r>
-        <w:rPr>
-          <w:rFonts w:ascii="Courier New" w:eastAsia="Times New Roman" w:hAnsi="Courier New" w:cs="Courier New"/>
-          <w:sz w:val="20"/>
-          <w:szCs w:val="20"/>
-          <w:lang w:eastAsia="en-IN" w:bidi="hi-IN"/>
-        </w:rPr>
-        <w:t xml:space="preserve">  "active": true</w:t>
-      </w:r>
     </w:p>
     <w:p>
       <w:pPr>
@@ -16059,31 +18112,6 @@
         </w:rPr>
       </w:pPr>
       <w:r>
-        <w:rPr>
-          <w:rFonts w:ascii="Courier New" w:eastAsia="Times New Roman" w:hAnsi="Courier New" w:cs="Courier New"/>
-          <w:sz w:val="20"/>
-          <w:szCs w:val="20"/>
-          <w:lang w:eastAsia="en-IN" w:bidi="hi-IN"/>
-        </w:rPr>
-        <w:t>}</w:t>
-      </w:r>
-    </w:p>
-    <w:p>
-      <w:pPr>
-        <w:spacing w:after="0" w:line="240" w:lineRule="auto"/>
-        <w:outlineLvl w:val="2"/>
-        <w:rPr>
-          <w:rFonts w:ascii="Courier New" w:eastAsia="Times New Roman" w:hAnsi="Courier New" w:cs="Courier New"/>
-          <w:sz w:val="20"/>
-          <w:szCs w:val="20"/>
-          <w:lang w:eastAsia="en-IN" w:bidi="hi-IN"/>
-        </w:rPr>
-      </w:pPr>
-    </w:p>
-    <w:p>
-      <w:pPr>
-        <w:spacing w:after="0" w:line="240" w:lineRule="auto"/>
-        <w:outlineLvl w:val="2"/>
         <w:rPr>
           <w:rFonts w:ascii="Times New Roman" w:eastAsia="Times New Roman" w:hAnsi="Times New Roman" w:cs="Times New Roman"/>
           <w:b/>
@@ -16092,7 +18120,8 @@
           <w:szCs w:val="27"/>
           <w:lang w:eastAsia="en-IN" w:bidi="hi-IN"/>
         </w:rPr>
-      </w:pPr>
+        <w:t>Payment</w:t>
+      </w:r>
       <w:r>
         <w:rPr>
           <w:rFonts w:ascii="Times New Roman" w:eastAsia="Times New Roman" w:hAnsi="Times New Roman" w:cs="Times New Roman"/>
@@ -16102,9 +18131,488 @@
           <w:szCs w:val="27"/>
           <w:lang w:eastAsia="en-IN" w:bidi="hi-IN"/>
         </w:rPr>
-        <w:t>Meter Reading</w:t>
-      </w:r>
-      <w:r>
+        <w:t xml:space="preserve"> Document</w:t>
+      </w:r>
+    </w:p>
+    <w:p>
+      <w:pPr>
+        <w:spacing w:after="0" w:line="240" w:lineRule="auto"/>
+        <w:outlineLvl w:val="2"/>
+        <w:rPr>
+          <w:rFonts w:ascii="Courier New" w:eastAsia="Times New Roman" w:hAnsi="Courier New" w:cs="Courier New"/>
+          <w:sz w:val="20"/>
+          <w:szCs w:val="20"/>
+          <w:lang w:eastAsia="en-IN" w:bidi="hi-IN"/>
+        </w:rPr>
+      </w:pPr>
+      <w:r>
+        <w:rPr>
+          <w:rFonts w:ascii="Courier New" w:eastAsia="Times New Roman" w:hAnsi="Courier New" w:cs="Courier New"/>
+          <w:sz w:val="20"/>
+          <w:szCs w:val="20"/>
+          <w:lang w:eastAsia="en-IN" w:bidi="hi-IN"/>
+        </w:rPr>
+        <w:t>{</w:t>
+      </w:r>
+    </w:p>
+    <w:p>
+      <w:pPr>
+        <w:spacing w:after="0" w:line="240" w:lineRule="auto"/>
+        <w:outlineLvl w:val="2"/>
+        <w:rPr>
+          <w:rFonts w:ascii="Courier New" w:eastAsia="Times New Roman" w:hAnsi="Courier New" w:cs="Courier New"/>
+          <w:sz w:val="20"/>
+          <w:szCs w:val="20"/>
+          <w:lang w:eastAsia="en-IN" w:bidi="hi-IN"/>
+        </w:rPr>
+      </w:pPr>
+      <w:r>
+        <w:rPr>
+          <w:rFonts w:ascii="Courier New" w:eastAsia="Times New Roman" w:hAnsi="Courier New" w:cs="Courier New"/>
+          <w:sz w:val="20"/>
+          <w:szCs w:val="20"/>
+          <w:lang w:eastAsia="en-IN" w:bidi="hi-IN"/>
+        </w:rPr>
+        <w:t xml:space="preserve">  "_id": </w:t>
+      </w:r>
+      <w:proofErr w:type="spellStart"/>
+      <w:r>
+        <w:rPr>
+          <w:rFonts w:ascii="Courier New" w:eastAsia="Times New Roman" w:hAnsi="Courier New" w:cs="Courier New"/>
+          <w:sz w:val="20"/>
+          <w:szCs w:val="20"/>
+          <w:lang w:eastAsia="en-IN" w:bidi="hi-IN"/>
+        </w:rPr>
+        <w:t>ObjectId</w:t>
+      </w:r>
+      <w:proofErr w:type="spellEnd"/>
+      <w:r>
+        <w:rPr>
+          <w:rFonts w:ascii="Courier New" w:eastAsia="Times New Roman" w:hAnsi="Courier New" w:cs="Courier New"/>
+          <w:sz w:val="20"/>
+          <w:szCs w:val="20"/>
+          <w:lang w:eastAsia="en-IN" w:bidi="hi-IN"/>
+        </w:rPr>
+        <w:t>,</w:t>
+      </w:r>
+    </w:p>
+    <w:p>
+      <w:pPr>
+        <w:spacing w:after="0" w:line="240" w:lineRule="auto"/>
+        <w:outlineLvl w:val="2"/>
+        <w:rPr>
+          <w:rFonts w:ascii="Courier New" w:eastAsia="Times New Roman" w:hAnsi="Courier New" w:cs="Courier New"/>
+          <w:sz w:val="20"/>
+          <w:szCs w:val="20"/>
+          <w:lang w:eastAsia="en-IN" w:bidi="hi-IN"/>
+        </w:rPr>
+      </w:pPr>
+      <w:r>
+        <w:rPr>
+          <w:rFonts w:ascii="Courier New" w:eastAsia="Times New Roman" w:hAnsi="Courier New" w:cs="Courier New"/>
+          <w:sz w:val="20"/>
+          <w:szCs w:val="20"/>
+          <w:lang w:eastAsia="en-IN" w:bidi="hi-IN"/>
+        </w:rPr>
+        <w:t xml:space="preserve">  "</w:t>
+      </w:r>
+      <w:proofErr w:type="spellStart"/>
+      <w:r>
+        <w:rPr>
+          <w:rFonts w:ascii="Courier New" w:eastAsia="Times New Roman" w:hAnsi="Courier New" w:cs="Courier New"/>
+          <w:sz w:val="20"/>
+          <w:szCs w:val="20"/>
+          <w:lang w:eastAsia="en-IN" w:bidi="hi-IN"/>
+        </w:rPr>
+        <w:t>billId</w:t>
+      </w:r>
+      <w:proofErr w:type="spellEnd"/>
+      <w:r>
+        <w:rPr>
+          <w:rFonts w:ascii="Courier New" w:eastAsia="Times New Roman" w:hAnsi="Courier New" w:cs="Courier New"/>
+          <w:sz w:val="20"/>
+          <w:szCs w:val="20"/>
+          <w:lang w:eastAsia="en-IN" w:bidi="hi-IN"/>
+        </w:rPr>
+        <w:t>": "</w:t>
+      </w:r>
+      <w:proofErr w:type="spellStart"/>
+      <w:r>
+        <w:rPr>
+          <w:rFonts w:ascii="Courier New" w:eastAsia="Times New Roman" w:hAnsi="Courier New" w:cs="Courier New"/>
+          <w:sz w:val="20"/>
+          <w:szCs w:val="20"/>
+          <w:lang w:eastAsia="en-IN" w:bidi="hi-IN"/>
+        </w:rPr>
+        <w:t>ObjectId</w:t>
+      </w:r>
+      <w:proofErr w:type="spellEnd"/>
+      <w:r>
+        <w:rPr>
+          <w:rFonts w:ascii="Courier New" w:eastAsia="Times New Roman" w:hAnsi="Courier New" w:cs="Courier New"/>
+          <w:sz w:val="20"/>
+          <w:szCs w:val="20"/>
+          <w:lang w:eastAsia="en-IN" w:bidi="hi-IN"/>
+        </w:rPr>
+        <w:t>",</w:t>
+      </w:r>
+    </w:p>
+    <w:p>
+      <w:pPr>
+        <w:spacing w:after="0" w:line="240" w:lineRule="auto"/>
+        <w:outlineLvl w:val="2"/>
+        <w:rPr>
+          <w:rFonts w:ascii="Courier New" w:eastAsia="Times New Roman" w:hAnsi="Courier New" w:cs="Courier New"/>
+          <w:sz w:val="20"/>
+          <w:szCs w:val="20"/>
+          <w:lang w:eastAsia="en-IN" w:bidi="hi-IN"/>
+        </w:rPr>
+      </w:pPr>
+      <w:r>
+        <w:rPr>
+          <w:rFonts w:ascii="Courier New" w:eastAsia="Times New Roman" w:hAnsi="Courier New" w:cs="Courier New"/>
+          <w:sz w:val="20"/>
+          <w:szCs w:val="20"/>
+          <w:lang w:eastAsia="en-IN" w:bidi="hi-IN"/>
+        </w:rPr>
+        <w:t xml:space="preserve">  "</w:t>
+      </w:r>
+      <w:proofErr w:type="spellStart"/>
+      <w:r>
+        <w:rPr>
+          <w:rFonts w:ascii="Courier New" w:eastAsia="Times New Roman" w:hAnsi="Courier New" w:cs="Courier New"/>
+          <w:sz w:val="20"/>
+          <w:szCs w:val="20"/>
+          <w:lang w:eastAsia="en-IN" w:bidi="hi-IN"/>
+        </w:rPr>
+        <w:t>consumerId</w:t>
+      </w:r>
+      <w:proofErr w:type="spellEnd"/>
+      <w:r>
+        <w:rPr>
+          <w:rFonts w:ascii="Courier New" w:eastAsia="Times New Roman" w:hAnsi="Courier New" w:cs="Courier New"/>
+          <w:sz w:val="20"/>
+          <w:szCs w:val="20"/>
+          <w:lang w:eastAsia="en-IN" w:bidi="hi-IN"/>
+        </w:rPr>
+        <w:t>": "</w:t>
+      </w:r>
+      <w:proofErr w:type="spellStart"/>
+      <w:r>
+        <w:rPr>
+          <w:rFonts w:ascii="Courier New" w:eastAsia="Times New Roman" w:hAnsi="Courier New" w:cs="Courier New"/>
+          <w:sz w:val="20"/>
+          <w:szCs w:val="20"/>
+          <w:lang w:eastAsia="en-IN" w:bidi="hi-IN"/>
+        </w:rPr>
+        <w:t>ObjectId</w:t>
+      </w:r>
+      <w:proofErr w:type="spellEnd"/>
+      <w:r>
+        <w:rPr>
+          <w:rFonts w:ascii="Courier New" w:eastAsia="Times New Roman" w:hAnsi="Courier New" w:cs="Courier New"/>
+          <w:sz w:val="20"/>
+          <w:szCs w:val="20"/>
+          <w:lang w:eastAsia="en-IN" w:bidi="hi-IN"/>
+        </w:rPr>
+        <w:t>",</w:t>
+      </w:r>
+    </w:p>
+    <w:p>
+      <w:pPr>
+        <w:spacing w:after="0" w:line="240" w:lineRule="auto"/>
+        <w:outlineLvl w:val="2"/>
+        <w:rPr>
+          <w:rFonts w:ascii="Courier New" w:eastAsia="Times New Roman" w:hAnsi="Courier New" w:cs="Courier New"/>
+          <w:sz w:val="20"/>
+          <w:szCs w:val="20"/>
+          <w:lang w:eastAsia="en-IN" w:bidi="hi-IN"/>
+        </w:rPr>
+      </w:pPr>
+      <w:r>
+        <w:rPr>
+          <w:rFonts w:ascii="Courier New" w:eastAsia="Times New Roman" w:hAnsi="Courier New" w:cs="Courier New"/>
+          <w:sz w:val="20"/>
+          <w:szCs w:val="20"/>
+          <w:lang w:eastAsia="en-IN" w:bidi="hi-IN"/>
+        </w:rPr>
+        <w:t xml:space="preserve">  "</w:t>
+      </w:r>
+      <w:proofErr w:type="spellStart"/>
+      <w:r>
+        <w:rPr>
+          <w:rFonts w:ascii="Courier New" w:eastAsia="Times New Roman" w:hAnsi="Courier New" w:cs="Courier New"/>
+          <w:sz w:val="20"/>
+          <w:szCs w:val="20"/>
+          <w:lang w:eastAsia="en-IN" w:bidi="hi-IN"/>
+        </w:rPr>
+        <w:t>utilityType</w:t>
+      </w:r>
+      <w:proofErr w:type="spellEnd"/>
+      <w:r>
+        <w:rPr>
+          <w:rFonts w:ascii="Courier New" w:eastAsia="Times New Roman" w:hAnsi="Courier New" w:cs="Courier New"/>
+          <w:sz w:val="20"/>
+          <w:szCs w:val="20"/>
+          <w:lang w:eastAsia="en-IN" w:bidi="hi-IN"/>
+        </w:rPr>
+        <w:t>": "ELECTRICITY | GAS | WATER",</w:t>
+      </w:r>
+    </w:p>
+    <w:p>
+      <w:pPr>
+        <w:spacing w:after="0" w:line="240" w:lineRule="auto"/>
+        <w:outlineLvl w:val="2"/>
+        <w:rPr>
+          <w:rFonts w:ascii="Courier New" w:eastAsia="Times New Roman" w:hAnsi="Courier New" w:cs="Courier New"/>
+          <w:sz w:val="20"/>
+          <w:szCs w:val="20"/>
+          <w:lang w:eastAsia="en-IN" w:bidi="hi-IN"/>
+        </w:rPr>
+      </w:pPr>
+      <w:r>
+        <w:rPr>
+          <w:rFonts w:ascii="Courier New" w:eastAsia="Times New Roman" w:hAnsi="Courier New" w:cs="Courier New"/>
+          <w:sz w:val="20"/>
+          <w:szCs w:val="20"/>
+          <w:lang w:eastAsia="en-IN" w:bidi="hi-IN"/>
+        </w:rPr>
+        <w:t xml:space="preserve">  "amount": "number",</w:t>
+      </w:r>
+    </w:p>
+    <w:p>
+      <w:pPr>
+        <w:spacing w:after="0" w:line="240" w:lineRule="auto"/>
+        <w:outlineLvl w:val="2"/>
+        <w:rPr>
+          <w:rFonts w:ascii="Courier New" w:eastAsia="Times New Roman" w:hAnsi="Courier New" w:cs="Courier New"/>
+          <w:sz w:val="20"/>
+          <w:szCs w:val="20"/>
+          <w:lang w:eastAsia="en-IN" w:bidi="hi-IN"/>
+        </w:rPr>
+      </w:pPr>
+      <w:r>
+        <w:rPr>
+          <w:rFonts w:ascii="Courier New" w:eastAsia="Times New Roman" w:hAnsi="Courier New" w:cs="Courier New"/>
+          <w:sz w:val="20"/>
+          <w:szCs w:val="20"/>
+          <w:lang w:eastAsia="en-IN" w:bidi="hi-IN"/>
+        </w:rPr>
+        <w:t xml:space="preserve">  "mode": "ONLINE | OFFLINE",</w:t>
+      </w:r>
+    </w:p>
+    <w:p>
+      <w:pPr>
+        <w:spacing w:after="0" w:line="240" w:lineRule="auto"/>
+        <w:outlineLvl w:val="2"/>
+        <w:rPr>
+          <w:rFonts w:ascii="Courier New" w:eastAsia="Times New Roman" w:hAnsi="Courier New" w:cs="Courier New"/>
+          <w:sz w:val="20"/>
+          <w:szCs w:val="20"/>
+          <w:lang w:eastAsia="en-IN" w:bidi="hi-IN"/>
+        </w:rPr>
+      </w:pPr>
+      <w:r>
+        <w:rPr>
+          <w:rFonts w:ascii="Courier New" w:eastAsia="Times New Roman" w:hAnsi="Courier New" w:cs="Courier New"/>
+          <w:sz w:val="20"/>
+          <w:szCs w:val="20"/>
+          <w:lang w:eastAsia="en-IN" w:bidi="hi-IN"/>
+        </w:rPr>
+        <w:t xml:space="preserve">  "status": "INITIATED | SUCCESS | FAILED",</w:t>
+      </w:r>
+    </w:p>
+    <w:p>
+      <w:pPr>
+        <w:spacing w:after="0" w:line="240" w:lineRule="auto"/>
+        <w:outlineLvl w:val="2"/>
+        <w:rPr>
+          <w:rFonts w:ascii="Courier New" w:eastAsia="Times New Roman" w:hAnsi="Courier New" w:cs="Courier New"/>
+          <w:sz w:val="20"/>
+          <w:szCs w:val="20"/>
+          <w:lang w:eastAsia="en-IN" w:bidi="hi-IN"/>
+        </w:rPr>
+      </w:pPr>
+      <w:r>
+        <w:rPr>
+          <w:rFonts w:ascii="Courier New" w:eastAsia="Times New Roman" w:hAnsi="Courier New" w:cs="Courier New"/>
+          <w:sz w:val="20"/>
+          <w:szCs w:val="20"/>
+          <w:lang w:eastAsia="en-IN" w:bidi="hi-IN"/>
+        </w:rPr>
+        <w:t xml:space="preserve">  "</w:t>
+      </w:r>
+      <w:proofErr w:type="spellStart"/>
+      <w:r>
+        <w:rPr>
+          <w:rFonts w:ascii="Courier New" w:eastAsia="Times New Roman" w:hAnsi="Courier New" w:cs="Courier New"/>
+          <w:sz w:val="20"/>
+          <w:szCs w:val="20"/>
+          <w:lang w:eastAsia="en-IN" w:bidi="hi-IN"/>
+        </w:rPr>
+        <w:t>processedBy</w:t>
+      </w:r>
+      <w:proofErr w:type="spellEnd"/>
+      <w:r>
+        <w:rPr>
+          <w:rFonts w:ascii="Courier New" w:eastAsia="Times New Roman" w:hAnsi="Courier New" w:cs="Courier New"/>
+          <w:sz w:val="20"/>
+          <w:szCs w:val="20"/>
+          <w:lang w:eastAsia="en-IN" w:bidi="hi-IN"/>
+        </w:rPr>
+        <w:t>": "SYSTEM | ACCOUNTS_OFFICER",</w:t>
+      </w:r>
+    </w:p>
+    <w:p>
+      <w:pPr>
+        <w:spacing w:after="0" w:line="240" w:lineRule="auto"/>
+        <w:outlineLvl w:val="2"/>
+        <w:rPr>
+          <w:rFonts w:ascii="Courier New" w:eastAsia="Times New Roman" w:hAnsi="Courier New" w:cs="Courier New"/>
+          <w:sz w:val="20"/>
+          <w:szCs w:val="20"/>
+          <w:lang w:eastAsia="en-IN" w:bidi="hi-IN"/>
+        </w:rPr>
+      </w:pPr>
+      <w:r>
+        <w:rPr>
+          <w:rFonts w:ascii="Courier New" w:eastAsia="Times New Roman" w:hAnsi="Courier New" w:cs="Courier New"/>
+          <w:sz w:val="20"/>
+          <w:szCs w:val="20"/>
+          <w:lang w:eastAsia="en-IN" w:bidi="hi-IN"/>
+        </w:rPr>
+        <w:t xml:space="preserve">  "</w:t>
+      </w:r>
+      <w:proofErr w:type="spellStart"/>
+      <w:r>
+        <w:rPr>
+          <w:rFonts w:ascii="Courier New" w:eastAsia="Times New Roman" w:hAnsi="Courier New" w:cs="Courier New"/>
+          <w:sz w:val="20"/>
+          <w:szCs w:val="20"/>
+          <w:lang w:eastAsia="en-IN" w:bidi="hi-IN"/>
+        </w:rPr>
+        <w:t>initiatedAt</w:t>
+      </w:r>
+      <w:proofErr w:type="spellEnd"/>
+      <w:r>
+        <w:rPr>
+          <w:rFonts w:ascii="Courier New" w:eastAsia="Times New Roman" w:hAnsi="Courier New" w:cs="Courier New"/>
+          <w:sz w:val="20"/>
+          <w:szCs w:val="20"/>
+          <w:lang w:eastAsia="en-IN" w:bidi="hi-IN"/>
+        </w:rPr>
+        <w:t xml:space="preserve">": </w:t>
+      </w:r>
+      <w:proofErr w:type="spellStart"/>
+      <w:r>
+        <w:rPr>
+          <w:rFonts w:ascii="Courier New" w:eastAsia="Times New Roman" w:hAnsi="Courier New" w:cs="Courier New"/>
+          <w:sz w:val="20"/>
+          <w:szCs w:val="20"/>
+          <w:lang w:eastAsia="en-IN" w:bidi="hi-IN"/>
+        </w:rPr>
+        <w:t>ISODate</w:t>
+      </w:r>
+      <w:proofErr w:type="spellEnd"/>
+      <w:r>
+        <w:rPr>
+          <w:rFonts w:ascii="Courier New" w:eastAsia="Times New Roman" w:hAnsi="Courier New" w:cs="Courier New"/>
+          <w:sz w:val="20"/>
+          <w:szCs w:val="20"/>
+          <w:lang w:eastAsia="en-IN" w:bidi="hi-IN"/>
+        </w:rPr>
+        <w:t>,</w:t>
+      </w:r>
+    </w:p>
+    <w:p>
+      <w:pPr>
+        <w:spacing w:after="0" w:line="240" w:lineRule="auto"/>
+        <w:outlineLvl w:val="2"/>
+        <w:rPr>
+          <w:rFonts w:ascii="Courier New" w:eastAsia="Times New Roman" w:hAnsi="Courier New" w:cs="Courier New"/>
+          <w:sz w:val="20"/>
+          <w:szCs w:val="20"/>
+          <w:lang w:eastAsia="en-IN" w:bidi="hi-IN"/>
+        </w:rPr>
+      </w:pPr>
+      <w:r>
+        <w:rPr>
+          <w:rFonts w:ascii="Courier New" w:eastAsia="Times New Roman" w:hAnsi="Courier New" w:cs="Courier New"/>
+          <w:sz w:val="20"/>
+          <w:szCs w:val="20"/>
+          <w:lang w:eastAsia="en-IN" w:bidi="hi-IN"/>
+        </w:rPr>
+        <w:t xml:space="preserve">  "</w:t>
+      </w:r>
+      <w:proofErr w:type="spellStart"/>
+      <w:r>
+        <w:rPr>
+          <w:rFonts w:ascii="Courier New" w:eastAsia="Times New Roman" w:hAnsi="Courier New" w:cs="Courier New"/>
+          <w:sz w:val="20"/>
+          <w:szCs w:val="20"/>
+          <w:lang w:eastAsia="en-IN" w:bidi="hi-IN"/>
+        </w:rPr>
+        <w:t>completedAt</w:t>
+      </w:r>
+      <w:proofErr w:type="spellEnd"/>
+      <w:r>
+        <w:rPr>
+          <w:rFonts w:ascii="Courier New" w:eastAsia="Times New Roman" w:hAnsi="Courier New" w:cs="Courier New"/>
+          <w:sz w:val="20"/>
+          <w:szCs w:val="20"/>
+          <w:lang w:eastAsia="en-IN" w:bidi="hi-IN"/>
+        </w:rPr>
+        <w:t xml:space="preserve">": </w:t>
+      </w:r>
+      <w:proofErr w:type="spellStart"/>
+      <w:r>
+        <w:rPr>
+          <w:rFonts w:ascii="Courier New" w:eastAsia="Times New Roman" w:hAnsi="Courier New" w:cs="Courier New"/>
+          <w:sz w:val="20"/>
+          <w:szCs w:val="20"/>
+          <w:lang w:eastAsia="en-IN" w:bidi="hi-IN"/>
+        </w:rPr>
+        <w:t>ISODate</w:t>
+      </w:r>
+      <w:proofErr w:type="spellEnd"/>
+    </w:p>
+    <w:p>
+      <w:pPr>
+        <w:spacing w:after="0" w:line="240" w:lineRule="auto"/>
+        <w:outlineLvl w:val="2"/>
+        <w:rPr>
+          <w:rFonts w:ascii="Courier New" w:eastAsia="Times New Roman" w:hAnsi="Courier New" w:cs="Courier New"/>
+          <w:sz w:val="20"/>
+          <w:szCs w:val="20"/>
+          <w:lang w:eastAsia="en-IN" w:bidi="hi-IN"/>
+        </w:rPr>
+      </w:pPr>
+      <w:r>
+        <w:rPr>
+          <w:rFonts w:ascii="Courier New" w:eastAsia="Times New Roman" w:hAnsi="Courier New" w:cs="Courier New"/>
+          <w:sz w:val="20"/>
+          <w:szCs w:val="20"/>
+          <w:lang w:eastAsia="en-IN" w:bidi="hi-IN"/>
+        </w:rPr>
+        <w:t>}</w:t>
+      </w:r>
+    </w:p>
+    <w:p>
+      <w:pPr>
+        <w:spacing w:after="0" w:line="240" w:lineRule="auto"/>
+        <w:outlineLvl w:val="2"/>
+        <w:rPr>
+          <w:rFonts w:ascii="Courier New" w:eastAsia="Times New Roman" w:hAnsi="Courier New" w:cs="Courier New"/>
+          <w:sz w:val="20"/>
+          <w:szCs w:val="20"/>
+          <w:lang w:eastAsia="en-IN" w:bidi="hi-IN"/>
+        </w:rPr>
+      </w:pPr>
+    </w:p>
+    <w:p>
+      <w:pPr>
+        <w:spacing w:after="0" w:line="240" w:lineRule="auto"/>
+        <w:outlineLvl w:val="2"/>
         <w:rPr>
           <w:rFonts w:ascii="Times New Roman" w:eastAsia="Times New Roman" w:hAnsi="Times New Roman" w:cs="Times New Roman"/>
           <w:b/>
@@ -16113,6 +18621,27 @@
           <w:szCs w:val="27"/>
           <w:lang w:eastAsia="en-IN" w:bidi="hi-IN"/>
         </w:rPr>
+      </w:pPr>
+      <w:r>
+        <w:rPr>
+          <w:rFonts w:ascii="Times New Roman" w:eastAsia="Times New Roman" w:hAnsi="Times New Roman" w:cs="Times New Roman"/>
+          <w:b/>
+          <w:bCs/>
+          <w:sz w:val="27"/>
+          <w:szCs w:val="27"/>
+          <w:lang w:eastAsia="en-IN" w:bidi="hi-IN"/>
+        </w:rPr>
+        <w:t>Invoice</w:t>
+      </w:r>
+      <w:r>
+        <w:rPr>
+          <w:rFonts w:ascii="Times New Roman" w:eastAsia="Times New Roman" w:hAnsi="Times New Roman" w:cs="Times New Roman"/>
+          <w:b/>
+          <w:bCs/>
+          <w:sz w:val="27"/>
+          <w:szCs w:val="27"/>
+          <w:lang w:eastAsia="en-IN" w:bidi="hi-IN"/>
+        </w:rPr>
         <w:t xml:space="preserve"> Document</w:t>
       </w:r>
     </w:p>
@@ -16206,6 +18735,128 @@
           <w:szCs w:val="20"/>
           <w:lang w:eastAsia="en-IN" w:bidi="hi-IN"/>
         </w:rPr>
+        <w:t>paymentId</w:t>
+      </w:r>
+      <w:proofErr w:type="spellEnd"/>
+      <w:r>
+        <w:rPr>
+          <w:rFonts w:ascii="Courier New" w:eastAsia="Times New Roman" w:hAnsi="Courier New" w:cs="Courier New"/>
+          <w:sz w:val="20"/>
+          <w:szCs w:val="20"/>
+          <w:lang w:eastAsia="en-IN" w:bidi="hi-IN"/>
+        </w:rPr>
+        <w:t>": "</w:t>
+      </w:r>
+      <w:proofErr w:type="spellStart"/>
+      <w:r>
+        <w:rPr>
+          <w:rFonts w:ascii="Courier New" w:eastAsia="Times New Roman" w:hAnsi="Courier New" w:cs="Courier New"/>
+          <w:sz w:val="20"/>
+          <w:szCs w:val="20"/>
+          <w:lang w:eastAsia="en-IN" w:bidi="hi-IN"/>
+        </w:rPr>
+        <w:t>ObjectId</w:t>
+      </w:r>
+      <w:proofErr w:type="spellEnd"/>
+      <w:r>
+        <w:rPr>
+          <w:rFonts w:ascii="Courier New" w:eastAsia="Times New Roman" w:hAnsi="Courier New" w:cs="Courier New"/>
+          <w:sz w:val="20"/>
+          <w:szCs w:val="20"/>
+          <w:lang w:eastAsia="en-IN" w:bidi="hi-IN"/>
+        </w:rPr>
+        <w:t>",</w:t>
+      </w:r>
+    </w:p>
+    <w:p>
+      <w:pPr>
+        <w:spacing w:after="0" w:line="240" w:lineRule="auto"/>
+        <w:outlineLvl w:val="2"/>
+        <w:rPr>
+          <w:rFonts w:ascii="Courier New" w:eastAsia="Times New Roman" w:hAnsi="Courier New" w:cs="Courier New"/>
+          <w:sz w:val="20"/>
+          <w:szCs w:val="20"/>
+          <w:lang w:eastAsia="en-IN" w:bidi="hi-IN"/>
+        </w:rPr>
+      </w:pPr>
+      <w:r>
+        <w:rPr>
+          <w:rFonts w:ascii="Courier New" w:eastAsia="Times New Roman" w:hAnsi="Courier New" w:cs="Courier New"/>
+          <w:sz w:val="20"/>
+          <w:szCs w:val="20"/>
+          <w:lang w:eastAsia="en-IN" w:bidi="hi-IN"/>
+        </w:rPr>
+        <w:t xml:space="preserve">  "</w:t>
+      </w:r>
+      <w:proofErr w:type="spellStart"/>
+      <w:r>
+        <w:rPr>
+          <w:rFonts w:ascii="Courier New" w:eastAsia="Times New Roman" w:hAnsi="Courier New" w:cs="Courier New"/>
+          <w:sz w:val="20"/>
+          <w:szCs w:val="20"/>
+          <w:lang w:eastAsia="en-IN" w:bidi="hi-IN"/>
+        </w:rPr>
+        <w:t>consumerId</w:t>
+      </w:r>
+      <w:proofErr w:type="spellEnd"/>
+      <w:r>
+        <w:rPr>
+          <w:rFonts w:ascii="Courier New" w:eastAsia="Times New Roman" w:hAnsi="Courier New" w:cs="Courier New"/>
+          <w:sz w:val="20"/>
+          <w:szCs w:val="20"/>
+          <w:lang w:eastAsia="en-IN" w:bidi="hi-IN"/>
+        </w:rPr>
+        <w:t>": "</w:t>
+      </w:r>
+      <w:proofErr w:type="spellStart"/>
+      <w:r>
+        <w:rPr>
+          <w:rFonts w:ascii="Courier New" w:eastAsia="Times New Roman" w:hAnsi="Courier New" w:cs="Courier New"/>
+          <w:sz w:val="20"/>
+          <w:szCs w:val="20"/>
+          <w:lang w:eastAsia="en-IN" w:bidi="hi-IN"/>
+        </w:rPr>
+        <w:t>ObjectId</w:t>
+      </w:r>
+      <w:proofErr w:type="spellEnd"/>
+      <w:r>
+        <w:rPr>
+          <w:rFonts w:ascii="Courier New" w:eastAsia="Times New Roman" w:hAnsi="Courier New" w:cs="Courier New"/>
+          <w:sz w:val="20"/>
+          <w:szCs w:val="20"/>
+          <w:lang w:eastAsia="en-IN" w:bidi="hi-IN"/>
+        </w:rPr>
+        <w:t>",</w:t>
+      </w:r>
+    </w:p>
+    <w:p>
+      <w:pPr>
+        <w:spacing w:after="0" w:line="240" w:lineRule="auto"/>
+        <w:outlineLvl w:val="2"/>
+        <w:rPr>
+          <w:rFonts w:ascii="Courier New" w:eastAsia="Times New Roman" w:hAnsi="Courier New" w:cs="Courier New"/>
+          <w:sz w:val="20"/>
+          <w:szCs w:val="20"/>
+          <w:lang w:eastAsia="en-IN" w:bidi="hi-IN"/>
+        </w:rPr>
+      </w:pPr>
+      <w:r>
+        <w:rPr>
+          <w:rFonts w:ascii="Courier New" w:eastAsia="Times New Roman" w:hAnsi="Courier New" w:cs="Courier New"/>
+          <w:sz w:val="20"/>
+          <w:szCs w:val="20"/>
+          <w:lang w:eastAsia="en-IN" w:bidi="hi-IN"/>
+        </w:rPr>
+        <w:t xml:space="preserve">  "</w:t>
+      </w:r>
+      <w:proofErr w:type="spellStart"/>
+      <w:r>
+        <w:rPr>
+          <w:rFonts w:ascii="Courier New" w:eastAsia="Times New Roman" w:hAnsi="Courier New" w:cs="Courier New"/>
+          <w:sz w:val="20"/>
+          <w:szCs w:val="20"/>
+          <w:lang w:eastAsia="en-IN" w:bidi="hi-IN"/>
+        </w:rPr>
         <w:t>meterNumber</w:t>
       </w:r>
       <w:proofErr w:type="spellEnd"/>
@@ -16247,7 +18898,7 @@
           <w:szCs w:val="20"/>
           <w:lang w:eastAsia="en-IN" w:bidi="hi-IN"/>
         </w:rPr>
-        <w:t>readingValue</w:t>
+        <w:t>utilityType</w:t>
       </w:r>
       <w:proofErr w:type="spellEnd"/>
       <w:r>
@@ -16257,6 +18908,47 @@
           <w:szCs w:val="20"/>
           <w:lang w:eastAsia="en-IN" w:bidi="hi-IN"/>
         </w:rPr>
+        <w:t>": "ELECTRICITY | GAS | WATER",</w:t>
+      </w:r>
+    </w:p>
+    <w:p>
+      <w:pPr>
+        <w:spacing w:after="0" w:line="240" w:lineRule="auto"/>
+        <w:outlineLvl w:val="2"/>
+        <w:rPr>
+          <w:rFonts w:ascii="Courier New" w:eastAsia="Times New Roman" w:hAnsi="Courier New" w:cs="Courier New"/>
+          <w:sz w:val="20"/>
+          <w:szCs w:val="20"/>
+          <w:lang w:eastAsia="en-IN" w:bidi="hi-IN"/>
+        </w:rPr>
+      </w:pPr>
+      <w:r>
+        <w:rPr>
+          <w:rFonts w:ascii="Courier New" w:eastAsia="Times New Roman" w:hAnsi="Courier New" w:cs="Courier New"/>
+          <w:sz w:val="20"/>
+          <w:szCs w:val="20"/>
+          <w:lang w:eastAsia="en-IN" w:bidi="hi-IN"/>
+        </w:rPr>
+        <w:t xml:space="preserve">  "</w:t>
+      </w:r>
+      <w:proofErr w:type="spellStart"/>
+      <w:r>
+        <w:rPr>
+          <w:rFonts w:ascii="Courier New" w:eastAsia="Times New Roman" w:hAnsi="Courier New" w:cs="Courier New"/>
+          <w:sz w:val="20"/>
+          <w:szCs w:val="20"/>
+          <w:lang w:eastAsia="en-IN" w:bidi="hi-IN"/>
+        </w:rPr>
+        <w:t>previousReading</w:t>
+      </w:r>
+      <w:proofErr w:type="spellEnd"/>
+      <w:r>
+        <w:rPr>
+          <w:rFonts w:ascii="Courier New" w:eastAsia="Times New Roman" w:hAnsi="Courier New" w:cs="Courier New"/>
+          <w:sz w:val="20"/>
+          <w:szCs w:val="20"/>
+          <w:lang w:eastAsia="en-IN" w:bidi="hi-IN"/>
+        </w:rPr>
         <w:t>": "number",</w:t>
       </w:r>
     </w:p>
@@ -16288,7 +18980,7 @@
           <w:szCs w:val="20"/>
           <w:lang w:eastAsia="en-IN" w:bidi="hi-IN"/>
         </w:rPr>
-        <w:t>readingDate</w:t>
+        <w:t>currentReading</w:t>
       </w:r>
       <w:proofErr w:type="spellEnd"/>
       <w:r>
@@ -16298,6 +18990,334 @@
           <w:szCs w:val="20"/>
           <w:lang w:eastAsia="en-IN" w:bidi="hi-IN"/>
         </w:rPr>
+        <w:t>": "number",</w:t>
+      </w:r>
+    </w:p>
+    <w:p>
+      <w:pPr>
+        <w:spacing w:after="0" w:line="240" w:lineRule="auto"/>
+        <w:outlineLvl w:val="2"/>
+        <w:rPr>
+          <w:rFonts w:ascii="Courier New" w:eastAsia="Times New Roman" w:hAnsi="Courier New" w:cs="Courier New"/>
+          <w:sz w:val="20"/>
+          <w:szCs w:val="20"/>
+          <w:lang w:eastAsia="en-IN" w:bidi="hi-IN"/>
+        </w:rPr>
+      </w:pPr>
+      <w:r>
+        <w:rPr>
+          <w:rFonts w:ascii="Courier New" w:eastAsia="Times New Roman" w:hAnsi="Courier New" w:cs="Courier New"/>
+          <w:sz w:val="20"/>
+          <w:szCs w:val="20"/>
+          <w:lang w:eastAsia="en-IN" w:bidi="hi-IN"/>
+        </w:rPr>
+        <w:t xml:space="preserve">  "</w:t>
+      </w:r>
+      <w:proofErr w:type="spellStart"/>
+      <w:r>
+        <w:rPr>
+          <w:rFonts w:ascii="Courier New" w:eastAsia="Times New Roman" w:hAnsi="Courier New" w:cs="Courier New"/>
+          <w:sz w:val="20"/>
+          <w:szCs w:val="20"/>
+          <w:lang w:eastAsia="en-IN" w:bidi="hi-IN"/>
+        </w:rPr>
+        <w:t>unitsConsumed</w:t>
+      </w:r>
+      <w:proofErr w:type="spellEnd"/>
+      <w:r>
+        <w:rPr>
+          <w:rFonts w:ascii="Courier New" w:eastAsia="Times New Roman" w:hAnsi="Courier New" w:cs="Courier New"/>
+          <w:sz w:val="20"/>
+          <w:szCs w:val="20"/>
+          <w:lang w:eastAsia="en-IN" w:bidi="hi-IN"/>
+        </w:rPr>
+        <w:t>": "number",</w:t>
+      </w:r>
+    </w:p>
+    <w:p>
+      <w:pPr>
+        <w:spacing w:after="0" w:line="240" w:lineRule="auto"/>
+        <w:outlineLvl w:val="2"/>
+        <w:rPr>
+          <w:rFonts w:ascii="Courier New" w:eastAsia="Times New Roman" w:hAnsi="Courier New" w:cs="Courier New"/>
+          <w:sz w:val="20"/>
+          <w:szCs w:val="20"/>
+          <w:lang w:eastAsia="en-IN" w:bidi="hi-IN"/>
+        </w:rPr>
+      </w:pPr>
+      <w:r>
+        <w:rPr>
+          <w:rFonts w:ascii="Courier New" w:eastAsia="Times New Roman" w:hAnsi="Courier New" w:cs="Courier New"/>
+          <w:sz w:val="20"/>
+          <w:szCs w:val="20"/>
+          <w:lang w:eastAsia="en-IN" w:bidi="hi-IN"/>
+        </w:rPr>
+        <w:t xml:space="preserve">  "</w:t>
+      </w:r>
+      <w:proofErr w:type="spellStart"/>
+      <w:r>
+        <w:rPr>
+          <w:rFonts w:ascii="Courier New" w:eastAsia="Times New Roman" w:hAnsi="Courier New" w:cs="Courier New"/>
+          <w:sz w:val="20"/>
+          <w:szCs w:val="20"/>
+          <w:lang w:eastAsia="en-IN" w:bidi="hi-IN"/>
+        </w:rPr>
+        <w:t>energyCharge</w:t>
+      </w:r>
+      <w:proofErr w:type="spellEnd"/>
+      <w:r>
+        <w:rPr>
+          <w:rFonts w:ascii="Courier New" w:eastAsia="Times New Roman" w:hAnsi="Courier New" w:cs="Courier New"/>
+          <w:sz w:val="20"/>
+          <w:szCs w:val="20"/>
+          <w:lang w:eastAsia="en-IN" w:bidi="hi-IN"/>
+        </w:rPr>
+        <w:t>": "number",</w:t>
+      </w:r>
+    </w:p>
+    <w:p>
+      <w:pPr>
+        <w:spacing w:after="0" w:line="240" w:lineRule="auto"/>
+        <w:outlineLvl w:val="2"/>
+        <w:rPr>
+          <w:rFonts w:ascii="Courier New" w:eastAsia="Times New Roman" w:hAnsi="Courier New" w:cs="Courier New"/>
+          <w:sz w:val="20"/>
+          <w:szCs w:val="20"/>
+          <w:lang w:eastAsia="en-IN" w:bidi="hi-IN"/>
+        </w:rPr>
+      </w:pPr>
+      <w:r>
+        <w:rPr>
+          <w:rFonts w:ascii="Courier New" w:eastAsia="Times New Roman" w:hAnsi="Courier New" w:cs="Courier New"/>
+          <w:sz w:val="20"/>
+          <w:szCs w:val="20"/>
+          <w:lang w:eastAsia="en-IN" w:bidi="hi-IN"/>
+        </w:rPr>
+        <w:t xml:space="preserve">  "</w:t>
+      </w:r>
+      <w:proofErr w:type="spellStart"/>
+      <w:r>
+        <w:rPr>
+          <w:rFonts w:ascii="Courier New" w:eastAsia="Times New Roman" w:hAnsi="Courier New" w:cs="Courier New"/>
+          <w:sz w:val="20"/>
+          <w:szCs w:val="20"/>
+          <w:lang w:eastAsia="en-IN" w:bidi="hi-IN"/>
+        </w:rPr>
+        <w:t>fixedCharge</w:t>
+      </w:r>
+      <w:proofErr w:type="spellEnd"/>
+      <w:r>
+        <w:rPr>
+          <w:rFonts w:ascii="Courier New" w:eastAsia="Times New Roman" w:hAnsi="Courier New" w:cs="Courier New"/>
+          <w:sz w:val="20"/>
+          <w:szCs w:val="20"/>
+          <w:lang w:eastAsia="en-IN" w:bidi="hi-IN"/>
+        </w:rPr>
+        <w:t>": "number",</w:t>
+      </w:r>
+    </w:p>
+    <w:p>
+      <w:pPr>
+        <w:spacing w:after="0" w:line="240" w:lineRule="auto"/>
+        <w:outlineLvl w:val="2"/>
+        <w:rPr>
+          <w:rFonts w:ascii="Courier New" w:eastAsia="Times New Roman" w:hAnsi="Courier New" w:cs="Courier New"/>
+          <w:sz w:val="20"/>
+          <w:szCs w:val="20"/>
+          <w:lang w:eastAsia="en-IN" w:bidi="hi-IN"/>
+        </w:rPr>
+      </w:pPr>
+      <w:r>
+        <w:rPr>
+          <w:rFonts w:ascii="Courier New" w:eastAsia="Times New Roman" w:hAnsi="Courier New" w:cs="Courier New"/>
+          <w:sz w:val="20"/>
+          <w:szCs w:val="20"/>
+          <w:lang w:eastAsia="en-IN" w:bidi="hi-IN"/>
+        </w:rPr>
+        <w:t xml:space="preserve">  "</w:t>
+      </w:r>
+      <w:proofErr w:type="spellStart"/>
+      <w:r>
+        <w:rPr>
+          <w:rFonts w:ascii="Courier New" w:eastAsia="Times New Roman" w:hAnsi="Courier New" w:cs="Courier New"/>
+          <w:sz w:val="20"/>
+          <w:szCs w:val="20"/>
+          <w:lang w:eastAsia="en-IN" w:bidi="hi-IN"/>
+        </w:rPr>
+        <w:t>taxAmount</w:t>
+      </w:r>
+      <w:proofErr w:type="spellEnd"/>
+      <w:r>
+        <w:rPr>
+          <w:rFonts w:ascii="Courier New" w:eastAsia="Times New Roman" w:hAnsi="Courier New" w:cs="Courier New"/>
+          <w:sz w:val="20"/>
+          <w:szCs w:val="20"/>
+          <w:lang w:eastAsia="en-IN" w:bidi="hi-IN"/>
+        </w:rPr>
+        <w:t>": "number",</w:t>
+      </w:r>
+    </w:p>
+    <w:p>
+      <w:pPr>
+        <w:spacing w:after="0" w:line="240" w:lineRule="auto"/>
+        <w:outlineLvl w:val="2"/>
+        <w:rPr>
+          <w:rFonts w:ascii="Courier New" w:eastAsia="Times New Roman" w:hAnsi="Courier New" w:cs="Courier New"/>
+          <w:sz w:val="20"/>
+          <w:szCs w:val="20"/>
+          <w:lang w:eastAsia="en-IN" w:bidi="hi-IN"/>
+        </w:rPr>
+      </w:pPr>
+      <w:r>
+        <w:rPr>
+          <w:rFonts w:ascii="Courier New" w:eastAsia="Times New Roman" w:hAnsi="Courier New" w:cs="Courier New"/>
+          <w:sz w:val="20"/>
+          <w:szCs w:val="20"/>
+          <w:lang w:eastAsia="en-IN" w:bidi="hi-IN"/>
+        </w:rPr>
+        <w:t xml:space="preserve">  "</w:t>
+      </w:r>
+      <w:proofErr w:type="spellStart"/>
+      <w:r>
+        <w:rPr>
+          <w:rFonts w:ascii="Courier New" w:eastAsia="Times New Roman" w:hAnsi="Courier New" w:cs="Courier New"/>
+          <w:sz w:val="20"/>
+          <w:szCs w:val="20"/>
+          <w:lang w:eastAsia="en-IN" w:bidi="hi-IN"/>
+        </w:rPr>
+        <w:t>penaltyAmount</w:t>
+      </w:r>
+      <w:proofErr w:type="spellEnd"/>
+      <w:r>
+        <w:rPr>
+          <w:rFonts w:ascii="Courier New" w:eastAsia="Times New Roman" w:hAnsi="Courier New" w:cs="Courier New"/>
+          <w:sz w:val="20"/>
+          <w:szCs w:val="20"/>
+          <w:lang w:eastAsia="en-IN" w:bidi="hi-IN"/>
+        </w:rPr>
+        <w:t>": "number",</w:t>
+      </w:r>
+    </w:p>
+    <w:p>
+      <w:pPr>
+        <w:spacing w:after="0" w:line="240" w:lineRule="auto"/>
+        <w:outlineLvl w:val="2"/>
+        <w:rPr>
+          <w:rFonts w:ascii="Courier New" w:eastAsia="Times New Roman" w:hAnsi="Courier New" w:cs="Courier New"/>
+          <w:sz w:val="20"/>
+          <w:szCs w:val="20"/>
+          <w:lang w:eastAsia="en-IN" w:bidi="hi-IN"/>
+        </w:rPr>
+      </w:pPr>
+      <w:r>
+        <w:rPr>
+          <w:rFonts w:ascii="Courier New" w:eastAsia="Times New Roman" w:hAnsi="Courier New" w:cs="Courier New"/>
+          <w:sz w:val="20"/>
+          <w:szCs w:val="20"/>
+          <w:lang w:eastAsia="en-IN" w:bidi="hi-IN"/>
+        </w:rPr>
+        <w:t xml:space="preserve">  "</w:t>
+      </w:r>
+      <w:proofErr w:type="spellStart"/>
+      <w:r>
+        <w:rPr>
+          <w:rFonts w:ascii="Courier New" w:eastAsia="Times New Roman" w:hAnsi="Courier New" w:cs="Courier New"/>
+          <w:sz w:val="20"/>
+          <w:szCs w:val="20"/>
+          <w:lang w:eastAsia="en-IN" w:bidi="hi-IN"/>
+        </w:rPr>
+        <w:t>totalAmount</w:t>
+      </w:r>
+      <w:proofErr w:type="spellEnd"/>
+      <w:r>
+        <w:rPr>
+          <w:rFonts w:ascii="Courier New" w:eastAsia="Times New Roman" w:hAnsi="Courier New" w:cs="Courier New"/>
+          <w:sz w:val="20"/>
+          <w:szCs w:val="20"/>
+          <w:lang w:eastAsia="en-IN" w:bidi="hi-IN"/>
+        </w:rPr>
+        <w:t>": "number",</w:t>
+      </w:r>
+    </w:p>
+    <w:p>
+      <w:pPr>
+        <w:spacing w:after="0" w:line="240" w:lineRule="auto"/>
+        <w:outlineLvl w:val="2"/>
+        <w:rPr>
+          <w:rFonts w:ascii="Courier New" w:eastAsia="Times New Roman" w:hAnsi="Courier New" w:cs="Courier New"/>
+          <w:sz w:val="20"/>
+          <w:szCs w:val="20"/>
+          <w:lang w:eastAsia="en-IN" w:bidi="hi-IN"/>
+        </w:rPr>
+      </w:pPr>
+      <w:r>
+        <w:rPr>
+          <w:rFonts w:ascii="Courier New" w:eastAsia="Times New Roman" w:hAnsi="Courier New" w:cs="Courier New"/>
+          <w:sz w:val="20"/>
+          <w:szCs w:val="20"/>
+          <w:lang w:eastAsia="en-IN" w:bidi="hi-IN"/>
+        </w:rPr>
+        <w:t xml:space="preserve">  "</w:t>
+      </w:r>
+      <w:proofErr w:type="spellStart"/>
+      <w:r>
+        <w:rPr>
+          <w:rFonts w:ascii="Courier New" w:eastAsia="Times New Roman" w:hAnsi="Courier New" w:cs="Courier New"/>
+          <w:sz w:val="20"/>
+          <w:szCs w:val="20"/>
+          <w:lang w:eastAsia="en-IN" w:bidi="hi-IN"/>
+        </w:rPr>
+        <w:t>paymentMode</w:t>
+      </w:r>
+      <w:proofErr w:type="spellEnd"/>
+      <w:r>
+        <w:rPr>
+          <w:rFonts w:ascii="Courier New" w:eastAsia="Times New Roman" w:hAnsi="Courier New" w:cs="Courier New"/>
+          <w:sz w:val="20"/>
+          <w:szCs w:val="20"/>
+          <w:lang w:eastAsia="en-IN" w:bidi="hi-IN"/>
+        </w:rPr>
+        <w:t>": "ONLINE | OFFLINE",</w:t>
+      </w:r>
+    </w:p>
+    <w:p>
+      <w:pPr>
+        <w:spacing w:after="0" w:line="240" w:lineRule="auto"/>
+        <w:outlineLvl w:val="2"/>
+        <w:rPr>
+          <w:rFonts w:ascii="Courier New" w:eastAsia="Times New Roman" w:hAnsi="Courier New" w:cs="Courier New"/>
+          <w:sz w:val="20"/>
+          <w:szCs w:val="20"/>
+          <w:lang w:eastAsia="en-IN" w:bidi="hi-IN"/>
+        </w:rPr>
+      </w:pPr>
+      <w:r>
+        <w:rPr>
+          <w:rFonts w:ascii="Courier New" w:eastAsia="Times New Roman" w:hAnsi="Courier New" w:cs="Courier New"/>
+          <w:sz w:val="20"/>
+          <w:szCs w:val="20"/>
+          <w:lang w:eastAsia="en-IN" w:bidi="hi-IN"/>
+        </w:rPr>
+        <w:t xml:space="preserve">  "</w:t>
+      </w:r>
+      <w:proofErr w:type="spellStart"/>
+      <w:r>
+        <w:rPr>
+          <w:rFonts w:ascii="Courier New" w:eastAsia="Times New Roman" w:hAnsi="Courier New" w:cs="Courier New"/>
+          <w:sz w:val="20"/>
+          <w:szCs w:val="20"/>
+          <w:lang w:eastAsia="en-IN" w:bidi="hi-IN"/>
+        </w:rPr>
+        <w:t>paymentDate</w:t>
+      </w:r>
+      <w:proofErr w:type="spellEnd"/>
+      <w:r>
+        <w:rPr>
+          <w:rFonts w:ascii="Courier New" w:eastAsia="Times New Roman" w:hAnsi="Courier New" w:cs="Courier New"/>
+          <w:sz w:val="20"/>
+          <w:szCs w:val="20"/>
+          <w:lang w:eastAsia="en-IN" w:bidi="hi-IN"/>
+        </w:rPr>
         <w:t xml:space="preserve">": </w:t>
       </w:r>
       <w:proofErr w:type="spellStart"/>
@@ -16311,6 +19331,15 @@
         <w:t>ISODate</w:t>
       </w:r>
       <w:proofErr w:type="spellEnd"/>
+      <w:r>
+        <w:rPr>
+          <w:rFonts w:ascii="Courier New" w:eastAsia="Times New Roman" w:hAnsi="Courier New" w:cs="Courier New"/>
+          <w:sz w:val="20"/>
+          <w:szCs w:val="20"/>
+          <w:lang w:eastAsia="en-IN" w:bidi="hi-IN"/>
+        </w:rPr>
+        <w:t>,</w:t>
+      </w:r>
     </w:p>
     <w:p>
       <w:pPr>
@@ -16330,20 +19359,182 @@
           <w:szCs w:val="20"/>
           <w:lang w:eastAsia="en-IN" w:bidi="hi-IN"/>
         </w:rPr>
+        <w:t xml:space="preserve">  "</w:t>
+      </w:r>
+      <w:proofErr w:type="spellStart"/>
+      <w:r>
+        <w:rPr>
+          <w:rFonts w:ascii="Courier New" w:eastAsia="Times New Roman" w:hAnsi="Courier New" w:cs="Courier New"/>
+          <w:sz w:val="20"/>
+          <w:szCs w:val="20"/>
+          <w:lang w:eastAsia="en-IN" w:bidi="hi-IN"/>
+        </w:rPr>
+        <w:t>billGeneratedAt</w:t>
+      </w:r>
+      <w:proofErr w:type="spellEnd"/>
+      <w:r>
+        <w:rPr>
+          <w:rFonts w:ascii="Courier New" w:eastAsia="Times New Roman" w:hAnsi="Courier New" w:cs="Courier New"/>
+          <w:sz w:val="20"/>
+          <w:szCs w:val="20"/>
+          <w:lang w:eastAsia="en-IN" w:bidi="hi-IN"/>
+        </w:rPr>
+        <w:t xml:space="preserve">": </w:t>
+      </w:r>
+      <w:proofErr w:type="spellStart"/>
+      <w:r>
+        <w:rPr>
+          <w:rFonts w:ascii="Courier New" w:eastAsia="Times New Roman" w:hAnsi="Courier New" w:cs="Courier New"/>
+          <w:sz w:val="20"/>
+          <w:szCs w:val="20"/>
+          <w:lang w:eastAsia="en-IN" w:bidi="hi-IN"/>
+        </w:rPr>
+        <w:t>ISODate</w:t>
+      </w:r>
+      <w:proofErr w:type="spellEnd"/>
+      <w:r>
+        <w:rPr>
+          <w:rFonts w:ascii="Courier New" w:eastAsia="Times New Roman" w:hAnsi="Courier New" w:cs="Courier New"/>
+          <w:sz w:val="20"/>
+          <w:szCs w:val="20"/>
+          <w:lang w:eastAsia="en-IN" w:bidi="hi-IN"/>
+        </w:rPr>
+        <w:t>,</w:t>
+      </w:r>
+    </w:p>
+    <w:p>
+      <w:pPr>
+        <w:spacing w:after="0" w:line="240" w:lineRule="auto"/>
+        <w:outlineLvl w:val="2"/>
+        <w:rPr>
+          <w:rFonts w:ascii="Courier New" w:eastAsia="Times New Roman" w:hAnsi="Courier New" w:cs="Courier New"/>
+          <w:sz w:val="20"/>
+          <w:szCs w:val="20"/>
+          <w:lang w:eastAsia="en-IN" w:bidi="hi-IN"/>
+        </w:rPr>
+      </w:pPr>
+      <w:r>
+        <w:rPr>
+          <w:rFonts w:ascii="Courier New" w:eastAsia="Times New Roman" w:hAnsi="Courier New" w:cs="Courier New"/>
+          <w:sz w:val="20"/>
+          <w:szCs w:val="20"/>
+          <w:lang w:eastAsia="en-IN" w:bidi="hi-IN"/>
+        </w:rPr>
+        <w:t xml:space="preserve">  "</w:t>
+      </w:r>
+      <w:proofErr w:type="spellStart"/>
+      <w:r>
+        <w:rPr>
+          <w:rFonts w:ascii="Courier New" w:eastAsia="Times New Roman" w:hAnsi="Courier New" w:cs="Courier New"/>
+          <w:sz w:val="20"/>
+          <w:szCs w:val="20"/>
+          <w:lang w:eastAsia="en-IN" w:bidi="hi-IN"/>
+        </w:rPr>
+        <w:t>billDueDate</w:t>
+      </w:r>
+      <w:proofErr w:type="spellEnd"/>
+      <w:r>
+        <w:rPr>
+          <w:rFonts w:ascii="Courier New" w:eastAsia="Times New Roman" w:hAnsi="Courier New" w:cs="Courier New"/>
+          <w:sz w:val="20"/>
+          <w:szCs w:val="20"/>
+          <w:lang w:eastAsia="en-IN" w:bidi="hi-IN"/>
+        </w:rPr>
+        <w:t xml:space="preserve">": </w:t>
+      </w:r>
+      <w:proofErr w:type="spellStart"/>
+      <w:r>
+        <w:rPr>
+          <w:rFonts w:ascii="Courier New" w:eastAsia="Times New Roman" w:hAnsi="Courier New" w:cs="Courier New"/>
+          <w:sz w:val="20"/>
+          <w:szCs w:val="20"/>
+          <w:lang w:eastAsia="en-IN" w:bidi="hi-IN"/>
+        </w:rPr>
+        <w:t>ISODate</w:t>
+      </w:r>
+      <w:proofErr w:type="spellEnd"/>
+      <w:r>
+        <w:rPr>
+          <w:rFonts w:ascii="Courier New" w:eastAsia="Times New Roman" w:hAnsi="Courier New" w:cs="Courier New"/>
+          <w:sz w:val="20"/>
+          <w:szCs w:val="20"/>
+          <w:lang w:eastAsia="en-IN" w:bidi="hi-IN"/>
+        </w:rPr>
+        <w:t>,</w:t>
+      </w:r>
+    </w:p>
+    <w:p>
+      <w:pPr>
+        <w:spacing w:after="0" w:line="240" w:lineRule="auto"/>
+        <w:outlineLvl w:val="2"/>
+        <w:rPr>
+          <w:rFonts w:ascii="Courier New" w:eastAsia="Times New Roman" w:hAnsi="Courier New" w:cs="Courier New"/>
+          <w:sz w:val="20"/>
+          <w:szCs w:val="20"/>
+          <w:lang w:eastAsia="en-IN" w:bidi="hi-IN"/>
+        </w:rPr>
+      </w:pPr>
+      <w:r>
+        <w:rPr>
+          <w:rFonts w:ascii="Courier New" w:eastAsia="Times New Roman" w:hAnsi="Courier New" w:cs="Courier New"/>
+          <w:sz w:val="20"/>
+          <w:szCs w:val="20"/>
+          <w:lang w:eastAsia="en-IN" w:bidi="hi-IN"/>
+        </w:rPr>
+        <w:t xml:space="preserve">  "</w:t>
+      </w:r>
+      <w:proofErr w:type="spellStart"/>
+      <w:r>
+        <w:rPr>
+          <w:rFonts w:ascii="Courier New" w:eastAsia="Times New Roman" w:hAnsi="Courier New" w:cs="Courier New"/>
+          <w:sz w:val="20"/>
+          <w:szCs w:val="20"/>
+          <w:lang w:eastAsia="en-IN" w:bidi="hi-IN"/>
+        </w:rPr>
+        <w:t>invoiceGeneratedAt</w:t>
+      </w:r>
+      <w:proofErr w:type="spellEnd"/>
+      <w:r>
+        <w:rPr>
+          <w:rFonts w:ascii="Courier New" w:eastAsia="Times New Roman" w:hAnsi="Courier New" w:cs="Courier New"/>
+          <w:sz w:val="20"/>
+          <w:szCs w:val="20"/>
+          <w:lang w:eastAsia="en-IN" w:bidi="hi-IN"/>
+        </w:rPr>
+        <w:t xml:space="preserve">": </w:t>
+      </w:r>
+      <w:proofErr w:type="spellStart"/>
+      <w:r>
+        <w:rPr>
+          <w:rFonts w:ascii="Courier New" w:eastAsia="Times New Roman" w:hAnsi="Courier New" w:cs="Courier New"/>
+          <w:sz w:val="20"/>
+          <w:szCs w:val="20"/>
+          <w:lang w:eastAsia="en-IN" w:bidi="hi-IN"/>
+        </w:rPr>
+        <w:t>ISODate</w:t>
+      </w:r>
+      <w:proofErr w:type="spellEnd"/>
+    </w:p>
+    <w:p>
+      <w:pPr>
+        <w:spacing w:after="0" w:line="240" w:lineRule="auto"/>
+        <w:outlineLvl w:val="2"/>
+        <w:rPr>
+          <w:rFonts w:ascii="Courier New" w:eastAsia="Times New Roman" w:hAnsi="Courier New" w:cs="Courier New"/>
+          <w:sz w:val="20"/>
+          <w:szCs w:val="20"/>
+          <w:lang w:eastAsia="en-IN" w:bidi="hi-IN"/>
+        </w:rPr>
+      </w:pPr>
+      <w:r>
+        <w:rPr>
+          <w:rFonts w:ascii="Courier New" w:eastAsia="Times New Roman" w:hAnsi="Courier New" w:cs="Courier New"/>
+          <w:sz w:val="20"/>
+          <w:szCs w:val="20"/>
+          <w:lang w:eastAsia="en-IN" w:bidi="hi-IN"/>
+        </w:rPr>
         <w:t>}</w:t>
       </w:r>
-    </w:p>
-    <w:p>
-      <w:pPr>
-        <w:spacing w:after="0" w:line="240" w:lineRule="auto"/>
-        <w:outlineLvl w:val="2"/>
-        <w:rPr>
-          <w:rFonts w:ascii="Courier New" w:eastAsia="Times New Roman" w:hAnsi="Courier New" w:cs="Courier New"/>
-          <w:sz w:val="20"/>
-          <w:szCs w:val="20"/>
-          <w:lang w:eastAsia="en-IN" w:bidi="hi-IN"/>
-        </w:rPr>
-      </w:pPr>
     </w:p>
     <w:p>
       <w:pPr>
@@ -16358,7 +19549,11 @@
           <w:lang w:eastAsia="en-IN" w:bidi="hi-IN"/>
         </w:rPr>
       </w:pPr>
-      <w:r>
+    </w:p>
+    <w:p>
+      <w:pPr>
+        <w:spacing w:after="0" w:line="240" w:lineRule="auto"/>
+        <w:outlineLvl w:val="2"/>
         <w:rPr>
           <w:rFonts w:ascii="Times New Roman" w:eastAsia="Times New Roman" w:hAnsi="Times New Roman" w:cs="Times New Roman"/>
           <w:b/>
@@ -16367,8 +19562,7 @@
           <w:szCs w:val="28"/>
           <w:lang w:eastAsia="en-IN" w:bidi="hi-IN"/>
         </w:rPr>
-        <w:t>Tariff</w:t>
-      </w:r>
+      </w:pPr>
       <w:r>
         <w:rPr>
           <w:rFonts w:ascii="Times New Roman" w:eastAsia="Times New Roman" w:hAnsi="Times New Roman" w:cs="Times New Roman"/>
@@ -16378,13 +19572,23 @@
           <w:szCs w:val="28"/>
           <w:lang w:eastAsia="en-IN" w:bidi="hi-IN"/>
         </w:rPr>
+        <w:t>Notification</w:t>
+      </w:r>
+      <w:r>
+        <w:rPr>
+          <w:rFonts w:ascii="Times New Roman" w:eastAsia="Times New Roman" w:hAnsi="Times New Roman" w:cs="Times New Roman"/>
+          <w:b/>
+          <w:bCs/>
+          <w:sz w:val="28"/>
+          <w:szCs w:val="28"/>
+          <w:lang w:eastAsia="en-IN" w:bidi="hi-IN"/>
+        </w:rPr>
         <w:t xml:space="preserve"> DB</w:t>
       </w:r>
     </w:p>
     <w:p>
       <w:pPr>
         <w:spacing w:after="0" w:line="240" w:lineRule="auto"/>
-        <w:outlineLvl w:val="2"/>
         <w:rPr>
           <w:rFonts w:ascii="Times New Roman" w:eastAsia="Times New Roman" w:hAnsi="Times New Roman" w:cs="Times New Roman"/>
           <w:b/>
@@ -16403,24 +19607,12 @@
           <w:szCs w:val="27"/>
           <w:lang w:eastAsia="en-IN" w:bidi="hi-IN"/>
         </w:rPr>
-        <w:t>Tariff</w:t>
-      </w:r>
-      <w:r>
-        <w:rPr>
-          <w:rFonts w:ascii="Times New Roman" w:eastAsia="Times New Roman" w:hAnsi="Times New Roman" w:cs="Times New Roman"/>
-          <w:b/>
-          <w:bCs/>
-          <w:sz w:val="27"/>
-          <w:szCs w:val="27"/>
-          <w:lang w:eastAsia="en-IN" w:bidi="hi-IN"/>
-        </w:rPr>
-        <w:t xml:space="preserve"> Document</w:t>
-      </w:r>
-    </w:p>
-    <w:p>
-      <w:pPr>
-        <w:spacing w:after="0" w:line="240" w:lineRule="auto"/>
-        <w:outlineLvl w:val="2"/>
+        <w:t>Notification document</w:t>
+      </w:r>
+    </w:p>
+    <w:p>
+      <w:pPr>
+        <w:spacing w:after="0" w:line="240" w:lineRule="auto"/>
         <w:rPr>
           <w:rFonts w:ascii="Courier New" w:eastAsia="Times New Roman" w:hAnsi="Courier New" w:cs="Courier New"/>
           <w:sz w:val="20"/>
@@ -16441,7 +19633,6 @@
     <w:p>
       <w:pPr>
         <w:spacing w:after="0" w:line="240" w:lineRule="auto"/>
-        <w:outlineLvl w:val="2"/>
         <w:rPr>
           <w:rFonts w:ascii="Courier New" w:eastAsia="Times New Roman" w:hAnsi="Courier New" w:cs="Courier New"/>
           <w:sz w:val="20"/>
@@ -16482,7 +19673,126 @@
     <w:p>
       <w:pPr>
         <w:spacing w:after="0" w:line="240" w:lineRule="auto"/>
-        <w:outlineLvl w:val="2"/>
+        <w:rPr>
+          <w:rFonts w:ascii="Courier New" w:eastAsia="Times New Roman" w:hAnsi="Courier New" w:cs="Courier New"/>
+          <w:sz w:val="20"/>
+          <w:szCs w:val="20"/>
+          <w:lang w:eastAsia="en-IN" w:bidi="hi-IN"/>
+        </w:rPr>
+      </w:pPr>
+      <w:r>
+        <w:rPr>
+          <w:rFonts w:ascii="Courier New" w:eastAsia="Times New Roman" w:hAnsi="Courier New" w:cs="Courier New"/>
+          <w:sz w:val="20"/>
+          <w:szCs w:val="20"/>
+          <w:lang w:eastAsia="en-IN" w:bidi="hi-IN"/>
+        </w:rPr>
+        <w:t xml:space="preserve">  "recipient": "string (email)",</w:t>
+      </w:r>
+    </w:p>
+    <w:p>
+      <w:pPr>
+        <w:spacing w:after="0" w:line="240" w:lineRule="auto"/>
+        <w:rPr>
+          <w:rFonts w:ascii="Courier New" w:eastAsia="Times New Roman" w:hAnsi="Courier New" w:cs="Courier New"/>
+          <w:sz w:val="20"/>
+          <w:szCs w:val="20"/>
+          <w:lang w:eastAsia="en-IN" w:bidi="hi-IN"/>
+        </w:rPr>
+      </w:pPr>
+      <w:r>
+        <w:rPr>
+          <w:rFonts w:ascii="Courier New" w:eastAsia="Times New Roman" w:hAnsi="Courier New" w:cs="Courier New"/>
+          <w:sz w:val="20"/>
+          <w:szCs w:val="20"/>
+          <w:lang w:eastAsia="en-IN" w:bidi="hi-IN"/>
+        </w:rPr>
+        <w:t xml:space="preserve">  "type": "PASSWORD_RESET | CONSUMER_APPROVED | CONNECTION_APPROVED | BILL_GENERATED | PAYMENT_OTP | PAYMENT_SUCCESS | PAYMENT_FAILED | INVOICE_PDF",</w:t>
+      </w:r>
+    </w:p>
+    <w:p>
+      <w:pPr>
+        <w:spacing w:after="0" w:line="240" w:lineRule="auto"/>
+        <w:rPr>
+          <w:rFonts w:ascii="Courier New" w:eastAsia="Times New Roman" w:hAnsi="Courier New" w:cs="Courier New"/>
+          <w:sz w:val="20"/>
+          <w:szCs w:val="20"/>
+          <w:lang w:eastAsia="en-IN" w:bidi="hi-IN"/>
+        </w:rPr>
+      </w:pPr>
+      <w:r>
+        <w:rPr>
+          <w:rFonts w:ascii="Courier New" w:eastAsia="Times New Roman" w:hAnsi="Courier New" w:cs="Courier New"/>
+          <w:sz w:val="20"/>
+          <w:szCs w:val="20"/>
+          <w:lang w:eastAsia="en-IN" w:bidi="hi-IN"/>
+        </w:rPr>
+        <w:t xml:space="preserve">  "channel": "EMAIL",</w:t>
+      </w:r>
+    </w:p>
+    <w:p>
+      <w:pPr>
+        <w:spacing w:after="0" w:line="240" w:lineRule="auto"/>
+        <w:rPr>
+          <w:rFonts w:ascii="Courier New" w:eastAsia="Times New Roman" w:hAnsi="Courier New" w:cs="Courier New"/>
+          <w:sz w:val="20"/>
+          <w:szCs w:val="20"/>
+          <w:lang w:eastAsia="en-IN" w:bidi="hi-IN"/>
+        </w:rPr>
+      </w:pPr>
+      <w:r>
+        <w:rPr>
+          <w:rFonts w:ascii="Courier New" w:eastAsia="Times New Roman" w:hAnsi="Courier New" w:cs="Courier New"/>
+          <w:sz w:val="20"/>
+          <w:szCs w:val="20"/>
+          <w:lang w:eastAsia="en-IN" w:bidi="hi-IN"/>
+        </w:rPr>
+        <w:t xml:space="preserve">  "status": "SENT | FAILED",</w:t>
+      </w:r>
+    </w:p>
+    <w:p>
+      <w:pPr>
+        <w:spacing w:after="0" w:line="240" w:lineRule="auto"/>
+        <w:rPr>
+          <w:rFonts w:ascii="Courier New" w:eastAsia="Times New Roman" w:hAnsi="Courier New" w:cs="Courier New"/>
+          <w:sz w:val="20"/>
+          <w:szCs w:val="20"/>
+          <w:lang w:eastAsia="en-IN" w:bidi="hi-IN"/>
+        </w:rPr>
+      </w:pPr>
+      <w:r>
+        <w:rPr>
+          <w:rFonts w:ascii="Courier New" w:eastAsia="Times New Roman" w:hAnsi="Courier New" w:cs="Courier New"/>
+          <w:sz w:val="20"/>
+          <w:szCs w:val="20"/>
+          <w:lang w:eastAsia="en-IN" w:bidi="hi-IN"/>
+        </w:rPr>
+        <w:t xml:space="preserve">  "subject": "string",</w:t>
+      </w:r>
+    </w:p>
+    <w:p>
+      <w:pPr>
+        <w:spacing w:after="0" w:line="240" w:lineRule="auto"/>
+        <w:rPr>
+          <w:rFonts w:ascii="Courier New" w:eastAsia="Times New Roman" w:hAnsi="Courier New" w:cs="Courier New"/>
+          <w:sz w:val="20"/>
+          <w:szCs w:val="20"/>
+          <w:lang w:eastAsia="en-IN" w:bidi="hi-IN"/>
+        </w:rPr>
+      </w:pPr>
+      <w:r>
+        <w:rPr>
+          <w:rFonts w:ascii="Courier New" w:eastAsia="Times New Roman" w:hAnsi="Courier New" w:cs="Courier New"/>
+          <w:sz w:val="20"/>
+          <w:szCs w:val="20"/>
+          <w:lang w:eastAsia="en-IN" w:bidi="hi-IN"/>
+        </w:rPr>
+        <w:t xml:space="preserve">  "body": "string",</w:t>
+      </w:r>
+    </w:p>
+    <w:p>
+      <w:pPr>
+        <w:spacing w:after="0" w:line="240" w:lineRule="auto"/>
         <w:rPr>
           <w:rFonts w:ascii="Courier New" w:eastAsia="Times New Roman" w:hAnsi="Courier New" w:cs="Courier New"/>
           <w:sz w:val="20"/>
@@ -16507,7 +19817,7 @@
           <w:szCs w:val="20"/>
           <w:lang w:eastAsia="en-IN" w:bidi="hi-IN"/>
         </w:rPr>
-        <w:t>utilityType</w:t>
+        <w:t>createdAt</w:t>
       </w:r>
       <w:proofErr w:type="spellEnd"/>
       <w:r>
@@ -16517,112 +19827,7 @@
           <w:szCs w:val="20"/>
           <w:lang w:eastAsia="en-IN" w:bidi="hi-IN"/>
         </w:rPr>
-        <w:t>": "ELECTRICITY | GAS | WATER",</w:t>
-      </w:r>
-    </w:p>
-    <w:p>
-      <w:pPr>
-        <w:spacing w:after="0" w:line="240" w:lineRule="auto"/>
-        <w:outlineLvl w:val="2"/>
-        <w:rPr>
-          <w:rFonts w:ascii="Courier New" w:eastAsia="Times New Roman" w:hAnsi="Courier New" w:cs="Courier New"/>
-          <w:sz w:val="20"/>
-          <w:szCs w:val="20"/>
-          <w:lang w:eastAsia="en-IN" w:bidi="hi-IN"/>
-        </w:rPr>
-      </w:pPr>
-      <w:r>
-        <w:rPr>
-          <w:rFonts w:ascii="Courier New" w:eastAsia="Times New Roman" w:hAnsi="Courier New" w:cs="Courier New"/>
-          <w:sz w:val="20"/>
-          <w:szCs w:val="20"/>
-          <w:lang w:eastAsia="en-IN" w:bidi="hi-IN"/>
-        </w:rPr>
-        <w:t xml:space="preserve">  "plans": [</w:t>
-      </w:r>
-    </w:p>
-    <w:p>
-      <w:pPr>
-        <w:spacing w:after="0" w:line="240" w:lineRule="auto"/>
-        <w:outlineLvl w:val="2"/>
-        <w:rPr>
-          <w:rFonts w:ascii="Courier New" w:eastAsia="Times New Roman" w:hAnsi="Courier New" w:cs="Courier New"/>
-          <w:sz w:val="20"/>
-          <w:szCs w:val="20"/>
-          <w:lang w:eastAsia="en-IN" w:bidi="hi-IN"/>
-        </w:rPr>
-      </w:pPr>
-      <w:r>
-        <w:rPr>
-          <w:rFonts w:ascii="Courier New" w:eastAsia="Times New Roman" w:hAnsi="Courier New" w:cs="Courier New"/>
-          <w:sz w:val="20"/>
-          <w:szCs w:val="20"/>
-          <w:lang w:eastAsia="en-IN" w:bidi="hi-IN"/>
-        </w:rPr>
-        <w:t xml:space="preserve">    {</w:t>
-      </w:r>
-    </w:p>
-    <w:p>
-      <w:pPr>
-        <w:spacing w:after="0" w:line="240" w:lineRule="auto"/>
-        <w:outlineLvl w:val="2"/>
-        <w:rPr>
-          <w:rFonts w:ascii="Courier New" w:eastAsia="Times New Roman" w:hAnsi="Courier New" w:cs="Courier New"/>
-          <w:sz w:val="20"/>
-          <w:szCs w:val="20"/>
-          <w:lang w:eastAsia="en-IN" w:bidi="hi-IN"/>
-        </w:rPr>
-      </w:pPr>
-      <w:r>
-        <w:rPr>
-          <w:rFonts w:ascii="Courier New" w:eastAsia="Times New Roman" w:hAnsi="Courier New" w:cs="Courier New"/>
-          <w:sz w:val="20"/>
-          <w:szCs w:val="20"/>
-          <w:lang w:eastAsia="en-IN" w:bidi="hi-IN"/>
-        </w:rPr>
-        <w:t xml:space="preserve">      "plan": "DOMESTIC | COMMERCIAL",</w:t>
-      </w:r>
-    </w:p>
-    <w:p>
-      <w:pPr>
-        <w:spacing w:after="0" w:line="240" w:lineRule="auto"/>
-        <w:outlineLvl w:val="2"/>
-        <w:rPr>
-          <w:rFonts w:ascii="Courier New" w:eastAsia="Times New Roman" w:hAnsi="Courier New" w:cs="Courier New"/>
-          <w:sz w:val="20"/>
-          <w:szCs w:val="20"/>
-          <w:lang w:eastAsia="en-IN" w:bidi="hi-IN"/>
-        </w:rPr>
-      </w:pPr>
-      <w:r>
-        <w:rPr>
-          <w:rFonts w:ascii="Courier New" w:eastAsia="Times New Roman" w:hAnsi="Courier New" w:cs="Courier New"/>
-          <w:sz w:val="20"/>
-          <w:szCs w:val="20"/>
-          <w:lang w:eastAsia="en-IN" w:bidi="hi-IN"/>
-        </w:rPr>
-        <w:t xml:space="preserve">      "active": true,</w:t>
-      </w:r>
-    </w:p>
-    <w:p>
-      <w:pPr>
-        <w:spacing w:after="0" w:line="240" w:lineRule="auto"/>
-        <w:outlineLvl w:val="2"/>
-        <w:rPr>
-          <w:rFonts w:ascii="Courier New" w:eastAsia="Times New Roman" w:hAnsi="Courier New" w:cs="Courier New"/>
-          <w:sz w:val="20"/>
-          <w:szCs w:val="20"/>
-          <w:lang w:eastAsia="en-IN" w:bidi="hi-IN"/>
-        </w:rPr>
-      </w:pPr>
-      <w:r>
-        <w:rPr>
-          <w:rFonts w:ascii="Courier New" w:eastAsia="Times New Roman" w:hAnsi="Courier New" w:cs="Courier New"/>
-          <w:sz w:val="20"/>
-          <w:szCs w:val="20"/>
-          <w:lang w:eastAsia="en-IN" w:bidi="hi-IN"/>
-        </w:rPr>
-        <w:t xml:space="preserve">      "</w:t>
+        <w:t xml:space="preserve">": </w:t>
       </w:r>
       <w:proofErr w:type="spellStart"/>
       <w:r>
@@ -16632,594 +19837,15 @@
           <w:szCs w:val="20"/>
           <w:lang w:eastAsia="en-IN" w:bidi="hi-IN"/>
         </w:rPr>
-        <w:t>fixedCharge</w:t>
+        <w:t>ISODate</w:t>
       </w:r>
       <w:proofErr w:type="spellEnd"/>
-      <w:r>
-        <w:rPr>
-          <w:rFonts w:ascii="Courier New" w:eastAsia="Times New Roman" w:hAnsi="Courier New" w:cs="Courier New"/>
-          <w:sz w:val="20"/>
-          <w:szCs w:val="20"/>
-          <w:lang w:eastAsia="en-IN" w:bidi="hi-IN"/>
-        </w:rPr>
-        <w:t>": "number",</w:t>
-      </w:r>
-    </w:p>
-    <w:p>
-      <w:pPr>
-        <w:spacing w:after="0" w:line="240" w:lineRule="auto"/>
-        <w:outlineLvl w:val="2"/>
-        <w:rPr>
-          <w:rFonts w:ascii="Courier New" w:eastAsia="Times New Roman" w:hAnsi="Courier New" w:cs="Courier New"/>
-          <w:sz w:val="20"/>
-          <w:szCs w:val="20"/>
-          <w:lang w:eastAsia="en-IN" w:bidi="hi-IN"/>
-        </w:rPr>
-      </w:pPr>
-      <w:r>
-        <w:rPr>
-          <w:rFonts w:ascii="Courier New" w:eastAsia="Times New Roman" w:hAnsi="Courier New" w:cs="Courier New"/>
-          <w:sz w:val="20"/>
-          <w:szCs w:val="20"/>
-          <w:lang w:eastAsia="en-IN" w:bidi="hi-IN"/>
-        </w:rPr>
-        <w:t xml:space="preserve">      "</w:t>
-      </w:r>
-      <w:proofErr w:type="spellStart"/>
-      <w:r>
-        <w:rPr>
-          <w:rFonts w:ascii="Courier New" w:eastAsia="Times New Roman" w:hAnsi="Courier New" w:cs="Courier New"/>
-          <w:sz w:val="20"/>
-          <w:szCs w:val="20"/>
-          <w:lang w:eastAsia="en-IN" w:bidi="hi-IN"/>
-        </w:rPr>
-        <w:t>taxPercentage</w:t>
-      </w:r>
-      <w:proofErr w:type="spellEnd"/>
-      <w:r>
-        <w:rPr>
-          <w:rFonts w:ascii="Courier New" w:eastAsia="Times New Roman" w:hAnsi="Courier New" w:cs="Courier New"/>
-          <w:sz w:val="20"/>
-          <w:szCs w:val="20"/>
-          <w:lang w:eastAsia="en-IN" w:bidi="hi-IN"/>
-        </w:rPr>
-        <w:t>": "number",</w:t>
-      </w:r>
-    </w:p>
-    <w:p>
-      <w:pPr>
-        <w:spacing w:after="0" w:line="240" w:lineRule="auto"/>
-        <w:outlineLvl w:val="2"/>
-        <w:rPr>
-          <w:rFonts w:ascii="Courier New" w:eastAsia="Times New Roman" w:hAnsi="Courier New" w:cs="Courier New"/>
-          <w:sz w:val="20"/>
-          <w:szCs w:val="20"/>
-          <w:lang w:eastAsia="en-IN" w:bidi="hi-IN"/>
-        </w:rPr>
-      </w:pPr>
-      <w:r>
-        <w:rPr>
-          <w:rFonts w:ascii="Courier New" w:eastAsia="Times New Roman" w:hAnsi="Courier New" w:cs="Courier New"/>
-          <w:sz w:val="20"/>
-          <w:szCs w:val="20"/>
-          <w:lang w:eastAsia="en-IN" w:bidi="hi-IN"/>
-        </w:rPr>
-        <w:t xml:space="preserve">      "slabs": [</w:t>
-      </w:r>
-    </w:p>
-    <w:p>
-      <w:pPr>
-        <w:spacing w:after="0" w:line="240" w:lineRule="auto"/>
-        <w:outlineLvl w:val="2"/>
-        <w:rPr>
-          <w:rFonts w:ascii="Courier New" w:eastAsia="Times New Roman" w:hAnsi="Courier New" w:cs="Courier New"/>
-          <w:sz w:val="20"/>
-          <w:szCs w:val="20"/>
-          <w:lang w:eastAsia="en-IN" w:bidi="hi-IN"/>
-        </w:rPr>
-      </w:pPr>
-      <w:r>
-        <w:rPr>
-          <w:rFonts w:ascii="Courier New" w:eastAsia="Times New Roman" w:hAnsi="Courier New" w:cs="Courier New"/>
-          <w:sz w:val="20"/>
-          <w:szCs w:val="20"/>
-          <w:lang w:eastAsia="en-IN" w:bidi="hi-IN"/>
-        </w:rPr>
-        <w:t xml:space="preserve">        {</w:t>
-      </w:r>
-    </w:p>
-    <w:p>
-      <w:pPr>
-        <w:spacing w:after="0" w:line="240" w:lineRule="auto"/>
-        <w:outlineLvl w:val="2"/>
-        <w:rPr>
-          <w:rFonts w:ascii="Courier New" w:eastAsia="Times New Roman" w:hAnsi="Courier New" w:cs="Courier New"/>
-          <w:sz w:val="20"/>
-          <w:szCs w:val="20"/>
-          <w:lang w:eastAsia="en-IN" w:bidi="hi-IN"/>
-        </w:rPr>
-      </w:pPr>
-      <w:r>
-        <w:rPr>
-          <w:rFonts w:ascii="Courier New" w:eastAsia="Times New Roman" w:hAnsi="Courier New" w:cs="Courier New"/>
-          <w:sz w:val="20"/>
-          <w:szCs w:val="20"/>
-          <w:lang w:eastAsia="en-IN" w:bidi="hi-IN"/>
-        </w:rPr>
-        <w:t xml:space="preserve">          "</w:t>
-      </w:r>
-      <w:proofErr w:type="spellStart"/>
-      <w:r>
-        <w:rPr>
-          <w:rFonts w:ascii="Courier New" w:eastAsia="Times New Roman" w:hAnsi="Courier New" w:cs="Courier New"/>
-          <w:sz w:val="20"/>
-          <w:szCs w:val="20"/>
-          <w:lang w:eastAsia="en-IN" w:bidi="hi-IN"/>
-        </w:rPr>
-        <w:t>fromUnit</w:t>
-      </w:r>
-      <w:proofErr w:type="spellEnd"/>
-      <w:r>
-        <w:rPr>
-          <w:rFonts w:ascii="Courier New" w:eastAsia="Times New Roman" w:hAnsi="Courier New" w:cs="Courier New"/>
-          <w:sz w:val="20"/>
-          <w:szCs w:val="20"/>
-          <w:lang w:eastAsia="en-IN" w:bidi="hi-IN"/>
-        </w:rPr>
-        <w:t>": "number",</w:t>
-      </w:r>
-    </w:p>
-    <w:p>
-      <w:pPr>
-        <w:spacing w:after="0" w:line="240" w:lineRule="auto"/>
-        <w:outlineLvl w:val="2"/>
-        <w:rPr>
-          <w:rFonts w:ascii="Courier New" w:eastAsia="Times New Roman" w:hAnsi="Courier New" w:cs="Courier New"/>
-          <w:sz w:val="20"/>
-          <w:szCs w:val="20"/>
-          <w:lang w:eastAsia="en-IN" w:bidi="hi-IN"/>
-        </w:rPr>
-      </w:pPr>
-      <w:r>
-        <w:rPr>
-          <w:rFonts w:ascii="Courier New" w:eastAsia="Times New Roman" w:hAnsi="Courier New" w:cs="Courier New"/>
-          <w:sz w:val="20"/>
-          <w:szCs w:val="20"/>
-          <w:lang w:eastAsia="en-IN" w:bidi="hi-IN"/>
-        </w:rPr>
-        <w:t xml:space="preserve">          "</w:t>
-      </w:r>
-      <w:proofErr w:type="spellStart"/>
-      <w:r>
-        <w:rPr>
-          <w:rFonts w:ascii="Courier New" w:eastAsia="Times New Roman" w:hAnsi="Courier New" w:cs="Courier New"/>
-          <w:sz w:val="20"/>
-          <w:szCs w:val="20"/>
-          <w:lang w:eastAsia="en-IN" w:bidi="hi-IN"/>
-        </w:rPr>
-        <w:t>toUnit</w:t>
-      </w:r>
-      <w:proofErr w:type="spellEnd"/>
-      <w:r>
-        <w:rPr>
-          <w:rFonts w:ascii="Courier New" w:eastAsia="Times New Roman" w:hAnsi="Courier New" w:cs="Courier New"/>
-          <w:sz w:val="20"/>
-          <w:szCs w:val="20"/>
-          <w:lang w:eastAsia="en-IN" w:bidi="hi-IN"/>
-        </w:rPr>
-        <w:t>": "number",</w:t>
-      </w:r>
-    </w:p>
-    <w:p>
-      <w:pPr>
-        <w:spacing w:after="0" w:line="240" w:lineRule="auto"/>
-        <w:outlineLvl w:val="2"/>
-        <w:rPr>
-          <w:rFonts w:ascii="Courier New" w:eastAsia="Times New Roman" w:hAnsi="Courier New" w:cs="Courier New"/>
-          <w:sz w:val="20"/>
-          <w:szCs w:val="20"/>
-          <w:lang w:eastAsia="en-IN" w:bidi="hi-IN"/>
-        </w:rPr>
-      </w:pPr>
-      <w:r>
-        <w:rPr>
-          <w:rFonts w:ascii="Courier New" w:eastAsia="Times New Roman" w:hAnsi="Courier New" w:cs="Courier New"/>
-          <w:sz w:val="20"/>
-          <w:szCs w:val="20"/>
-          <w:lang w:eastAsia="en-IN" w:bidi="hi-IN"/>
-        </w:rPr>
-        <w:t xml:space="preserve">          "</w:t>
-      </w:r>
-      <w:proofErr w:type="spellStart"/>
-      <w:r>
-        <w:rPr>
-          <w:rFonts w:ascii="Courier New" w:eastAsia="Times New Roman" w:hAnsi="Courier New" w:cs="Courier New"/>
-          <w:sz w:val="20"/>
-          <w:szCs w:val="20"/>
-          <w:lang w:eastAsia="en-IN" w:bidi="hi-IN"/>
-        </w:rPr>
-        <w:t>ratePerUnit</w:t>
-      </w:r>
-      <w:proofErr w:type="spellEnd"/>
-      <w:r>
-        <w:rPr>
-          <w:rFonts w:ascii="Courier New" w:eastAsia="Times New Roman" w:hAnsi="Courier New" w:cs="Courier New"/>
-          <w:sz w:val="20"/>
-          <w:szCs w:val="20"/>
-          <w:lang w:eastAsia="en-IN" w:bidi="hi-IN"/>
-        </w:rPr>
-        <w:t>": "number"</w:t>
-      </w:r>
-    </w:p>
-    <w:p>
-      <w:pPr>
-        <w:spacing w:after="0" w:line="240" w:lineRule="auto"/>
-        <w:outlineLvl w:val="2"/>
-        <w:rPr>
-          <w:rFonts w:ascii="Courier New" w:eastAsia="Times New Roman" w:hAnsi="Courier New" w:cs="Courier New"/>
-          <w:sz w:val="20"/>
-          <w:szCs w:val="20"/>
-          <w:lang w:eastAsia="en-IN" w:bidi="hi-IN"/>
-        </w:rPr>
-      </w:pPr>
-      <w:r>
-        <w:rPr>
-          <w:rFonts w:ascii="Courier New" w:eastAsia="Times New Roman" w:hAnsi="Courier New" w:cs="Courier New"/>
-          <w:sz w:val="20"/>
-          <w:szCs w:val="20"/>
-          <w:lang w:eastAsia="en-IN" w:bidi="hi-IN"/>
-        </w:rPr>
-        <w:t xml:space="preserve">        }</w:t>
-      </w:r>
-    </w:p>
-    <w:p>
-      <w:pPr>
-        <w:spacing w:after="0" w:line="240" w:lineRule="auto"/>
-        <w:outlineLvl w:val="2"/>
-        <w:rPr>
-          <w:rFonts w:ascii="Courier New" w:eastAsia="Times New Roman" w:hAnsi="Courier New" w:cs="Courier New"/>
-          <w:sz w:val="20"/>
-          <w:szCs w:val="20"/>
-          <w:lang w:eastAsia="en-IN" w:bidi="hi-IN"/>
-        </w:rPr>
-      </w:pPr>
-      <w:r>
-        <w:rPr>
-          <w:rFonts w:ascii="Courier New" w:eastAsia="Times New Roman" w:hAnsi="Courier New" w:cs="Courier New"/>
-          <w:sz w:val="20"/>
-          <w:szCs w:val="20"/>
-          <w:lang w:eastAsia="en-IN" w:bidi="hi-IN"/>
-        </w:rPr>
-        <w:t xml:space="preserve">      ],</w:t>
-      </w:r>
-    </w:p>
-    <w:p>
-      <w:pPr>
-        <w:spacing w:after="0" w:line="240" w:lineRule="auto"/>
-        <w:outlineLvl w:val="2"/>
-        <w:rPr>
-          <w:rFonts w:ascii="Courier New" w:eastAsia="Times New Roman" w:hAnsi="Courier New" w:cs="Courier New"/>
-          <w:sz w:val="20"/>
-          <w:szCs w:val="20"/>
-          <w:lang w:eastAsia="en-IN" w:bidi="hi-IN"/>
-        </w:rPr>
-      </w:pPr>
-      <w:r>
-        <w:rPr>
-          <w:rFonts w:ascii="Courier New" w:eastAsia="Times New Roman" w:hAnsi="Courier New" w:cs="Courier New"/>
-          <w:sz w:val="20"/>
-          <w:szCs w:val="20"/>
-          <w:lang w:eastAsia="en-IN" w:bidi="hi-IN"/>
-        </w:rPr>
-        <w:t xml:space="preserve">      "</w:t>
-      </w:r>
-      <w:proofErr w:type="spellStart"/>
-      <w:r>
-        <w:rPr>
-          <w:rFonts w:ascii="Courier New" w:eastAsia="Times New Roman" w:hAnsi="Courier New" w:cs="Courier New"/>
-          <w:sz w:val="20"/>
-          <w:szCs w:val="20"/>
-          <w:lang w:eastAsia="en-IN" w:bidi="hi-IN"/>
-        </w:rPr>
-        <w:t>overduePenaltySlabs</w:t>
-      </w:r>
-      <w:proofErr w:type="spellEnd"/>
-      <w:r>
-        <w:rPr>
-          <w:rFonts w:ascii="Courier New" w:eastAsia="Times New Roman" w:hAnsi="Courier New" w:cs="Courier New"/>
-          <w:sz w:val="20"/>
-          <w:szCs w:val="20"/>
-          <w:lang w:eastAsia="en-IN" w:bidi="hi-IN"/>
-        </w:rPr>
-        <w:t>": [</w:t>
-      </w:r>
-    </w:p>
-    <w:p>
-      <w:pPr>
-        <w:spacing w:after="0" w:line="240" w:lineRule="auto"/>
-        <w:outlineLvl w:val="2"/>
-        <w:rPr>
-          <w:rFonts w:ascii="Courier New" w:eastAsia="Times New Roman" w:hAnsi="Courier New" w:cs="Courier New"/>
-          <w:sz w:val="20"/>
-          <w:szCs w:val="20"/>
-          <w:lang w:eastAsia="en-IN" w:bidi="hi-IN"/>
-        </w:rPr>
-      </w:pPr>
-      <w:r>
-        <w:rPr>
-          <w:rFonts w:ascii="Courier New" w:eastAsia="Times New Roman" w:hAnsi="Courier New" w:cs="Courier New"/>
-          <w:sz w:val="20"/>
-          <w:szCs w:val="20"/>
-          <w:lang w:eastAsia="en-IN" w:bidi="hi-IN"/>
-        </w:rPr>
-        <w:t xml:space="preserve">        {</w:t>
-      </w:r>
-    </w:p>
-    <w:p>
-      <w:pPr>
-        <w:spacing w:after="0" w:line="240" w:lineRule="auto"/>
-        <w:outlineLvl w:val="2"/>
-        <w:rPr>
-          <w:rFonts w:ascii="Courier New" w:eastAsia="Times New Roman" w:hAnsi="Courier New" w:cs="Courier New"/>
-          <w:sz w:val="20"/>
-          <w:szCs w:val="20"/>
-          <w:lang w:eastAsia="en-IN" w:bidi="hi-IN"/>
-        </w:rPr>
-      </w:pPr>
-      <w:r>
-        <w:rPr>
-          <w:rFonts w:ascii="Courier New" w:eastAsia="Times New Roman" w:hAnsi="Courier New" w:cs="Courier New"/>
-          <w:sz w:val="20"/>
-          <w:szCs w:val="20"/>
-          <w:lang w:eastAsia="en-IN" w:bidi="hi-IN"/>
-        </w:rPr>
-        <w:t xml:space="preserve">          "</w:t>
-      </w:r>
-      <w:proofErr w:type="spellStart"/>
-      <w:r>
-        <w:rPr>
-          <w:rFonts w:ascii="Courier New" w:eastAsia="Times New Roman" w:hAnsi="Courier New" w:cs="Courier New"/>
-          <w:sz w:val="20"/>
-          <w:szCs w:val="20"/>
-          <w:lang w:eastAsia="en-IN" w:bidi="hi-IN"/>
-        </w:rPr>
-        <w:t>fromDay</w:t>
-      </w:r>
-      <w:proofErr w:type="spellEnd"/>
-      <w:r>
-        <w:rPr>
-          <w:rFonts w:ascii="Courier New" w:eastAsia="Times New Roman" w:hAnsi="Courier New" w:cs="Courier New"/>
-          <w:sz w:val="20"/>
-          <w:szCs w:val="20"/>
-          <w:lang w:eastAsia="en-IN" w:bidi="hi-IN"/>
-        </w:rPr>
-        <w:t>": "number",</w:t>
-      </w:r>
-    </w:p>
-    <w:p>
-      <w:pPr>
-        <w:spacing w:after="0" w:line="240" w:lineRule="auto"/>
-        <w:outlineLvl w:val="2"/>
-        <w:rPr>
-          <w:rFonts w:ascii="Courier New" w:eastAsia="Times New Roman" w:hAnsi="Courier New" w:cs="Courier New"/>
-          <w:sz w:val="20"/>
-          <w:szCs w:val="20"/>
-          <w:lang w:eastAsia="en-IN" w:bidi="hi-IN"/>
-        </w:rPr>
-      </w:pPr>
-      <w:r>
-        <w:rPr>
-          <w:rFonts w:ascii="Courier New" w:eastAsia="Times New Roman" w:hAnsi="Courier New" w:cs="Courier New"/>
-          <w:sz w:val="20"/>
-          <w:szCs w:val="20"/>
-          <w:lang w:eastAsia="en-IN" w:bidi="hi-IN"/>
-        </w:rPr>
-        <w:t xml:space="preserve">          "</w:t>
-      </w:r>
-      <w:proofErr w:type="spellStart"/>
-      <w:r>
-        <w:rPr>
-          <w:rFonts w:ascii="Courier New" w:eastAsia="Times New Roman" w:hAnsi="Courier New" w:cs="Courier New"/>
-          <w:sz w:val="20"/>
-          <w:szCs w:val="20"/>
-          <w:lang w:eastAsia="en-IN" w:bidi="hi-IN"/>
-        </w:rPr>
-        <w:t>toDay</w:t>
-      </w:r>
-      <w:proofErr w:type="spellEnd"/>
-      <w:r>
-        <w:rPr>
-          <w:rFonts w:ascii="Courier New" w:eastAsia="Times New Roman" w:hAnsi="Courier New" w:cs="Courier New"/>
-          <w:sz w:val="20"/>
-          <w:szCs w:val="20"/>
-          <w:lang w:eastAsia="en-IN" w:bidi="hi-IN"/>
-        </w:rPr>
-        <w:t>": "number",</w:t>
-      </w:r>
-    </w:p>
-    <w:p>
-      <w:pPr>
-        <w:spacing w:after="0" w:line="240" w:lineRule="auto"/>
-        <w:outlineLvl w:val="2"/>
-        <w:rPr>
-          <w:rFonts w:ascii="Courier New" w:eastAsia="Times New Roman" w:hAnsi="Courier New" w:cs="Courier New"/>
-          <w:sz w:val="20"/>
-          <w:szCs w:val="20"/>
-          <w:lang w:eastAsia="en-IN" w:bidi="hi-IN"/>
-        </w:rPr>
-      </w:pPr>
-      <w:r>
-        <w:rPr>
-          <w:rFonts w:ascii="Courier New" w:eastAsia="Times New Roman" w:hAnsi="Courier New" w:cs="Courier New"/>
-          <w:sz w:val="20"/>
-          <w:szCs w:val="20"/>
-          <w:lang w:eastAsia="en-IN" w:bidi="hi-IN"/>
-        </w:rPr>
-        <w:t xml:space="preserve">          "</w:t>
-      </w:r>
-      <w:proofErr w:type="spellStart"/>
-      <w:r>
-        <w:rPr>
-          <w:rFonts w:ascii="Courier New" w:eastAsia="Times New Roman" w:hAnsi="Courier New" w:cs="Courier New"/>
-          <w:sz w:val="20"/>
-          <w:szCs w:val="20"/>
-          <w:lang w:eastAsia="en-IN" w:bidi="hi-IN"/>
-        </w:rPr>
-        <w:t>penaltyPercentage</w:t>
-      </w:r>
-      <w:proofErr w:type="spellEnd"/>
-      <w:r>
-        <w:rPr>
-          <w:rFonts w:ascii="Courier New" w:eastAsia="Times New Roman" w:hAnsi="Courier New" w:cs="Courier New"/>
-          <w:sz w:val="20"/>
-          <w:szCs w:val="20"/>
-          <w:lang w:eastAsia="en-IN" w:bidi="hi-IN"/>
-        </w:rPr>
-        <w:t>": "number"</w:t>
-      </w:r>
-    </w:p>
-    <w:p>
-      <w:pPr>
-        <w:spacing w:after="0" w:line="240" w:lineRule="auto"/>
-        <w:outlineLvl w:val="2"/>
-        <w:rPr>
-          <w:rFonts w:ascii="Courier New" w:eastAsia="Times New Roman" w:hAnsi="Courier New" w:cs="Courier New"/>
-          <w:sz w:val="20"/>
-          <w:szCs w:val="20"/>
-          <w:lang w:eastAsia="en-IN" w:bidi="hi-IN"/>
-        </w:rPr>
-      </w:pPr>
-      <w:r>
-        <w:rPr>
-          <w:rFonts w:ascii="Courier New" w:eastAsia="Times New Roman" w:hAnsi="Courier New" w:cs="Courier New"/>
-          <w:sz w:val="20"/>
-          <w:szCs w:val="20"/>
-          <w:lang w:eastAsia="en-IN" w:bidi="hi-IN"/>
-        </w:rPr>
-        <w:t xml:space="preserve">        }</w:t>
-      </w:r>
-    </w:p>
-    <w:p>
-      <w:pPr>
-        <w:spacing w:after="0" w:line="240" w:lineRule="auto"/>
-        <w:outlineLvl w:val="2"/>
-        <w:rPr>
-          <w:rFonts w:ascii="Courier New" w:eastAsia="Times New Roman" w:hAnsi="Courier New" w:cs="Courier New"/>
-          <w:sz w:val="20"/>
-          <w:szCs w:val="20"/>
-          <w:lang w:eastAsia="en-IN" w:bidi="hi-IN"/>
-        </w:rPr>
-      </w:pPr>
-      <w:r>
-        <w:rPr>
-          <w:rFonts w:ascii="Courier New" w:eastAsia="Times New Roman" w:hAnsi="Courier New" w:cs="Courier New"/>
-          <w:sz w:val="20"/>
-          <w:szCs w:val="20"/>
-          <w:lang w:eastAsia="en-IN" w:bidi="hi-IN"/>
-        </w:rPr>
-        <w:t xml:space="preserve">      ]</w:t>
-      </w:r>
-    </w:p>
-    <w:p>
-      <w:pPr>
-        <w:spacing w:after="0" w:line="240" w:lineRule="auto"/>
-        <w:outlineLvl w:val="2"/>
-        <w:rPr>
-          <w:rFonts w:ascii="Courier New" w:eastAsia="Times New Roman" w:hAnsi="Courier New" w:cs="Courier New"/>
-          <w:sz w:val="20"/>
-          <w:szCs w:val="20"/>
-          <w:lang w:eastAsia="en-IN" w:bidi="hi-IN"/>
-        </w:rPr>
-      </w:pPr>
-      <w:r>
-        <w:rPr>
-          <w:rFonts w:ascii="Courier New" w:eastAsia="Times New Roman" w:hAnsi="Courier New" w:cs="Courier New"/>
-          <w:sz w:val="20"/>
-          <w:szCs w:val="20"/>
-          <w:lang w:eastAsia="en-IN" w:bidi="hi-IN"/>
-        </w:rPr>
-        <w:t xml:space="preserve">    }</w:t>
-      </w:r>
-    </w:p>
-    <w:p>
-      <w:pPr>
-        <w:spacing w:after="0" w:line="240" w:lineRule="auto"/>
-        <w:outlineLvl w:val="2"/>
-        <w:rPr>
-          <w:rFonts w:ascii="Courier New" w:eastAsia="Times New Roman" w:hAnsi="Courier New" w:cs="Courier New"/>
-          <w:sz w:val="20"/>
-          <w:szCs w:val="20"/>
-          <w:lang w:eastAsia="en-IN" w:bidi="hi-IN"/>
-        </w:rPr>
-      </w:pPr>
-      <w:r>
-        <w:rPr>
-          <w:rFonts w:ascii="Courier New" w:eastAsia="Times New Roman" w:hAnsi="Courier New" w:cs="Courier New"/>
-          <w:sz w:val="20"/>
-          <w:szCs w:val="20"/>
-          <w:lang w:eastAsia="en-IN" w:bidi="hi-IN"/>
-        </w:rPr>
-        <w:t xml:space="preserve">  ],</w:t>
-      </w:r>
-    </w:p>
-    <w:p>
-      <w:pPr>
-        <w:spacing w:after="0" w:line="240" w:lineRule="auto"/>
-        <w:outlineLvl w:val="2"/>
-        <w:rPr>
-          <w:rFonts w:ascii="Courier New" w:eastAsia="Times New Roman" w:hAnsi="Courier New" w:cs="Courier New"/>
-          <w:sz w:val="20"/>
-          <w:szCs w:val="20"/>
-          <w:lang w:eastAsia="en-IN" w:bidi="hi-IN"/>
-        </w:rPr>
-      </w:pPr>
-      <w:r>
-        <w:rPr>
-          <w:rFonts w:ascii="Courier New" w:eastAsia="Times New Roman" w:hAnsi="Courier New" w:cs="Courier New"/>
-          <w:sz w:val="20"/>
-          <w:szCs w:val="20"/>
-          <w:lang w:eastAsia="en-IN" w:bidi="hi-IN"/>
-        </w:rPr>
-        <w:t xml:space="preserve">  "</w:t>
-      </w:r>
-      <w:proofErr w:type="spellStart"/>
-      <w:r>
-        <w:rPr>
-          <w:rFonts w:ascii="Courier New" w:eastAsia="Times New Roman" w:hAnsi="Courier New" w:cs="Courier New"/>
-          <w:sz w:val="20"/>
-          <w:szCs w:val="20"/>
-          <w:lang w:eastAsia="en-IN" w:bidi="hi-IN"/>
-        </w:rPr>
-        <w:t>effectiveFrom</w:t>
-      </w:r>
-      <w:proofErr w:type="spellEnd"/>
-      <w:r>
-        <w:rPr>
-          <w:rFonts w:ascii="Courier New" w:eastAsia="Times New Roman" w:hAnsi="Courier New" w:cs="Courier New"/>
-          <w:sz w:val="20"/>
-          <w:szCs w:val="20"/>
-          <w:lang w:eastAsia="en-IN" w:bidi="hi-IN"/>
-        </w:rPr>
-        <w:t xml:space="preserve">": </w:t>
-      </w:r>
-      <w:proofErr w:type="spellStart"/>
-      <w:r>
-        <w:rPr>
-          <w:rFonts w:ascii="Courier New" w:eastAsia="Times New Roman" w:hAnsi="Courier New" w:cs="Courier New"/>
-          <w:sz w:val="20"/>
-          <w:szCs w:val="20"/>
-          <w:lang w:eastAsia="en-IN" w:bidi="hi-IN"/>
-        </w:rPr>
-        <w:t>ISODate</w:t>
-      </w:r>
-      <w:proofErr w:type="spellEnd"/>
-    </w:p>
-    <w:p>
-      <w:pPr>
-        <w:spacing w:after="0" w:line="240" w:lineRule="auto"/>
-        <w:outlineLvl w:val="2"/>
-        <w:rPr>
-          <w:rFonts w:ascii="Courier New" w:eastAsia="Times New Roman" w:hAnsi="Courier New" w:cs="Courier New"/>
+    </w:p>
+    <w:p>
+      <w:pPr>
+        <w:spacing w:after="0" w:line="240" w:lineRule="auto"/>
+        <w:rPr>
+          <w:rFonts w:ascii="Times New Roman" w:eastAsia="Times New Roman" w:hAnsi="Times New Roman" w:cs="Times New Roman"/>
           <w:sz w:val="20"/>
           <w:szCs w:val="20"/>
           <w:lang w:eastAsia="en-IN" w:bidi="hi-IN"/>
@@ -17238,2654 +19864,6 @@
     <w:p>
       <w:pPr>
         <w:spacing w:after="0" w:line="240" w:lineRule="auto"/>
-        <w:outlineLvl w:val="2"/>
-        <w:rPr>
-          <w:rFonts w:ascii="Courier New" w:eastAsia="Times New Roman" w:hAnsi="Courier New" w:cs="Courier New"/>
-          <w:sz w:val="20"/>
-          <w:szCs w:val="20"/>
-          <w:lang w:eastAsia="en-IN" w:bidi="hi-IN"/>
-        </w:rPr>
-      </w:pPr>
-    </w:p>
-    <w:p>
-      <w:pPr>
-        <w:spacing w:after="0" w:line="240" w:lineRule="auto"/>
-        <w:outlineLvl w:val="2"/>
-        <w:rPr>
-          <w:rFonts w:ascii="Times New Roman" w:eastAsia="Times New Roman" w:hAnsi="Times New Roman" w:cs="Times New Roman"/>
-          <w:b/>
-          <w:bCs/>
-          <w:sz w:val="28"/>
-          <w:szCs w:val="28"/>
-          <w:lang w:eastAsia="en-IN" w:bidi="hi-IN"/>
-        </w:rPr>
-      </w:pPr>
-      <w:r>
-        <w:rPr>
-          <w:rFonts w:ascii="Times New Roman" w:eastAsia="Times New Roman" w:hAnsi="Times New Roman" w:cs="Times New Roman"/>
-          <w:b/>
-          <w:bCs/>
-          <w:sz w:val="28"/>
-          <w:szCs w:val="28"/>
-          <w:lang w:eastAsia="en-IN" w:bidi="hi-IN"/>
-        </w:rPr>
-        <w:t>Bills &amp; Payments</w:t>
-      </w:r>
-      <w:r>
-        <w:rPr>
-          <w:rFonts w:ascii="Times New Roman" w:eastAsia="Times New Roman" w:hAnsi="Times New Roman" w:cs="Times New Roman"/>
-          <w:b/>
-          <w:bCs/>
-          <w:sz w:val="28"/>
-          <w:szCs w:val="28"/>
-          <w:lang w:eastAsia="en-IN" w:bidi="hi-IN"/>
-        </w:rPr>
-        <w:t xml:space="preserve"> DB</w:t>
-      </w:r>
-    </w:p>
-    <w:p>
-      <w:pPr>
-        <w:spacing w:after="0" w:line="240" w:lineRule="auto"/>
-        <w:outlineLvl w:val="2"/>
-        <w:rPr>
-          <w:rFonts w:ascii="Times New Roman" w:eastAsia="Times New Roman" w:hAnsi="Times New Roman" w:cs="Times New Roman"/>
-          <w:b/>
-          <w:bCs/>
-          <w:sz w:val="27"/>
-          <w:szCs w:val="27"/>
-          <w:lang w:eastAsia="en-IN" w:bidi="hi-IN"/>
-        </w:rPr>
-      </w:pPr>
-      <w:r>
-        <w:rPr>
-          <w:rFonts w:ascii="Times New Roman" w:eastAsia="Times New Roman" w:hAnsi="Times New Roman" w:cs="Times New Roman"/>
-          <w:b/>
-          <w:bCs/>
-          <w:sz w:val="27"/>
-          <w:szCs w:val="27"/>
-          <w:lang w:eastAsia="en-IN" w:bidi="hi-IN"/>
-        </w:rPr>
-        <w:t>Bill</w:t>
-      </w:r>
-      <w:r>
-        <w:rPr>
-          <w:rFonts w:ascii="Times New Roman" w:eastAsia="Times New Roman" w:hAnsi="Times New Roman" w:cs="Times New Roman"/>
-          <w:b/>
-          <w:bCs/>
-          <w:sz w:val="27"/>
-          <w:szCs w:val="27"/>
-          <w:lang w:eastAsia="en-IN" w:bidi="hi-IN"/>
-        </w:rPr>
-        <w:t xml:space="preserve"> Document</w:t>
-      </w:r>
-    </w:p>
-    <w:p>
-      <w:pPr>
-        <w:spacing w:after="0" w:line="240" w:lineRule="auto"/>
-        <w:outlineLvl w:val="2"/>
-        <w:rPr>
-          <w:rFonts w:ascii="Courier New" w:eastAsia="Times New Roman" w:hAnsi="Courier New" w:cs="Courier New"/>
-          <w:sz w:val="20"/>
-          <w:szCs w:val="20"/>
-          <w:lang w:eastAsia="en-IN" w:bidi="hi-IN"/>
-        </w:rPr>
-      </w:pPr>
-      <w:r>
-        <w:rPr>
-          <w:rFonts w:ascii="Courier New" w:eastAsia="Times New Roman" w:hAnsi="Courier New" w:cs="Courier New"/>
-          <w:sz w:val="20"/>
-          <w:szCs w:val="20"/>
-          <w:lang w:eastAsia="en-IN" w:bidi="hi-IN"/>
-        </w:rPr>
-        <w:t>{</w:t>
-      </w:r>
-    </w:p>
-    <w:p>
-      <w:pPr>
-        <w:spacing w:after="0" w:line="240" w:lineRule="auto"/>
-        <w:outlineLvl w:val="2"/>
-        <w:rPr>
-          <w:rFonts w:ascii="Courier New" w:eastAsia="Times New Roman" w:hAnsi="Courier New" w:cs="Courier New"/>
-          <w:sz w:val="20"/>
-          <w:szCs w:val="20"/>
-          <w:lang w:eastAsia="en-IN" w:bidi="hi-IN"/>
-        </w:rPr>
-      </w:pPr>
-      <w:r>
-        <w:rPr>
-          <w:rFonts w:ascii="Courier New" w:eastAsia="Times New Roman" w:hAnsi="Courier New" w:cs="Courier New"/>
-          <w:sz w:val="20"/>
-          <w:szCs w:val="20"/>
-          <w:lang w:eastAsia="en-IN" w:bidi="hi-IN"/>
-        </w:rPr>
-        <w:t xml:space="preserve">  "_id": </w:t>
-      </w:r>
-      <w:proofErr w:type="spellStart"/>
-      <w:r>
-        <w:rPr>
-          <w:rFonts w:ascii="Courier New" w:eastAsia="Times New Roman" w:hAnsi="Courier New" w:cs="Courier New"/>
-          <w:sz w:val="20"/>
-          <w:szCs w:val="20"/>
-          <w:lang w:eastAsia="en-IN" w:bidi="hi-IN"/>
-        </w:rPr>
-        <w:t>ObjectId</w:t>
-      </w:r>
-      <w:proofErr w:type="spellEnd"/>
-      <w:r>
-        <w:rPr>
-          <w:rFonts w:ascii="Courier New" w:eastAsia="Times New Roman" w:hAnsi="Courier New" w:cs="Courier New"/>
-          <w:sz w:val="20"/>
-          <w:szCs w:val="20"/>
-          <w:lang w:eastAsia="en-IN" w:bidi="hi-IN"/>
-        </w:rPr>
-        <w:t>,</w:t>
-      </w:r>
-    </w:p>
-    <w:p>
-      <w:pPr>
-        <w:spacing w:after="0" w:line="240" w:lineRule="auto"/>
-        <w:outlineLvl w:val="2"/>
-        <w:rPr>
-          <w:rFonts w:ascii="Courier New" w:eastAsia="Times New Roman" w:hAnsi="Courier New" w:cs="Courier New"/>
-          <w:sz w:val="20"/>
-          <w:szCs w:val="20"/>
-          <w:lang w:eastAsia="en-IN" w:bidi="hi-IN"/>
-        </w:rPr>
-      </w:pPr>
-      <w:r>
-        <w:rPr>
-          <w:rFonts w:ascii="Courier New" w:eastAsia="Times New Roman" w:hAnsi="Courier New" w:cs="Courier New"/>
-          <w:sz w:val="20"/>
-          <w:szCs w:val="20"/>
-          <w:lang w:eastAsia="en-IN" w:bidi="hi-IN"/>
-        </w:rPr>
-        <w:t xml:space="preserve">  "</w:t>
-      </w:r>
-      <w:proofErr w:type="spellStart"/>
-      <w:r>
-        <w:rPr>
-          <w:rFonts w:ascii="Courier New" w:eastAsia="Times New Roman" w:hAnsi="Courier New" w:cs="Courier New"/>
-          <w:sz w:val="20"/>
-          <w:szCs w:val="20"/>
-          <w:lang w:eastAsia="en-IN" w:bidi="hi-IN"/>
-        </w:rPr>
-        <w:t>consumerId</w:t>
-      </w:r>
-      <w:proofErr w:type="spellEnd"/>
-      <w:r>
-        <w:rPr>
-          <w:rFonts w:ascii="Courier New" w:eastAsia="Times New Roman" w:hAnsi="Courier New" w:cs="Courier New"/>
-          <w:sz w:val="20"/>
-          <w:szCs w:val="20"/>
-          <w:lang w:eastAsia="en-IN" w:bidi="hi-IN"/>
-        </w:rPr>
-        <w:t>": "</w:t>
-      </w:r>
-      <w:proofErr w:type="spellStart"/>
-      <w:r>
-        <w:rPr>
-          <w:rFonts w:ascii="Courier New" w:eastAsia="Times New Roman" w:hAnsi="Courier New" w:cs="Courier New"/>
-          <w:sz w:val="20"/>
-          <w:szCs w:val="20"/>
-          <w:lang w:eastAsia="en-IN" w:bidi="hi-IN"/>
-        </w:rPr>
-        <w:t>ObjectId</w:t>
-      </w:r>
-      <w:proofErr w:type="spellEnd"/>
-      <w:r>
-        <w:rPr>
-          <w:rFonts w:ascii="Courier New" w:eastAsia="Times New Roman" w:hAnsi="Courier New" w:cs="Courier New"/>
-          <w:sz w:val="20"/>
-          <w:szCs w:val="20"/>
-          <w:lang w:eastAsia="en-IN" w:bidi="hi-IN"/>
-        </w:rPr>
-        <w:t>",</w:t>
-      </w:r>
-    </w:p>
-    <w:p>
-      <w:pPr>
-        <w:spacing w:after="0" w:line="240" w:lineRule="auto"/>
-        <w:outlineLvl w:val="2"/>
-        <w:rPr>
-          <w:rFonts w:ascii="Courier New" w:eastAsia="Times New Roman" w:hAnsi="Courier New" w:cs="Courier New"/>
-          <w:sz w:val="20"/>
-          <w:szCs w:val="20"/>
-          <w:lang w:eastAsia="en-IN" w:bidi="hi-IN"/>
-        </w:rPr>
-      </w:pPr>
-      <w:r>
-        <w:rPr>
-          <w:rFonts w:ascii="Courier New" w:eastAsia="Times New Roman" w:hAnsi="Courier New" w:cs="Courier New"/>
-          <w:sz w:val="20"/>
-          <w:szCs w:val="20"/>
-          <w:lang w:eastAsia="en-IN" w:bidi="hi-IN"/>
-        </w:rPr>
-        <w:t xml:space="preserve">  "</w:t>
-      </w:r>
-      <w:proofErr w:type="spellStart"/>
-      <w:r>
-        <w:rPr>
-          <w:rFonts w:ascii="Courier New" w:eastAsia="Times New Roman" w:hAnsi="Courier New" w:cs="Courier New"/>
-          <w:sz w:val="20"/>
-          <w:szCs w:val="20"/>
-          <w:lang w:eastAsia="en-IN" w:bidi="hi-IN"/>
-        </w:rPr>
-        <w:t>meterNumber</w:t>
-      </w:r>
-      <w:proofErr w:type="spellEnd"/>
-      <w:r>
-        <w:rPr>
-          <w:rFonts w:ascii="Courier New" w:eastAsia="Times New Roman" w:hAnsi="Courier New" w:cs="Courier New"/>
-          <w:sz w:val="20"/>
-          <w:szCs w:val="20"/>
-          <w:lang w:eastAsia="en-IN" w:bidi="hi-IN"/>
-        </w:rPr>
-        <w:t>": "string",</w:t>
-      </w:r>
-    </w:p>
-    <w:p>
-      <w:pPr>
-        <w:spacing w:after="0" w:line="240" w:lineRule="auto"/>
-        <w:outlineLvl w:val="2"/>
-        <w:rPr>
-          <w:rFonts w:ascii="Courier New" w:eastAsia="Times New Roman" w:hAnsi="Courier New" w:cs="Courier New"/>
-          <w:sz w:val="20"/>
-          <w:szCs w:val="20"/>
-          <w:lang w:eastAsia="en-IN" w:bidi="hi-IN"/>
-        </w:rPr>
-      </w:pPr>
-      <w:r>
-        <w:rPr>
-          <w:rFonts w:ascii="Courier New" w:eastAsia="Times New Roman" w:hAnsi="Courier New" w:cs="Courier New"/>
-          <w:sz w:val="20"/>
-          <w:szCs w:val="20"/>
-          <w:lang w:eastAsia="en-IN" w:bidi="hi-IN"/>
-        </w:rPr>
-        <w:t xml:space="preserve">  "</w:t>
-      </w:r>
-      <w:proofErr w:type="spellStart"/>
-      <w:r>
-        <w:rPr>
-          <w:rFonts w:ascii="Courier New" w:eastAsia="Times New Roman" w:hAnsi="Courier New" w:cs="Courier New"/>
-          <w:sz w:val="20"/>
-          <w:szCs w:val="20"/>
-          <w:lang w:eastAsia="en-IN" w:bidi="hi-IN"/>
-        </w:rPr>
-        <w:t>utilityType</w:t>
-      </w:r>
-      <w:proofErr w:type="spellEnd"/>
-      <w:r>
-        <w:rPr>
-          <w:rFonts w:ascii="Courier New" w:eastAsia="Times New Roman" w:hAnsi="Courier New" w:cs="Courier New"/>
-          <w:sz w:val="20"/>
-          <w:szCs w:val="20"/>
-          <w:lang w:eastAsia="en-IN" w:bidi="hi-IN"/>
-        </w:rPr>
-        <w:t>": "ELECTRICITY | GAS | WATER",</w:t>
-      </w:r>
-    </w:p>
-    <w:p>
-      <w:pPr>
-        <w:spacing w:after="0" w:line="240" w:lineRule="auto"/>
-        <w:outlineLvl w:val="2"/>
-        <w:rPr>
-          <w:rFonts w:ascii="Courier New" w:eastAsia="Times New Roman" w:hAnsi="Courier New" w:cs="Courier New"/>
-          <w:sz w:val="20"/>
-          <w:szCs w:val="20"/>
-          <w:lang w:eastAsia="en-IN" w:bidi="hi-IN"/>
-        </w:rPr>
-      </w:pPr>
-      <w:r>
-        <w:rPr>
-          <w:rFonts w:ascii="Courier New" w:eastAsia="Times New Roman" w:hAnsi="Courier New" w:cs="Courier New"/>
-          <w:sz w:val="20"/>
-          <w:szCs w:val="20"/>
-          <w:lang w:eastAsia="en-IN" w:bidi="hi-IN"/>
-        </w:rPr>
-        <w:t xml:space="preserve">  "</w:t>
-      </w:r>
-      <w:proofErr w:type="spellStart"/>
-      <w:r>
-        <w:rPr>
-          <w:rFonts w:ascii="Courier New" w:eastAsia="Times New Roman" w:hAnsi="Courier New" w:cs="Courier New"/>
-          <w:sz w:val="20"/>
-          <w:szCs w:val="20"/>
-          <w:lang w:eastAsia="en-IN" w:bidi="hi-IN"/>
-        </w:rPr>
-        <w:t>tariffPlan</w:t>
-      </w:r>
-      <w:proofErr w:type="spellEnd"/>
-      <w:r>
-        <w:rPr>
-          <w:rFonts w:ascii="Courier New" w:eastAsia="Times New Roman" w:hAnsi="Courier New" w:cs="Courier New"/>
-          <w:sz w:val="20"/>
-          <w:szCs w:val="20"/>
-          <w:lang w:eastAsia="en-IN" w:bidi="hi-IN"/>
-        </w:rPr>
-        <w:t>": "DOMESTIC | COMMERCIAL",</w:t>
-      </w:r>
-    </w:p>
-    <w:p>
-      <w:pPr>
-        <w:spacing w:after="0" w:line="240" w:lineRule="auto"/>
-        <w:outlineLvl w:val="2"/>
-        <w:rPr>
-          <w:rFonts w:ascii="Courier New" w:eastAsia="Times New Roman" w:hAnsi="Courier New" w:cs="Courier New"/>
-          <w:sz w:val="20"/>
-          <w:szCs w:val="20"/>
-          <w:lang w:eastAsia="en-IN" w:bidi="hi-IN"/>
-        </w:rPr>
-      </w:pPr>
-      <w:r>
-        <w:rPr>
-          <w:rFonts w:ascii="Courier New" w:eastAsia="Times New Roman" w:hAnsi="Courier New" w:cs="Courier New"/>
-          <w:sz w:val="20"/>
-          <w:szCs w:val="20"/>
-          <w:lang w:eastAsia="en-IN" w:bidi="hi-IN"/>
-        </w:rPr>
-        <w:t xml:space="preserve">  "</w:t>
-      </w:r>
-      <w:proofErr w:type="spellStart"/>
-      <w:r>
-        <w:rPr>
-          <w:rFonts w:ascii="Courier New" w:eastAsia="Times New Roman" w:hAnsi="Courier New" w:cs="Courier New"/>
-          <w:sz w:val="20"/>
-          <w:szCs w:val="20"/>
-          <w:lang w:eastAsia="en-IN" w:bidi="hi-IN"/>
-        </w:rPr>
-        <w:t>previousReading</w:t>
-      </w:r>
-      <w:proofErr w:type="spellEnd"/>
-      <w:r>
-        <w:rPr>
-          <w:rFonts w:ascii="Courier New" w:eastAsia="Times New Roman" w:hAnsi="Courier New" w:cs="Courier New"/>
-          <w:sz w:val="20"/>
-          <w:szCs w:val="20"/>
-          <w:lang w:eastAsia="en-IN" w:bidi="hi-IN"/>
-        </w:rPr>
-        <w:t>": "number",</w:t>
-      </w:r>
-    </w:p>
-    <w:p>
-      <w:pPr>
-        <w:spacing w:after="0" w:line="240" w:lineRule="auto"/>
-        <w:outlineLvl w:val="2"/>
-        <w:rPr>
-          <w:rFonts w:ascii="Courier New" w:eastAsia="Times New Roman" w:hAnsi="Courier New" w:cs="Courier New"/>
-          <w:sz w:val="20"/>
-          <w:szCs w:val="20"/>
-          <w:lang w:eastAsia="en-IN" w:bidi="hi-IN"/>
-        </w:rPr>
-      </w:pPr>
-      <w:r>
-        <w:rPr>
-          <w:rFonts w:ascii="Courier New" w:eastAsia="Times New Roman" w:hAnsi="Courier New" w:cs="Courier New"/>
-          <w:sz w:val="20"/>
-          <w:szCs w:val="20"/>
-          <w:lang w:eastAsia="en-IN" w:bidi="hi-IN"/>
-        </w:rPr>
-        <w:t xml:space="preserve">  "</w:t>
-      </w:r>
-      <w:proofErr w:type="spellStart"/>
-      <w:r>
-        <w:rPr>
-          <w:rFonts w:ascii="Courier New" w:eastAsia="Times New Roman" w:hAnsi="Courier New" w:cs="Courier New"/>
-          <w:sz w:val="20"/>
-          <w:szCs w:val="20"/>
-          <w:lang w:eastAsia="en-IN" w:bidi="hi-IN"/>
-        </w:rPr>
-        <w:t>currentReading</w:t>
-      </w:r>
-      <w:proofErr w:type="spellEnd"/>
-      <w:r>
-        <w:rPr>
-          <w:rFonts w:ascii="Courier New" w:eastAsia="Times New Roman" w:hAnsi="Courier New" w:cs="Courier New"/>
-          <w:sz w:val="20"/>
-          <w:szCs w:val="20"/>
-          <w:lang w:eastAsia="en-IN" w:bidi="hi-IN"/>
-        </w:rPr>
-        <w:t>": "number",</w:t>
-      </w:r>
-    </w:p>
-    <w:p>
-      <w:pPr>
-        <w:spacing w:after="0" w:line="240" w:lineRule="auto"/>
-        <w:outlineLvl w:val="2"/>
-        <w:rPr>
-          <w:rFonts w:ascii="Courier New" w:eastAsia="Times New Roman" w:hAnsi="Courier New" w:cs="Courier New"/>
-          <w:sz w:val="20"/>
-          <w:szCs w:val="20"/>
-          <w:lang w:eastAsia="en-IN" w:bidi="hi-IN"/>
-        </w:rPr>
-      </w:pPr>
-      <w:r>
-        <w:rPr>
-          <w:rFonts w:ascii="Courier New" w:eastAsia="Times New Roman" w:hAnsi="Courier New" w:cs="Courier New"/>
-          <w:sz w:val="20"/>
-          <w:szCs w:val="20"/>
-          <w:lang w:eastAsia="en-IN" w:bidi="hi-IN"/>
-        </w:rPr>
-        <w:t xml:space="preserve">  "</w:t>
-      </w:r>
-      <w:proofErr w:type="spellStart"/>
-      <w:r>
-        <w:rPr>
-          <w:rFonts w:ascii="Courier New" w:eastAsia="Times New Roman" w:hAnsi="Courier New" w:cs="Courier New"/>
-          <w:sz w:val="20"/>
-          <w:szCs w:val="20"/>
-          <w:lang w:eastAsia="en-IN" w:bidi="hi-IN"/>
-        </w:rPr>
-        <w:t>unitsConsumed</w:t>
-      </w:r>
-      <w:proofErr w:type="spellEnd"/>
-      <w:r>
-        <w:rPr>
-          <w:rFonts w:ascii="Courier New" w:eastAsia="Times New Roman" w:hAnsi="Courier New" w:cs="Courier New"/>
-          <w:sz w:val="20"/>
-          <w:szCs w:val="20"/>
-          <w:lang w:eastAsia="en-IN" w:bidi="hi-IN"/>
-        </w:rPr>
-        <w:t>": "number",</w:t>
-      </w:r>
-    </w:p>
-    <w:p>
-      <w:pPr>
-        <w:spacing w:after="0" w:line="240" w:lineRule="auto"/>
-        <w:outlineLvl w:val="2"/>
-        <w:rPr>
-          <w:rFonts w:ascii="Courier New" w:eastAsia="Times New Roman" w:hAnsi="Courier New" w:cs="Courier New"/>
-          <w:sz w:val="20"/>
-          <w:szCs w:val="20"/>
-          <w:lang w:eastAsia="en-IN" w:bidi="hi-IN"/>
-        </w:rPr>
-      </w:pPr>
-      <w:r>
-        <w:rPr>
-          <w:rFonts w:ascii="Courier New" w:eastAsia="Times New Roman" w:hAnsi="Courier New" w:cs="Courier New"/>
-          <w:sz w:val="20"/>
-          <w:szCs w:val="20"/>
-          <w:lang w:eastAsia="en-IN" w:bidi="hi-IN"/>
-        </w:rPr>
-        <w:t xml:space="preserve">  "</w:t>
-      </w:r>
-      <w:proofErr w:type="spellStart"/>
-      <w:r>
-        <w:rPr>
-          <w:rFonts w:ascii="Courier New" w:eastAsia="Times New Roman" w:hAnsi="Courier New" w:cs="Courier New"/>
-          <w:sz w:val="20"/>
-          <w:szCs w:val="20"/>
-          <w:lang w:eastAsia="en-IN" w:bidi="hi-IN"/>
-        </w:rPr>
-        <w:t>energyCharge</w:t>
-      </w:r>
-      <w:proofErr w:type="spellEnd"/>
-      <w:r>
-        <w:rPr>
-          <w:rFonts w:ascii="Courier New" w:eastAsia="Times New Roman" w:hAnsi="Courier New" w:cs="Courier New"/>
-          <w:sz w:val="20"/>
-          <w:szCs w:val="20"/>
-          <w:lang w:eastAsia="en-IN" w:bidi="hi-IN"/>
-        </w:rPr>
-        <w:t>": "number",</w:t>
-      </w:r>
-    </w:p>
-    <w:p>
-      <w:pPr>
-        <w:spacing w:after="0" w:line="240" w:lineRule="auto"/>
-        <w:outlineLvl w:val="2"/>
-        <w:rPr>
-          <w:rFonts w:ascii="Courier New" w:eastAsia="Times New Roman" w:hAnsi="Courier New" w:cs="Courier New"/>
-          <w:sz w:val="20"/>
-          <w:szCs w:val="20"/>
-          <w:lang w:eastAsia="en-IN" w:bidi="hi-IN"/>
-        </w:rPr>
-      </w:pPr>
-      <w:r>
-        <w:rPr>
-          <w:rFonts w:ascii="Courier New" w:eastAsia="Times New Roman" w:hAnsi="Courier New" w:cs="Courier New"/>
-          <w:sz w:val="20"/>
-          <w:szCs w:val="20"/>
-          <w:lang w:eastAsia="en-IN" w:bidi="hi-IN"/>
-        </w:rPr>
-        <w:t xml:space="preserve">  "</w:t>
-      </w:r>
-      <w:proofErr w:type="spellStart"/>
-      <w:r>
-        <w:rPr>
-          <w:rFonts w:ascii="Courier New" w:eastAsia="Times New Roman" w:hAnsi="Courier New" w:cs="Courier New"/>
-          <w:sz w:val="20"/>
-          <w:szCs w:val="20"/>
-          <w:lang w:eastAsia="en-IN" w:bidi="hi-IN"/>
-        </w:rPr>
-        <w:t>fixedCharge</w:t>
-      </w:r>
-      <w:proofErr w:type="spellEnd"/>
-      <w:r>
-        <w:rPr>
-          <w:rFonts w:ascii="Courier New" w:eastAsia="Times New Roman" w:hAnsi="Courier New" w:cs="Courier New"/>
-          <w:sz w:val="20"/>
-          <w:szCs w:val="20"/>
-          <w:lang w:eastAsia="en-IN" w:bidi="hi-IN"/>
-        </w:rPr>
-        <w:t>": "number",</w:t>
-      </w:r>
-    </w:p>
-    <w:p>
-      <w:pPr>
-        <w:spacing w:after="0" w:line="240" w:lineRule="auto"/>
-        <w:outlineLvl w:val="2"/>
-        <w:rPr>
-          <w:rFonts w:ascii="Courier New" w:eastAsia="Times New Roman" w:hAnsi="Courier New" w:cs="Courier New"/>
-          <w:sz w:val="20"/>
-          <w:szCs w:val="20"/>
-          <w:lang w:eastAsia="en-IN" w:bidi="hi-IN"/>
-        </w:rPr>
-      </w:pPr>
-      <w:r>
-        <w:rPr>
-          <w:rFonts w:ascii="Courier New" w:eastAsia="Times New Roman" w:hAnsi="Courier New" w:cs="Courier New"/>
-          <w:sz w:val="20"/>
-          <w:szCs w:val="20"/>
-          <w:lang w:eastAsia="en-IN" w:bidi="hi-IN"/>
-        </w:rPr>
-        <w:t xml:space="preserve">  "</w:t>
-      </w:r>
-      <w:proofErr w:type="spellStart"/>
-      <w:r>
-        <w:rPr>
-          <w:rFonts w:ascii="Courier New" w:eastAsia="Times New Roman" w:hAnsi="Courier New" w:cs="Courier New"/>
-          <w:sz w:val="20"/>
-          <w:szCs w:val="20"/>
-          <w:lang w:eastAsia="en-IN" w:bidi="hi-IN"/>
-        </w:rPr>
-        <w:t>taxAmount</w:t>
-      </w:r>
-      <w:proofErr w:type="spellEnd"/>
-      <w:r>
-        <w:rPr>
-          <w:rFonts w:ascii="Courier New" w:eastAsia="Times New Roman" w:hAnsi="Courier New" w:cs="Courier New"/>
-          <w:sz w:val="20"/>
-          <w:szCs w:val="20"/>
-          <w:lang w:eastAsia="en-IN" w:bidi="hi-IN"/>
-        </w:rPr>
-        <w:t>": "number",</w:t>
-      </w:r>
-    </w:p>
-    <w:p>
-      <w:pPr>
-        <w:spacing w:after="0" w:line="240" w:lineRule="auto"/>
-        <w:outlineLvl w:val="2"/>
-        <w:rPr>
-          <w:rFonts w:ascii="Courier New" w:eastAsia="Times New Roman" w:hAnsi="Courier New" w:cs="Courier New"/>
-          <w:sz w:val="20"/>
-          <w:szCs w:val="20"/>
-          <w:lang w:eastAsia="en-IN" w:bidi="hi-IN"/>
-        </w:rPr>
-      </w:pPr>
-      <w:r>
-        <w:rPr>
-          <w:rFonts w:ascii="Courier New" w:eastAsia="Times New Roman" w:hAnsi="Courier New" w:cs="Courier New"/>
-          <w:sz w:val="20"/>
-          <w:szCs w:val="20"/>
-          <w:lang w:eastAsia="en-IN" w:bidi="hi-IN"/>
-        </w:rPr>
-        <w:t xml:space="preserve">  "</w:t>
-      </w:r>
-      <w:proofErr w:type="spellStart"/>
-      <w:r>
-        <w:rPr>
-          <w:rFonts w:ascii="Courier New" w:eastAsia="Times New Roman" w:hAnsi="Courier New" w:cs="Courier New"/>
-          <w:sz w:val="20"/>
-          <w:szCs w:val="20"/>
-          <w:lang w:eastAsia="en-IN" w:bidi="hi-IN"/>
-        </w:rPr>
-        <w:t>penaltyAmount</w:t>
-      </w:r>
-      <w:proofErr w:type="spellEnd"/>
-      <w:r>
-        <w:rPr>
-          <w:rFonts w:ascii="Courier New" w:eastAsia="Times New Roman" w:hAnsi="Courier New" w:cs="Courier New"/>
-          <w:sz w:val="20"/>
-          <w:szCs w:val="20"/>
-          <w:lang w:eastAsia="en-IN" w:bidi="hi-IN"/>
-        </w:rPr>
-        <w:t>": "number",</w:t>
-      </w:r>
-    </w:p>
-    <w:p>
-      <w:pPr>
-        <w:spacing w:after="0" w:line="240" w:lineRule="auto"/>
-        <w:outlineLvl w:val="2"/>
-        <w:rPr>
-          <w:rFonts w:ascii="Courier New" w:eastAsia="Times New Roman" w:hAnsi="Courier New" w:cs="Courier New"/>
-          <w:sz w:val="20"/>
-          <w:szCs w:val="20"/>
-          <w:lang w:eastAsia="en-IN" w:bidi="hi-IN"/>
-        </w:rPr>
-      </w:pPr>
-      <w:r>
-        <w:rPr>
-          <w:rFonts w:ascii="Courier New" w:eastAsia="Times New Roman" w:hAnsi="Courier New" w:cs="Courier New"/>
-          <w:sz w:val="20"/>
-          <w:szCs w:val="20"/>
-          <w:lang w:eastAsia="en-IN" w:bidi="hi-IN"/>
-        </w:rPr>
-        <w:t xml:space="preserve">  "</w:t>
-      </w:r>
-      <w:proofErr w:type="spellStart"/>
-      <w:r>
-        <w:rPr>
-          <w:rFonts w:ascii="Courier New" w:eastAsia="Times New Roman" w:hAnsi="Courier New" w:cs="Courier New"/>
-          <w:sz w:val="20"/>
-          <w:szCs w:val="20"/>
-          <w:lang w:eastAsia="en-IN" w:bidi="hi-IN"/>
-        </w:rPr>
-        <w:t>totalAmount</w:t>
-      </w:r>
-      <w:proofErr w:type="spellEnd"/>
-      <w:r>
-        <w:rPr>
-          <w:rFonts w:ascii="Courier New" w:eastAsia="Times New Roman" w:hAnsi="Courier New" w:cs="Courier New"/>
-          <w:sz w:val="20"/>
-          <w:szCs w:val="20"/>
-          <w:lang w:eastAsia="en-IN" w:bidi="hi-IN"/>
-        </w:rPr>
-        <w:t>": "number",</w:t>
-      </w:r>
-    </w:p>
-    <w:p>
-      <w:pPr>
-        <w:spacing w:after="0" w:line="240" w:lineRule="auto"/>
-        <w:outlineLvl w:val="2"/>
-        <w:rPr>
-          <w:rFonts w:ascii="Courier New" w:eastAsia="Times New Roman" w:hAnsi="Courier New" w:cs="Courier New"/>
-          <w:sz w:val="20"/>
-          <w:szCs w:val="20"/>
-          <w:lang w:eastAsia="en-IN" w:bidi="hi-IN"/>
-        </w:rPr>
-      </w:pPr>
-      <w:r>
-        <w:rPr>
-          <w:rFonts w:ascii="Courier New" w:eastAsia="Times New Roman" w:hAnsi="Courier New" w:cs="Courier New"/>
-          <w:sz w:val="20"/>
-          <w:szCs w:val="20"/>
-          <w:lang w:eastAsia="en-IN" w:bidi="hi-IN"/>
-        </w:rPr>
-        <w:t xml:space="preserve">  "status": "DUE | PAID | OVERDUE",</w:t>
-      </w:r>
-    </w:p>
-    <w:p>
-      <w:pPr>
-        <w:spacing w:after="0" w:line="240" w:lineRule="auto"/>
-        <w:outlineLvl w:val="2"/>
-        <w:rPr>
-          <w:rFonts w:ascii="Courier New" w:eastAsia="Times New Roman" w:hAnsi="Courier New" w:cs="Courier New"/>
-          <w:sz w:val="20"/>
-          <w:szCs w:val="20"/>
-          <w:lang w:eastAsia="en-IN" w:bidi="hi-IN"/>
-        </w:rPr>
-      </w:pPr>
-      <w:r>
-        <w:rPr>
-          <w:rFonts w:ascii="Courier New" w:eastAsia="Times New Roman" w:hAnsi="Courier New" w:cs="Courier New"/>
-          <w:sz w:val="20"/>
-          <w:szCs w:val="20"/>
-          <w:lang w:eastAsia="en-IN" w:bidi="hi-IN"/>
-        </w:rPr>
-        <w:lastRenderedPageBreak/>
-        <w:t xml:space="preserve">  "</w:t>
-      </w:r>
-      <w:proofErr w:type="spellStart"/>
-      <w:r>
-        <w:rPr>
-          <w:rFonts w:ascii="Courier New" w:eastAsia="Times New Roman" w:hAnsi="Courier New" w:cs="Courier New"/>
-          <w:sz w:val="20"/>
-          <w:szCs w:val="20"/>
-          <w:lang w:eastAsia="en-IN" w:bidi="hi-IN"/>
-        </w:rPr>
-        <w:t>generatedAt</w:t>
-      </w:r>
-      <w:proofErr w:type="spellEnd"/>
-      <w:r>
-        <w:rPr>
-          <w:rFonts w:ascii="Courier New" w:eastAsia="Times New Roman" w:hAnsi="Courier New" w:cs="Courier New"/>
-          <w:sz w:val="20"/>
-          <w:szCs w:val="20"/>
-          <w:lang w:eastAsia="en-IN" w:bidi="hi-IN"/>
-        </w:rPr>
-        <w:t xml:space="preserve">": </w:t>
-      </w:r>
-      <w:proofErr w:type="spellStart"/>
-      <w:r>
-        <w:rPr>
-          <w:rFonts w:ascii="Courier New" w:eastAsia="Times New Roman" w:hAnsi="Courier New" w:cs="Courier New"/>
-          <w:sz w:val="20"/>
-          <w:szCs w:val="20"/>
-          <w:lang w:eastAsia="en-IN" w:bidi="hi-IN"/>
-        </w:rPr>
-        <w:t>ISODate</w:t>
-      </w:r>
-      <w:proofErr w:type="spellEnd"/>
-      <w:r>
-        <w:rPr>
-          <w:rFonts w:ascii="Courier New" w:eastAsia="Times New Roman" w:hAnsi="Courier New" w:cs="Courier New"/>
-          <w:sz w:val="20"/>
-          <w:szCs w:val="20"/>
-          <w:lang w:eastAsia="en-IN" w:bidi="hi-IN"/>
-        </w:rPr>
-        <w:t>,</w:t>
-      </w:r>
-    </w:p>
-    <w:p>
-      <w:pPr>
-        <w:spacing w:after="0" w:line="240" w:lineRule="auto"/>
-        <w:outlineLvl w:val="2"/>
-        <w:rPr>
-          <w:rFonts w:ascii="Courier New" w:eastAsia="Times New Roman" w:hAnsi="Courier New" w:cs="Courier New"/>
-          <w:sz w:val="20"/>
-          <w:szCs w:val="20"/>
-          <w:lang w:eastAsia="en-IN" w:bidi="hi-IN"/>
-        </w:rPr>
-      </w:pPr>
-      <w:r>
-        <w:rPr>
-          <w:rFonts w:ascii="Courier New" w:eastAsia="Times New Roman" w:hAnsi="Courier New" w:cs="Courier New"/>
-          <w:sz w:val="20"/>
-          <w:szCs w:val="20"/>
-          <w:lang w:eastAsia="en-IN" w:bidi="hi-IN"/>
-        </w:rPr>
-        <w:t xml:space="preserve">  "</w:t>
-      </w:r>
-      <w:proofErr w:type="spellStart"/>
-      <w:r>
-        <w:rPr>
-          <w:rFonts w:ascii="Courier New" w:eastAsia="Times New Roman" w:hAnsi="Courier New" w:cs="Courier New"/>
-          <w:sz w:val="20"/>
-          <w:szCs w:val="20"/>
-          <w:lang w:eastAsia="en-IN" w:bidi="hi-IN"/>
-        </w:rPr>
-        <w:t>dueDate</w:t>
-      </w:r>
-      <w:proofErr w:type="spellEnd"/>
-      <w:r>
-        <w:rPr>
-          <w:rFonts w:ascii="Courier New" w:eastAsia="Times New Roman" w:hAnsi="Courier New" w:cs="Courier New"/>
-          <w:sz w:val="20"/>
-          <w:szCs w:val="20"/>
-          <w:lang w:eastAsia="en-IN" w:bidi="hi-IN"/>
-        </w:rPr>
-        <w:t xml:space="preserve">": </w:t>
-      </w:r>
-      <w:proofErr w:type="spellStart"/>
-      <w:r>
-        <w:rPr>
-          <w:rFonts w:ascii="Courier New" w:eastAsia="Times New Roman" w:hAnsi="Courier New" w:cs="Courier New"/>
-          <w:sz w:val="20"/>
-          <w:szCs w:val="20"/>
-          <w:lang w:eastAsia="en-IN" w:bidi="hi-IN"/>
-        </w:rPr>
-        <w:t>ISODate</w:t>
-      </w:r>
-      <w:proofErr w:type="spellEnd"/>
-      <w:r>
-        <w:rPr>
-          <w:rFonts w:ascii="Courier New" w:eastAsia="Times New Roman" w:hAnsi="Courier New" w:cs="Courier New"/>
-          <w:sz w:val="20"/>
-          <w:szCs w:val="20"/>
-          <w:lang w:eastAsia="en-IN" w:bidi="hi-IN"/>
-        </w:rPr>
-        <w:t>,</w:t>
-      </w:r>
-    </w:p>
-    <w:p>
-      <w:pPr>
-        <w:spacing w:after="0" w:line="240" w:lineRule="auto"/>
-        <w:outlineLvl w:val="2"/>
-        <w:rPr>
-          <w:rFonts w:ascii="Courier New" w:eastAsia="Times New Roman" w:hAnsi="Courier New" w:cs="Courier New"/>
-          <w:sz w:val="20"/>
-          <w:szCs w:val="20"/>
-          <w:lang w:eastAsia="en-IN" w:bidi="hi-IN"/>
-        </w:rPr>
-      </w:pPr>
-      <w:r>
-        <w:rPr>
-          <w:rFonts w:ascii="Courier New" w:eastAsia="Times New Roman" w:hAnsi="Courier New" w:cs="Courier New"/>
-          <w:sz w:val="20"/>
-          <w:szCs w:val="20"/>
-          <w:lang w:eastAsia="en-IN" w:bidi="hi-IN"/>
-        </w:rPr>
-        <w:t xml:space="preserve">  "</w:t>
-      </w:r>
-      <w:proofErr w:type="spellStart"/>
-      <w:r>
-        <w:rPr>
-          <w:rFonts w:ascii="Courier New" w:eastAsia="Times New Roman" w:hAnsi="Courier New" w:cs="Courier New"/>
-          <w:sz w:val="20"/>
-          <w:szCs w:val="20"/>
-          <w:lang w:eastAsia="en-IN" w:bidi="hi-IN"/>
-        </w:rPr>
-        <w:t>lastUpdatedAt</w:t>
-      </w:r>
-      <w:proofErr w:type="spellEnd"/>
-      <w:r>
-        <w:rPr>
-          <w:rFonts w:ascii="Courier New" w:eastAsia="Times New Roman" w:hAnsi="Courier New" w:cs="Courier New"/>
-          <w:sz w:val="20"/>
-          <w:szCs w:val="20"/>
-          <w:lang w:eastAsia="en-IN" w:bidi="hi-IN"/>
-        </w:rPr>
-        <w:t xml:space="preserve">": </w:t>
-      </w:r>
-      <w:proofErr w:type="spellStart"/>
-      <w:r>
-        <w:rPr>
-          <w:rFonts w:ascii="Courier New" w:eastAsia="Times New Roman" w:hAnsi="Courier New" w:cs="Courier New"/>
-          <w:sz w:val="20"/>
-          <w:szCs w:val="20"/>
-          <w:lang w:eastAsia="en-IN" w:bidi="hi-IN"/>
-        </w:rPr>
-        <w:t>ISODate</w:t>
-      </w:r>
-      <w:proofErr w:type="spellEnd"/>
-    </w:p>
-    <w:p>
-      <w:pPr>
-        <w:spacing w:after="0" w:line="240" w:lineRule="auto"/>
-        <w:outlineLvl w:val="2"/>
-        <w:rPr>
-          <w:rFonts w:ascii="Courier New" w:eastAsia="Times New Roman" w:hAnsi="Courier New" w:cs="Courier New"/>
-          <w:sz w:val="20"/>
-          <w:szCs w:val="20"/>
-          <w:lang w:eastAsia="en-IN" w:bidi="hi-IN"/>
-        </w:rPr>
-      </w:pPr>
-      <w:r>
-        <w:rPr>
-          <w:rFonts w:ascii="Courier New" w:eastAsia="Times New Roman" w:hAnsi="Courier New" w:cs="Courier New"/>
-          <w:sz w:val="20"/>
-          <w:szCs w:val="20"/>
-          <w:lang w:eastAsia="en-IN" w:bidi="hi-IN"/>
-        </w:rPr>
-        <w:t>}</w:t>
-      </w:r>
-    </w:p>
-    <w:p>
-      <w:pPr>
-        <w:spacing w:after="0" w:line="240" w:lineRule="auto"/>
-        <w:outlineLvl w:val="2"/>
-        <w:rPr>
-          <w:rFonts w:ascii="Courier New" w:eastAsia="Times New Roman" w:hAnsi="Courier New" w:cs="Courier New"/>
-          <w:sz w:val="20"/>
-          <w:szCs w:val="20"/>
-          <w:lang w:eastAsia="en-IN" w:bidi="hi-IN"/>
-        </w:rPr>
-      </w:pPr>
-    </w:p>
-    <w:p>
-      <w:pPr>
-        <w:spacing w:after="0" w:line="240" w:lineRule="auto"/>
-        <w:outlineLvl w:val="2"/>
-        <w:rPr>
-          <w:rFonts w:ascii="Courier New" w:eastAsia="Times New Roman" w:hAnsi="Courier New" w:cs="Courier New"/>
-          <w:sz w:val="20"/>
-          <w:szCs w:val="20"/>
-          <w:lang w:eastAsia="en-IN" w:bidi="hi-IN"/>
-        </w:rPr>
-      </w:pPr>
-      <w:r>
-        <w:rPr>
-          <w:rFonts w:ascii="Times New Roman" w:eastAsia="Times New Roman" w:hAnsi="Times New Roman" w:cs="Times New Roman"/>
-          <w:b/>
-          <w:bCs/>
-          <w:sz w:val="27"/>
-          <w:szCs w:val="27"/>
-          <w:lang w:eastAsia="en-IN" w:bidi="hi-IN"/>
-        </w:rPr>
-        <w:t>Payment</w:t>
-      </w:r>
-      <w:r>
-        <w:rPr>
-          <w:rFonts w:ascii="Times New Roman" w:eastAsia="Times New Roman" w:hAnsi="Times New Roman" w:cs="Times New Roman"/>
-          <w:b/>
-          <w:bCs/>
-          <w:sz w:val="27"/>
-          <w:szCs w:val="27"/>
-          <w:lang w:eastAsia="en-IN" w:bidi="hi-IN"/>
-        </w:rPr>
-        <w:t xml:space="preserve"> Document</w:t>
-      </w:r>
-    </w:p>
-    <w:p>
-      <w:pPr>
-        <w:spacing w:after="0" w:line="240" w:lineRule="auto"/>
-        <w:outlineLvl w:val="2"/>
-        <w:rPr>
-          <w:rFonts w:ascii="Courier New" w:eastAsia="Times New Roman" w:hAnsi="Courier New" w:cs="Courier New"/>
-          <w:sz w:val="20"/>
-          <w:szCs w:val="20"/>
-          <w:lang w:eastAsia="en-IN" w:bidi="hi-IN"/>
-        </w:rPr>
-      </w:pPr>
-      <w:r>
-        <w:rPr>
-          <w:rFonts w:ascii="Courier New" w:eastAsia="Times New Roman" w:hAnsi="Courier New" w:cs="Courier New"/>
-          <w:sz w:val="20"/>
-          <w:szCs w:val="20"/>
-          <w:lang w:eastAsia="en-IN" w:bidi="hi-IN"/>
-        </w:rPr>
-        <w:t>{</w:t>
-      </w:r>
-    </w:p>
-    <w:p>
-      <w:pPr>
-        <w:spacing w:after="0" w:line="240" w:lineRule="auto"/>
-        <w:outlineLvl w:val="2"/>
-        <w:rPr>
-          <w:rFonts w:ascii="Courier New" w:eastAsia="Times New Roman" w:hAnsi="Courier New" w:cs="Courier New"/>
-          <w:sz w:val="20"/>
-          <w:szCs w:val="20"/>
-          <w:lang w:eastAsia="en-IN" w:bidi="hi-IN"/>
-        </w:rPr>
-      </w:pPr>
-      <w:r>
-        <w:rPr>
-          <w:rFonts w:ascii="Courier New" w:eastAsia="Times New Roman" w:hAnsi="Courier New" w:cs="Courier New"/>
-          <w:sz w:val="20"/>
-          <w:szCs w:val="20"/>
-          <w:lang w:eastAsia="en-IN" w:bidi="hi-IN"/>
-        </w:rPr>
-        <w:t xml:space="preserve">  "_id": </w:t>
-      </w:r>
-      <w:proofErr w:type="spellStart"/>
-      <w:r>
-        <w:rPr>
-          <w:rFonts w:ascii="Courier New" w:eastAsia="Times New Roman" w:hAnsi="Courier New" w:cs="Courier New"/>
-          <w:sz w:val="20"/>
-          <w:szCs w:val="20"/>
-          <w:lang w:eastAsia="en-IN" w:bidi="hi-IN"/>
-        </w:rPr>
-        <w:t>ObjectId</w:t>
-      </w:r>
-      <w:proofErr w:type="spellEnd"/>
-      <w:r>
-        <w:rPr>
-          <w:rFonts w:ascii="Courier New" w:eastAsia="Times New Roman" w:hAnsi="Courier New" w:cs="Courier New"/>
-          <w:sz w:val="20"/>
-          <w:szCs w:val="20"/>
-          <w:lang w:eastAsia="en-IN" w:bidi="hi-IN"/>
-        </w:rPr>
-        <w:t>,</w:t>
-      </w:r>
-    </w:p>
-    <w:p>
-      <w:pPr>
-        <w:spacing w:after="0" w:line="240" w:lineRule="auto"/>
-        <w:outlineLvl w:val="2"/>
-        <w:rPr>
-          <w:rFonts w:ascii="Courier New" w:eastAsia="Times New Roman" w:hAnsi="Courier New" w:cs="Courier New"/>
-          <w:sz w:val="20"/>
-          <w:szCs w:val="20"/>
-          <w:lang w:eastAsia="en-IN" w:bidi="hi-IN"/>
-        </w:rPr>
-      </w:pPr>
-      <w:r>
-        <w:rPr>
-          <w:rFonts w:ascii="Courier New" w:eastAsia="Times New Roman" w:hAnsi="Courier New" w:cs="Courier New"/>
-          <w:sz w:val="20"/>
-          <w:szCs w:val="20"/>
-          <w:lang w:eastAsia="en-IN" w:bidi="hi-IN"/>
-        </w:rPr>
-        <w:t xml:space="preserve">  "</w:t>
-      </w:r>
-      <w:proofErr w:type="spellStart"/>
-      <w:r>
-        <w:rPr>
-          <w:rFonts w:ascii="Courier New" w:eastAsia="Times New Roman" w:hAnsi="Courier New" w:cs="Courier New"/>
-          <w:sz w:val="20"/>
-          <w:szCs w:val="20"/>
-          <w:lang w:eastAsia="en-IN" w:bidi="hi-IN"/>
-        </w:rPr>
-        <w:t>billId</w:t>
-      </w:r>
-      <w:proofErr w:type="spellEnd"/>
-      <w:r>
-        <w:rPr>
-          <w:rFonts w:ascii="Courier New" w:eastAsia="Times New Roman" w:hAnsi="Courier New" w:cs="Courier New"/>
-          <w:sz w:val="20"/>
-          <w:szCs w:val="20"/>
-          <w:lang w:eastAsia="en-IN" w:bidi="hi-IN"/>
-        </w:rPr>
-        <w:t>": "</w:t>
-      </w:r>
-      <w:proofErr w:type="spellStart"/>
-      <w:r>
-        <w:rPr>
-          <w:rFonts w:ascii="Courier New" w:eastAsia="Times New Roman" w:hAnsi="Courier New" w:cs="Courier New"/>
-          <w:sz w:val="20"/>
-          <w:szCs w:val="20"/>
-          <w:lang w:eastAsia="en-IN" w:bidi="hi-IN"/>
-        </w:rPr>
-        <w:t>ObjectId</w:t>
-      </w:r>
-      <w:proofErr w:type="spellEnd"/>
-      <w:r>
-        <w:rPr>
-          <w:rFonts w:ascii="Courier New" w:eastAsia="Times New Roman" w:hAnsi="Courier New" w:cs="Courier New"/>
-          <w:sz w:val="20"/>
-          <w:szCs w:val="20"/>
-          <w:lang w:eastAsia="en-IN" w:bidi="hi-IN"/>
-        </w:rPr>
-        <w:t>",</w:t>
-      </w:r>
-    </w:p>
-    <w:p>
-      <w:pPr>
-        <w:spacing w:after="0" w:line="240" w:lineRule="auto"/>
-        <w:outlineLvl w:val="2"/>
-        <w:rPr>
-          <w:rFonts w:ascii="Courier New" w:eastAsia="Times New Roman" w:hAnsi="Courier New" w:cs="Courier New"/>
-          <w:sz w:val="20"/>
-          <w:szCs w:val="20"/>
-          <w:lang w:eastAsia="en-IN" w:bidi="hi-IN"/>
-        </w:rPr>
-      </w:pPr>
-      <w:r>
-        <w:rPr>
-          <w:rFonts w:ascii="Courier New" w:eastAsia="Times New Roman" w:hAnsi="Courier New" w:cs="Courier New"/>
-          <w:sz w:val="20"/>
-          <w:szCs w:val="20"/>
-          <w:lang w:eastAsia="en-IN" w:bidi="hi-IN"/>
-        </w:rPr>
-        <w:t xml:space="preserve">  "</w:t>
-      </w:r>
-      <w:proofErr w:type="spellStart"/>
-      <w:r>
-        <w:rPr>
-          <w:rFonts w:ascii="Courier New" w:eastAsia="Times New Roman" w:hAnsi="Courier New" w:cs="Courier New"/>
-          <w:sz w:val="20"/>
-          <w:szCs w:val="20"/>
-          <w:lang w:eastAsia="en-IN" w:bidi="hi-IN"/>
-        </w:rPr>
-        <w:t>consumerId</w:t>
-      </w:r>
-      <w:proofErr w:type="spellEnd"/>
-      <w:r>
-        <w:rPr>
-          <w:rFonts w:ascii="Courier New" w:eastAsia="Times New Roman" w:hAnsi="Courier New" w:cs="Courier New"/>
-          <w:sz w:val="20"/>
-          <w:szCs w:val="20"/>
-          <w:lang w:eastAsia="en-IN" w:bidi="hi-IN"/>
-        </w:rPr>
-        <w:t>": "</w:t>
-      </w:r>
-      <w:proofErr w:type="spellStart"/>
-      <w:r>
-        <w:rPr>
-          <w:rFonts w:ascii="Courier New" w:eastAsia="Times New Roman" w:hAnsi="Courier New" w:cs="Courier New"/>
-          <w:sz w:val="20"/>
-          <w:szCs w:val="20"/>
-          <w:lang w:eastAsia="en-IN" w:bidi="hi-IN"/>
-        </w:rPr>
-        <w:t>ObjectId</w:t>
-      </w:r>
-      <w:proofErr w:type="spellEnd"/>
-      <w:r>
-        <w:rPr>
-          <w:rFonts w:ascii="Courier New" w:eastAsia="Times New Roman" w:hAnsi="Courier New" w:cs="Courier New"/>
-          <w:sz w:val="20"/>
-          <w:szCs w:val="20"/>
-          <w:lang w:eastAsia="en-IN" w:bidi="hi-IN"/>
-        </w:rPr>
-        <w:t>",</w:t>
-      </w:r>
-    </w:p>
-    <w:p>
-      <w:pPr>
-        <w:spacing w:after="0" w:line="240" w:lineRule="auto"/>
-        <w:outlineLvl w:val="2"/>
-        <w:rPr>
-          <w:rFonts w:ascii="Courier New" w:eastAsia="Times New Roman" w:hAnsi="Courier New" w:cs="Courier New"/>
-          <w:sz w:val="20"/>
-          <w:szCs w:val="20"/>
-          <w:lang w:eastAsia="en-IN" w:bidi="hi-IN"/>
-        </w:rPr>
-      </w:pPr>
-      <w:r>
-        <w:rPr>
-          <w:rFonts w:ascii="Courier New" w:eastAsia="Times New Roman" w:hAnsi="Courier New" w:cs="Courier New"/>
-          <w:sz w:val="20"/>
-          <w:szCs w:val="20"/>
-          <w:lang w:eastAsia="en-IN" w:bidi="hi-IN"/>
-        </w:rPr>
-        <w:t xml:space="preserve">  "</w:t>
-      </w:r>
-      <w:proofErr w:type="spellStart"/>
-      <w:r>
-        <w:rPr>
-          <w:rFonts w:ascii="Courier New" w:eastAsia="Times New Roman" w:hAnsi="Courier New" w:cs="Courier New"/>
-          <w:sz w:val="20"/>
-          <w:szCs w:val="20"/>
-          <w:lang w:eastAsia="en-IN" w:bidi="hi-IN"/>
-        </w:rPr>
-        <w:t>utilityType</w:t>
-      </w:r>
-      <w:proofErr w:type="spellEnd"/>
-      <w:r>
-        <w:rPr>
-          <w:rFonts w:ascii="Courier New" w:eastAsia="Times New Roman" w:hAnsi="Courier New" w:cs="Courier New"/>
-          <w:sz w:val="20"/>
-          <w:szCs w:val="20"/>
-          <w:lang w:eastAsia="en-IN" w:bidi="hi-IN"/>
-        </w:rPr>
-        <w:t>": "ELECTRICITY | GAS | WATER",</w:t>
-      </w:r>
-    </w:p>
-    <w:p>
-      <w:pPr>
-        <w:spacing w:after="0" w:line="240" w:lineRule="auto"/>
-        <w:outlineLvl w:val="2"/>
-        <w:rPr>
-          <w:rFonts w:ascii="Courier New" w:eastAsia="Times New Roman" w:hAnsi="Courier New" w:cs="Courier New"/>
-          <w:sz w:val="20"/>
-          <w:szCs w:val="20"/>
-          <w:lang w:eastAsia="en-IN" w:bidi="hi-IN"/>
-        </w:rPr>
-      </w:pPr>
-      <w:r>
-        <w:rPr>
-          <w:rFonts w:ascii="Courier New" w:eastAsia="Times New Roman" w:hAnsi="Courier New" w:cs="Courier New"/>
-          <w:sz w:val="20"/>
-          <w:szCs w:val="20"/>
-          <w:lang w:eastAsia="en-IN" w:bidi="hi-IN"/>
-        </w:rPr>
-        <w:t xml:space="preserve">  "amount": "number",</w:t>
-      </w:r>
-    </w:p>
-    <w:p>
-      <w:pPr>
-        <w:spacing w:after="0" w:line="240" w:lineRule="auto"/>
-        <w:outlineLvl w:val="2"/>
-        <w:rPr>
-          <w:rFonts w:ascii="Courier New" w:eastAsia="Times New Roman" w:hAnsi="Courier New" w:cs="Courier New"/>
-          <w:sz w:val="20"/>
-          <w:szCs w:val="20"/>
-          <w:lang w:eastAsia="en-IN" w:bidi="hi-IN"/>
-        </w:rPr>
-      </w:pPr>
-      <w:r>
-        <w:rPr>
-          <w:rFonts w:ascii="Courier New" w:eastAsia="Times New Roman" w:hAnsi="Courier New" w:cs="Courier New"/>
-          <w:sz w:val="20"/>
-          <w:szCs w:val="20"/>
-          <w:lang w:eastAsia="en-IN" w:bidi="hi-IN"/>
-        </w:rPr>
-        <w:t xml:space="preserve">  "mode": "ONLINE | OFFLINE",</w:t>
-      </w:r>
-    </w:p>
-    <w:p>
-      <w:pPr>
-        <w:spacing w:after="0" w:line="240" w:lineRule="auto"/>
-        <w:outlineLvl w:val="2"/>
-        <w:rPr>
-          <w:rFonts w:ascii="Courier New" w:eastAsia="Times New Roman" w:hAnsi="Courier New" w:cs="Courier New"/>
-          <w:sz w:val="20"/>
-          <w:szCs w:val="20"/>
-          <w:lang w:eastAsia="en-IN" w:bidi="hi-IN"/>
-        </w:rPr>
-      </w:pPr>
-      <w:r>
-        <w:rPr>
-          <w:rFonts w:ascii="Courier New" w:eastAsia="Times New Roman" w:hAnsi="Courier New" w:cs="Courier New"/>
-          <w:sz w:val="20"/>
-          <w:szCs w:val="20"/>
-          <w:lang w:eastAsia="en-IN" w:bidi="hi-IN"/>
-        </w:rPr>
-        <w:t xml:space="preserve">  "status": "INITIATED | SUCCESS | FAILED",</w:t>
-      </w:r>
-    </w:p>
-    <w:p>
-      <w:pPr>
-        <w:spacing w:after="0" w:line="240" w:lineRule="auto"/>
-        <w:outlineLvl w:val="2"/>
-        <w:rPr>
-          <w:rFonts w:ascii="Courier New" w:eastAsia="Times New Roman" w:hAnsi="Courier New" w:cs="Courier New"/>
-          <w:sz w:val="20"/>
-          <w:szCs w:val="20"/>
-          <w:lang w:eastAsia="en-IN" w:bidi="hi-IN"/>
-        </w:rPr>
-      </w:pPr>
-      <w:r>
-        <w:rPr>
-          <w:rFonts w:ascii="Courier New" w:eastAsia="Times New Roman" w:hAnsi="Courier New" w:cs="Courier New"/>
-          <w:sz w:val="20"/>
-          <w:szCs w:val="20"/>
-          <w:lang w:eastAsia="en-IN" w:bidi="hi-IN"/>
-        </w:rPr>
-        <w:t xml:space="preserve">  "</w:t>
-      </w:r>
-      <w:proofErr w:type="spellStart"/>
-      <w:r>
-        <w:rPr>
-          <w:rFonts w:ascii="Courier New" w:eastAsia="Times New Roman" w:hAnsi="Courier New" w:cs="Courier New"/>
-          <w:sz w:val="20"/>
-          <w:szCs w:val="20"/>
-          <w:lang w:eastAsia="en-IN" w:bidi="hi-IN"/>
-        </w:rPr>
-        <w:t>processedBy</w:t>
-      </w:r>
-      <w:proofErr w:type="spellEnd"/>
-      <w:r>
-        <w:rPr>
-          <w:rFonts w:ascii="Courier New" w:eastAsia="Times New Roman" w:hAnsi="Courier New" w:cs="Courier New"/>
-          <w:sz w:val="20"/>
-          <w:szCs w:val="20"/>
-          <w:lang w:eastAsia="en-IN" w:bidi="hi-IN"/>
-        </w:rPr>
-        <w:t>": "SYSTEM | ACCOUNTS_OFFICER",</w:t>
-      </w:r>
-    </w:p>
-    <w:p>
-      <w:pPr>
-        <w:spacing w:after="0" w:line="240" w:lineRule="auto"/>
-        <w:outlineLvl w:val="2"/>
-        <w:rPr>
-          <w:rFonts w:ascii="Courier New" w:eastAsia="Times New Roman" w:hAnsi="Courier New" w:cs="Courier New"/>
-          <w:sz w:val="20"/>
-          <w:szCs w:val="20"/>
-          <w:lang w:eastAsia="en-IN" w:bidi="hi-IN"/>
-        </w:rPr>
-      </w:pPr>
-      <w:r>
-        <w:rPr>
-          <w:rFonts w:ascii="Courier New" w:eastAsia="Times New Roman" w:hAnsi="Courier New" w:cs="Courier New"/>
-          <w:sz w:val="20"/>
-          <w:szCs w:val="20"/>
-          <w:lang w:eastAsia="en-IN" w:bidi="hi-IN"/>
-        </w:rPr>
-        <w:t xml:space="preserve">  "</w:t>
-      </w:r>
-      <w:proofErr w:type="spellStart"/>
-      <w:r>
-        <w:rPr>
-          <w:rFonts w:ascii="Courier New" w:eastAsia="Times New Roman" w:hAnsi="Courier New" w:cs="Courier New"/>
-          <w:sz w:val="20"/>
-          <w:szCs w:val="20"/>
-          <w:lang w:eastAsia="en-IN" w:bidi="hi-IN"/>
-        </w:rPr>
-        <w:t>initiatedAt</w:t>
-      </w:r>
-      <w:proofErr w:type="spellEnd"/>
-      <w:r>
-        <w:rPr>
-          <w:rFonts w:ascii="Courier New" w:eastAsia="Times New Roman" w:hAnsi="Courier New" w:cs="Courier New"/>
-          <w:sz w:val="20"/>
-          <w:szCs w:val="20"/>
-          <w:lang w:eastAsia="en-IN" w:bidi="hi-IN"/>
-        </w:rPr>
-        <w:t xml:space="preserve">": </w:t>
-      </w:r>
-      <w:proofErr w:type="spellStart"/>
-      <w:r>
-        <w:rPr>
-          <w:rFonts w:ascii="Courier New" w:eastAsia="Times New Roman" w:hAnsi="Courier New" w:cs="Courier New"/>
-          <w:sz w:val="20"/>
-          <w:szCs w:val="20"/>
-          <w:lang w:eastAsia="en-IN" w:bidi="hi-IN"/>
-        </w:rPr>
-        <w:t>ISODate</w:t>
-      </w:r>
-      <w:proofErr w:type="spellEnd"/>
-      <w:r>
-        <w:rPr>
-          <w:rFonts w:ascii="Courier New" w:eastAsia="Times New Roman" w:hAnsi="Courier New" w:cs="Courier New"/>
-          <w:sz w:val="20"/>
-          <w:szCs w:val="20"/>
-          <w:lang w:eastAsia="en-IN" w:bidi="hi-IN"/>
-        </w:rPr>
-        <w:t>,</w:t>
-      </w:r>
-    </w:p>
-    <w:p>
-      <w:pPr>
-        <w:spacing w:after="0" w:line="240" w:lineRule="auto"/>
-        <w:outlineLvl w:val="2"/>
-        <w:rPr>
-          <w:rFonts w:ascii="Courier New" w:eastAsia="Times New Roman" w:hAnsi="Courier New" w:cs="Courier New"/>
-          <w:sz w:val="20"/>
-          <w:szCs w:val="20"/>
-          <w:lang w:eastAsia="en-IN" w:bidi="hi-IN"/>
-        </w:rPr>
-      </w:pPr>
-      <w:r>
-        <w:rPr>
-          <w:rFonts w:ascii="Courier New" w:eastAsia="Times New Roman" w:hAnsi="Courier New" w:cs="Courier New"/>
-          <w:sz w:val="20"/>
-          <w:szCs w:val="20"/>
-          <w:lang w:eastAsia="en-IN" w:bidi="hi-IN"/>
-        </w:rPr>
-        <w:t xml:space="preserve">  "</w:t>
-      </w:r>
-      <w:proofErr w:type="spellStart"/>
-      <w:r>
-        <w:rPr>
-          <w:rFonts w:ascii="Courier New" w:eastAsia="Times New Roman" w:hAnsi="Courier New" w:cs="Courier New"/>
-          <w:sz w:val="20"/>
-          <w:szCs w:val="20"/>
-          <w:lang w:eastAsia="en-IN" w:bidi="hi-IN"/>
-        </w:rPr>
-        <w:t>completedAt</w:t>
-      </w:r>
-      <w:proofErr w:type="spellEnd"/>
-      <w:r>
-        <w:rPr>
-          <w:rFonts w:ascii="Courier New" w:eastAsia="Times New Roman" w:hAnsi="Courier New" w:cs="Courier New"/>
-          <w:sz w:val="20"/>
-          <w:szCs w:val="20"/>
-          <w:lang w:eastAsia="en-IN" w:bidi="hi-IN"/>
-        </w:rPr>
-        <w:t xml:space="preserve">": </w:t>
-      </w:r>
-      <w:proofErr w:type="spellStart"/>
-      <w:r>
-        <w:rPr>
-          <w:rFonts w:ascii="Courier New" w:eastAsia="Times New Roman" w:hAnsi="Courier New" w:cs="Courier New"/>
-          <w:sz w:val="20"/>
-          <w:szCs w:val="20"/>
-          <w:lang w:eastAsia="en-IN" w:bidi="hi-IN"/>
-        </w:rPr>
-        <w:t>ISODate</w:t>
-      </w:r>
-      <w:proofErr w:type="spellEnd"/>
-    </w:p>
-    <w:p>
-      <w:pPr>
-        <w:spacing w:after="0" w:line="240" w:lineRule="auto"/>
-        <w:outlineLvl w:val="2"/>
-        <w:rPr>
-          <w:rFonts w:ascii="Courier New" w:eastAsia="Times New Roman" w:hAnsi="Courier New" w:cs="Courier New"/>
-          <w:sz w:val="20"/>
-          <w:szCs w:val="20"/>
-          <w:lang w:eastAsia="en-IN" w:bidi="hi-IN"/>
-        </w:rPr>
-      </w:pPr>
-      <w:r>
-        <w:rPr>
-          <w:rFonts w:ascii="Courier New" w:eastAsia="Times New Roman" w:hAnsi="Courier New" w:cs="Courier New"/>
-          <w:sz w:val="20"/>
-          <w:szCs w:val="20"/>
-          <w:lang w:eastAsia="en-IN" w:bidi="hi-IN"/>
-        </w:rPr>
-        <w:t>}</w:t>
-      </w:r>
-    </w:p>
-    <w:p>
-      <w:pPr>
-        <w:spacing w:after="0" w:line="240" w:lineRule="auto"/>
-        <w:outlineLvl w:val="2"/>
-        <w:rPr>
-          <w:rFonts w:ascii="Courier New" w:eastAsia="Times New Roman" w:hAnsi="Courier New" w:cs="Courier New"/>
-          <w:sz w:val="20"/>
-          <w:szCs w:val="20"/>
-          <w:lang w:eastAsia="en-IN" w:bidi="hi-IN"/>
-        </w:rPr>
-      </w:pPr>
-    </w:p>
-    <w:p>
-      <w:pPr>
-        <w:spacing w:after="0" w:line="240" w:lineRule="auto"/>
-        <w:outlineLvl w:val="2"/>
-        <w:rPr>
-          <w:rFonts w:ascii="Times New Roman" w:eastAsia="Times New Roman" w:hAnsi="Times New Roman" w:cs="Times New Roman"/>
-          <w:b/>
-          <w:bCs/>
-          <w:sz w:val="27"/>
-          <w:szCs w:val="27"/>
-          <w:lang w:eastAsia="en-IN" w:bidi="hi-IN"/>
-        </w:rPr>
-      </w:pPr>
-      <w:r>
-        <w:rPr>
-          <w:rFonts w:ascii="Times New Roman" w:eastAsia="Times New Roman" w:hAnsi="Times New Roman" w:cs="Times New Roman"/>
-          <w:b/>
-          <w:bCs/>
-          <w:sz w:val="27"/>
-          <w:szCs w:val="27"/>
-          <w:lang w:eastAsia="en-IN" w:bidi="hi-IN"/>
-        </w:rPr>
-        <w:t>Invoice</w:t>
-      </w:r>
-      <w:r>
-        <w:rPr>
-          <w:rFonts w:ascii="Times New Roman" w:eastAsia="Times New Roman" w:hAnsi="Times New Roman" w:cs="Times New Roman"/>
-          <w:b/>
-          <w:bCs/>
-          <w:sz w:val="27"/>
-          <w:szCs w:val="27"/>
-          <w:lang w:eastAsia="en-IN" w:bidi="hi-IN"/>
-        </w:rPr>
-        <w:t xml:space="preserve"> Document</w:t>
-      </w:r>
-    </w:p>
-    <w:p>
-      <w:pPr>
-        <w:spacing w:after="0" w:line="240" w:lineRule="auto"/>
-        <w:outlineLvl w:val="2"/>
-        <w:rPr>
-          <w:rFonts w:ascii="Courier New" w:eastAsia="Times New Roman" w:hAnsi="Courier New" w:cs="Courier New"/>
-          <w:sz w:val="20"/>
-          <w:szCs w:val="20"/>
-          <w:lang w:eastAsia="en-IN" w:bidi="hi-IN"/>
-        </w:rPr>
-      </w:pPr>
-      <w:r>
-        <w:rPr>
-          <w:rFonts w:ascii="Courier New" w:eastAsia="Times New Roman" w:hAnsi="Courier New" w:cs="Courier New"/>
-          <w:sz w:val="20"/>
-          <w:szCs w:val="20"/>
-          <w:lang w:eastAsia="en-IN" w:bidi="hi-IN"/>
-        </w:rPr>
-        <w:t>{</w:t>
-      </w:r>
-    </w:p>
-    <w:p>
-      <w:pPr>
-        <w:spacing w:after="0" w:line="240" w:lineRule="auto"/>
-        <w:outlineLvl w:val="2"/>
-        <w:rPr>
-          <w:rFonts w:ascii="Courier New" w:eastAsia="Times New Roman" w:hAnsi="Courier New" w:cs="Courier New"/>
-          <w:sz w:val="20"/>
-          <w:szCs w:val="20"/>
-          <w:lang w:eastAsia="en-IN" w:bidi="hi-IN"/>
-        </w:rPr>
-      </w:pPr>
-      <w:r>
-        <w:rPr>
-          <w:rFonts w:ascii="Courier New" w:eastAsia="Times New Roman" w:hAnsi="Courier New" w:cs="Courier New"/>
-          <w:sz w:val="20"/>
-          <w:szCs w:val="20"/>
-          <w:lang w:eastAsia="en-IN" w:bidi="hi-IN"/>
-        </w:rPr>
-        <w:t xml:space="preserve">  "_id": </w:t>
-      </w:r>
-      <w:proofErr w:type="spellStart"/>
-      <w:r>
-        <w:rPr>
-          <w:rFonts w:ascii="Courier New" w:eastAsia="Times New Roman" w:hAnsi="Courier New" w:cs="Courier New"/>
-          <w:sz w:val="20"/>
-          <w:szCs w:val="20"/>
-          <w:lang w:eastAsia="en-IN" w:bidi="hi-IN"/>
-        </w:rPr>
-        <w:t>ObjectId</w:t>
-      </w:r>
-      <w:proofErr w:type="spellEnd"/>
-      <w:r>
-        <w:rPr>
-          <w:rFonts w:ascii="Courier New" w:eastAsia="Times New Roman" w:hAnsi="Courier New" w:cs="Courier New"/>
-          <w:sz w:val="20"/>
-          <w:szCs w:val="20"/>
-          <w:lang w:eastAsia="en-IN" w:bidi="hi-IN"/>
-        </w:rPr>
-        <w:t>,</w:t>
-      </w:r>
-    </w:p>
-    <w:p>
-      <w:pPr>
-        <w:spacing w:after="0" w:line="240" w:lineRule="auto"/>
-        <w:outlineLvl w:val="2"/>
-        <w:rPr>
-          <w:rFonts w:ascii="Courier New" w:eastAsia="Times New Roman" w:hAnsi="Courier New" w:cs="Courier New"/>
-          <w:sz w:val="20"/>
-          <w:szCs w:val="20"/>
-          <w:lang w:eastAsia="en-IN" w:bidi="hi-IN"/>
-        </w:rPr>
-      </w:pPr>
-      <w:r>
-        <w:rPr>
-          <w:rFonts w:ascii="Courier New" w:eastAsia="Times New Roman" w:hAnsi="Courier New" w:cs="Courier New"/>
-          <w:sz w:val="20"/>
-          <w:szCs w:val="20"/>
-          <w:lang w:eastAsia="en-IN" w:bidi="hi-IN"/>
-        </w:rPr>
-        <w:t xml:space="preserve">  "</w:t>
-      </w:r>
-      <w:proofErr w:type="spellStart"/>
-      <w:r>
-        <w:rPr>
-          <w:rFonts w:ascii="Courier New" w:eastAsia="Times New Roman" w:hAnsi="Courier New" w:cs="Courier New"/>
-          <w:sz w:val="20"/>
-          <w:szCs w:val="20"/>
-          <w:lang w:eastAsia="en-IN" w:bidi="hi-IN"/>
-        </w:rPr>
-        <w:t>paymentId</w:t>
-      </w:r>
-      <w:proofErr w:type="spellEnd"/>
-      <w:r>
-        <w:rPr>
-          <w:rFonts w:ascii="Courier New" w:eastAsia="Times New Roman" w:hAnsi="Courier New" w:cs="Courier New"/>
-          <w:sz w:val="20"/>
-          <w:szCs w:val="20"/>
-          <w:lang w:eastAsia="en-IN" w:bidi="hi-IN"/>
-        </w:rPr>
-        <w:t>": "</w:t>
-      </w:r>
-      <w:proofErr w:type="spellStart"/>
-      <w:r>
-        <w:rPr>
-          <w:rFonts w:ascii="Courier New" w:eastAsia="Times New Roman" w:hAnsi="Courier New" w:cs="Courier New"/>
-          <w:sz w:val="20"/>
-          <w:szCs w:val="20"/>
-          <w:lang w:eastAsia="en-IN" w:bidi="hi-IN"/>
-        </w:rPr>
-        <w:t>ObjectId</w:t>
-      </w:r>
-      <w:proofErr w:type="spellEnd"/>
-      <w:r>
-        <w:rPr>
-          <w:rFonts w:ascii="Courier New" w:eastAsia="Times New Roman" w:hAnsi="Courier New" w:cs="Courier New"/>
-          <w:sz w:val="20"/>
-          <w:szCs w:val="20"/>
-          <w:lang w:eastAsia="en-IN" w:bidi="hi-IN"/>
-        </w:rPr>
-        <w:t>",</w:t>
-      </w:r>
-    </w:p>
-    <w:p>
-      <w:pPr>
-        <w:spacing w:after="0" w:line="240" w:lineRule="auto"/>
-        <w:outlineLvl w:val="2"/>
-        <w:rPr>
-          <w:rFonts w:ascii="Courier New" w:eastAsia="Times New Roman" w:hAnsi="Courier New" w:cs="Courier New"/>
-          <w:sz w:val="20"/>
-          <w:szCs w:val="20"/>
-          <w:lang w:eastAsia="en-IN" w:bidi="hi-IN"/>
-        </w:rPr>
-      </w:pPr>
-      <w:r>
-        <w:rPr>
-          <w:rFonts w:ascii="Courier New" w:eastAsia="Times New Roman" w:hAnsi="Courier New" w:cs="Courier New"/>
-          <w:sz w:val="20"/>
-          <w:szCs w:val="20"/>
-          <w:lang w:eastAsia="en-IN" w:bidi="hi-IN"/>
-        </w:rPr>
-        <w:t xml:space="preserve">  "</w:t>
-      </w:r>
-      <w:proofErr w:type="spellStart"/>
-      <w:r>
-        <w:rPr>
-          <w:rFonts w:ascii="Courier New" w:eastAsia="Times New Roman" w:hAnsi="Courier New" w:cs="Courier New"/>
-          <w:sz w:val="20"/>
-          <w:szCs w:val="20"/>
-          <w:lang w:eastAsia="en-IN" w:bidi="hi-IN"/>
-        </w:rPr>
-        <w:t>consumerId</w:t>
-      </w:r>
-      <w:proofErr w:type="spellEnd"/>
-      <w:r>
-        <w:rPr>
-          <w:rFonts w:ascii="Courier New" w:eastAsia="Times New Roman" w:hAnsi="Courier New" w:cs="Courier New"/>
-          <w:sz w:val="20"/>
-          <w:szCs w:val="20"/>
-          <w:lang w:eastAsia="en-IN" w:bidi="hi-IN"/>
-        </w:rPr>
-        <w:t>": "</w:t>
-      </w:r>
-      <w:proofErr w:type="spellStart"/>
-      <w:r>
-        <w:rPr>
-          <w:rFonts w:ascii="Courier New" w:eastAsia="Times New Roman" w:hAnsi="Courier New" w:cs="Courier New"/>
-          <w:sz w:val="20"/>
-          <w:szCs w:val="20"/>
-          <w:lang w:eastAsia="en-IN" w:bidi="hi-IN"/>
-        </w:rPr>
-        <w:t>ObjectId</w:t>
-      </w:r>
-      <w:proofErr w:type="spellEnd"/>
-      <w:r>
-        <w:rPr>
-          <w:rFonts w:ascii="Courier New" w:eastAsia="Times New Roman" w:hAnsi="Courier New" w:cs="Courier New"/>
-          <w:sz w:val="20"/>
-          <w:szCs w:val="20"/>
-          <w:lang w:eastAsia="en-IN" w:bidi="hi-IN"/>
-        </w:rPr>
-        <w:t>",</w:t>
-      </w:r>
-    </w:p>
-    <w:p>
-      <w:pPr>
-        <w:spacing w:after="0" w:line="240" w:lineRule="auto"/>
-        <w:outlineLvl w:val="2"/>
-        <w:rPr>
-          <w:rFonts w:ascii="Courier New" w:eastAsia="Times New Roman" w:hAnsi="Courier New" w:cs="Courier New"/>
-          <w:sz w:val="20"/>
-          <w:szCs w:val="20"/>
-          <w:lang w:eastAsia="en-IN" w:bidi="hi-IN"/>
-        </w:rPr>
-      </w:pPr>
-      <w:r>
-        <w:rPr>
-          <w:rFonts w:ascii="Courier New" w:eastAsia="Times New Roman" w:hAnsi="Courier New" w:cs="Courier New"/>
-          <w:sz w:val="20"/>
-          <w:szCs w:val="20"/>
-          <w:lang w:eastAsia="en-IN" w:bidi="hi-IN"/>
-        </w:rPr>
-        <w:t xml:space="preserve">  "</w:t>
-      </w:r>
-      <w:proofErr w:type="spellStart"/>
-      <w:r>
-        <w:rPr>
-          <w:rFonts w:ascii="Courier New" w:eastAsia="Times New Roman" w:hAnsi="Courier New" w:cs="Courier New"/>
-          <w:sz w:val="20"/>
-          <w:szCs w:val="20"/>
-          <w:lang w:eastAsia="en-IN" w:bidi="hi-IN"/>
-        </w:rPr>
-        <w:t>meterNumber</w:t>
-      </w:r>
-      <w:proofErr w:type="spellEnd"/>
-      <w:r>
-        <w:rPr>
-          <w:rFonts w:ascii="Courier New" w:eastAsia="Times New Roman" w:hAnsi="Courier New" w:cs="Courier New"/>
-          <w:sz w:val="20"/>
-          <w:szCs w:val="20"/>
-          <w:lang w:eastAsia="en-IN" w:bidi="hi-IN"/>
-        </w:rPr>
-        <w:t>": "string",</w:t>
-      </w:r>
-    </w:p>
-    <w:p>
-      <w:pPr>
-        <w:spacing w:after="0" w:line="240" w:lineRule="auto"/>
-        <w:outlineLvl w:val="2"/>
-        <w:rPr>
-          <w:rFonts w:ascii="Courier New" w:eastAsia="Times New Roman" w:hAnsi="Courier New" w:cs="Courier New"/>
-          <w:sz w:val="20"/>
-          <w:szCs w:val="20"/>
-          <w:lang w:eastAsia="en-IN" w:bidi="hi-IN"/>
-        </w:rPr>
-      </w:pPr>
-      <w:r>
-        <w:rPr>
-          <w:rFonts w:ascii="Courier New" w:eastAsia="Times New Roman" w:hAnsi="Courier New" w:cs="Courier New"/>
-          <w:sz w:val="20"/>
-          <w:szCs w:val="20"/>
-          <w:lang w:eastAsia="en-IN" w:bidi="hi-IN"/>
-        </w:rPr>
-        <w:t xml:space="preserve">  "</w:t>
-      </w:r>
-      <w:proofErr w:type="spellStart"/>
-      <w:r>
-        <w:rPr>
-          <w:rFonts w:ascii="Courier New" w:eastAsia="Times New Roman" w:hAnsi="Courier New" w:cs="Courier New"/>
-          <w:sz w:val="20"/>
-          <w:szCs w:val="20"/>
-          <w:lang w:eastAsia="en-IN" w:bidi="hi-IN"/>
-        </w:rPr>
-        <w:t>utilityType</w:t>
-      </w:r>
-      <w:proofErr w:type="spellEnd"/>
-      <w:r>
-        <w:rPr>
-          <w:rFonts w:ascii="Courier New" w:eastAsia="Times New Roman" w:hAnsi="Courier New" w:cs="Courier New"/>
-          <w:sz w:val="20"/>
-          <w:szCs w:val="20"/>
-          <w:lang w:eastAsia="en-IN" w:bidi="hi-IN"/>
-        </w:rPr>
-        <w:t>": "ELECTRICITY | GAS | WATER",</w:t>
-      </w:r>
-    </w:p>
-    <w:p>
-      <w:pPr>
-        <w:spacing w:after="0" w:line="240" w:lineRule="auto"/>
-        <w:outlineLvl w:val="2"/>
-        <w:rPr>
-          <w:rFonts w:ascii="Courier New" w:eastAsia="Times New Roman" w:hAnsi="Courier New" w:cs="Courier New"/>
-          <w:sz w:val="20"/>
-          <w:szCs w:val="20"/>
-          <w:lang w:eastAsia="en-IN" w:bidi="hi-IN"/>
-        </w:rPr>
-      </w:pPr>
-      <w:r>
-        <w:rPr>
-          <w:rFonts w:ascii="Courier New" w:eastAsia="Times New Roman" w:hAnsi="Courier New" w:cs="Courier New"/>
-          <w:sz w:val="20"/>
-          <w:szCs w:val="20"/>
-          <w:lang w:eastAsia="en-IN" w:bidi="hi-IN"/>
-        </w:rPr>
-        <w:t xml:space="preserve">  "</w:t>
-      </w:r>
-      <w:proofErr w:type="spellStart"/>
-      <w:r>
-        <w:rPr>
-          <w:rFonts w:ascii="Courier New" w:eastAsia="Times New Roman" w:hAnsi="Courier New" w:cs="Courier New"/>
-          <w:sz w:val="20"/>
-          <w:szCs w:val="20"/>
-          <w:lang w:eastAsia="en-IN" w:bidi="hi-IN"/>
-        </w:rPr>
-        <w:t>previousReading</w:t>
-      </w:r>
-      <w:proofErr w:type="spellEnd"/>
-      <w:r>
-        <w:rPr>
-          <w:rFonts w:ascii="Courier New" w:eastAsia="Times New Roman" w:hAnsi="Courier New" w:cs="Courier New"/>
-          <w:sz w:val="20"/>
-          <w:szCs w:val="20"/>
-          <w:lang w:eastAsia="en-IN" w:bidi="hi-IN"/>
-        </w:rPr>
-        <w:t>": "number",</w:t>
-      </w:r>
-    </w:p>
-    <w:p>
-      <w:pPr>
-        <w:spacing w:after="0" w:line="240" w:lineRule="auto"/>
-        <w:outlineLvl w:val="2"/>
-        <w:rPr>
-          <w:rFonts w:ascii="Courier New" w:eastAsia="Times New Roman" w:hAnsi="Courier New" w:cs="Courier New"/>
-          <w:sz w:val="20"/>
-          <w:szCs w:val="20"/>
-          <w:lang w:eastAsia="en-IN" w:bidi="hi-IN"/>
-        </w:rPr>
-      </w:pPr>
-      <w:r>
-        <w:rPr>
-          <w:rFonts w:ascii="Courier New" w:eastAsia="Times New Roman" w:hAnsi="Courier New" w:cs="Courier New"/>
-          <w:sz w:val="20"/>
-          <w:szCs w:val="20"/>
-          <w:lang w:eastAsia="en-IN" w:bidi="hi-IN"/>
-        </w:rPr>
-        <w:t xml:space="preserve">  "</w:t>
-      </w:r>
-      <w:proofErr w:type="spellStart"/>
-      <w:r>
-        <w:rPr>
-          <w:rFonts w:ascii="Courier New" w:eastAsia="Times New Roman" w:hAnsi="Courier New" w:cs="Courier New"/>
-          <w:sz w:val="20"/>
-          <w:szCs w:val="20"/>
-          <w:lang w:eastAsia="en-IN" w:bidi="hi-IN"/>
-        </w:rPr>
-        <w:t>currentReading</w:t>
-      </w:r>
-      <w:proofErr w:type="spellEnd"/>
-      <w:r>
-        <w:rPr>
-          <w:rFonts w:ascii="Courier New" w:eastAsia="Times New Roman" w:hAnsi="Courier New" w:cs="Courier New"/>
-          <w:sz w:val="20"/>
-          <w:szCs w:val="20"/>
-          <w:lang w:eastAsia="en-IN" w:bidi="hi-IN"/>
-        </w:rPr>
-        <w:t>": "number",</w:t>
-      </w:r>
-    </w:p>
-    <w:p>
-      <w:pPr>
-        <w:spacing w:after="0" w:line="240" w:lineRule="auto"/>
-        <w:outlineLvl w:val="2"/>
-        <w:rPr>
-          <w:rFonts w:ascii="Courier New" w:eastAsia="Times New Roman" w:hAnsi="Courier New" w:cs="Courier New"/>
-          <w:sz w:val="20"/>
-          <w:szCs w:val="20"/>
-          <w:lang w:eastAsia="en-IN" w:bidi="hi-IN"/>
-        </w:rPr>
-      </w:pPr>
-      <w:r>
-        <w:rPr>
-          <w:rFonts w:ascii="Courier New" w:eastAsia="Times New Roman" w:hAnsi="Courier New" w:cs="Courier New"/>
-          <w:sz w:val="20"/>
-          <w:szCs w:val="20"/>
-          <w:lang w:eastAsia="en-IN" w:bidi="hi-IN"/>
-        </w:rPr>
-        <w:t xml:space="preserve">  "</w:t>
-      </w:r>
-      <w:proofErr w:type="spellStart"/>
-      <w:r>
-        <w:rPr>
-          <w:rFonts w:ascii="Courier New" w:eastAsia="Times New Roman" w:hAnsi="Courier New" w:cs="Courier New"/>
-          <w:sz w:val="20"/>
-          <w:szCs w:val="20"/>
-          <w:lang w:eastAsia="en-IN" w:bidi="hi-IN"/>
-        </w:rPr>
-        <w:t>unitsConsumed</w:t>
-      </w:r>
-      <w:proofErr w:type="spellEnd"/>
-      <w:r>
-        <w:rPr>
-          <w:rFonts w:ascii="Courier New" w:eastAsia="Times New Roman" w:hAnsi="Courier New" w:cs="Courier New"/>
-          <w:sz w:val="20"/>
-          <w:szCs w:val="20"/>
-          <w:lang w:eastAsia="en-IN" w:bidi="hi-IN"/>
-        </w:rPr>
-        <w:t>": "number",</w:t>
-      </w:r>
-    </w:p>
-    <w:p>
-      <w:pPr>
-        <w:spacing w:after="0" w:line="240" w:lineRule="auto"/>
-        <w:outlineLvl w:val="2"/>
-        <w:rPr>
-          <w:rFonts w:ascii="Courier New" w:eastAsia="Times New Roman" w:hAnsi="Courier New" w:cs="Courier New"/>
-          <w:sz w:val="20"/>
-          <w:szCs w:val="20"/>
-          <w:lang w:eastAsia="en-IN" w:bidi="hi-IN"/>
-        </w:rPr>
-      </w:pPr>
-      <w:r>
-        <w:rPr>
-          <w:rFonts w:ascii="Courier New" w:eastAsia="Times New Roman" w:hAnsi="Courier New" w:cs="Courier New"/>
-          <w:sz w:val="20"/>
-          <w:szCs w:val="20"/>
-          <w:lang w:eastAsia="en-IN" w:bidi="hi-IN"/>
-        </w:rPr>
-        <w:t xml:space="preserve">  "</w:t>
-      </w:r>
-      <w:proofErr w:type="spellStart"/>
-      <w:r>
-        <w:rPr>
-          <w:rFonts w:ascii="Courier New" w:eastAsia="Times New Roman" w:hAnsi="Courier New" w:cs="Courier New"/>
-          <w:sz w:val="20"/>
-          <w:szCs w:val="20"/>
-          <w:lang w:eastAsia="en-IN" w:bidi="hi-IN"/>
-        </w:rPr>
-        <w:t>energyCharge</w:t>
-      </w:r>
-      <w:proofErr w:type="spellEnd"/>
-      <w:r>
-        <w:rPr>
-          <w:rFonts w:ascii="Courier New" w:eastAsia="Times New Roman" w:hAnsi="Courier New" w:cs="Courier New"/>
-          <w:sz w:val="20"/>
-          <w:szCs w:val="20"/>
-          <w:lang w:eastAsia="en-IN" w:bidi="hi-IN"/>
-        </w:rPr>
-        <w:t>": "number",</w:t>
-      </w:r>
-    </w:p>
-    <w:p>
-      <w:pPr>
-        <w:spacing w:after="0" w:line="240" w:lineRule="auto"/>
-        <w:outlineLvl w:val="2"/>
-        <w:rPr>
-          <w:rFonts w:ascii="Courier New" w:eastAsia="Times New Roman" w:hAnsi="Courier New" w:cs="Courier New"/>
-          <w:sz w:val="20"/>
-          <w:szCs w:val="20"/>
-          <w:lang w:eastAsia="en-IN" w:bidi="hi-IN"/>
-        </w:rPr>
-      </w:pPr>
-      <w:r>
-        <w:rPr>
-          <w:rFonts w:ascii="Courier New" w:eastAsia="Times New Roman" w:hAnsi="Courier New" w:cs="Courier New"/>
-          <w:sz w:val="20"/>
-          <w:szCs w:val="20"/>
-          <w:lang w:eastAsia="en-IN" w:bidi="hi-IN"/>
-        </w:rPr>
-        <w:t xml:space="preserve">  "</w:t>
-      </w:r>
-      <w:proofErr w:type="spellStart"/>
-      <w:r>
-        <w:rPr>
-          <w:rFonts w:ascii="Courier New" w:eastAsia="Times New Roman" w:hAnsi="Courier New" w:cs="Courier New"/>
-          <w:sz w:val="20"/>
-          <w:szCs w:val="20"/>
-          <w:lang w:eastAsia="en-IN" w:bidi="hi-IN"/>
-        </w:rPr>
-        <w:t>fixedCharge</w:t>
-      </w:r>
-      <w:proofErr w:type="spellEnd"/>
-      <w:r>
-        <w:rPr>
-          <w:rFonts w:ascii="Courier New" w:eastAsia="Times New Roman" w:hAnsi="Courier New" w:cs="Courier New"/>
-          <w:sz w:val="20"/>
-          <w:szCs w:val="20"/>
-          <w:lang w:eastAsia="en-IN" w:bidi="hi-IN"/>
-        </w:rPr>
-        <w:t>": "number",</w:t>
-      </w:r>
-    </w:p>
-    <w:p>
-      <w:pPr>
-        <w:spacing w:after="0" w:line="240" w:lineRule="auto"/>
-        <w:outlineLvl w:val="2"/>
-        <w:rPr>
-          <w:rFonts w:ascii="Courier New" w:eastAsia="Times New Roman" w:hAnsi="Courier New" w:cs="Courier New"/>
-          <w:sz w:val="20"/>
-          <w:szCs w:val="20"/>
-          <w:lang w:eastAsia="en-IN" w:bidi="hi-IN"/>
-        </w:rPr>
-      </w:pPr>
-      <w:r>
-        <w:rPr>
-          <w:rFonts w:ascii="Courier New" w:eastAsia="Times New Roman" w:hAnsi="Courier New" w:cs="Courier New"/>
-          <w:sz w:val="20"/>
-          <w:szCs w:val="20"/>
-          <w:lang w:eastAsia="en-IN" w:bidi="hi-IN"/>
-        </w:rPr>
-        <w:t xml:space="preserve">  "</w:t>
-      </w:r>
-      <w:proofErr w:type="spellStart"/>
-      <w:r>
-        <w:rPr>
-          <w:rFonts w:ascii="Courier New" w:eastAsia="Times New Roman" w:hAnsi="Courier New" w:cs="Courier New"/>
-          <w:sz w:val="20"/>
-          <w:szCs w:val="20"/>
-          <w:lang w:eastAsia="en-IN" w:bidi="hi-IN"/>
-        </w:rPr>
-        <w:t>taxAmount</w:t>
-      </w:r>
-      <w:proofErr w:type="spellEnd"/>
-      <w:r>
-        <w:rPr>
-          <w:rFonts w:ascii="Courier New" w:eastAsia="Times New Roman" w:hAnsi="Courier New" w:cs="Courier New"/>
-          <w:sz w:val="20"/>
-          <w:szCs w:val="20"/>
-          <w:lang w:eastAsia="en-IN" w:bidi="hi-IN"/>
-        </w:rPr>
-        <w:t>": "number",</w:t>
-      </w:r>
-    </w:p>
-    <w:p>
-      <w:pPr>
-        <w:spacing w:after="0" w:line="240" w:lineRule="auto"/>
-        <w:outlineLvl w:val="2"/>
-        <w:rPr>
-          <w:rFonts w:ascii="Courier New" w:eastAsia="Times New Roman" w:hAnsi="Courier New" w:cs="Courier New"/>
-          <w:sz w:val="20"/>
-          <w:szCs w:val="20"/>
-          <w:lang w:eastAsia="en-IN" w:bidi="hi-IN"/>
-        </w:rPr>
-      </w:pPr>
-      <w:r>
-        <w:rPr>
-          <w:rFonts w:ascii="Courier New" w:eastAsia="Times New Roman" w:hAnsi="Courier New" w:cs="Courier New"/>
-          <w:sz w:val="20"/>
-          <w:szCs w:val="20"/>
-          <w:lang w:eastAsia="en-IN" w:bidi="hi-IN"/>
-        </w:rPr>
-        <w:t xml:space="preserve">  "</w:t>
-      </w:r>
-      <w:proofErr w:type="spellStart"/>
-      <w:r>
-        <w:rPr>
-          <w:rFonts w:ascii="Courier New" w:eastAsia="Times New Roman" w:hAnsi="Courier New" w:cs="Courier New"/>
-          <w:sz w:val="20"/>
-          <w:szCs w:val="20"/>
-          <w:lang w:eastAsia="en-IN" w:bidi="hi-IN"/>
-        </w:rPr>
-        <w:t>penaltyAmount</w:t>
-      </w:r>
-      <w:proofErr w:type="spellEnd"/>
-      <w:r>
-        <w:rPr>
-          <w:rFonts w:ascii="Courier New" w:eastAsia="Times New Roman" w:hAnsi="Courier New" w:cs="Courier New"/>
-          <w:sz w:val="20"/>
-          <w:szCs w:val="20"/>
-          <w:lang w:eastAsia="en-IN" w:bidi="hi-IN"/>
-        </w:rPr>
-        <w:t>": "number",</w:t>
-      </w:r>
-    </w:p>
-    <w:p>
-      <w:pPr>
-        <w:spacing w:after="0" w:line="240" w:lineRule="auto"/>
-        <w:outlineLvl w:val="2"/>
-        <w:rPr>
-          <w:rFonts w:ascii="Courier New" w:eastAsia="Times New Roman" w:hAnsi="Courier New" w:cs="Courier New"/>
-          <w:sz w:val="20"/>
-          <w:szCs w:val="20"/>
-          <w:lang w:eastAsia="en-IN" w:bidi="hi-IN"/>
-        </w:rPr>
-      </w:pPr>
-      <w:r>
-        <w:rPr>
-          <w:rFonts w:ascii="Courier New" w:eastAsia="Times New Roman" w:hAnsi="Courier New" w:cs="Courier New"/>
-          <w:sz w:val="20"/>
-          <w:szCs w:val="20"/>
-          <w:lang w:eastAsia="en-IN" w:bidi="hi-IN"/>
-        </w:rPr>
-        <w:t xml:space="preserve">  "</w:t>
-      </w:r>
-      <w:proofErr w:type="spellStart"/>
-      <w:r>
-        <w:rPr>
-          <w:rFonts w:ascii="Courier New" w:eastAsia="Times New Roman" w:hAnsi="Courier New" w:cs="Courier New"/>
-          <w:sz w:val="20"/>
-          <w:szCs w:val="20"/>
-          <w:lang w:eastAsia="en-IN" w:bidi="hi-IN"/>
-        </w:rPr>
-        <w:t>totalAmount</w:t>
-      </w:r>
-      <w:proofErr w:type="spellEnd"/>
-      <w:r>
-        <w:rPr>
-          <w:rFonts w:ascii="Courier New" w:eastAsia="Times New Roman" w:hAnsi="Courier New" w:cs="Courier New"/>
-          <w:sz w:val="20"/>
-          <w:szCs w:val="20"/>
-          <w:lang w:eastAsia="en-IN" w:bidi="hi-IN"/>
-        </w:rPr>
-        <w:t>": "number",</w:t>
-      </w:r>
-    </w:p>
-    <w:p>
-      <w:pPr>
-        <w:spacing w:after="0" w:line="240" w:lineRule="auto"/>
-        <w:outlineLvl w:val="2"/>
-        <w:rPr>
-          <w:rFonts w:ascii="Courier New" w:eastAsia="Times New Roman" w:hAnsi="Courier New" w:cs="Courier New"/>
-          <w:sz w:val="20"/>
-          <w:szCs w:val="20"/>
-          <w:lang w:eastAsia="en-IN" w:bidi="hi-IN"/>
-        </w:rPr>
-      </w:pPr>
-      <w:r>
-        <w:rPr>
-          <w:rFonts w:ascii="Courier New" w:eastAsia="Times New Roman" w:hAnsi="Courier New" w:cs="Courier New"/>
-          <w:sz w:val="20"/>
-          <w:szCs w:val="20"/>
-          <w:lang w:eastAsia="en-IN" w:bidi="hi-IN"/>
-        </w:rPr>
-        <w:t xml:space="preserve">  "</w:t>
-      </w:r>
-      <w:proofErr w:type="spellStart"/>
-      <w:r>
-        <w:rPr>
-          <w:rFonts w:ascii="Courier New" w:eastAsia="Times New Roman" w:hAnsi="Courier New" w:cs="Courier New"/>
-          <w:sz w:val="20"/>
-          <w:szCs w:val="20"/>
-          <w:lang w:eastAsia="en-IN" w:bidi="hi-IN"/>
-        </w:rPr>
-        <w:t>paymentMode</w:t>
-      </w:r>
-      <w:proofErr w:type="spellEnd"/>
-      <w:r>
-        <w:rPr>
-          <w:rFonts w:ascii="Courier New" w:eastAsia="Times New Roman" w:hAnsi="Courier New" w:cs="Courier New"/>
-          <w:sz w:val="20"/>
-          <w:szCs w:val="20"/>
-          <w:lang w:eastAsia="en-IN" w:bidi="hi-IN"/>
-        </w:rPr>
-        <w:t>": "ONLINE | OFFLINE",</w:t>
-      </w:r>
-    </w:p>
-    <w:p>
-      <w:pPr>
-        <w:spacing w:after="0" w:line="240" w:lineRule="auto"/>
-        <w:outlineLvl w:val="2"/>
-        <w:rPr>
-          <w:rFonts w:ascii="Courier New" w:eastAsia="Times New Roman" w:hAnsi="Courier New" w:cs="Courier New"/>
-          <w:sz w:val="20"/>
-          <w:szCs w:val="20"/>
-          <w:lang w:eastAsia="en-IN" w:bidi="hi-IN"/>
-        </w:rPr>
-      </w:pPr>
-      <w:r>
-        <w:rPr>
-          <w:rFonts w:ascii="Courier New" w:eastAsia="Times New Roman" w:hAnsi="Courier New" w:cs="Courier New"/>
-          <w:sz w:val="20"/>
-          <w:szCs w:val="20"/>
-          <w:lang w:eastAsia="en-IN" w:bidi="hi-IN"/>
-        </w:rPr>
-        <w:t xml:space="preserve">  "</w:t>
-      </w:r>
-      <w:proofErr w:type="spellStart"/>
-      <w:r>
-        <w:rPr>
-          <w:rFonts w:ascii="Courier New" w:eastAsia="Times New Roman" w:hAnsi="Courier New" w:cs="Courier New"/>
-          <w:sz w:val="20"/>
-          <w:szCs w:val="20"/>
-          <w:lang w:eastAsia="en-IN" w:bidi="hi-IN"/>
-        </w:rPr>
-        <w:t>paymentDate</w:t>
-      </w:r>
-      <w:proofErr w:type="spellEnd"/>
-      <w:r>
-        <w:rPr>
-          <w:rFonts w:ascii="Courier New" w:eastAsia="Times New Roman" w:hAnsi="Courier New" w:cs="Courier New"/>
-          <w:sz w:val="20"/>
-          <w:szCs w:val="20"/>
-          <w:lang w:eastAsia="en-IN" w:bidi="hi-IN"/>
-        </w:rPr>
-        <w:t xml:space="preserve">": </w:t>
-      </w:r>
-      <w:proofErr w:type="spellStart"/>
-      <w:r>
-        <w:rPr>
-          <w:rFonts w:ascii="Courier New" w:eastAsia="Times New Roman" w:hAnsi="Courier New" w:cs="Courier New"/>
-          <w:sz w:val="20"/>
-          <w:szCs w:val="20"/>
-          <w:lang w:eastAsia="en-IN" w:bidi="hi-IN"/>
-        </w:rPr>
-        <w:t>ISODate</w:t>
-      </w:r>
-      <w:proofErr w:type="spellEnd"/>
-      <w:r>
-        <w:rPr>
-          <w:rFonts w:ascii="Courier New" w:eastAsia="Times New Roman" w:hAnsi="Courier New" w:cs="Courier New"/>
-          <w:sz w:val="20"/>
-          <w:szCs w:val="20"/>
-          <w:lang w:eastAsia="en-IN" w:bidi="hi-IN"/>
-        </w:rPr>
-        <w:t>,</w:t>
-      </w:r>
-    </w:p>
-    <w:p>
-      <w:pPr>
-        <w:spacing w:after="0" w:line="240" w:lineRule="auto"/>
-        <w:outlineLvl w:val="2"/>
-        <w:rPr>
-          <w:rFonts w:ascii="Courier New" w:eastAsia="Times New Roman" w:hAnsi="Courier New" w:cs="Courier New"/>
-          <w:sz w:val="20"/>
-          <w:szCs w:val="20"/>
-          <w:lang w:eastAsia="en-IN" w:bidi="hi-IN"/>
-        </w:rPr>
-      </w:pPr>
-      <w:r>
-        <w:rPr>
-          <w:rFonts w:ascii="Courier New" w:eastAsia="Times New Roman" w:hAnsi="Courier New" w:cs="Courier New"/>
-          <w:sz w:val="20"/>
-          <w:szCs w:val="20"/>
-          <w:lang w:eastAsia="en-IN" w:bidi="hi-IN"/>
-        </w:rPr>
-        <w:t xml:space="preserve">  "</w:t>
-      </w:r>
-      <w:proofErr w:type="spellStart"/>
-      <w:r>
-        <w:rPr>
-          <w:rFonts w:ascii="Courier New" w:eastAsia="Times New Roman" w:hAnsi="Courier New" w:cs="Courier New"/>
-          <w:sz w:val="20"/>
-          <w:szCs w:val="20"/>
-          <w:lang w:eastAsia="en-IN" w:bidi="hi-IN"/>
-        </w:rPr>
-        <w:t>billGeneratedAt</w:t>
-      </w:r>
-      <w:proofErr w:type="spellEnd"/>
-      <w:r>
-        <w:rPr>
-          <w:rFonts w:ascii="Courier New" w:eastAsia="Times New Roman" w:hAnsi="Courier New" w:cs="Courier New"/>
-          <w:sz w:val="20"/>
-          <w:szCs w:val="20"/>
-          <w:lang w:eastAsia="en-IN" w:bidi="hi-IN"/>
-        </w:rPr>
-        <w:t xml:space="preserve">": </w:t>
-      </w:r>
-      <w:proofErr w:type="spellStart"/>
-      <w:r>
-        <w:rPr>
-          <w:rFonts w:ascii="Courier New" w:eastAsia="Times New Roman" w:hAnsi="Courier New" w:cs="Courier New"/>
-          <w:sz w:val="20"/>
-          <w:szCs w:val="20"/>
-          <w:lang w:eastAsia="en-IN" w:bidi="hi-IN"/>
-        </w:rPr>
-        <w:t>ISODate</w:t>
-      </w:r>
-      <w:proofErr w:type="spellEnd"/>
-      <w:r>
-        <w:rPr>
-          <w:rFonts w:ascii="Courier New" w:eastAsia="Times New Roman" w:hAnsi="Courier New" w:cs="Courier New"/>
-          <w:sz w:val="20"/>
-          <w:szCs w:val="20"/>
-          <w:lang w:eastAsia="en-IN" w:bidi="hi-IN"/>
-        </w:rPr>
-        <w:t>,</w:t>
-      </w:r>
-    </w:p>
-    <w:p>
-      <w:pPr>
-        <w:spacing w:after="0" w:line="240" w:lineRule="auto"/>
-        <w:outlineLvl w:val="2"/>
-        <w:rPr>
-          <w:rFonts w:ascii="Courier New" w:eastAsia="Times New Roman" w:hAnsi="Courier New" w:cs="Courier New"/>
-          <w:sz w:val="20"/>
-          <w:szCs w:val="20"/>
-          <w:lang w:eastAsia="en-IN" w:bidi="hi-IN"/>
-        </w:rPr>
-      </w:pPr>
-      <w:r>
-        <w:rPr>
-          <w:rFonts w:ascii="Courier New" w:eastAsia="Times New Roman" w:hAnsi="Courier New" w:cs="Courier New"/>
-          <w:sz w:val="20"/>
-          <w:szCs w:val="20"/>
-          <w:lang w:eastAsia="en-IN" w:bidi="hi-IN"/>
-        </w:rPr>
-        <w:t xml:space="preserve">  "</w:t>
-      </w:r>
-      <w:proofErr w:type="spellStart"/>
-      <w:r>
-        <w:rPr>
-          <w:rFonts w:ascii="Courier New" w:eastAsia="Times New Roman" w:hAnsi="Courier New" w:cs="Courier New"/>
-          <w:sz w:val="20"/>
-          <w:szCs w:val="20"/>
-          <w:lang w:eastAsia="en-IN" w:bidi="hi-IN"/>
-        </w:rPr>
-        <w:t>billDueDate</w:t>
-      </w:r>
-      <w:proofErr w:type="spellEnd"/>
-      <w:r>
-        <w:rPr>
-          <w:rFonts w:ascii="Courier New" w:eastAsia="Times New Roman" w:hAnsi="Courier New" w:cs="Courier New"/>
-          <w:sz w:val="20"/>
-          <w:szCs w:val="20"/>
-          <w:lang w:eastAsia="en-IN" w:bidi="hi-IN"/>
-        </w:rPr>
-        <w:t xml:space="preserve">": </w:t>
-      </w:r>
-      <w:proofErr w:type="spellStart"/>
-      <w:r>
-        <w:rPr>
-          <w:rFonts w:ascii="Courier New" w:eastAsia="Times New Roman" w:hAnsi="Courier New" w:cs="Courier New"/>
-          <w:sz w:val="20"/>
-          <w:szCs w:val="20"/>
-          <w:lang w:eastAsia="en-IN" w:bidi="hi-IN"/>
-        </w:rPr>
-        <w:t>ISODate</w:t>
-      </w:r>
-      <w:proofErr w:type="spellEnd"/>
-      <w:r>
-        <w:rPr>
-          <w:rFonts w:ascii="Courier New" w:eastAsia="Times New Roman" w:hAnsi="Courier New" w:cs="Courier New"/>
-          <w:sz w:val="20"/>
-          <w:szCs w:val="20"/>
-          <w:lang w:eastAsia="en-IN" w:bidi="hi-IN"/>
-        </w:rPr>
-        <w:t>,</w:t>
-      </w:r>
-    </w:p>
-    <w:p>
-      <w:pPr>
-        <w:spacing w:after="0" w:line="240" w:lineRule="auto"/>
-        <w:outlineLvl w:val="2"/>
-        <w:rPr>
-          <w:rFonts w:ascii="Courier New" w:eastAsia="Times New Roman" w:hAnsi="Courier New" w:cs="Courier New"/>
-          <w:sz w:val="20"/>
-          <w:szCs w:val="20"/>
-          <w:lang w:eastAsia="en-IN" w:bidi="hi-IN"/>
-        </w:rPr>
-      </w:pPr>
-      <w:r>
-        <w:rPr>
-          <w:rFonts w:ascii="Courier New" w:eastAsia="Times New Roman" w:hAnsi="Courier New" w:cs="Courier New"/>
-          <w:sz w:val="20"/>
-          <w:szCs w:val="20"/>
-          <w:lang w:eastAsia="en-IN" w:bidi="hi-IN"/>
-        </w:rPr>
-        <w:t xml:space="preserve">  "</w:t>
-      </w:r>
-      <w:proofErr w:type="spellStart"/>
-      <w:r>
-        <w:rPr>
-          <w:rFonts w:ascii="Courier New" w:eastAsia="Times New Roman" w:hAnsi="Courier New" w:cs="Courier New"/>
-          <w:sz w:val="20"/>
-          <w:szCs w:val="20"/>
-          <w:lang w:eastAsia="en-IN" w:bidi="hi-IN"/>
-        </w:rPr>
-        <w:t>invoiceGeneratedAt</w:t>
-      </w:r>
-      <w:proofErr w:type="spellEnd"/>
-      <w:r>
-        <w:rPr>
-          <w:rFonts w:ascii="Courier New" w:eastAsia="Times New Roman" w:hAnsi="Courier New" w:cs="Courier New"/>
-          <w:sz w:val="20"/>
-          <w:szCs w:val="20"/>
-          <w:lang w:eastAsia="en-IN" w:bidi="hi-IN"/>
-        </w:rPr>
-        <w:t xml:space="preserve">": </w:t>
-      </w:r>
-      <w:proofErr w:type="spellStart"/>
-      <w:r>
-        <w:rPr>
-          <w:rFonts w:ascii="Courier New" w:eastAsia="Times New Roman" w:hAnsi="Courier New" w:cs="Courier New"/>
-          <w:sz w:val="20"/>
-          <w:szCs w:val="20"/>
-          <w:lang w:eastAsia="en-IN" w:bidi="hi-IN"/>
-        </w:rPr>
-        <w:t>ISODate</w:t>
-      </w:r>
-      <w:proofErr w:type="spellEnd"/>
-    </w:p>
-    <w:p>
-      <w:pPr>
-        <w:spacing w:after="0" w:line="240" w:lineRule="auto"/>
-        <w:outlineLvl w:val="2"/>
-        <w:rPr>
-          <w:rFonts w:ascii="Courier New" w:eastAsia="Times New Roman" w:hAnsi="Courier New" w:cs="Courier New"/>
-          <w:sz w:val="20"/>
-          <w:szCs w:val="20"/>
-          <w:lang w:eastAsia="en-IN" w:bidi="hi-IN"/>
-        </w:rPr>
-      </w:pPr>
-      <w:r>
-        <w:rPr>
-          <w:rFonts w:ascii="Courier New" w:eastAsia="Times New Roman" w:hAnsi="Courier New" w:cs="Courier New"/>
-          <w:sz w:val="20"/>
-          <w:szCs w:val="20"/>
-          <w:lang w:eastAsia="en-IN" w:bidi="hi-IN"/>
-        </w:rPr>
-        <w:t>}</w:t>
-      </w:r>
-    </w:p>
-    <w:p>
-      <w:pPr>
-        <w:spacing w:after="0" w:line="240" w:lineRule="auto"/>
-        <w:outlineLvl w:val="2"/>
-        <w:rPr>
-          <w:rFonts w:ascii="Times New Roman" w:eastAsia="Times New Roman" w:hAnsi="Times New Roman" w:cs="Times New Roman"/>
-          <w:b/>
-          <w:bCs/>
-          <w:sz w:val="28"/>
-          <w:szCs w:val="28"/>
-          <w:lang w:eastAsia="en-IN" w:bidi="hi-IN"/>
-        </w:rPr>
-      </w:pPr>
-    </w:p>
-    <w:p>
-      <w:pPr>
-        <w:spacing w:after="0" w:line="240" w:lineRule="auto"/>
-        <w:outlineLvl w:val="2"/>
-        <w:rPr>
-          <w:rFonts w:ascii="Times New Roman" w:eastAsia="Times New Roman" w:hAnsi="Times New Roman" w:cs="Times New Roman"/>
-          <w:b/>
-          <w:bCs/>
-          <w:sz w:val="28"/>
-          <w:szCs w:val="28"/>
-          <w:lang w:eastAsia="en-IN" w:bidi="hi-IN"/>
-        </w:rPr>
-      </w:pPr>
-      <w:r>
-        <w:rPr>
-          <w:rFonts w:ascii="Times New Roman" w:eastAsia="Times New Roman" w:hAnsi="Times New Roman" w:cs="Times New Roman"/>
-          <w:b/>
-          <w:bCs/>
-          <w:sz w:val="28"/>
-          <w:szCs w:val="28"/>
-          <w:lang w:eastAsia="en-IN" w:bidi="hi-IN"/>
-        </w:rPr>
-        <w:t>Notification</w:t>
-      </w:r>
-      <w:r>
-        <w:rPr>
-          <w:rFonts w:ascii="Times New Roman" w:eastAsia="Times New Roman" w:hAnsi="Times New Roman" w:cs="Times New Roman"/>
-          <w:b/>
-          <w:bCs/>
-          <w:sz w:val="28"/>
-          <w:szCs w:val="28"/>
-          <w:lang w:eastAsia="en-IN" w:bidi="hi-IN"/>
-        </w:rPr>
-        <w:t xml:space="preserve"> DB</w:t>
-      </w:r>
-    </w:p>
-    <w:p>
-      <w:pPr>
-        <w:spacing w:after="0" w:line="240" w:lineRule="auto"/>
-        <w:rPr>
-          <w:rFonts w:ascii="Times New Roman" w:eastAsia="Times New Roman" w:hAnsi="Times New Roman" w:cs="Times New Roman"/>
-          <w:b/>
-          <w:bCs/>
-          <w:sz w:val="27"/>
-          <w:szCs w:val="27"/>
-          <w:lang w:eastAsia="en-IN" w:bidi="hi-IN"/>
-        </w:rPr>
-      </w:pPr>
-      <w:r>
-        <w:rPr>
-          <w:rFonts w:ascii="Times New Roman" w:eastAsia="Times New Roman" w:hAnsi="Times New Roman" w:cs="Times New Roman"/>
-          <w:b/>
-          <w:bCs/>
-          <w:sz w:val="27"/>
-          <w:szCs w:val="27"/>
-          <w:lang w:eastAsia="en-IN" w:bidi="hi-IN"/>
-        </w:rPr>
-        <w:t>Notification document</w:t>
-      </w:r>
-    </w:p>
-    <w:p>
-      <w:pPr>
-        <w:spacing w:after="0" w:line="240" w:lineRule="auto"/>
-        <w:rPr>
-          <w:rFonts w:ascii="Courier New" w:eastAsia="Times New Roman" w:hAnsi="Courier New" w:cs="Courier New"/>
-          <w:sz w:val="20"/>
-          <w:szCs w:val="20"/>
-          <w:lang w:eastAsia="en-IN" w:bidi="hi-IN"/>
-        </w:rPr>
-      </w:pPr>
-      <w:r>
-        <w:rPr>
-          <w:rFonts w:ascii="Courier New" w:eastAsia="Times New Roman" w:hAnsi="Courier New" w:cs="Courier New"/>
-          <w:sz w:val="20"/>
-          <w:szCs w:val="20"/>
-          <w:lang w:eastAsia="en-IN" w:bidi="hi-IN"/>
-        </w:rPr>
-        <w:t>{</w:t>
-      </w:r>
-    </w:p>
-    <w:p>
-      <w:pPr>
-        <w:spacing w:after="0" w:line="240" w:lineRule="auto"/>
-        <w:rPr>
-          <w:rFonts w:ascii="Courier New" w:eastAsia="Times New Roman" w:hAnsi="Courier New" w:cs="Courier New"/>
-          <w:sz w:val="20"/>
-          <w:szCs w:val="20"/>
-          <w:lang w:eastAsia="en-IN" w:bidi="hi-IN"/>
-        </w:rPr>
-      </w:pPr>
-      <w:r>
-        <w:rPr>
-          <w:rFonts w:ascii="Courier New" w:eastAsia="Times New Roman" w:hAnsi="Courier New" w:cs="Courier New"/>
-          <w:sz w:val="20"/>
-          <w:szCs w:val="20"/>
-          <w:lang w:eastAsia="en-IN" w:bidi="hi-IN"/>
-        </w:rPr>
-        <w:t xml:space="preserve">  "_id": </w:t>
-      </w:r>
-      <w:proofErr w:type="spellStart"/>
-      <w:r>
-        <w:rPr>
-          <w:rFonts w:ascii="Courier New" w:eastAsia="Times New Roman" w:hAnsi="Courier New" w:cs="Courier New"/>
-          <w:sz w:val="20"/>
-          <w:szCs w:val="20"/>
-          <w:lang w:eastAsia="en-IN" w:bidi="hi-IN"/>
-        </w:rPr>
-        <w:t>ObjectId</w:t>
-      </w:r>
-      <w:proofErr w:type="spellEnd"/>
-      <w:r>
-        <w:rPr>
-          <w:rFonts w:ascii="Courier New" w:eastAsia="Times New Roman" w:hAnsi="Courier New" w:cs="Courier New"/>
-          <w:sz w:val="20"/>
-          <w:szCs w:val="20"/>
-          <w:lang w:eastAsia="en-IN" w:bidi="hi-IN"/>
-        </w:rPr>
-        <w:t>,</w:t>
-      </w:r>
-    </w:p>
-    <w:p>
-      <w:pPr>
-        <w:spacing w:after="0" w:line="240" w:lineRule="auto"/>
-        <w:rPr>
-          <w:rFonts w:ascii="Courier New" w:eastAsia="Times New Roman" w:hAnsi="Courier New" w:cs="Courier New"/>
-          <w:sz w:val="20"/>
-          <w:szCs w:val="20"/>
-          <w:lang w:eastAsia="en-IN" w:bidi="hi-IN"/>
-        </w:rPr>
-      </w:pPr>
-      <w:r>
-        <w:rPr>
-          <w:rFonts w:ascii="Courier New" w:eastAsia="Times New Roman" w:hAnsi="Courier New" w:cs="Courier New"/>
-          <w:sz w:val="20"/>
-          <w:szCs w:val="20"/>
-          <w:lang w:eastAsia="en-IN" w:bidi="hi-IN"/>
-        </w:rPr>
-        <w:t xml:space="preserve">  "recipient": "string (email)",</w:t>
-      </w:r>
-    </w:p>
-    <w:p>
-      <w:pPr>
-        <w:spacing w:after="0" w:line="240" w:lineRule="auto"/>
-        <w:rPr>
-          <w:rFonts w:ascii="Courier New" w:eastAsia="Times New Roman" w:hAnsi="Courier New" w:cs="Courier New"/>
-          <w:sz w:val="20"/>
-          <w:szCs w:val="20"/>
-          <w:lang w:eastAsia="en-IN" w:bidi="hi-IN"/>
-        </w:rPr>
-      </w:pPr>
-      <w:r>
-        <w:rPr>
-          <w:rFonts w:ascii="Courier New" w:eastAsia="Times New Roman" w:hAnsi="Courier New" w:cs="Courier New"/>
-          <w:sz w:val="20"/>
-          <w:szCs w:val="20"/>
-          <w:lang w:eastAsia="en-IN" w:bidi="hi-IN"/>
-        </w:rPr>
-        <w:t xml:space="preserve">  "type": "PASSWORD_RESET | CONSUMER_APPROVED | CONNECTION_APPROVED | BILL_GENERATED | PAYMENT_OTP | PAYMENT_SUCCESS | PAYMENT_FAILED | INVOICE_PDF",</w:t>
-      </w:r>
-    </w:p>
-    <w:p>
-      <w:pPr>
-        <w:spacing w:after="0" w:line="240" w:lineRule="auto"/>
-        <w:rPr>
-          <w:rFonts w:ascii="Courier New" w:eastAsia="Times New Roman" w:hAnsi="Courier New" w:cs="Courier New"/>
-          <w:sz w:val="20"/>
-          <w:szCs w:val="20"/>
-          <w:lang w:eastAsia="en-IN" w:bidi="hi-IN"/>
-        </w:rPr>
-      </w:pPr>
-      <w:r>
-        <w:rPr>
-          <w:rFonts w:ascii="Courier New" w:eastAsia="Times New Roman" w:hAnsi="Courier New" w:cs="Courier New"/>
-          <w:sz w:val="20"/>
-          <w:szCs w:val="20"/>
-          <w:lang w:eastAsia="en-IN" w:bidi="hi-IN"/>
-        </w:rPr>
-        <w:t xml:space="preserve">  "channel": "EMAIL",</w:t>
-      </w:r>
-    </w:p>
-    <w:p>
-      <w:pPr>
-        <w:spacing w:after="0" w:line="240" w:lineRule="auto"/>
-        <w:rPr>
-          <w:rFonts w:ascii="Courier New" w:eastAsia="Times New Roman" w:hAnsi="Courier New" w:cs="Courier New"/>
-          <w:sz w:val="20"/>
-          <w:szCs w:val="20"/>
-          <w:lang w:eastAsia="en-IN" w:bidi="hi-IN"/>
-        </w:rPr>
-      </w:pPr>
-      <w:r>
-        <w:rPr>
-          <w:rFonts w:ascii="Courier New" w:eastAsia="Times New Roman" w:hAnsi="Courier New" w:cs="Courier New"/>
-          <w:sz w:val="20"/>
-          <w:szCs w:val="20"/>
-          <w:lang w:eastAsia="en-IN" w:bidi="hi-IN"/>
-        </w:rPr>
-        <w:t xml:space="preserve">  "status": "SENT | FAILED",</w:t>
-      </w:r>
-    </w:p>
-    <w:p>
-      <w:pPr>
-        <w:spacing w:after="0" w:line="240" w:lineRule="auto"/>
-        <w:rPr>
-          <w:rFonts w:ascii="Courier New" w:eastAsia="Times New Roman" w:hAnsi="Courier New" w:cs="Courier New"/>
-          <w:sz w:val="20"/>
-          <w:szCs w:val="20"/>
-          <w:lang w:eastAsia="en-IN" w:bidi="hi-IN"/>
-        </w:rPr>
-      </w:pPr>
-      <w:r>
-        <w:rPr>
-          <w:rFonts w:ascii="Courier New" w:eastAsia="Times New Roman" w:hAnsi="Courier New" w:cs="Courier New"/>
-          <w:sz w:val="20"/>
-          <w:szCs w:val="20"/>
-          <w:lang w:eastAsia="en-IN" w:bidi="hi-IN"/>
-        </w:rPr>
-        <w:t xml:space="preserve">  "subject": "string",</w:t>
-      </w:r>
-    </w:p>
-    <w:p>
-      <w:pPr>
-        <w:spacing w:after="0" w:line="240" w:lineRule="auto"/>
-        <w:rPr>
-          <w:rFonts w:ascii="Courier New" w:eastAsia="Times New Roman" w:hAnsi="Courier New" w:cs="Courier New"/>
-          <w:sz w:val="20"/>
-          <w:szCs w:val="20"/>
-          <w:lang w:eastAsia="en-IN" w:bidi="hi-IN"/>
-        </w:rPr>
-      </w:pPr>
-      <w:r>
-        <w:rPr>
-          <w:rFonts w:ascii="Courier New" w:eastAsia="Times New Roman" w:hAnsi="Courier New" w:cs="Courier New"/>
-          <w:sz w:val="20"/>
-          <w:szCs w:val="20"/>
-          <w:lang w:eastAsia="en-IN" w:bidi="hi-IN"/>
-        </w:rPr>
-        <w:t xml:space="preserve">  "body": "string",</w:t>
-      </w:r>
-    </w:p>
-    <w:p>
-      <w:pPr>
-        <w:spacing w:after="0" w:line="240" w:lineRule="auto"/>
-        <w:rPr>
-          <w:rFonts w:ascii="Courier New" w:eastAsia="Times New Roman" w:hAnsi="Courier New" w:cs="Courier New"/>
-          <w:sz w:val="20"/>
-          <w:szCs w:val="20"/>
-          <w:lang w:eastAsia="en-IN" w:bidi="hi-IN"/>
-        </w:rPr>
-      </w:pPr>
-      <w:r>
-        <w:rPr>
-          <w:rFonts w:ascii="Courier New" w:eastAsia="Times New Roman" w:hAnsi="Courier New" w:cs="Courier New"/>
-          <w:sz w:val="20"/>
-          <w:szCs w:val="20"/>
-          <w:lang w:eastAsia="en-IN" w:bidi="hi-IN"/>
-        </w:rPr>
-        <w:t xml:space="preserve">  "</w:t>
-      </w:r>
-      <w:proofErr w:type="spellStart"/>
-      <w:r>
-        <w:rPr>
-          <w:rFonts w:ascii="Courier New" w:eastAsia="Times New Roman" w:hAnsi="Courier New" w:cs="Courier New"/>
-          <w:sz w:val="20"/>
-          <w:szCs w:val="20"/>
-          <w:lang w:eastAsia="en-IN" w:bidi="hi-IN"/>
-        </w:rPr>
-        <w:t>createdAt</w:t>
-      </w:r>
-      <w:proofErr w:type="spellEnd"/>
-      <w:r>
-        <w:rPr>
-          <w:rFonts w:ascii="Courier New" w:eastAsia="Times New Roman" w:hAnsi="Courier New" w:cs="Courier New"/>
-          <w:sz w:val="20"/>
-          <w:szCs w:val="20"/>
-          <w:lang w:eastAsia="en-IN" w:bidi="hi-IN"/>
-        </w:rPr>
-        <w:t xml:space="preserve">": </w:t>
-      </w:r>
-      <w:proofErr w:type="spellStart"/>
-      <w:r>
-        <w:rPr>
-          <w:rFonts w:ascii="Courier New" w:eastAsia="Times New Roman" w:hAnsi="Courier New" w:cs="Courier New"/>
-          <w:sz w:val="20"/>
-          <w:szCs w:val="20"/>
-          <w:lang w:eastAsia="en-IN" w:bidi="hi-IN"/>
-        </w:rPr>
-        <w:t>ISODate</w:t>
-      </w:r>
-      <w:proofErr w:type="spellEnd"/>
-    </w:p>
-    <w:p>
-      <w:pPr>
-        <w:spacing w:after="0" w:line="240" w:lineRule="auto"/>
-        <w:rPr>
-          <w:rFonts w:ascii="Times New Roman" w:eastAsia="Times New Roman" w:hAnsi="Times New Roman" w:cs="Times New Roman"/>
-          <w:sz w:val="20"/>
-          <w:szCs w:val="20"/>
-          <w:lang w:eastAsia="en-IN" w:bidi="hi-IN"/>
-        </w:rPr>
-      </w:pPr>
-      <w:r>
-        <w:rPr>
-          <w:rFonts w:ascii="Courier New" w:eastAsia="Times New Roman" w:hAnsi="Courier New" w:cs="Courier New"/>
-          <w:sz w:val="20"/>
-          <w:szCs w:val="20"/>
-          <w:lang w:eastAsia="en-IN" w:bidi="hi-IN"/>
-        </w:rPr>
-        <w:t>}</w:t>
-      </w:r>
-    </w:p>
-    <w:p>
-      <w:pPr>
-        <w:spacing w:after="0" w:line="240" w:lineRule="auto"/>
         <w:rPr>
           <w:rFonts w:ascii="Courier New" w:eastAsia="Times New Roman" w:hAnsi="Courier New" w:cs="Courier New"/>
           <w:sz w:val="20"/>
@@ -19912,7 +19890,7 @@
           <w:lang w:eastAsia="en-IN" w:bidi="hi-IN"/>
         </w:rPr>
         <w:pict w14:anchorId="65BCA550">
-          <v:rect id="_x0000_i1039" style="width:0;height:1.5pt" o:hralign="center" o:hrstd="t" o:hr="t" fillcolor="#a0a0a0" stroked="f"/>
+          <v:rect id="_x0000_i1038" style="width:0;height:1.5pt" o:hralign="center" o:hrstd="t" o:hr="t" fillcolor="#a0a0a0" stroked="f"/>
         </w:pict>
       </w:r>
     </w:p>
@@ -20080,7 +20058,7 @@
           <w:lang w:eastAsia="en-IN" w:bidi="hi-IN"/>
         </w:rPr>
         <w:pict w14:anchorId="111EE175">
-          <v:rect id="_x0000_i1040" style="width:0;height:1.5pt" o:hralign="center" o:hrstd="t" o:hr="t" fillcolor="#a0a0a0" stroked="f"/>
+          <v:rect id="_x0000_i1039" style="width:0;height:1.5pt" o:hralign="center" o:hrstd="t" o:hr="t" fillcolor="#a0a0a0" stroked="f"/>
         </w:pict>
       </w:r>
     </w:p>
@@ -20437,7 +20415,7 @@
           <w:lang w:eastAsia="en-IN" w:bidi="hi-IN"/>
         </w:rPr>
         <w:pict w14:anchorId="68BBEE7D">
-          <v:rect id="_x0000_i1041" style="width:0;height:1.5pt" o:hralign="center" o:hrstd="t" o:hr="t" fillcolor="#a0a0a0" stroked="f"/>
+          <v:rect id="_x0000_i1040" style="width:0;height:1.5pt" o:hralign="center" o:hrstd="t" o:hr="t" fillcolor="#a0a0a0" stroked="f"/>
         </w:pict>
       </w:r>
     </w:p>
@@ -20600,7 +20578,7 @@
           <w:lang w:eastAsia="en-IN" w:bidi="hi-IN"/>
         </w:rPr>
         <w:pict w14:anchorId="4A5FC380">
-          <v:rect id="_x0000_i1181" style="width:0;height:1.5pt" o:hralign="center" o:hrstd="t" o:hr="t" fillcolor="#a0a0a0" stroked="f"/>
+          <v:rect id="_x0000_i1041" style="width:0;height:1.5pt" o:hralign="center" o:hrstd="t" o:hr="t" fillcolor="#a0a0a0" stroked="f"/>
         </w:pict>
       </w:r>
     </w:p>
@@ -22720,6 +22698,7 @@
       <w:r>
         <w:rPr>
           <w:rFonts w:ascii="Times New Roman" w:eastAsia="Times New Roman" w:hAnsi="Times New Roman" w:cs="Times New Roman"/>
+          <w:noProof/>
           <w:sz w:val="24"/>
           <w:szCs w:val="24"/>
           <w:lang w:eastAsia="en-IN" w:bidi="hi-IN"/>
@@ -23206,7 +23185,7 @@
           <w:lang w:eastAsia="en-IN" w:bidi="hi-IN"/>
         </w:rPr>
         <w:pict w14:anchorId="06AB7775">
-          <v:rect id="_x0000_i1186" style="width:0;height:1.5pt" o:hralign="center" o:hrstd="t" o:hr="t" fillcolor="#a0a0a0" stroked="f"/>
+          <v:rect id="_x0000_i1046" style="width:0;height:1.5pt" o:hralign="center" o:hrstd="t" o:hr="t" fillcolor="#a0a0a0" stroked="f"/>
         </w:pict>
       </w:r>
     </w:p>
@@ -23904,7 +23883,29 @@
           <w:lang w:eastAsia="en-IN" w:bidi="hi-IN"/>
         </w:rPr>
         <w:lastRenderedPageBreak/>
-        <w:t>1. User Registration — Sequence Diagram</w:t>
+        <w:t>1.</w:t>
+      </w:r>
+      <w:r>
+        <w:rPr>
+          <w:rFonts w:ascii="Times New Roman" w:eastAsia="Times New Roman" w:hAnsi="Times New Roman" w:cs="Times New Roman"/>
+          <w:b/>
+          <w:bCs/>
+          <w:sz w:val="36"/>
+          <w:szCs w:val="36"/>
+          <w:lang w:eastAsia="en-IN" w:bidi="hi-IN"/>
+        </w:rPr>
+        <w:t xml:space="preserve"> Authentication &amp; Authorization </w:t>
+      </w:r>
+      <w:r>
+        <w:rPr>
+          <w:rFonts w:ascii="Times New Roman" w:eastAsia="Times New Roman" w:hAnsi="Times New Roman" w:cs="Times New Roman"/>
+          <w:b/>
+          <w:bCs/>
+          <w:sz w:val="36"/>
+          <w:szCs w:val="36"/>
+          <w:lang w:eastAsia="en-IN" w:bidi="hi-IN"/>
+        </w:rPr>
+        <w:t>— Sequence Diagram</w:t>
       </w:r>
     </w:p>
     <w:p>
@@ -24452,7 +24453,7 @@
           <w:lang w:eastAsia="en-IN" w:bidi="hi-IN"/>
         </w:rPr>
         <w:pict w14:anchorId="2AB68BF5">
-          <v:rect id="_x0000_i1194" style="width:0;height:1.5pt" o:hralign="center" o:hrstd="t" o:hr="t" fillcolor="#a0a0a0" stroked="f"/>
+          <v:rect id="_x0000_i1049" style="width:0;height:1.5pt" o:hralign="center" o:hrstd="t" o:hr="t" fillcolor="#a0a0a0" stroked="f"/>
         </w:pict>
       </w:r>
     </w:p>
@@ -24519,10 +24520,10 @@
           <w:noProof/>
         </w:rPr>
         <w:drawing>
-          <wp:inline distT="0" distB="0" distL="0" distR="0" wp14:anchorId="2B68BE70" wp14:editId="0A543D95">
-            <wp:extent cx="5731510" cy="2555240"/>
-            <wp:effectExtent l="0" t="0" r="2540" b="0"/>
-            <wp:docPr id="402293046" name="Picture 1" descr="PlantUML Diagram"/>
+          <wp:inline distT="0" distB="0" distL="0" distR="0" wp14:anchorId="1A42E0CC" wp14:editId="26712CED">
+            <wp:extent cx="5731510" cy="3044190"/>
+            <wp:effectExtent l="0" t="0" r="2540" b="3810"/>
+            <wp:docPr id="1806060680" name="Picture 2" descr="PlantUML Diagram"/>
             <wp:cNvGraphicFramePr>
               <a:graphicFrameLocks xmlns:a="http://schemas.openxmlformats.org/drawingml/2006/main" noChangeAspect="1"/>
             </wp:cNvGraphicFramePr>
@@ -24530,7 +24531,7 @@
               <a:graphicData uri="http://schemas.openxmlformats.org/drawingml/2006/picture">
                 <pic:pic xmlns:pic="http://schemas.openxmlformats.org/drawingml/2006/picture">
                   <pic:nvPicPr>
-                    <pic:cNvPr id="0" name="Picture 1" descr="PlantUML Diagram"/>
+                    <pic:cNvPr id="0" name="Picture 33" descr="PlantUML Diagram"/>
                     <pic:cNvPicPr>
                       <a:picLocks noChangeAspect="1" noChangeArrowheads="1"/>
                     </pic:cNvPicPr>
@@ -24551,7 +24552,7 @@
                   <pic:spPr bwMode="auto">
                     <a:xfrm>
                       <a:off x="0" y="0"/>
-                      <a:ext cx="5731510" cy="2555240"/>
+                      <a:ext cx="5731510" cy="3044190"/>
                     </a:xfrm>
                     <a:prstGeom prst="rect">
                       <a:avLst/>
@@ -24611,7 +24612,16 @@
           <w:szCs w:val="24"/>
           <w:lang w:eastAsia="en-IN" w:bidi="hi-IN"/>
         </w:rPr>
-        <w:t>The administrator configures or updates tariff plans, which are stored centrally and communicated to consumers.</w:t>
+        <w:t>The administrator configures or updates tariff plans, which are stored centrally</w:t>
+      </w:r>
+      <w:r>
+        <w:rPr>
+          <w:rFonts w:ascii="Times New Roman" w:eastAsia="Times New Roman" w:hAnsi="Times New Roman" w:cs="Times New Roman"/>
+          <w:sz w:val="24"/>
+          <w:szCs w:val="24"/>
+          <w:lang w:eastAsia="en-IN" w:bidi="hi-IN"/>
+        </w:rPr>
+        <w:t>.</w:t>
       </w:r>
     </w:p>
     <w:p>
@@ -24719,32 +24729,6 @@
     </w:p>
     <w:p>
       <w:pPr>
-        <w:pStyle w:val="ListParagraph"/>
-        <w:numPr>
-          <w:ilvl w:val="0"/>
-          <w:numId w:val="86"/>
-        </w:numPr>
-        <w:spacing w:before="100" w:beforeAutospacing="1" w:after="100" w:afterAutospacing="1" w:line="240" w:lineRule="auto"/>
-        <w:outlineLvl w:val="2"/>
-        <w:rPr>
-          <w:rFonts w:ascii="Times New Roman" w:eastAsia="Times New Roman" w:hAnsi="Times New Roman" w:cs="Times New Roman"/>
-          <w:sz w:val="24"/>
-          <w:szCs w:val="24"/>
-          <w:lang w:eastAsia="en-IN" w:bidi="hi-IN"/>
-        </w:rPr>
-      </w:pPr>
-      <w:r>
-        <w:rPr>
-          <w:rFonts w:ascii="Times New Roman" w:eastAsia="Times New Roman" w:hAnsi="Times New Roman" w:cs="Times New Roman"/>
-          <w:sz w:val="24"/>
-          <w:szCs w:val="24"/>
-          <w:lang w:eastAsia="en-IN" w:bidi="hi-IN"/>
-        </w:rPr>
-        <w:t>Notification Service informs consumers about tariff updates.</w:t>
-      </w:r>
-    </w:p>
-    <w:p>
-      <w:pPr>
         <w:spacing w:before="100" w:beforeAutospacing="1" w:after="100" w:afterAutospacing="1" w:line="240" w:lineRule="auto"/>
         <w:outlineLvl w:val="2"/>
         <w:rPr>
@@ -24916,7 +24900,7 @@
           <w:lang w:eastAsia="en-IN" w:bidi="hi-IN"/>
         </w:rPr>
         <w:pict w14:anchorId="6A91E5DF">
-          <v:rect id="_x0000_i1051" style="width:0;height:1.5pt" o:hralign="center" o:hrstd="t" o:hr="t" fillcolor="#a0a0a0" stroked="f"/>
+          <v:rect id="_x0000_i1050" style="width:0;height:1.5pt" o:hralign="center" o:hrstd="t" o:hr="t" fillcolor="#a0a0a0" stroked="f"/>
         </w:pict>
       </w:r>
     </w:p>
@@ -25460,7 +25444,7 @@
           <w:lang w:eastAsia="en-IN" w:bidi="hi-IN"/>
         </w:rPr>
         <w:pict w14:anchorId="2A461FA8">
-          <v:rect id="_x0000_i1052" style="width:0;height:1.5pt" o:hralign="center" o:hrstd="t" o:hr="t" fillcolor="#a0a0a0" stroked="f"/>
+          <v:rect id="_x0000_i1051" style="width:0;height:1.5pt" o:hralign="center" o:hrstd="t" o:hr="t" fillcolor="#a0a0a0" stroked="f"/>
         </w:pict>
       </w:r>
     </w:p>
@@ -25973,7 +25957,7 @@
           <w:lang w:eastAsia="en-IN" w:bidi="hi-IN"/>
         </w:rPr>
         <w:pict w14:anchorId="1891BF4A">
-          <v:rect id="_x0000_i1053" style="width:0;height:1.5pt" o:hralign="center" o:hrstd="t" o:hr="t" fillcolor="#a0a0a0" stroked="f"/>
+          <v:rect id="_x0000_i1052" style="width:0;height:1.5pt" o:hralign="center" o:hrstd="t" o:hr="t" fillcolor="#a0a0a0" stroked="f"/>
         </w:pict>
       </w:r>
     </w:p>
@@ -26532,7 +26516,7 @@
           <w:lang w:eastAsia="en-IN" w:bidi="hi-IN"/>
         </w:rPr>
         <w:pict w14:anchorId="7B507477">
-          <v:rect id="_x0000_i1054" style="width:0;height:1.5pt" o:hralign="center" o:hrstd="t" o:hr="t" fillcolor="#a0a0a0" stroked="f"/>
+          <v:rect id="_x0000_i1053" style="width:0;height:1.5pt" o:hralign="center" o:hrstd="t" o:hr="t" fillcolor="#a0a0a0" stroked="f"/>
         </w:pict>
       </w:r>
     </w:p>
@@ -26589,18 +26573,7 @@
           <w:lang w:eastAsia="en-IN" w:bidi="hi-IN"/>
         </w:rPr>
         <w:lastRenderedPageBreak/>
-        <w:t>Payment &amp; Accounting</w:t>
-      </w:r>
-      <w:r>
-        <w:rPr>
-          <w:rFonts w:ascii="Times New Roman" w:eastAsia="Times New Roman" w:hAnsi="Times New Roman" w:cs="Times New Roman"/>
-          <w:b/>
-          <w:bCs/>
-          <w:sz w:val="36"/>
-          <w:szCs w:val="36"/>
-          <w:lang w:eastAsia="en-IN" w:bidi="hi-IN"/>
-        </w:rPr>
-        <w:t xml:space="preserve"> </w:t>
+        <w:t xml:space="preserve">Payment &amp; Accounting </w:t>
       </w:r>
       <w:r>
         <w:rPr>
@@ -27082,7 +27055,7 @@
           <w:lang w:eastAsia="en-IN" w:bidi="hi-IN"/>
         </w:rPr>
         <w:pict w14:anchorId="5A62EE03">
-          <v:rect id="_x0000_i1196" style="width:0;height:1.5pt" o:hralign="center" o:hrstd="t" o:hr="t" fillcolor="#a0a0a0" stroked="f"/>
+          <v:rect id="_x0000_i1054" style="width:0;height:1.5pt" o:hralign="center" o:hrstd="t" o:hr="t" fillcolor="#a0a0a0" stroked="f"/>
         </w:pict>
       </w:r>
     </w:p>
@@ -41184,6 +41157,7 @@
   <w:style w:type="character" w:default="1" w:styleId="DefaultParagraphFont">
     <w:name w:val="Default Paragraph Font"/>
     <w:uiPriority w:val="1"/>
+    <w:semiHidden/>
     <w:unhideWhenUsed/>
   </w:style>
   <w:style w:type="table" w:default="1" w:styleId="TableNormal">
